--- a/examples/Hematologie_Hematopoiese_2025-2026.docx
+++ b/examples/Hematologie_Hematopoiese_2025-2026.docx
@@ -1047,6 +1047,7 @@
     </w:p>
     <w:p>
       <w:pPr>
+        <w:keepNext/>
         <w:shd w:val="clear" w:color="auto" w:fill="E11D48"/>
         <w:spacing w:before="40" w:after="200"/>
       </w:pPr>
@@ -2571,6 +2572,7 @@
     </w:p>
     <w:p>
       <w:pPr>
+        <w:keepNext/>
         <w:shd w:val="clear" w:color="auto" w:fill="E11D48"/>
         <w:spacing w:before="40" w:after="200"/>
       </w:pPr>
@@ -4040,66 +4042,75 @@
           </w:p>
         </w:tc>
       </w:tr>
+      <w:tr>
+        <w:tc>
+          <w:tcPr>
+            <w:tcW w:type="dxa" w:w="9865"/>
+            <w:gridSpan w:val="2"/>
+            <w:vAlign w:val="center"/>
+          </w:tcPr>
+          <w:p>
+            <w:pPr>
+              <w:spacing w:before="60"/>
+              <w:jc w:val="center"/>
+            </w:pPr>
+            <w:r>
+              <w:drawing>
+                <wp:inline xmlns:a="http://schemas.openxmlformats.org/drawingml/2006/main" xmlns:pic="http://schemas.openxmlformats.org/drawingml/2006/picture">
+                  <wp:extent cx="4752000" cy="2435712"/>
+                  <wp:docPr id="2" name="Picture 2"/>
+                  <wp:cNvGraphicFramePr>
+                    <a:graphicFrameLocks noChangeAspect="1"/>
+                  </wp:cNvGraphicFramePr>
+                  <a:graphic>
+                    <a:graphicData uri="http://schemas.openxmlformats.org/drawingml/2006/picture">
+                      <pic:pic>
+                        <pic:nvPicPr>
+                          <pic:cNvPr id="0" name="hemato_cascade.png"/>
+                          <pic:cNvPicPr/>
+                        </pic:nvPicPr>
+                        <pic:blipFill>
+                          <a:blip r:embed="rId12"/>
+                          <a:stretch>
+                            <a:fillRect/>
+                          </a:stretch>
+                        </pic:blipFill>
+                        <pic:spPr>
+                          <a:xfrm>
+                            <a:off x="0" y="0"/>
+                            <a:ext cx="4752000" cy="2435712"/>
+                          </a:xfrm>
+                          <a:prstGeom prst="rect"/>
+                        </pic:spPr>
+                      </pic:pic>
+                    </a:graphicData>
+                  </a:graphic>
+                </wp:inline>
+              </w:drawing>
+            </w:r>
+          </w:p>
+          <w:p>
+            <w:pPr>
+              <w:spacing w:before="20" w:after="60"/>
+              <w:jc w:val="center"/>
+            </w:pPr>
+            <w:r>
+              <w:rPr>
+                <w:rFonts w:ascii="Cormorant Garamond" w:hAnsi="Cormorant Garamond"/>
+                <w:i/>
+                <w:color w:val="9CA3AF"/>
+                <w:sz w:val="18"/>
+              </w:rPr>
+              <w:t>Figure 1 — Cascade hématopoïétique : de la cellule souche aux cellules matures du sang.</w:t>
+            </w:r>
+          </w:p>
+        </w:tc>
+      </w:tr>
     </w:tbl>
     <w:p>
       <w:pPr>
         <w:spacing w:after="80"/>
       </w:pPr>
-    </w:p>
-    <w:p>
-      <w:pPr>
-        <w:spacing w:before="160"/>
-        <w:jc w:val="center"/>
-      </w:pPr>
-      <w:r>
-        <w:drawing>
-          <wp:inline xmlns:a="http://schemas.openxmlformats.org/drawingml/2006/main" xmlns:pic="http://schemas.openxmlformats.org/drawingml/2006/picture">
-            <wp:extent cx="5400000" cy="2767855"/>
-            <wp:docPr id="2" name="Picture 2"/>
-            <wp:cNvGraphicFramePr>
-              <a:graphicFrameLocks noChangeAspect="1"/>
-            </wp:cNvGraphicFramePr>
-            <a:graphic>
-              <a:graphicData uri="http://schemas.openxmlformats.org/drawingml/2006/picture">
-                <pic:pic>
-                  <pic:nvPicPr>
-                    <pic:cNvPr id="0" name="hemato_cascade.png"/>
-                    <pic:cNvPicPr/>
-                  </pic:nvPicPr>
-                  <pic:blipFill>
-                    <a:blip r:embed="rId12"/>
-                    <a:stretch>
-                      <a:fillRect/>
-                    </a:stretch>
-                  </pic:blipFill>
-                  <pic:spPr>
-                    <a:xfrm>
-                      <a:off x="0" y="0"/>
-                      <a:ext cx="5400000" cy="2767855"/>
-                    </a:xfrm>
-                    <a:prstGeom prst="rect"/>
-                  </pic:spPr>
-                </pic:pic>
-              </a:graphicData>
-            </a:graphic>
-          </wp:inline>
-        </w:drawing>
-      </w:r>
-    </w:p>
-    <w:p>
-      <w:pPr>
-        <w:spacing w:after="160"/>
-        <w:jc w:val="center"/>
-      </w:pPr>
-      <w:r>
-        <w:rPr>
-          <w:rFonts w:ascii="Cormorant Garamond" w:hAnsi="Cormorant Garamond"/>
-          <w:i/>
-          <w:color w:val="9CA3AF"/>
-          <w:sz w:val="19"/>
-        </w:rPr>
-        <w:t>Figure 1 — Cascade hématopoïétique : de la cellule souche aux cellules matures du sang.</w:t>
-      </w:r>
     </w:p>
     <w:p>
       <w:r>
@@ -4108,6 +4119,7 @@
     </w:p>
     <w:p>
       <w:pPr>
+        <w:keepNext/>
         <w:shd w:val="clear" w:color="auto" w:fill="E11D48"/>
         <w:spacing w:before="40" w:after="200"/>
       </w:pPr>
@@ -5509,6 +5521,7 @@
     </w:p>
     <w:p>
       <w:pPr>
+        <w:keepNext/>
         <w:shd w:val="clear" w:color="auto" w:fill="E11D48"/>
         <w:spacing w:before="40" w:after="200"/>
       </w:pPr>
@@ -6374,66 +6387,75 @@
           </w:p>
         </w:tc>
       </w:tr>
+      <w:tr>
+        <w:tc>
+          <w:tcPr>
+            <w:tcW w:type="dxa" w:w="9865"/>
+            <w:gridSpan w:val="2"/>
+            <w:vAlign w:val="center"/>
+          </w:tcPr>
+          <w:p>
+            <w:pPr>
+              <w:spacing w:before="60"/>
+              <w:jc w:val="center"/>
+            </w:pPr>
+            <w:r>
+              <w:drawing>
+                <wp:inline xmlns:a="http://schemas.openxmlformats.org/drawingml/2006/main" xmlns:pic="http://schemas.openxmlformats.org/drawingml/2006/picture">
+                  <wp:extent cx="4668782" cy="2448000"/>
+                  <wp:docPr id="3" name="Picture 3"/>
+                  <wp:cNvGraphicFramePr>
+                    <a:graphicFrameLocks noChangeAspect="1"/>
+                  </wp:cNvGraphicFramePr>
+                  <a:graphic>
+                    <a:graphicData uri="http://schemas.openxmlformats.org/drawingml/2006/picture">
+                      <pic:pic>
+                        <pic:nvPicPr>
+                          <pic:cNvPr id="0" name="hemato_erythropoiese.png"/>
+                          <pic:cNvPicPr/>
+                        </pic:nvPicPr>
+                        <pic:blipFill>
+                          <a:blip r:embed="rId13"/>
+                          <a:stretch>
+                            <a:fillRect/>
+                          </a:stretch>
+                        </pic:blipFill>
+                        <pic:spPr>
+                          <a:xfrm>
+                            <a:off x="0" y="0"/>
+                            <a:ext cx="4668782" cy="2448000"/>
+                          </a:xfrm>
+                          <a:prstGeom prst="rect"/>
+                        </pic:spPr>
+                      </pic:pic>
+                    </a:graphicData>
+                  </a:graphic>
+                </wp:inline>
+              </w:drawing>
+            </w:r>
+          </w:p>
+          <w:p>
+            <w:pPr>
+              <w:spacing w:before="20" w:after="60"/>
+              <w:jc w:val="center"/>
+            </w:pPr>
+            <w:r>
+              <w:rPr>
+                <w:rFonts w:ascii="Cormorant Garamond" w:hAnsi="Cormorant Garamond"/>
+                <w:i/>
+                <w:color w:val="9CA3AF"/>
+                <w:sz w:val="18"/>
+              </w:rPr>
+              <w:t>Figure 2 — Érythropoïèse : de la BFU-E à l'hématie mature.</w:t>
+            </w:r>
+          </w:p>
+        </w:tc>
+      </w:tr>
     </w:tbl>
     <w:p>
       <w:pPr>
         <w:spacing w:after="80"/>
       </w:pPr>
-    </w:p>
-    <w:p>
-      <w:pPr>
-        <w:spacing w:before="160"/>
-        <w:jc w:val="center"/>
-      </w:pPr>
-      <w:r>
-        <w:drawing>
-          <wp:inline xmlns:a="http://schemas.openxmlformats.org/drawingml/2006/main" xmlns:pic="http://schemas.openxmlformats.org/drawingml/2006/picture">
-            <wp:extent cx="5400000" cy="2831402"/>
-            <wp:docPr id="3" name="Picture 3"/>
-            <wp:cNvGraphicFramePr>
-              <a:graphicFrameLocks noChangeAspect="1"/>
-            </wp:cNvGraphicFramePr>
-            <a:graphic>
-              <a:graphicData uri="http://schemas.openxmlformats.org/drawingml/2006/picture">
-                <pic:pic>
-                  <pic:nvPicPr>
-                    <pic:cNvPr id="0" name="hemato_erythropoiese.png"/>
-                    <pic:cNvPicPr/>
-                  </pic:nvPicPr>
-                  <pic:blipFill>
-                    <a:blip r:embed="rId13"/>
-                    <a:stretch>
-                      <a:fillRect/>
-                    </a:stretch>
-                  </pic:blipFill>
-                  <pic:spPr>
-                    <a:xfrm>
-                      <a:off x="0" y="0"/>
-                      <a:ext cx="5400000" cy="2831402"/>
-                    </a:xfrm>
-                    <a:prstGeom prst="rect"/>
-                  </pic:spPr>
-                </pic:pic>
-              </a:graphicData>
-            </a:graphic>
-          </wp:inline>
-        </w:drawing>
-      </w:r>
-    </w:p>
-    <w:p>
-      <w:pPr>
-        <w:spacing w:after="160"/>
-        <w:jc w:val="center"/>
-      </w:pPr>
-      <w:r>
-        <w:rPr>
-          <w:rFonts w:ascii="Cormorant Garamond" w:hAnsi="Cormorant Garamond"/>
-          <w:i/>
-          <w:color w:val="9CA3AF"/>
-          <w:sz w:val="19"/>
-        </w:rPr>
-        <w:t>Figure 2 — Érythropoïèse : de la BFU-E à l'hématie mature.</w:t>
-      </w:r>
     </w:p>
     <w:tbl>
       <w:tblPr>
@@ -8278,6 +8300,7 @@
     </w:p>
     <w:p>
       <w:pPr>
+        <w:keepNext/>
         <w:shd w:val="clear" w:color="auto" w:fill="E11D48"/>
         <w:spacing w:before="40" w:after="200"/>
       </w:pPr>
@@ -9962,6 +9985,7 @@
     </w:p>
     <w:p>
       <w:pPr>
+        <w:keepNext/>
         <w:shd w:val="clear" w:color="auto" w:fill="E11D48"/>
         <w:spacing w:before="40" w:after="200"/>
       </w:pPr>
@@ -10812,842 +10836,66 @@
           </w:p>
         </w:tc>
       </w:tr>
-    </w:tbl>
-    <w:p>
-      <w:pPr>
-        <w:spacing w:after="80"/>
-      </w:pPr>
-    </w:p>
-    <w:p>
-      <w:pPr>
-        <w:spacing w:before="160"/>
-        <w:jc w:val="center"/>
-      </w:pPr>
-      <w:r>
-        <w:drawing>
-          <wp:inline xmlns:a="http://schemas.openxmlformats.org/drawingml/2006/main" xmlns:pic="http://schemas.openxmlformats.org/drawingml/2006/picture">
-            <wp:extent cx="5400000" cy="2174392"/>
-            <wp:docPr id="4" name="Picture 4"/>
-            <wp:cNvGraphicFramePr>
-              <a:graphicFrameLocks noChangeAspect="1"/>
-            </wp:cNvGraphicFramePr>
-            <a:graphic>
-              <a:graphicData uri="http://schemas.openxmlformats.org/drawingml/2006/picture">
-                <pic:pic>
-                  <pic:nvPicPr>
-                    <pic:cNvPr id="0" name="hemato_granulopoiese.png"/>
-                    <pic:cNvPicPr/>
-                  </pic:nvPicPr>
-                  <pic:blipFill>
-                    <a:blip r:embed="rId14"/>
-                    <a:stretch>
-                      <a:fillRect/>
-                    </a:stretch>
-                  </pic:blipFill>
-                  <pic:spPr>
-                    <a:xfrm>
-                      <a:off x="0" y="0"/>
-                      <a:ext cx="5400000" cy="2174392"/>
-                    </a:xfrm>
-                    <a:prstGeom prst="rect"/>
-                  </pic:spPr>
-                </pic:pic>
-              </a:graphicData>
-            </a:graphic>
-          </wp:inline>
-        </w:drawing>
-      </w:r>
-    </w:p>
-    <w:p>
-      <w:pPr>
-        <w:spacing w:after="160"/>
-        <w:jc w:val="center"/>
-      </w:pPr>
-      <w:r>
-        <w:rPr>
-          <w:rFonts w:ascii="Cormorant Garamond" w:hAnsi="Cormorant Garamond"/>
-          <w:i/>
-          <w:color w:val="9CA3AF"/>
-          <w:sz w:val="19"/>
-        </w:rPr>
-        <w:t>Figure 3 — Granulopoïèse neutrophile : du myéloblaste au polynucléaire.</w:t>
-      </w:r>
-    </w:p>
-    <w:tbl>
-      <w:tblPr>
-        <w:tblW w:type="auto" w:w="0"/>
-        <w:jc w:val="center"/>
-        <w:tblBorders>
-          <w:top w:val="single" w:sz="4" w:space="0" w:color="9CA3AF"/>
-          <w:left w:val="single" w:sz="4" w:space="0" w:color="9CA3AF"/>
-          <w:bottom w:val="single" w:sz="4" w:space="0" w:color="9CA3AF"/>
-          <w:right w:val="single" w:sz="4" w:space="0" w:color="9CA3AF"/>
-          <w:insideH w:val="single" w:sz="4" w:space="0" w:color="9CA3AF"/>
-          <w:insideV w:val="single" w:sz="4" w:space="0" w:color="9CA3AF"/>
-        </w:tblBorders>
-        <w:tblLayout w:type="fixed"/>
-        <w:tblLook w:firstColumn="1" w:firstRow="1" w:lastColumn="0" w:lastRow="0" w:noHBand="0" w:noVBand="1" w:val="04A0"/>
-      </w:tblPr>
-      <w:tblGrid>
-        <w:gridCol w:w="4933"/>
-        <w:gridCol w:w="4933"/>
-      </w:tblGrid>
       <w:tr>
-        <w:trPr>
-          <w:tblHeader w:val="true"/>
-        </w:trPr>
         <w:tc>
           <w:tcPr>
-            <w:tcW w:type="dxa" w:w="2663"/>
-            <w:shd w:val="clear" w:color="auto" w:fill="E11D48"/>
+            <w:tcW w:type="dxa" w:w="9865"/>
+            <w:gridSpan w:val="2"/>
             <w:vAlign w:val="center"/>
           </w:tcPr>
           <w:p>
             <w:pPr>
+              <w:spacing w:before="60"/>
               <w:jc w:val="center"/>
             </w:pPr>
             <w:r>
-              <w:rPr>
-                <w:rFonts w:ascii="Cormorant Garamond" w:hAnsi="Cormorant Garamond"/>
-                <w:b/>
-                <w:i/>
-                <w:color w:val="FFFFFF"/>
-                <w:sz w:val="26"/>
-              </w:rPr>
-              <w:t>VI</w:t>
-            </w:r>
-          </w:p>
-        </w:tc>
-        <w:tc>
-          <w:tcPr>
-            <w:tcW w:type="dxa" w:w="7201"/>
-            <w:shd w:val="clear" w:color="auto" w:fill="FCE7EC"/>
-            <w:vAlign w:val="center"/>
-          </w:tcPr>
-          <w:p>
-            <w:pPr>
-              <w:jc w:val="center"/>
-            </w:pPr>
-            <w:r>
-              <w:rPr>
-                <w:rFonts w:ascii="Playfair Display" w:hAnsi="Playfair Display"/>
-                <w:b/>
-                <w:color w:val="9F1239"/>
-                <w:sz w:val="26"/>
-              </w:rPr>
-              <w:t>B.  Monocytes et lymphocytes</w:t>
-            </w:r>
-          </w:p>
-        </w:tc>
-      </w:tr>
-      <w:tr>
-        <w:tc>
-          <w:tcPr>
-            <w:tcW w:type="dxa" w:w="2663"/>
-            <w:shd w:val="clear" w:color="auto" w:fill="FAF7F2"/>
-            <w:vAlign w:val="center"/>
-          </w:tcPr>
-          <w:p>
-            <w:pPr>
-              <w:jc w:val="center"/>
-            </w:pPr>
-            <w:r>
-              <w:rPr>
-                <w:rFonts w:ascii="Inter" w:hAnsi="Inter"/>
-                <w:b/>
-                <w:i w:val="0"/>
-                <w:color w:val="1F2937"/>
-                <w:sz w:val="20"/>
-              </w:rPr>
-              <w:t>Monocytes</w:t>
-            </w:r>
-          </w:p>
-        </w:tc>
-        <w:tc>
-          <w:tcPr>
-            <w:tcW w:type="dxa" w:w="7201"/>
-            <w:vAlign w:val="top"/>
-          </w:tcPr>
-          <w:p>
-            <w:pPr>
-              <w:pStyle w:val="ListBullet"/>
-              <w:spacing w:after="40"/>
-            </w:pPr>
-            <w:r>
-              <w:rPr>
-                <w:rFonts w:ascii="Inter" w:hAnsi="Inter"/>
-                <w:b w:val="0"/>
-                <w:i w:val="0"/>
-                <w:color w:val="1F2937"/>
-                <w:sz w:val="20"/>
-              </w:rPr>
-              <w:t xml:space="preserve">Progéniteurs : </w:t>
-            </w:r>
-            <w:r>
-              <w:rPr>
-                <w:rFonts w:ascii="Inter" w:hAnsi="Inter"/>
-                <w:b/>
-                <w:i w:val="0"/>
-                <w:color w:val="BE123C"/>
-                <w:sz w:val="20"/>
-              </w:rPr>
-              <w:t>CFU-GM → CFU-M</w:t>
-            </w:r>
-            <w:r>
-              <w:rPr>
-                <w:rFonts w:ascii="Inter" w:hAnsi="Inter"/>
-                <w:b w:val="0"/>
-                <w:i w:val="0"/>
-                <w:color w:val="1F2937"/>
-                <w:sz w:val="20"/>
-              </w:rPr>
-              <w:t xml:space="preserve"> ; monocytopoïèse rapide (~</w:t>
-            </w:r>
-            <w:r>
-              <w:rPr>
-                <w:rFonts w:ascii="Inter" w:hAnsi="Inter"/>
-                <w:b/>
-                <w:i w:val="0"/>
-                <w:color w:val="BE123C"/>
-                <w:sz w:val="20"/>
-              </w:rPr>
-              <w:t>48 h</w:t>
-            </w:r>
-            <w:r>
-              <w:rPr>
-                <w:rFonts w:ascii="Inter" w:hAnsi="Inter"/>
-                <w:b w:val="0"/>
-                <w:i w:val="0"/>
-                <w:color w:val="1F2937"/>
-                <w:sz w:val="20"/>
-              </w:rPr>
-              <w:t xml:space="preserve">) ; </w:t>
-            </w:r>
-            <w:r>
-              <w:rPr>
-                <w:rFonts w:ascii="Inter" w:hAnsi="Inter"/>
-                <w:b/>
-                <w:i w:val="0"/>
-                <w:color w:val="BE123C"/>
-                <w:sz w:val="20"/>
-              </w:rPr>
-              <w:t>M-CSF</w:t>
-            </w:r>
-            <w:r>
-              <w:rPr>
-                <w:rFonts w:ascii="Inter" w:hAnsi="Inter"/>
-                <w:b w:val="0"/>
-                <w:i w:val="0"/>
-                <w:color w:val="1F2937"/>
-                <w:sz w:val="20"/>
-              </w:rPr>
-              <w:t xml:space="preserve"> spécifique de la lignée</w:t>
+              <w:drawing>
+                <wp:inline xmlns:a="http://schemas.openxmlformats.org/drawingml/2006/main" xmlns:pic="http://schemas.openxmlformats.org/drawingml/2006/picture">
+                  <wp:extent cx="4752000" cy="1913465"/>
+                  <wp:docPr id="4" name="Picture 4"/>
+                  <wp:cNvGraphicFramePr>
+                    <a:graphicFrameLocks noChangeAspect="1"/>
+                  </wp:cNvGraphicFramePr>
+                  <a:graphic>
+                    <a:graphicData uri="http://schemas.openxmlformats.org/drawingml/2006/picture">
+                      <pic:pic>
+                        <pic:nvPicPr>
+                          <pic:cNvPr id="0" name="hemato_granulopoiese.png"/>
+                          <pic:cNvPicPr/>
+                        </pic:nvPicPr>
+                        <pic:blipFill>
+                          <a:blip r:embed="rId14"/>
+                          <a:stretch>
+                            <a:fillRect/>
+                          </a:stretch>
+                        </pic:blipFill>
+                        <pic:spPr>
+                          <a:xfrm>
+                            <a:off x="0" y="0"/>
+                            <a:ext cx="4752000" cy="1913465"/>
+                          </a:xfrm>
+                          <a:prstGeom prst="rect"/>
+                        </pic:spPr>
+                      </pic:pic>
+                    </a:graphicData>
+                  </a:graphic>
+                </wp:inline>
+              </w:drawing>
             </w:r>
           </w:p>
           <w:p>
             <w:pPr>
-              <w:pStyle w:val="ListBullet"/>
-              <w:spacing w:after="40"/>
-            </w:pPr>
-            <w:r>
-              <w:rPr>
-                <w:rFonts w:ascii="Inter" w:hAnsi="Inter"/>
-                <w:b w:val="0"/>
-                <w:i w:val="0"/>
-                <w:color w:val="1F2937"/>
-                <w:sz w:val="20"/>
-              </w:rPr>
-              <w:t>Séjour sanguin 2-3 j puis passage tissulaire :</w:t>
-            </w:r>
-          </w:p>
-          <w:p>
-            <w:pPr>
-              <w:pStyle w:val="ListBullet2"/>
-              <w:spacing w:after="40"/>
-            </w:pPr>
-            <w:r>
-              <w:rPr>
-                <w:rFonts w:ascii="Inter" w:hAnsi="Inter"/>
-                <w:b/>
-                <w:i w:val="0"/>
-                <w:color w:val="BE123C"/>
-                <w:sz w:val="20"/>
-              </w:rPr>
-              <w:t>macrophages</w:t>
-            </w:r>
-            <w:r>
-              <w:rPr>
-                <w:rFonts w:ascii="Inter" w:hAnsi="Inter"/>
-                <w:b w:val="0"/>
-                <w:i w:val="0"/>
-                <w:color w:val="1F2937"/>
-                <w:sz w:val="20"/>
-              </w:rPr>
-              <w:t xml:space="preserve"> : phagocytose, survivent après la phagocytose</w:t>
-            </w:r>
-          </w:p>
-          <w:p>
-            <w:pPr>
-              <w:pStyle w:val="ListBullet2"/>
-              <w:spacing w:after="40"/>
-            </w:pPr>
-            <w:r>
-              <w:rPr>
-                <w:rFonts w:ascii="Inter" w:hAnsi="Inter"/>
-                <w:b/>
-                <w:i w:val="0"/>
-                <w:color w:val="BE123C"/>
-                <w:sz w:val="20"/>
-              </w:rPr>
-              <w:t>cellules dendritiques</w:t>
-            </w:r>
-            <w:r>
-              <w:rPr>
-                <w:rFonts w:ascii="Inter" w:hAnsi="Inter"/>
-                <w:b w:val="0"/>
-                <w:i w:val="0"/>
-                <w:color w:val="1F2937"/>
-                <w:sz w:val="20"/>
-              </w:rPr>
-              <w:t xml:space="preserve"> : présentation de l'antigène aux lymphocytes T</w:t>
-            </w:r>
-          </w:p>
-        </w:tc>
-      </w:tr>
-      <w:tr>
-        <w:tc>
-          <w:tcPr>
-            <w:tcW w:type="dxa" w:w="2663"/>
-            <w:shd w:val="clear" w:color="auto" w:fill="FAF7F2"/>
-            <w:vAlign w:val="center"/>
-          </w:tcPr>
-          <w:p>
-            <w:pPr>
+              <w:spacing w:before="20" w:after="60"/>
               <w:jc w:val="center"/>
             </w:pPr>
             <w:r>
               <w:rPr>
-                <w:rFonts w:ascii="Inter" w:hAnsi="Inter"/>
-                <w:b/>
-                <w:i w:val="0"/>
-                <w:color w:val="C9A961"/>
-                <w:sz w:val="20"/>
-              </w:rPr>
-              <w:t>★</w:t>
-            </w:r>
-            <w:r>
-              <w:rPr>
-                <w:rFonts w:ascii="Inter" w:hAnsi="Inter"/>
-                <w:b/>
-                <w:i w:val="0"/>
-                <w:color w:val="1F2937"/>
-                <w:sz w:val="20"/>
-              </w:rPr>
-              <w:t xml:space="preserve"> Lymphopoïèse B</w:t>
-            </w:r>
-          </w:p>
-        </w:tc>
-        <w:tc>
-          <w:tcPr>
-            <w:tcW w:type="dxa" w:w="7201"/>
-            <w:vAlign w:val="top"/>
-          </w:tcPr>
-          <w:p>
-            <w:pPr>
-              <w:pStyle w:val="ListBullet"/>
-              <w:spacing w:after="40"/>
-            </w:pPr>
-            <w:r>
-              <w:rPr>
-                <w:rFonts w:ascii="Inter" w:hAnsi="Inter"/>
-                <w:b w:val="0"/>
-                <w:i w:val="0"/>
-                <w:color w:val="1F2937"/>
-                <w:sz w:val="20"/>
-              </w:rPr>
-              <w:t xml:space="preserve">Survient dans la </w:t>
-            </w:r>
-            <w:r>
-              <w:rPr>
-                <w:rFonts w:ascii="Inter" w:hAnsi="Inter"/>
-                <w:b/>
-                <w:i w:val="0"/>
-                <w:color w:val="BE123C"/>
-                <w:sz w:val="20"/>
-              </w:rPr>
-              <w:t>moelle osseuse</w:t>
-            </w:r>
-          </w:p>
-          <w:p>
-            <w:pPr>
-              <w:pStyle w:val="ListBullet"/>
-              <w:spacing w:after="40"/>
-            </w:pPr>
-            <w:r>
-              <w:rPr>
-                <w:rFonts w:ascii="Inter" w:hAnsi="Inter"/>
-                <w:b w:val="0"/>
-                <w:i w:val="0"/>
-                <w:color w:val="1F2937"/>
-                <w:sz w:val="20"/>
-              </w:rPr>
-              <w:t xml:space="preserve">Stades : </w:t>
-            </w:r>
-            <w:r>
-              <w:rPr>
-                <w:rFonts w:ascii="Inter" w:hAnsi="Inter"/>
-                <w:b/>
-                <w:i w:val="0"/>
-                <w:color w:val="BE123C"/>
-                <w:sz w:val="20"/>
-              </w:rPr>
-              <w:t>pro-B</w:t>
-            </w:r>
-            <w:r>
-              <w:rPr>
-                <w:rFonts w:ascii="Inter" w:hAnsi="Inter"/>
-                <w:b w:val="0"/>
-                <w:i w:val="0"/>
-                <w:color w:val="1F2937"/>
-                <w:sz w:val="20"/>
-              </w:rPr>
-              <w:t xml:space="preserve"> (CD34+ CD19+ CD10+) → </w:t>
-            </w:r>
-            <w:r>
-              <w:rPr>
-                <w:rFonts w:ascii="Inter" w:hAnsi="Inter"/>
-                <w:b/>
-                <w:i w:val="0"/>
-                <w:color w:val="BE123C"/>
-                <w:sz w:val="20"/>
-              </w:rPr>
-              <w:t>pré-B</w:t>
-            </w:r>
-            <w:r>
-              <w:rPr>
-                <w:rFonts w:ascii="Inter" w:hAnsi="Inter"/>
-                <w:b w:val="0"/>
-                <w:i w:val="0"/>
-                <w:color w:val="1F2937"/>
-                <w:sz w:val="20"/>
-              </w:rPr>
-              <w:t xml:space="preserve"> (chaîne µ intracytoplasmique) → </w:t>
-            </w:r>
-            <w:r>
-              <w:rPr>
-                <w:rFonts w:ascii="Inter" w:hAnsi="Inter"/>
-                <w:b/>
-                <w:i w:val="0"/>
-                <w:color w:val="BE123C"/>
-                <w:sz w:val="20"/>
-              </w:rPr>
-              <w:t>B immature</w:t>
-            </w:r>
-            <w:r>
-              <w:rPr>
-                <w:rFonts w:ascii="Inter" w:hAnsi="Inter"/>
-                <w:b w:val="0"/>
-                <w:i w:val="0"/>
-                <w:color w:val="1F2937"/>
-                <w:sz w:val="20"/>
-              </w:rPr>
-              <w:t xml:space="preserve"> (IgM de surface) → </w:t>
-            </w:r>
-            <w:r>
-              <w:rPr>
-                <w:rFonts w:ascii="Inter" w:hAnsi="Inter"/>
-                <w:b/>
-                <w:i w:val="0"/>
-                <w:color w:val="BE123C"/>
-                <w:sz w:val="20"/>
-              </w:rPr>
-              <w:t>B mature</w:t>
-            </w:r>
-            <w:r>
-              <w:rPr>
-                <w:rFonts w:ascii="Inter" w:hAnsi="Inter"/>
-                <w:b w:val="0"/>
-                <w:i w:val="0"/>
-                <w:color w:val="1F2937"/>
-                <w:sz w:val="20"/>
-              </w:rPr>
-              <w:t xml:space="preserve"> (IgM + IgD)</w:t>
-            </w:r>
-          </w:p>
-          <w:p>
-            <w:pPr>
-              <w:pStyle w:val="ListBullet"/>
-              <w:spacing w:after="40"/>
-            </w:pPr>
-            <w:r>
-              <w:rPr>
-                <w:rFonts w:ascii="Inter" w:hAnsi="Inter"/>
-                <w:b w:val="0"/>
-                <w:i w:val="0"/>
-                <w:color w:val="1F2937"/>
-                <w:sz w:val="20"/>
-              </w:rPr>
-              <w:t>~</w:t>
-            </w:r>
-            <w:r>
-              <w:rPr>
-                <w:rFonts w:ascii="Inter" w:hAnsi="Inter"/>
-                <w:b/>
-                <w:i w:val="0"/>
-                <w:color w:val="BE123C"/>
-                <w:sz w:val="20"/>
-              </w:rPr>
-              <w:t>10 %</w:t>
-            </w:r>
-            <w:r>
-              <w:rPr>
-                <w:rFonts w:ascii="Inter" w:hAnsi="Inter"/>
-                <w:b w:val="0"/>
-                <w:i w:val="0"/>
-                <w:color w:val="1F2937"/>
-                <w:sz w:val="20"/>
-              </w:rPr>
-              <w:t xml:space="preserve"> des lymphocytes circulants</w:t>
-            </w:r>
-          </w:p>
-        </w:tc>
-      </w:tr>
-      <w:tr>
-        <w:tc>
-          <w:tcPr>
-            <w:tcW w:type="dxa" w:w="2663"/>
-            <w:shd w:val="clear" w:color="auto" w:fill="FAF7F2"/>
-            <w:vAlign w:val="center"/>
-          </w:tcPr>
-          <w:p>
-            <w:pPr>
-              <w:jc w:val="center"/>
-            </w:pPr>
-            <w:r>
-              <w:rPr>
-                <w:rFonts w:ascii="Inter" w:hAnsi="Inter"/>
-                <w:b/>
-                <w:i w:val="0"/>
-                <w:color w:val="C9A961"/>
-                <w:sz w:val="20"/>
-              </w:rPr>
-              <w:t>★</w:t>
-            </w:r>
-            <w:r>
-              <w:rPr>
-                <w:rFonts w:ascii="Inter" w:hAnsi="Inter"/>
-                <w:b/>
-                <w:i w:val="0"/>
-                <w:color w:val="1F2937"/>
-                <w:sz w:val="20"/>
-              </w:rPr>
-              <w:t xml:space="preserve"> Lymphopoïèse T</w:t>
-            </w:r>
-          </w:p>
-        </w:tc>
-        <w:tc>
-          <w:tcPr>
-            <w:tcW w:type="dxa" w:w="7201"/>
-            <w:vAlign w:val="top"/>
-          </w:tcPr>
-          <w:p>
-            <w:pPr>
-              <w:pStyle w:val="ListBullet"/>
-              <w:spacing w:after="40"/>
-            </w:pPr>
-            <w:r>
-              <w:rPr>
-                <w:rFonts w:ascii="Inter" w:hAnsi="Inter"/>
-                <w:b w:val="0"/>
-                <w:i w:val="0"/>
-                <w:color w:val="1F2937"/>
-                <w:sz w:val="20"/>
-              </w:rPr>
-              <w:t xml:space="preserve">Survient dans le </w:t>
-            </w:r>
-            <w:r>
-              <w:rPr>
-                <w:rFonts w:ascii="Inter" w:hAnsi="Inter"/>
-                <w:b/>
-                <w:i w:val="0"/>
-                <w:color w:val="BE123C"/>
-                <w:sz w:val="20"/>
-              </w:rPr>
-              <w:t>thymus</w:t>
-            </w:r>
-          </w:p>
-          <w:p>
-            <w:pPr>
-              <w:pStyle w:val="ListBullet"/>
-              <w:spacing w:after="40"/>
-            </w:pPr>
-            <w:r>
-              <w:rPr>
-                <w:rFonts w:ascii="Inter" w:hAnsi="Inter"/>
-                <w:b w:val="0"/>
-                <w:i w:val="0"/>
-                <w:color w:val="1F2937"/>
-                <w:sz w:val="20"/>
-              </w:rPr>
-              <w:t xml:space="preserve">Stades : </w:t>
-            </w:r>
-            <w:r>
-              <w:rPr>
-                <w:rFonts w:ascii="Inter" w:hAnsi="Inter"/>
-                <w:b/>
-                <w:i w:val="0"/>
-                <w:color w:val="BE123C"/>
-                <w:sz w:val="20"/>
-              </w:rPr>
-              <w:t>prothymocyte</w:t>
-            </w:r>
-            <w:r>
-              <w:rPr>
-                <w:rFonts w:ascii="Inter" w:hAnsi="Inter"/>
-                <w:b w:val="0"/>
-                <w:i w:val="0"/>
-                <w:color w:val="1F2937"/>
-                <w:sz w:val="20"/>
-              </w:rPr>
-              <w:t xml:space="preserve"> (CD2+ CD7+) → </w:t>
-            </w:r>
-            <w:r>
-              <w:rPr>
-                <w:rFonts w:ascii="Inter" w:hAnsi="Inter"/>
-                <w:b/>
-                <w:i w:val="0"/>
-                <w:color w:val="BE123C"/>
-                <w:sz w:val="20"/>
-              </w:rPr>
-              <w:t>thymocyte cortical</w:t>
-            </w:r>
-            <w:r>
-              <w:rPr>
-                <w:rFonts w:ascii="Inter" w:hAnsi="Inter"/>
-                <w:b w:val="0"/>
-                <w:i w:val="0"/>
-                <w:color w:val="1F2937"/>
-                <w:sz w:val="20"/>
-              </w:rPr>
-              <w:t xml:space="preserve"> (CD4+ CD8+) → </w:t>
-            </w:r>
-            <w:r>
-              <w:rPr>
-                <w:rFonts w:ascii="Inter" w:hAnsi="Inter"/>
-                <w:b/>
-                <w:i w:val="0"/>
-                <w:color w:val="BE123C"/>
-                <w:sz w:val="20"/>
-              </w:rPr>
-              <w:t>thymocyte médullaire</w:t>
-            </w:r>
-            <w:r>
-              <w:rPr>
-                <w:rFonts w:ascii="Inter" w:hAnsi="Inter"/>
-                <w:b w:val="0"/>
-                <w:i w:val="0"/>
-                <w:color w:val="1F2937"/>
-                <w:sz w:val="20"/>
-              </w:rPr>
-              <w:t xml:space="preserve"> CD3+ (CD4 </w:t>
-            </w:r>
-            <w:r>
-              <w:rPr>
-                <w:rFonts w:ascii="Inter" w:hAnsi="Inter"/>
-                <w:b/>
-                <w:i w:val="0"/>
-                <w:color w:val="BE123C"/>
-                <w:sz w:val="20"/>
-              </w:rPr>
-              <w:t>ou</w:t>
-            </w:r>
-            <w:r>
-              <w:rPr>
-                <w:rFonts w:ascii="Inter" w:hAnsi="Inter"/>
-                <w:b w:val="0"/>
-                <w:i w:val="0"/>
-                <w:color w:val="1F2937"/>
-                <w:sz w:val="20"/>
-              </w:rPr>
-              <w:t xml:space="preserve"> CD8)</w:t>
-            </w:r>
-          </w:p>
-          <w:p>
-            <w:pPr>
-              <w:pStyle w:val="ListBullet"/>
-              <w:spacing w:after="40"/>
-            </w:pPr>
-            <w:r>
-              <w:rPr>
-                <w:rFonts w:ascii="Inter" w:hAnsi="Inter"/>
-                <w:b w:val="0"/>
-                <w:i w:val="0"/>
-                <w:color w:val="1F2937"/>
-                <w:sz w:val="20"/>
-              </w:rPr>
-              <w:t xml:space="preserve">Récepteur T : </w:t>
-            </w:r>
-            <w:r>
-              <w:rPr>
-                <w:rFonts w:ascii="Inter" w:hAnsi="Inter"/>
-                <w:b/>
-                <w:i w:val="0"/>
-                <w:color w:val="BE123C"/>
-                <w:sz w:val="20"/>
-              </w:rPr>
-              <w:t>TCR αβ</w:t>
-            </w:r>
-            <w:r>
-              <w:rPr>
-                <w:rFonts w:ascii="Inter" w:hAnsi="Inter"/>
-                <w:b w:val="0"/>
-                <w:i w:val="0"/>
-                <w:color w:val="1F2937"/>
-                <w:sz w:val="20"/>
-              </w:rPr>
-              <w:t xml:space="preserve"> (majoritaire) ou γδ ; ~</w:t>
-            </w:r>
-            <w:r>
-              <w:rPr>
-                <w:rFonts w:ascii="Inter" w:hAnsi="Inter"/>
-                <w:b/>
-                <w:i w:val="0"/>
-                <w:color w:val="BE123C"/>
-                <w:sz w:val="20"/>
-              </w:rPr>
-              <w:t>70-80 %</w:t>
-            </w:r>
-            <w:r>
-              <w:rPr>
-                <w:rFonts w:ascii="Inter" w:hAnsi="Inter"/>
-                <w:b w:val="0"/>
-                <w:i w:val="0"/>
-                <w:color w:val="1F2937"/>
-                <w:sz w:val="20"/>
-              </w:rPr>
-              <w:t xml:space="preserve"> des lymphocytes circulants</w:t>
-            </w:r>
-          </w:p>
-        </w:tc>
-      </w:tr>
-      <w:tr>
-        <w:tc>
-          <w:tcPr>
-            <w:tcW w:type="dxa" w:w="2663"/>
-            <w:shd w:val="clear" w:color="auto" w:fill="FAF7F2"/>
-            <w:vAlign w:val="center"/>
-          </w:tcPr>
-          <w:p>
-            <w:pPr>
-              <w:jc w:val="center"/>
-            </w:pPr>
-            <w:r>
-              <w:rPr>
-                <w:rFonts w:ascii="Inter" w:hAnsi="Inter"/>
-                <w:b/>
-                <w:i w:val="0"/>
-                <w:color w:val="1F2937"/>
-                <w:sz w:val="20"/>
-              </w:rPr>
-              <w:t>Lymphocytes NK</w:t>
-            </w:r>
-          </w:p>
-        </w:tc>
-        <w:tc>
-          <w:tcPr>
-            <w:tcW w:type="dxa" w:w="7201"/>
-            <w:vAlign w:val="top"/>
-          </w:tcPr>
-          <w:p>
-            <w:pPr>
-              <w:pStyle w:val="ListBullet"/>
-              <w:spacing w:after="40"/>
-            </w:pPr>
-            <w:r>
-              <w:rPr>
-                <w:rFonts w:ascii="Inter" w:hAnsi="Inter"/>
-                <w:b w:val="0"/>
-                <w:i w:val="0"/>
-                <w:color w:val="1F2937"/>
-                <w:sz w:val="20"/>
-              </w:rPr>
-              <w:t>~</w:t>
-            </w:r>
-            <w:r>
-              <w:rPr>
-                <w:rFonts w:ascii="Inter" w:hAnsi="Inter"/>
-                <w:b/>
-                <w:i w:val="0"/>
-                <w:color w:val="BE123C"/>
-                <w:sz w:val="20"/>
-              </w:rPr>
-              <w:t>10 %</w:t>
-            </w:r>
-            <w:r>
-              <w:rPr>
-                <w:rFonts w:ascii="Inter" w:hAnsi="Inter"/>
-                <w:b w:val="0"/>
-                <w:i w:val="0"/>
-                <w:color w:val="1F2937"/>
-                <w:sz w:val="20"/>
-              </w:rPr>
-              <w:t xml:space="preserve"> des lymphocytes circulants ; phénotype </w:t>
-            </w:r>
-            <w:r>
-              <w:rPr>
-                <w:rFonts w:ascii="Inter" w:hAnsi="Inter"/>
-                <w:b/>
-                <w:i w:val="0"/>
-                <w:color w:val="BE123C"/>
-                <w:sz w:val="20"/>
-              </w:rPr>
-              <w:t>CD3− CD16+ CD56+</w:t>
-            </w:r>
-          </w:p>
-          <w:p>
-            <w:pPr>
-              <w:pStyle w:val="ListBullet"/>
-              <w:spacing w:after="40"/>
-            </w:pPr>
-            <w:r>
-              <w:rPr>
-                <w:rFonts w:ascii="Inter" w:hAnsi="Inter"/>
-                <w:b w:val="0"/>
-                <w:i w:val="0"/>
-                <w:color w:val="1F2937"/>
-                <w:sz w:val="20"/>
-              </w:rPr>
-              <w:t xml:space="preserve">Cytotoxicité </w:t>
-            </w:r>
-            <w:r>
-              <w:rPr>
-                <w:rFonts w:ascii="Inter" w:hAnsi="Inter"/>
-                <w:b/>
-                <w:i w:val="0"/>
-                <w:color w:val="BE123C"/>
-                <w:sz w:val="20"/>
-              </w:rPr>
-              <w:t>indépendante de l'antigène</w:t>
-            </w:r>
-            <w:r>
-              <w:rPr>
-                <w:rFonts w:ascii="Inter" w:hAnsi="Inter"/>
-                <w:b w:val="0"/>
-                <w:i w:val="0"/>
-                <w:color w:val="1F2937"/>
-                <w:sz w:val="20"/>
-              </w:rPr>
-              <w:t xml:space="preserve">, </w:t>
-            </w:r>
-            <w:r>
-              <w:rPr>
-                <w:rFonts w:ascii="Inter" w:hAnsi="Inter"/>
-                <w:b/>
-                <w:i w:val="0"/>
-                <w:color w:val="BE123C"/>
-                <w:sz w:val="20"/>
-              </w:rPr>
-              <w:t>sans activation préalable</w:t>
+                <w:rFonts w:ascii="Cormorant Garamond" w:hAnsi="Cormorant Garamond"/>
+                <w:i/>
+                <w:color w:val="9CA3AF"/>
+                <w:sz w:val="18"/>
+              </w:rPr>
+              <w:t>Figure 3 — Granulopoïèse neutrophile : du myéloblaste au polynucléaire.</w:t>
             </w:r>
           </w:p>
         </w:tc>
@@ -11720,6 +10968,791 @@
                 <w:color w:val="9F1239"/>
                 <w:sz w:val="26"/>
               </w:rPr>
+              <w:t>B.  Monocytes et lymphocytes</w:t>
+            </w:r>
+          </w:p>
+        </w:tc>
+      </w:tr>
+      <w:tr>
+        <w:tc>
+          <w:tcPr>
+            <w:tcW w:type="dxa" w:w="2663"/>
+            <w:shd w:val="clear" w:color="auto" w:fill="FAF7F2"/>
+            <w:vAlign w:val="center"/>
+          </w:tcPr>
+          <w:p>
+            <w:pPr>
+              <w:jc w:val="center"/>
+            </w:pPr>
+            <w:r>
+              <w:rPr>
+                <w:rFonts w:ascii="Inter" w:hAnsi="Inter"/>
+                <w:b/>
+                <w:i w:val="0"/>
+                <w:color w:val="1F2937"/>
+                <w:sz w:val="20"/>
+              </w:rPr>
+              <w:t>Monocytes</w:t>
+            </w:r>
+          </w:p>
+        </w:tc>
+        <w:tc>
+          <w:tcPr>
+            <w:tcW w:type="dxa" w:w="7201"/>
+            <w:vAlign w:val="top"/>
+          </w:tcPr>
+          <w:p>
+            <w:pPr>
+              <w:pStyle w:val="ListBullet"/>
+              <w:spacing w:after="40"/>
+            </w:pPr>
+            <w:r>
+              <w:rPr>
+                <w:rFonts w:ascii="Inter" w:hAnsi="Inter"/>
+                <w:b w:val="0"/>
+                <w:i w:val="0"/>
+                <w:color w:val="1F2937"/>
+                <w:sz w:val="20"/>
+              </w:rPr>
+              <w:t xml:space="preserve">Progéniteurs : </w:t>
+            </w:r>
+            <w:r>
+              <w:rPr>
+                <w:rFonts w:ascii="Inter" w:hAnsi="Inter"/>
+                <w:b/>
+                <w:i w:val="0"/>
+                <w:color w:val="BE123C"/>
+                <w:sz w:val="20"/>
+              </w:rPr>
+              <w:t>CFU-GM → CFU-M</w:t>
+            </w:r>
+            <w:r>
+              <w:rPr>
+                <w:rFonts w:ascii="Inter" w:hAnsi="Inter"/>
+                <w:b w:val="0"/>
+                <w:i w:val="0"/>
+                <w:color w:val="1F2937"/>
+                <w:sz w:val="20"/>
+              </w:rPr>
+              <w:t xml:space="preserve"> ; monocytopoïèse rapide (~</w:t>
+            </w:r>
+            <w:r>
+              <w:rPr>
+                <w:rFonts w:ascii="Inter" w:hAnsi="Inter"/>
+                <w:b/>
+                <w:i w:val="0"/>
+                <w:color w:val="BE123C"/>
+                <w:sz w:val="20"/>
+              </w:rPr>
+              <w:t>48 h</w:t>
+            </w:r>
+            <w:r>
+              <w:rPr>
+                <w:rFonts w:ascii="Inter" w:hAnsi="Inter"/>
+                <w:b w:val="0"/>
+                <w:i w:val="0"/>
+                <w:color w:val="1F2937"/>
+                <w:sz w:val="20"/>
+              </w:rPr>
+              <w:t xml:space="preserve">) ; </w:t>
+            </w:r>
+            <w:r>
+              <w:rPr>
+                <w:rFonts w:ascii="Inter" w:hAnsi="Inter"/>
+                <w:b/>
+                <w:i w:val="0"/>
+                <w:color w:val="BE123C"/>
+                <w:sz w:val="20"/>
+              </w:rPr>
+              <w:t>M-CSF</w:t>
+            </w:r>
+            <w:r>
+              <w:rPr>
+                <w:rFonts w:ascii="Inter" w:hAnsi="Inter"/>
+                <w:b w:val="0"/>
+                <w:i w:val="0"/>
+                <w:color w:val="1F2937"/>
+                <w:sz w:val="20"/>
+              </w:rPr>
+              <w:t xml:space="preserve"> spécifique de la lignée</w:t>
+            </w:r>
+          </w:p>
+          <w:p>
+            <w:pPr>
+              <w:pStyle w:val="ListBullet"/>
+              <w:spacing w:after="40"/>
+            </w:pPr>
+            <w:r>
+              <w:rPr>
+                <w:rFonts w:ascii="Inter" w:hAnsi="Inter"/>
+                <w:b w:val="0"/>
+                <w:i w:val="0"/>
+                <w:color w:val="1F2937"/>
+                <w:sz w:val="20"/>
+              </w:rPr>
+              <w:t>Séjour sanguin 2-3 j puis passage tissulaire :</w:t>
+            </w:r>
+          </w:p>
+          <w:p>
+            <w:pPr>
+              <w:pStyle w:val="ListBullet2"/>
+              <w:spacing w:after="40"/>
+            </w:pPr>
+            <w:r>
+              <w:rPr>
+                <w:rFonts w:ascii="Inter" w:hAnsi="Inter"/>
+                <w:b/>
+                <w:i w:val="0"/>
+                <w:color w:val="BE123C"/>
+                <w:sz w:val="20"/>
+              </w:rPr>
+              <w:t>macrophages</w:t>
+            </w:r>
+            <w:r>
+              <w:rPr>
+                <w:rFonts w:ascii="Inter" w:hAnsi="Inter"/>
+                <w:b w:val="0"/>
+                <w:i w:val="0"/>
+                <w:color w:val="1F2937"/>
+                <w:sz w:val="20"/>
+              </w:rPr>
+              <w:t xml:space="preserve"> : phagocytose, survivent après la phagocytose</w:t>
+            </w:r>
+          </w:p>
+          <w:p>
+            <w:pPr>
+              <w:pStyle w:val="ListBullet2"/>
+              <w:spacing w:after="40"/>
+            </w:pPr>
+            <w:r>
+              <w:rPr>
+                <w:rFonts w:ascii="Inter" w:hAnsi="Inter"/>
+                <w:b/>
+                <w:i w:val="0"/>
+                <w:color w:val="BE123C"/>
+                <w:sz w:val="20"/>
+              </w:rPr>
+              <w:t>cellules dendritiques</w:t>
+            </w:r>
+            <w:r>
+              <w:rPr>
+                <w:rFonts w:ascii="Inter" w:hAnsi="Inter"/>
+                <w:b w:val="0"/>
+                <w:i w:val="0"/>
+                <w:color w:val="1F2937"/>
+                <w:sz w:val="20"/>
+              </w:rPr>
+              <w:t xml:space="preserve"> : présentation de l'antigène aux lymphocytes T</w:t>
+            </w:r>
+          </w:p>
+        </w:tc>
+      </w:tr>
+      <w:tr>
+        <w:tc>
+          <w:tcPr>
+            <w:tcW w:type="dxa" w:w="2663"/>
+            <w:shd w:val="clear" w:color="auto" w:fill="FAF7F2"/>
+            <w:vAlign w:val="center"/>
+          </w:tcPr>
+          <w:p>
+            <w:pPr>
+              <w:jc w:val="center"/>
+            </w:pPr>
+            <w:r>
+              <w:rPr>
+                <w:rFonts w:ascii="Inter" w:hAnsi="Inter"/>
+                <w:b/>
+                <w:i w:val="0"/>
+                <w:color w:val="C9A961"/>
+                <w:sz w:val="20"/>
+              </w:rPr>
+              <w:t>★</w:t>
+            </w:r>
+            <w:r>
+              <w:rPr>
+                <w:rFonts w:ascii="Inter" w:hAnsi="Inter"/>
+                <w:b/>
+                <w:i w:val="0"/>
+                <w:color w:val="1F2937"/>
+                <w:sz w:val="20"/>
+              </w:rPr>
+              <w:t xml:space="preserve"> Lymphopoïèse B</w:t>
+            </w:r>
+          </w:p>
+        </w:tc>
+        <w:tc>
+          <w:tcPr>
+            <w:tcW w:type="dxa" w:w="7201"/>
+            <w:vAlign w:val="top"/>
+          </w:tcPr>
+          <w:p>
+            <w:pPr>
+              <w:pStyle w:val="ListBullet"/>
+              <w:spacing w:after="40"/>
+            </w:pPr>
+            <w:r>
+              <w:rPr>
+                <w:rFonts w:ascii="Inter" w:hAnsi="Inter"/>
+                <w:b w:val="0"/>
+                <w:i w:val="0"/>
+                <w:color w:val="1F2937"/>
+                <w:sz w:val="20"/>
+              </w:rPr>
+              <w:t xml:space="preserve">Survient dans la </w:t>
+            </w:r>
+            <w:r>
+              <w:rPr>
+                <w:rFonts w:ascii="Inter" w:hAnsi="Inter"/>
+                <w:b/>
+                <w:i w:val="0"/>
+                <w:color w:val="BE123C"/>
+                <w:sz w:val="20"/>
+              </w:rPr>
+              <w:t>moelle osseuse</w:t>
+            </w:r>
+          </w:p>
+          <w:p>
+            <w:pPr>
+              <w:pStyle w:val="ListBullet"/>
+              <w:spacing w:after="40"/>
+            </w:pPr>
+            <w:r>
+              <w:rPr>
+                <w:rFonts w:ascii="Inter" w:hAnsi="Inter"/>
+                <w:b w:val="0"/>
+                <w:i w:val="0"/>
+                <w:color w:val="1F2937"/>
+                <w:sz w:val="20"/>
+              </w:rPr>
+              <w:t xml:space="preserve">Stades : </w:t>
+            </w:r>
+            <w:r>
+              <w:rPr>
+                <w:rFonts w:ascii="Inter" w:hAnsi="Inter"/>
+                <w:b/>
+                <w:i w:val="0"/>
+                <w:color w:val="BE123C"/>
+                <w:sz w:val="20"/>
+              </w:rPr>
+              <w:t>pro-B</w:t>
+            </w:r>
+            <w:r>
+              <w:rPr>
+                <w:rFonts w:ascii="Inter" w:hAnsi="Inter"/>
+                <w:b w:val="0"/>
+                <w:i w:val="0"/>
+                <w:color w:val="1F2937"/>
+                <w:sz w:val="20"/>
+              </w:rPr>
+              <w:t xml:space="preserve"> (CD34+ CD19+ CD10+) → </w:t>
+            </w:r>
+            <w:r>
+              <w:rPr>
+                <w:rFonts w:ascii="Inter" w:hAnsi="Inter"/>
+                <w:b/>
+                <w:i w:val="0"/>
+                <w:color w:val="BE123C"/>
+                <w:sz w:val="20"/>
+              </w:rPr>
+              <w:t>pré-B</w:t>
+            </w:r>
+            <w:r>
+              <w:rPr>
+                <w:rFonts w:ascii="Inter" w:hAnsi="Inter"/>
+                <w:b w:val="0"/>
+                <w:i w:val="0"/>
+                <w:color w:val="1F2937"/>
+                <w:sz w:val="20"/>
+              </w:rPr>
+              <w:t xml:space="preserve"> (chaîne µ intracytoplasmique) → </w:t>
+            </w:r>
+            <w:r>
+              <w:rPr>
+                <w:rFonts w:ascii="Inter" w:hAnsi="Inter"/>
+                <w:b/>
+                <w:i w:val="0"/>
+                <w:color w:val="BE123C"/>
+                <w:sz w:val="20"/>
+              </w:rPr>
+              <w:t>B immature</w:t>
+            </w:r>
+            <w:r>
+              <w:rPr>
+                <w:rFonts w:ascii="Inter" w:hAnsi="Inter"/>
+                <w:b w:val="0"/>
+                <w:i w:val="0"/>
+                <w:color w:val="1F2937"/>
+                <w:sz w:val="20"/>
+              </w:rPr>
+              <w:t xml:space="preserve"> (IgM de surface) → </w:t>
+            </w:r>
+            <w:r>
+              <w:rPr>
+                <w:rFonts w:ascii="Inter" w:hAnsi="Inter"/>
+                <w:b/>
+                <w:i w:val="0"/>
+                <w:color w:val="BE123C"/>
+                <w:sz w:val="20"/>
+              </w:rPr>
+              <w:t>B mature</w:t>
+            </w:r>
+            <w:r>
+              <w:rPr>
+                <w:rFonts w:ascii="Inter" w:hAnsi="Inter"/>
+                <w:b w:val="0"/>
+                <w:i w:val="0"/>
+                <w:color w:val="1F2937"/>
+                <w:sz w:val="20"/>
+              </w:rPr>
+              <w:t xml:space="preserve"> (IgM + IgD)</w:t>
+            </w:r>
+          </w:p>
+          <w:p>
+            <w:pPr>
+              <w:pStyle w:val="ListBullet"/>
+              <w:spacing w:after="40"/>
+            </w:pPr>
+            <w:r>
+              <w:rPr>
+                <w:rFonts w:ascii="Inter" w:hAnsi="Inter"/>
+                <w:b w:val="0"/>
+                <w:i w:val="0"/>
+                <w:color w:val="1F2937"/>
+                <w:sz w:val="20"/>
+              </w:rPr>
+              <w:t>~</w:t>
+            </w:r>
+            <w:r>
+              <w:rPr>
+                <w:rFonts w:ascii="Inter" w:hAnsi="Inter"/>
+                <w:b/>
+                <w:i w:val="0"/>
+                <w:color w:val="BE123C"/>
+                <w:sz w:val="20"/>
+              </w:rPr>
+              <w:t>10 %</w:t>
+            </w:r>
+            <w:r>
+              <w:rPr>
+                <w:rFonts w:ascii="Inter" w:hAnsi="Inter"/>
+                <w:b w:val="0"/>
+                <w:i w:val="0"/>
+                <w:color w:val="1F2937"/>
+                <w:sz w:val="20"/>
+              </w:rPr>
+              <w:t xml:space="preserve"> des lymphocytes circulants</w:t>
+            </w:r>
+          </w:p>
+        </w:tc>
+      </w:tr>
+      <w:tr>
+        <w:tc>
+          <w:tcPr>
+            <w:tcW w:type="dxa" w:w="2663"/>
+            <w:shd w:val="clear" w:color="auto" w:fill="FAF7F2"/>
+            <w:vAlign w:val="center"/>
+          </w:tcPr>
+          <w:p>
+            <w:pPr>
+              <w:jc w:val="center"/>
+            </w:pPr>
+            <w:r>
+              <w:rPr>
+                <w:rFonts w:ascii="Inter" w:hAnsi="Inter"/>
+                <w:b/>
+                <w:i w:val="0"/>
+                <w:color w:val="C9A961"/>
+                <w:sz w:val="20"/>
+              </w:rPr>
+              <w:t>★</w:t>
+            </w:r>
+            <w:r>
+              <w:rPr>
+                <w:rFonts w:ascii="Inter" w:hAnsi="Inter"/>
+                <w:b/>
+                <w:i w:val="0"/>
+                <w:color w:val="1F2937"/>
+                <w:sz w:val="20"/>
+              </w:rPr>
+              <w:t xml:space="preserve"> Lymphopoïèse T</w:t>
+            </w:r>
+          </w:p>
+        </w:tc>
+        <w:tc>
+          <w:tcPr>
+            <w:tcW w:type="dxa" w:w="7201"/>
+            <w:vAlign w:val="top"/>
+          </w:tcPr>
+          <w:p>
+            <w:pPr>
+              <w:pStyle w:val="ListBullet"/>
+              <w:spacing w:after="40"/>
+            </w:pPr>
+            <w:r>
+              <w:rPr>
+                <w:rFonts w:ascii="Inter" w:hAnsi="Inter"/>
+                <w:b w:val="0"/>
+                <w:i w:val="0"/>
+                <w:color w:val="1F2937"/>
+                <w:sz w:val="20"/>
+              </w:rPr>
+              <w:t xml:space="preserve">Survient dans le </w:t>
+            </w:r>
+            <w:r>
+              <w:rPr>
+                <w:rFonts w:ascii="Inter" w:hAnsi="Inter"/>
+                <w:b/>
+                <w:i w:val="0"/>
+                <w:color w:val="BE123C"/>
+                <w:sz w:val="20"/>
+              </w:rPr>
+              <w:t>thymus</w:t>
+            </w:r>
+          </w:p>
+          <w:p>
+            <w:pPr>
+              <w:pStyle w:val="ListBullet"/>
+              <w:spacing w:after="40"/>
+            </w:pPr>
+            <w:r>
+              <w:rPr>
+                <w:rFonts w:ascii="Inter" w:hAnsi="Inter"/>
+                <w:b w:val="0"/>
+                <w:i w:val="0"/>
+                <w:color w:val="1F2937"/>
+                <w:sz w:val="20"/>
+              </w:rPr>
+              <w:t xml:space="preserve">Stades : </w:t>
+            </w:r>
+            <w:r>
+              <w:rPr>
+                <w:rFonts w:ascii="Inter" w:hAnsi="Inter"/>
+                <w:b/>
+                <w:i w:val="0"/>
+                <w:color w:val="BE123C"/>
+                <w:sz w:val="20"/>
+              </w:rPr>
+              <w:t>prothymocyte</w:t>
+            </w:r>
+            <w:r>
+              <w:rPr>
+                <w:rFonts w:ascii="Inter" w:hAnsi="Inter"/>
+                <w:b w:val="0"/>
+                <w:i w:val="0"/>
+                <w:color w:val="1F2937"/>
+                <w:sz w:val="20"/>
+              </w:rPr>
+              <w:t xml:space="preserve"> (CD2+ CD7+) → </w:t>
+            </w:r>
+            <w:r>
+              <w:rPr>
+                <w:rFonts w:ascii="Inter" w:hAnsi="Inter"/>
+                <w:b/>
+                <w:i w:val="0"/>
+                <w:color w:val="BE123C"/>
+                <w:sz w:val="20"/>
+              </w:rPr>
+              <w:t>thymocyte cortical</w:t>
+            </w:r>
+            <w:r>
+              <w:rPr>
+                <w:rFonts w:ascii="Inter" w:hAnsi="Inter"/>
+                <w:b w:val="0"/>
+                <w:i w:val="0"/>
+                <w:color w:val="1F2937"/>
+                <w:sz w:val="20"/>
+              </w:rPr>
+              <w:t xml:space="preserve"> (CD4+ CD8+) → </w:t>
+            </w:r>
+            <w:r>
+              <w:rPr>
+                <w:rFonts w:ascii="Inter" w:hAnsi="Inter"/>
+                <w:b/>
+                <w:i w:val="0"/>
+                <w:color w:val="BE123C"/>
+                <w:sz w:val="20"/>
+              </w:rPr>
+              <w:t>thymocyte médullaire</w:t>
+            </w:r>
+            <w:r>
+              <w:rPr>
+                <w:rFonts w:ascii="Inter" w:hAnsi="Inter"/>
+                <w:b w:val="0"/>
+                <w:i w:val="0"/>
+                <w:color w:val="1F2937"/>
+                <w:sz w:val="20"/>
+              </w:rPr>
+              <w:t xml:space="preserve"> CD3+ (CD4 </w:t>
+            </w:r>
+            <w:r>
+              <w:rPr>
+                <w:rFonts w:ascii="Inter" w:hAnsi="Inter"/>
+                <w:b/>
+                <w:i w:val="0"/>
+                <w:color w:val="BE123C"/>
+                <w:sz w:val="20"/>
+              </w:rPr>
+              <w:t>ou</w:t>
+            </w:r>
+            <w:r>
+              <w:rPr>
+                <w:rFonts w:ascii="Inter" w:hAnsi="Inter"/>
+                <w:b w:val="0"/>
+                <w:i w:val="0"/>
+                <w:color w:val="1F2937"/>
+                <w:sz w:val="20"/>
+              </w:rPr>
+              <w:t xml:space="preserve"> CD8)</w:t>
+            </w:r>
+          </w:p>
+          <w:p>
+            <w:pPr>
+              <w:pStyle w:val="ListBullet"/>
+              <w:spacing w:after="40"/>
+            </w:pPr>
+            <w:r>
+              <w:rPr>
+                <w:rFonts w:ascii="Inter" w:hAnsi="Inter"/>
+                <w:b w:val="0"/>
+                <w:i w:val="0"/>
+                <w:color w:val="1F2937"/>
+                <w:sz w:val="20"/>
+              </w:rPr>
+              <w:t xml:space="preserve">Récepteur T : </w:t>
+            </w:r>
+            <w:r>
+              <w:rPr>
+                <w:rFonts w:ascii="Inter" w:hAnsi="Inter"/>
+                <w:b/>
+                <w:i w:val="0"/>
+                <w:color w:val="BE123C"/>
+                <w:sz w:val="20"/>
+              </w:rPr>
+              <w:t>TCR αβ</w:t>
+            </w:r>
+            <w:r>
+              <w:rPr>
+                <w:rFonts w:ascii="Inter" w:hAnsi="Inter"/>
+                <w:b w:val="0"/>
+                <w:i w:val="0"/>
+                <w:color w:val="1F2937"/>
+                <w:sz w:val="20"/>
+              </w:rPr>
+              <w:t xml:space="preserve"> (majoritaire) ou γδ ; ~</w:t>
+            </w:r>
+            <w:r>
+              <w:rPr>
+                <w:rFonts w:ascii="Inter" w:hAnsi="Inter"/>
+                <w:b/>
+                <w:i w:val="0"/>
+                <w:color w:val="BE123C"/>
+                <w:sz w:val="20"/>
+              </w:rPr>
+              <w:t>70-80 %</w:t>
+            </w:r>
+            <w:r>
+              <w:rPr>
+                <w:rFonts w:ascii="Inter" w:hAnsi="Inter"/>
+                <w:b w:val="0"/>
+                <w:i w:val="0"/>
+                <w:color w:val="1F2937"/>
+                <w:sz w:val="20"/>
+              </w:rPr>
+              <w:t xml:space="preserve"> des lymphocytes circulants</w:t>
+            </w:r>
+          </w:p>
+        </w:tc>
+      </w:tr>
+      <w:tr>
+        <w:tc>
+          <w:tcPr>
+            <w:tcW w:type="dxa" w:w="2663"/>
+            <w:shd w:val="clear" w:color="auto" w:fill="FAF7F2"/>
+            <w:vAlign w:val="center"/>
+          </w:tcPr>
+          <w:p>
+            <w:pPr>
+              <w:jc w:val="center"/>
+            </w:pPr>
+            <w:r>
+              <w:rPr>
+                <w:rFonts w:ascii="Inter" w:hAnsi="Inter"/>
+                <w:b/>
+                <w:i w:val="0"/>
+                <w:color w:val="1F2937"/>
+                <w:sz w:val="20"/>
+              </w:rPr>
+              <w:t>Lymphocytes NK</w:t>
+            </w:r>
+          </w:p>
+        </w:tc>
+        <w:tc>
+          <w:tcPr>
+            <w:tcW w:type="dxa" w:w="7201"/>
+            <w:vAlign w:val="top"/>
+          </w:tcPr>
+          <w:p>
+            <w:pPr>
+              <w:pStyle w:val="ListBullet"/>
+              <w:spacing w:after="40"/>
+            </w:pPr>
+            <w:r>
+              <w:rPr>
+                <w:rFonts w:ascii="Inter" w:hAnsi="Inter"/>
+                <w:b w:val="0"/>
+                <w:i w:val="0"/>
+                <w:color w:val="1F2937"/>
+                <w:sz w:val="20"/>
+              </w:rPr>
+              <w:t>~</w:t>
+            </w:r>
+            <w:r>
+              <w:rPr>
+                <w:rFonts w:ascii="Inter" w:hAnsi="Inter"/>
+                <w:b/>
+                <w:i w:val="0"/>
+                <w:color w:val="BE123C"/>
+                <w:sz w:val="20"/>
+              </w:rPr>
+              <w:t>10 %</w:t>
+            </w:r>
+            <w:r>
+              <w:rPr>
+                <w:rFonts w:ascii="Inter" w:hAnsi="Inter"/>
+                <w:b w:val="0"/>
+                <w:i w:val="0"/>
+                <w:color w:val="1F2937"/>
+                <w:sz w:val="20"/>
+              </w:rPr>
+              <w:t xml:space="preserve"> des lymphocytes circulants ; phénotype </w:t>
+            </w:r>
+            <w:r>
+              <w:rPr>
+                <w:rFonts w:ascii="Inter" w:hAnsi="Inter"/>
+                <w:b/>
+                <w:i w:val="0"/>
+                <w:color w:val="BE123C"/>
+                <w:sz w:val="20"/>
+              </w:rPr>
+              <w:t>CD3− CD16+ CD56+</w:t>
+            </w:r>
+          </w:p>
+          <w:p>
+            <w:pPr>
+              <w:pStyle w:val="ListBullet"/>
+              <w:spacing w:after="40"/>
+            </w:pPr>
+            <w:r>
+              <w:rPr>
+                <w:rFonts w:ascii="Inter" w:hAnsi="Inter"/>
+                <w:b w:val="0"/>
+                <w:i w:val="0"/>
+                <w:color w:val="1F2937"/>
+                <w:sz w:val="20"/>
+              </w:rPr>
+              <w:t xml:space="preserve">Cytotoxicité </w:t>
+            </w:r>
+            <w:r>
+              <w:rPr>
+                <w:rFonts w:ascii="Inter" w:hAnsi="Inter"/>
+                <w:b/>
+                <w:i w:val="0"/>
+                <w:color w:val="BE123C"/>
+                <w:sz w:val="20"/>
+              </w:rPr>
+              <w:t>indépendante de l'antigène</w:t>
+            </w:r>
+            <w:r>
+              <w:rPr>
+                <w:rFonts w:ascii="Inter" w:hAnsi="Inter"/>
+                <w:b w:val="0"/>
+                <w:i w:val="0"/>
+                <w:color w:val="1F2937"/>
+                <w:sz w:val="20"/>
+              </w:rPr>
+              <w:t xml:space="preserve">, </w:t>
+            </w:r>
+            <w:r>
+              <w:rPr>
+                <w:rFonts w:ascii="Inter" w:hAnsi="Inter"/>
+                <w:b/>
+                <w:i w:val="0"/>
+                <w:color w:val="BE123C"/>
+                <w:sz w:val="20"/>
+              </w:rPr>
+              <w:t>sans activation préalable</w:t>
+            </w:r>
+          </w:p>
+        </w:tc>
+      </w:tr>
+    </w:tbl>
+    <w:p>
+      <w:pPr>
+        <w:spacing w:after="80"/>
+      </w:pPr>
+    </w:p>
+    <w:tbl>
+      <w:tblPr>
+        <w:tblW w:type="auto" w:w="0"/>
+        <w:jc w:val="center"/>
+        <w:tblBorders>
+          <w:top w:val="single" w:sz="4" w:space="0" w:color="9CA3AF"/>
+          <w:left w:val="single" w:sz="4" w:space="0" w:color="9CA3AF"/>
+          <w:bottom w:val="single" w:sz="4" w:space="0" w:color="9CA3AF"/>
+          <w:right w:val="single" w:sz="4" w:space="0" w:color="9CA3AF"/>
+          <w:insideH w:val="single" w:sz="4" w:space="0" w:color="9CA3AF"/>
+          <w:insideV w:val="single" w:sz="4" w:space="0" w:color="9CA3AF"/>
+        </w:tblBorders>
+        <w:tblLayout w:type="fixed"/>
+        <w:tblLook w:firstColumn="1" w:firstRow="1" w:lastColumn="0" w:lastRow="0" w:noHBand="0" w:noVBand="1" w:val="04A0"/>
+      </w:tblPr>
+      <w:tblGrid>
+        <w:gridCol w:w="4933"/>
+        <w:gridCol w:w="4933"/>
+      </w:tblGrid>
+      <w:tr>
+        <w:trPr>
+          <w:tblHeader w:val="true"/>
+        </w:trPr>
+        <w:tc>
+          <w:tcPr>
+            <w:tcW w:type="dxa" w:w="2663"/>
+            <w:shd w:val="clear" w:color="auto" w:fill="E11D48"/>
+            <w:vAlign w:val="center"/>
+          </w:tcPr>
+          <w:p>
+            <w:pPr>
+              <w:jc w:val="center"/>
+            </w:pPr>
+            <w:r>
+              <w:rPr>
+                <w:rFonts w:ascii="Cormorant Garamond" w:hAnsi="Cormorant Garamond"/>
+                <w:b/>
+                <w:i/>
+                <w:color w:val="FFFFFF"/>
+                <w:sz w:val="26"/>
+              </w:rPr>
+              <w:t>VI</w:t>
+            </w:r>
+          </w:p>
+        </w:tc>
+        <w:tc>
+          <w:tcPr>
+            <w:tcW w:type="dxa" w:w="7201"/>
+            <w:shd w:val="clear" w:color="auto" w:fill="FCE7EC"/>
+            <w:vAlign w:val="center"/>
+          </w:tcPr>
+          <w:p>
+            <w:pPr>
+              <w:jc w:val="center"/>
+            </w:pPr>
+            <w:r>
+              <w:rPr>
+                <w:rFonts w:ascii="Playfair Display" w:hAnsi="Playfair Display"/>
+                <w:b/>
+                <w:color w:val="9F1239"/>
+                <w:sz w:val="26"/>
+              </w:rPr>
               <w:t>C.  Plaquettes sanguines</w:t>
             </w:r>
           </w:p>
@@ -11850,6 +11883,7 @@
     </w:p>
     <w:p>
       <w:pPr>
+        <w:keepNext/>
         <w:shd w:val="clear" w:color="auto" w:fill="E11D48"/>
         <w:spacing w:before="40" w:after="200"/>
       </w:pPr>
@@ -13936,66 +13970,75 @@
           </w:p>
         </w:tc>
       </w:tr>
+      <w:tr>
+        <w:tc>
+          <w:tcPr>
+            <w:tcW w:type="dxa" w:w="9865"/>
+            <w:gridSpan w:val="2"/>
+            <w:vAlign w:val="center"/>
+          </w:tcPr>
+          <w:p>
+            <w:pPr>
+              <w:spacing w:before="60"/>
+              <w:jc w:val="center"/>
+            </w:pPr>
+            <w:r>
+              <w:drawing>
+                <wp:inline xmlns:a="http://schemas.openxmlformats.org/drawingml/2006/main" xmlns:pic="http://schemas.openxmlformats.org/drawingml/2006/picture">
+                  <wp:extent cx="2525551" cy="2447999"/>
+                  <wp:docPr id="5" name="Picture 5"/>
+                  <wp:cNvGraphicFramePr>
+                    <a:graphicFrameLocks noChangeAspect="1"/>
+                  </wp:cNvGraphicFramePr>
+                  <a:graphic>
+                    <a:graphicData uri="http://schemas.openxmlformats.org/drawingml/2006/picture">
+                      <pic:pic>
+                        <pic:nvPicPr>
+                          <pic:cNvPr id="0" name="hemato_hemopathies.png"/>
+                          <pic:cNvPicPr/>
+                        </pic:nvPicPr>
+                        <pic:blipFill>
+                          <a:blip r:embed="rId15"/>
+                          <a:stretch>
+                            <a:fillRect/>
+                          </a:stretch>
+                        </pic:blipFill>
+                        <pic:spPr>
+                          <a:xfrm>
+                            <a:off x="0" y="0"/>
+                            <a:ext cx="2525551" cy="2447999"/>
+                          </a:xfrm>
+                          <a:prstGeom prst="rect"/>
+                        </pic:spPr>
+                      </pic:pic>
+                    </a:graphicData>
+                  </a:graphic>
+                </wp:inline>
+              </w:drawing>
+            </w:r>
+          </w:p>
+          <w:p>
+            <w:pPr>
+              <w:spacing w:before="20" w:after="60"/>
+              <w:jc w:val="center"/>
+            </w:pPr>
+            <w:r>
+              <w:rPr>
+                <w:rFonts w:ascii="Cormorant Garamond" w:hAnsi="Cormorant Garamond"/>
+                <w:i/>
+                <w:color w:val="9CA3AF"/>
+                <w:sz w:val="18"/>
+              </w:rPr>
+              <w:t>Figure 4 — Schéma de l'hématopoïèse normale et localisation des principales hémopathies myéloïdes et lymphoïdes.</w:t>
+            </w:r>
+          </w:p>
+        </w:tc>
+      </w:tr>
     </w:tbl>
     <w:p>
       <w:pPr>
         <w:spacing w:after="80"/>
       </w:pPr>
-    </w:p>
-    <w:p>
-      <w:pPr>
-        <w:spacing w:before="160"/>
-        <w:jc w:val="center"/>
-      </w:pPr>
-      <w:r>
-        <w:drawing>
-          <wp:inline xmlns:a="http://schemas.openxmlformats.org/drawingml/2006/main" xmlns:pic="http://schemas.openxmlformats.org/drawingml/2006/picture">
-            <wp:extent cx="5400000" cy="5234183"/>
-            <wp:docPr id="5" name="Picture 5"/>
-            <wp:cNvGraphicFramePr>
-              <a:graphicFrameLocks noChangeAspect="1"/>
-            </wp:cNvGraphicFramePr>
-            <a:graphic>
-              <a:graphicData uri="http://schemas.openxmlformats.org/drawingml/2006/picture">
-                <pic:pic>
-                  <pic:nvPicPr>
-                    <pic:cNvPr id="0" name="hemato_hemopathies.png"/>
-                    <pic:cNvPicPr/>
-                  </pic:nvPicPr>
-                  <pic:blipFill>
-                    <a:blip r:embed="rId15"/>
-                    <a:stretch>
-                      <a:fillRect/>
-                    </a:stretch>
-                  </pic:blipFill>
-                  <pic:spPr>
-                    <a:xfrm>
-                      <a:off x="0" y="0"/>
-                      <a:ext cx="5400000" cy="5234183"/>
-                    </a:xfrm>
-                    <a:prstGeom prst="rect"/>
-                  </pic:spPr>
-                </pic:pic>
-              </a:graphicData>
-            </a:graphic>
-          </wp:inline>
-        </w:drawing>
-      </w:r>
-    </w:p>
-    <w:p>
-      <w:pPr>
-        <w:spacing w:after="160"/>
-        <w:jc w:val="center"/>
-      </w:pPr>
-      <w:r>
-        <w:rPr>
-          <w:rFonts w:ascii="Cormorant Garamond" w:hAnsi="Cormorant Garamond"/>
-          <w:i/>
-          <w:color w:val="9CA3AF"/>
-          <w:sz w:val="19"/>
-        </w:rPr>
-        <w:t>Figure 4 — Schéma de l'hématopoïèse normale et localisation des principales hémopathies myéloïdes et lymphoïdes.</w:t>
-      </w:r>
     </w:p>
     <w:p>
       <w:r>
@@ -14004,6 +14047,7 @@
     </w:p>
     <w:p>
       <w:pPr>
+        <w:keepNext/>
         <w:shd w:val="clear" w:color="auto" w:fill="E11D48"/>
         <w:spacing w:before="40" w:after="200"/>
       </w:pPr>
@@ -14522,6 +14566,7 @@
     </w:p>
     <w:p>
       <w:pPr>
+        <w:keepNext/>
         <w:shd w:val="clear" w:color="auto" w:fill="E11D48"/>
         <w:spacing w:before="40" w:after="200"/>
       </w:pPr>
@@ -17894,7 +17939,9 @@
   <w:p>
     <w:pPr>
       <w:pStyle w:val="Footer"/>
-      <w:jc w:val="center"/>
+      <w:tabs>
+        <w:tab w:pos="9865" w:val="right"/>
+      </w:tabs>
     </w:pPr>
     <w:r/>
     <w:r>
@@ -17905,6 +17952,38 @@
         <w:sz w:val="16"/>
       </w:rPr>
       <w:t>MAJOR ECN  ·  2025-2026</w:t>
+      <w:tab/>
+    </w:r>
+    <w:r>
+      <w:rPr>
+        <w:rFonts w:ascii="Inter" w:hAnsi="Inter"/>
+        <w:b/>
+        <w:color w:val="E11D48"/>
+        <w:sz w:val="17"/>
+      </w:rPr>
+      <w:fldChar w:fldCharType="begin"/>
+      <w:instrText xml:space="preserve">PAGE</w:instrText>
+      <w:fldChar w:fldCharType="end"/>
+    </w:r>
+    <w:r>
+      <w:rPr>
+        <w:rFonts w:ascii="Inter" w:hAnsi="Inter"/>
+        <w:b/>
+        <w:color w:val="E11D48"/>
+        <w:sz w:val="17"/>
+      </w:rPr>
+      <w:t xml:space="preserve">  /  </w:t>
+    </w:r>
+    <w:r>
+      <w:rPr>
+        <w:rFonts w:ascii="Inter" w:hAnsi="Inter"/>
+        <w:b/>
+        <w:color w:val="E11D48"/>
+        <w:sz w:val="17"/>
+      </w:rPr>
+      <w:fldChar w:fldCharType="begin"/>
+      <w:instrText xml:space="preserve">NUMPAGES</w:instrText>
+      <w:fldChar w:fldCharType="end"/>
     </w:r>
   </w:p>
 </w:ftr>
@@ -17918,21 +17997,8 @@
       <w:pBdr>
         <w:bottom w:val="single" w:sz="6" w:space="4" w:color="E11D48"/>
       </w:pBdr>
-      <w:tabs>
-        <w:tab w:pos="9865" w:val="right"/>
-      </w:tabs>
     </w:pPr>
     <w:r/>
-    <w:r>
-      <w:rPr>
-        <w:rFonts w:ascii="Inter" w:hAnsi="Inter"/>
-        <w:color w:val="9CA3AF"/>
-        <w:sz w:val="16"/>
-      </w:rPr>
-      <w:fldChar w:fldCharType="begin"/>
-      <w:instrText xml:space="preserve">PAGE</w:instrText>
-      <w:fldChar w:fldCharType="end"/>
-    </w:r>
     <w:r>
       <w:rPr>
         <w:rFonts w:ascii="Inter" w:hAnsi="Inter"/>
@@ -17940,7 +18006,6 @@
         <w:color w:val="9CA3AF"/>
         <w:sz w:val="16"/>
       </w:rPr>
-      <w:tab/>
       <w:t>Hématopoïèse</w:t>
     </w:r>
   </w:p>

--- a/examples/Hematologie_Hematopoiese_2025-2026.docx
+++ b/examples/Hematologie_Hematopoiese_2025-2026.docx
@@ -1082,6 +1082,7 @@
       </w:tblGrid>
       <w:tr>
         <w:trPr>
+          <w:cantSplit/>
           <w:tblHeader w:val="true"/>
         </w:trPr>
         <w:tc>
@@ -1129,6 +1130,9 @@
         </w:tc>
       </w:tr>
       <w:tr>
+        <w:trPr>
+          <w:cantSplit/>
+        </w:trPr>
         <w:tc>
           <w:tcPr>
             <w:tcW w:type="dxa" w:w="2663"/>
@@ -1373,6 +1377,9 @@
         </w:tc>
       </w:tr>
       <w:tr>
+        <w:trPr>
+          <w:cantSplit/>
+        </w:trPr>
         <w:tc>
           <w:tcPr>
             <w:tcW w:type="dxa" w:w="2663"/>
@@ -1525,6 +1532,9 @@
         </w:tc>
       </w:tr>
       <w:tr>
+        <w:trPr>
+          <w:cantSplit/>
+        </w:trPr>
         <w:tc>
           <w:tcPr>
             <w:tcW w:type="dxa" w:w="2663"/>
@@ -1699,6 +1709,9 @@
         </w:tc>
       </w:tr>
       <w:tr>
+        <w:trPr>
+          <w:cantSplit/>
+        </w:trPr>
         <w:tc>
           <w:tcPr>
             <w:tcW w:type="dxa" w:w="9865"/>
@@ -1808,6 +1821,7 @@
       </w:tblGrid>
       <w:tr>
         <w:trPr>
+          <w:cantSplit/>
           <w:tblHeader w:val="true"/>
         </w:trPr>
         <w:tc>
@@ -1855,6 +1869,9 @@
         </w:tc>
       </w:tr>
       <w:tr>
+        <w:trPr>
+          <w:cantSplit/>
+        </w:trPr>
         <w:tc>
           <w:tcPr>
             <w:tcW w:type="dxa" w:w="2663"/>
@@ -2033,6 +2050,9 @@
         </w:tc>
       </w:tr>
       <w:tr>
+        <w:trPr>
+          <w:cantSplit/>
+        </w:trPr>
         <w:tc>
           <w:tcPr>
             <w:tcW w:type="dxa" w:w="2663"/>
@@ -2145,6 +2165,9 @@
         </w:tc>
       </w:tr>
       <w:tr>
+        <w:trPr>
+          <w:cantSplit/>
+        </w:trPr>
         <w:tc>
           <w:tcPr>
             <w:tcW w:type="dxa" w:w="2663"/>
@@ -2379,6 +2402,9 @@
         </w:tc>
       </w:tr>
       <w:tr>
+        <w:trPr>
+          <w:cantSplit/>
+        </w:trPr>
         <w:tc>
           <w:tcPr>
             <w:tcW w:type="dxa" w:w="2663"/>
@@ -2497,6 +2523,9 @@
         </w:tc>
       </w:tr>
       <w:tr>
+        <w:trPr>
+          <w:cantSplit/>
+        </w:trPr>
         <w:tc>
           <w:tcPr>
             <w:tcW w:type="dxa" w:w="9865"/>
@@ -2607,6 +2636,7 @@
       </w:tblGrid>
       <w:tr>
         <w:trPr>
+          <w:cantSplit/>
           <w:tblHeader w:val="true"/>
         </w:trPr>
         <w:tc>
@@ -2654,6 +2684,9 @@
         </w:tc>
       </w:tr>
       <w:tr>
+        <w:trPr>
+          <w:cantSplit/>
+        </w:trPr>
         <w:tc>
           <w:tcPr>
             <w:tcW w:type="dxa" w:w="2663"/>
@@ -2842,6 +2875,9 @@
         </w:tc>
       </w:tr>
       <w:tr>
+        <w:trPr>
+          <w:cantSplit/>
+        </w:trPr>
         <w:tc>
           <w:tcPr>
             <w:tcW w:type="dxa" w:w="2663"/>
@@ -3004,6 +3040,9 @@
         </w:tc>
       </w:tr>
       <w:tr>
+        <w:trPr>
+          <w:cantSplit/>
+        </w:trPr>
         <w:tc>
           <w:tcPr>
             <w:tcW w:type="dxa" w:w="2663"/>
@@ -3126,6 +3165,9 @@
         </w:tc>
       </w:tr>
       <w:tr>
+        <w:trPr>
+          <w:cantSplit/>
+        </w:trPr>
         <w:tc>
           <w:tcPr>
             <w:tcW w:type="dxa" w:w="2663"/>
@@ -3274,6 +3316,9 @@
         </w:tc>
       </w:tr>
       <w:tr>
+        <w:trPr>
+          <w:cantSplit/>
+        </w:trPr>
         <w:tc>
           <w:tcPr>
             <w:tcW w:type="dxa" w:w="2663"/>
@@ -3386,6 +3431,9 @@
         </w:tc>
       </w:tr>
       <w:tr>
+        <w:trPr>
+          <w:cantSplit/>
+        </w:trPr>
         <w:tc>
           <w:tcPr>
             <w:tcW w:type="dxa" w:w="2663"/>
@@ -3514,6 +3562,7 @@
       </w:tblGrid>
       <w:tr>
         <w:trPr>
+          <w:cantSplit/>
           <w:tblHeader w:val="true"/>
         </w:trPr>
         <w:tc>
@@ -3561,6 +3610,9 @@
         </w:tc>
       </w:tr>
       <w:tr>
+        <w:trPr>
+          <w:cantSplit/>
+        </w:trPr>
         <w:tc>
           <w:tcPr>
             <w:tcW w:type="dxa" w:w="2663"/>
@@ -3719,6 +3771,9 @@
         </w:tc>
       </w:tr>
       <w:tr>
+        <w:trPr>
+          <w:cantSplit/>
+        </w:trPr>
         <w:tc>
           <w:tcPr>
             <w:tcW w:type="dxa" w:w="2663"/>
@@ -3811,6 +3866,9 @@
         </w:tc>
       </w:tr>
       <w:tr>
+        <w:trPr>
+          <w:cantSplit/>
+        </w:trPr>
         <w:tc>
           <w:tcPr>
             <w:tcW w:type="dxa" w:w="2663"/>
@@ -3874,190 +3932,15 @@
               <w:t xml:space="preserve"> pour rejoindre la circulation sanguine</w:t>
             </w:r>
           </w:p>
-        </w:tc>
-      </w:tr>
-      <w:tr>
-        <w:tc>
-          <w:tcPr>
-            <w:tcW w:type="dxa" w:w="9865"/>
-            <w:gridSpan w:val="2"/>
-            <w:tcBorders>
-              <w:top w:val="single" w:sz="4" w:space="0" w:color="B91C1C"/>
-              <w:left w:val="single" w:sz="22" w:space="0" w:color="B91C1C"/>
-              <w:bottom w:val="single" w:sz="4" w:space="0" w:color="B91C1C"/>
-              <w:right w:val="single" w:sz="4" w:space="0" w:color="B91C1C"/>
-            </w:tcBorders>
-            <w:shd w:val="clear" w:color="auto" w:fill="FDEDEC"/>
-            <w:vAlign w:val="top"/>
-          </w:tcPr>
           <w:p>
             <w:pPr>
-              <w:spacing w:before="40"/>
-            </w:pPr>
-            <w:r>
-              <w:rPr>
-                <w:rFonts w:ascii="Inter" w:hAnsi="Inter"/>
-                <w:b/>
-                <w:color w:val="B91C1C"/>
-                <w:spacing w:val="14"/>
-                <w:sz w:val="16"/>
-              </w:rPr>
-              <w:t>PIÈGE</w:t>
-            </w:r>
-          </w:p>
-          <w:p>
-            <w:r>
-              <w:rPr>
-                <w:rFonts w:ascii="Inter" w:hAnsi="Inter"/>
-                <w:b w:val="0"/>
-                <w:i w:val="0"/>
-                <w:color w:val="1F2937"/>
-                <w:sz w:val="20"/>
-              </w:rPr>
-              <w:t xml:space="preserve">Le terme </w:t>
-            </w:r>
-            <w:r>
-              <w:rPr>
-                <w:rFonts w:ascii="Inter" w:hAnsi="Inter"/>
-                <w:b/>
-                <w:i w:val="0"/>
-                <w:color w:val="BE123C"/>
-                <w:sz w:val="20"/>
-              </w:rPr>
-              <w:t>« blastes »</w:t>
-            </w:r>
-            <w:r>
-              <w:rPr>
-                <w:rFonts w:ascii="Inter" w:hAnsi="Inter"/>
-                <w:b w:val="0"/>
-                <w:i w:val="0"/>
-                <w:color w:val="1F2937"/>
-                <w:sz w:val="20"/>
-              </w:rPr>
-              <w:t xml:space="preserve"> employé seul désigne a priori des </w:t>
-            </w:r>
-            <w:r>
-              <w:rPr>
-                <w:rFonts w:ascii="Inter" w:hAnsi="Inter"/>
-                <w:b/>
-                <w:i w:val="0"/>
-                <w:color w:val="BE123C"/>
-                <w:sz w:val="20"/>
-              </w:rPr>
-              <w:t>cellules malignes</w:t>
-            </w:r>
-            <w:r>
-              <w:rPr>
-                <w:rFonts w:ascii="Inter" w:hAnsi="Inter"/>
-                <w:b w:val="0"/>
-                <w:i w:val="0"/>
-                <w:color w:val="1F2937"/>
-                <w:sz w:val="20"/>
-              </w:rPr>
-              <w:t xml:space="preserve"> — à distinguer des précurseurs normaux en « …blaste ».</w:t>
-            </w:r>
-          </w:p>
-        </w:tc>
-      </w:tr>
-      <w:tr>
-        <w:tc>
-          <w:tcPr>
-            <w:tcW w:type="dxa" w:w="9865"/>
-            <w:gridSpan w:val="2"/>
-            <w:tcBorders>
-              <w:top w:val="single" w:sz="4" w:space="0" w:color="E11D48"/>
-              <w:left w:val="single" w:sz="22" w:space="0" w:color="E11D48"/>
-              <w:bottom w:val="single" w:sz="4" w:space="0" w:color="E11D48"/>
-              <w:right w:val="single" w:sz="4" w:space="0" w:color="E11D48"/>
-            </w:tcBorders>
-            <w:shd w:val="clear" w:color="auto" w:fill="FAF7F2"/>
-            <w:vAlign w:val="top"/>
-          </w:tcPr>
-          <w:p>
-            <w:pPr>
-              <w:spacing w:before="40"/>
-            </w:pPr>
-            <w:r>
-              <w:rPr>
-                <w:rFonts w:ascii="Inter" w:hAnsi="Inter"/>
-                <w:b/>
-                <w:color w:val="E11D48"/>
-                <w:spacing w:val="14"/>
-                <w:sz w:val="16"/>
-              </w:rPr>
-              <w:t>À RETENIR</w:t>
-            </w:r>
-          </w:p>
-          <w:p>
-            <w:r>
-              <w:rPr>
-                <w:rFonts w:ascii="Inter" w:hAnsi="Inter"/>
-                <w:b w:val="0"/>
-                <w:i w:val="0"/>
-                <w:color w:val="1F2937"/>
-                <w:sz w:val="20"/>
-              </w:rPr>
-              <w:t xml:space="preserve">Cascade hématopoïétique = </w:t>
-            </w:r>
-            <w:r>
-              <w:rPr>
-                <w:rFonts w:ascii="Inter" w:hAnsi="Inter"/>
-                <w:b/>
-                <w:i w:val="0"/>
-                <w:color w:val="BE123C"/>
-                <w:sz w:val="20"/>
-              </w:rPr>
-              <w:t>3 compartiments</w:t>
-            </w:r>
-            <w:r>
-              <w:rPr>
-                <w:rFonts w:ascii="Inter" w:hAnsi="Inter"/>
-                <w:b w:val="0"/>
-                <w:i w:val="0"/>
-                <w:color w:val="1F2937"/>
-                <w:sz w:val="20"/>
-              </w:rPr>
-              <w:t xml:space="preserve"> : progéniteurs → précurseurs → cellules matures. </w:t>
-            </w:r>
-            <w:r>
-              <w:rPr>
-                <w:rFonts w:ascii="Inter" w:hAnsi="Inter"/>
-                <w:b/>
-                <w:i w:val="0"/>
-                <w:color w:val="BE123C"/>
-                <w:sz w:val="20"/>
-              </w:rPr>
-              <w:t>CD34</w:t>
-            </w:r>
-            <w:r>
-              <w:rPr>
-                <w:rFonts w:ascii="Inter" w:hAnsi="Inter"/>
-                <w:b w:val="0"/>
-                <w:i w:val="0"/>
-                <w:color w:val="1F2937"/>
-                <w:sz w:val="20"/>
-              </w:rPr>
-              <w:t xml:space="preserve"> est le marqueur des progéniteurs.</w:t>
-            </w:r>
-          </w:p>
-        </w:tc>
-      </w:tr>
-      <w:tr>
-        <w:tc>
-          <w:tcPr>
-            <w:tcW w:type="dxa" w:w="9865"/>
-            <w:gridSpan w:val="2"/>
-            <w:vAlign w:val="center"/>
-          </w:tcPr>
-          <w:p>
-            <w:pPr>
-              <w:spacing w:before="60"/>
+              <w:spacing w:before="80"/>
               <w:jc w:val="center"/>
             </w:pPr>
             <w:r>
               <w:drawing>
                 <wp:inline xmlns:a="http://schemas.openxmlformats.org/drawingml/2006/main" xmlns:pic="http://schemas.openxmlformats.org/drawingml/2006/picture">
-                  <wp:extent cx="4752000" cy="2435712"/>
+                  <wp:extent cx="4248000" cy="2177379"/>
                   <wp:docPr id="2" name="Picture 2"/>
                   <wp:cNvGraphicFramePr>
                     <a:graphicFrameLocks noChangeAspect="1"/>
@@ -4078,7 +3961,7 @@
                         <pic:spPr>
                           <a:xfrm>
                             <a:off x="0" y="0"/>
-                            <a:ext cx="4752000" cy="2435712"/>
+                            <a:ext cx="4248000" cy="2177379"/>
                           </a:xfrm>
                           <a:prstGeom prst="rect"/>
                         </pic:spPr>
@@ -4102,6 +3985,178 @@
                 <w:sz w:val="18"/>
               </w:rPr>
               <w:t>Figure 1 — Cascade hématopoïétique : de la cellule souche aux cellules matures du sang.</w:t>
+            </w:r>
+          </w:p>
+        </w:tc>
+      </w:tr>
+      <w:tr>
+        <w:trPr>
+          <w:cantSplit/>
+        </w:trPr>
+        <w:tc>
+          <w:tcPr>
+            <w:tcW w:type="dxa" w:w="9865"/>
+            <w:gridSpan w:val="2"/>
+            <w:tcBorders>
+              <w:top w:val="single" w:sz="4" w:space="0" w:color="B91C1C"/>
+              <w:left w:val="single" w:sz="22" w:space="0" w:color="B91C1C"/>
+              <w:bottom w:val="single" w:sz="4" w:space="0" w:color="B91C1C"/>
+              <w:right w:val="single" w:sz="4" w:space="0" w:color="B91C1C"/>
+            </w:tcBorders>
+            <w:shd w:val="clear" w:color="auto" w:fill="FDEDEC"/>
+            <w:vAlign w:val="top"/>
+          </w:tcPr>
+          <w:p>
+            <w:pPr>
+              <w:spacing w:before="40"/>
+            </w:pPr>
+            <w:r>
+              <w:rPr>
+                <w:rFonts w:ascii="Inter" w:hAnsi="Inter"/>
+                <w:b/>
+                <w:color w:val="B91C1C"/>
+                <w:spacing w:val="14"/>
+                <w:sz w:val="16"/>
+              </w:rPr>
+              <w:t>PIÈGE</w:t>
+            </w:r>
+          </w:p>
+          <w:p>
+            <w:r>
+              <w:rPr>
+                <w:rFonts w:ascii="Inter" w:hAnsi="Inter"/>
+                <w:b w:val="0"/>
+                <w:i w:val="0"/>
+                <w:color w:val="1F2937"/>
+                <w:sz w:val="20"/>
+              </w:rPr>
+              <w:t xml:space="preserve">Le terme </w:t>
+            </w:r>
+            <w:r>
+              <w:rPr>
+                <w:rFonts w:ascii="Inter" w:hAnsi="Inter"/>
+                <w:b/>
+                <w:i w:val="0"/>
+                <w:color w:val="BE123C"/>
+                <w:sz w:val="20"/>
+              </w:rPr>
+              <w:t>« blastes »</w:t>
+            </w:r>
+            <w:r>
+              <w:rPr>
+                <w:rFonts w:ascii="Inter" w:hAnsi="Inter"/>
+                <w:b w:val="0"/>
+                <w:i w:val="0"/>
+                <w:color w:val="1F2937"/>
+                <w:sz w:val="20"/>
+              </w:rPr>
+              <w:t xml:space="preserve"> employé seul désigne a priori des </w:t>
+            </w:r>
+            <w:r>
+              <w:rPr>
+                <w:rFonts w:ascii="Inter" w:hAnsi="Inter"/>
+                <w:b/>
+                <w:i w:val="0"/>
+                <w:color w:val="BE123C"/>
+                <w:sz w:val="20"/>
+              </w:rPr>
+              <w:t>cellules malignes</w:t>
+            </w:r>
+            <w:r>
+              <w:rPr>
+                <w:rFonts w:ascii="Inter" w:hAnsi="Inter"/>
+                <w:b w:val="0"/>
+                <w:i w:val="0"/>
+                <w:color w:val="1F2937"/>
+                <w:sz w:val="20"/>
+              </w:rPr>
+              <w:t xml:space="preserve"> — à distinguer des précurseurs normaux en « …blaste ».</w:t>
+            </w:r>
+          </w:p>
+        </w:tc>
+      </w:tr>
+      <w:tr>
+        <w:trPr>
+          <w:cantSplit/>
+        </w:trPr>
+        <w:tc>
+          <w:tcPr>
+            <w:tcW w:type="dxa" w:w="9865"/>
+            <w:gridSpan w:val="2"/>
+            <w:tcBorders>
+              <w:top w:val="single" w:sz="4" w:space="0" w:color="E11D48"/>
+              <w:left w:val="single" w:sz="22" w:space="0" w:color="E11D48"/>
+              <w:bottom w:val="single" w:sz="4" w:space="0" w:color="E11D48"/>
+              <w:right w:val="single" w:sz="4" w:space="0" w:color="E11D48"/>
+            </w:tcBorders>
+            <w:shd w:val="clear" w:color="auto" w:fill="FAF7F2"/>
+            <w:vAlign w:val="top"/>
+          </w:tcPr>
+          <w:p>
+            <w:pPr>
+              <w:spacing w:before="40"/>
+            </w:pPr>
+            <w:r>
+              <w:rPr>
+                <w:rFonts w:ascii="Inter" w:hAnsi="Inter"/>
+                <w:b/>
+                <w:color w:val="E11D48"/>
+                <w:spacing w:val="14"/>
+                <w:sz w:val="16"/>
+              </w:rPr>
+              <w:t>À RETENIR</w:t>
+            </w:r>
+          </w:p>
+          <w:p>
+            <w:r>
+              <w:rPr>
+                <w:rFonts w:ascii="Inter" w:hAnsi="Inter"/>
+                <w:b w:val="0"/>
+                <w:i w:val="0"/>
+                <w:color w:val="1F2937"/>
+                <w:sz w:val="20"/>
+              </w:rPr>
+              <w:t xml:space="preserve">Cascade hématopoïétique = </w:t>
+            </w:r>
+            <w:r>
+              <w:rPr>
+                <w:rFonts w:ascii="Inter" w:hAnsi="Inter"/>
+                <w:b/>
+                <w:i w:val="0"/>
+                <w:color w:val="BE123C"/>
+                <w:sz w:val="20"/>
+              </w:rPr>
+              <w:t>3 compartiments</w:t>
+            </w:r>
+            <w:r>
+              <w:rPr>
+                <w:rFonts w:ascii="Inter" w:hAnsi="Inter"/>
+                <w:b w:val="0"/>
+                <w:i w:val="0"/>
+                <w:color w:val="1F2937"/>
+                <w:sz w:val="20"/>
+              </w:rPr>
+              <w:t xml:space="preserve"> : progéniteurs → précurseurs → cellules matures. </w:t>
+            </w:r>
+            <w:r>
+              <w:rPr>
+                <w:rFonts w:ascii="Inter" w:hAnsi="Inter"/>
+                <w:b/>
+                <w:i w:val="0"/>
+                <w:color w:val="BE123C"/>
+                <w:sz w:val="20"/>
+              </w:rPr>
+              <w:t>CD34</w:t>
+            </w:r>
+            <w:r>
+              <w:rPr>
+                <w:rFonts w:ascii="Inter" w:hAnsi="Inter"/>
+                <w:b w:val="0"/>
+                <w:i w:val="0"/>
+                <w:color w:val="1F2937"/>
+                <w:sz w:val="20"/>
+              </w:rPr>
+              <w:t xml:space="preserve"> est le marqueur des progéniteurs.</w:t>
             </w:r>
           </w:p>
         </w:tc>
@@ -4154,6 +4209,7 @@
       </w:tblGrid>
       <w:tr>
         <w:trPr>
+          <w:cantSplit/>
           <w:tblHeader w:val="true"/>
         </w:trPr>
         <w:tc>
@@ -4201,6 +4257,9 @@
         </w:tc>
       </w:tr>
       <w:tr>
+        <w:trPr>
+          <w:cantSplit/>
+        </w:trPr>
         <w:tc>
           <w:tcPr>
             <w:tcW w:type="dxa" w:w="2663"/>
@@ -4305,6 +4364,9 @@
         </w:tc>
       </w:tr>
       <w:tr>
+        <w:trPr>
+          <w:cantSplit/>
+        </w:trPr>
         <w:tc>
           <w:tcPr>
             <w:tcW w:type="dxa" w:w="2663"/>
@@ -4362,6 +4424,9 @@
               <w:gridCol w:w="3600"/>
             </w:tblGrid>
             <w:tr>
+              <w:trPr>
+                <w:cantSplit/>
+              </w:trPr>
               <w:tc>
                 <w:tcPr>
                   <w:tcW w:type="dxa" w:w="3600"/>
@@ -4406,6 +4471,9 @@
               </w:tc>
             </w:tr>
             <w:tr>
+              <w:trPr>
+                <w:cantSplit/>
+              </w:trPr>
               <w:tc>
                 <w:tcPr>
                   <w:tcW w:type="dxa" w:w="3600"/>
@@ -4458,6 +4526,9 @@
               </w:tc>
             </w:tr>
             <w:tr>
+              <w:trPr>
+                <w:cantSplit/>
+              </w:trPr>
               <w:tc>
                 <w:tcPr>
                   <w:tcW w:type="dxa" w:w="3600"/>
@@ -4512,6 +4583,9 @@
               </w:tc>
             </w:tr>
             <w:tr>
+              <w:trPr>
+                <w:cantSplit/>
+              </w:trPr>
               <w:tc>
                 <w:tcPr>
                   <w:tcW w:type="dxa" w:w="3600"/>
@@ -4554,6 +4628,9 @@
               </w:tc>
             </w:tr>
             <w:tr>
+              <w:trPr>
+                <w:cantSplit/>
+              </w:trPr>
               <w:tc>
                 <w:tcPr>
                   <w:tcW w:type="dxa" w:w="3600"/>
@@ -4598,6 +4675,9 @@
               </w:tc>
             </w:tr>
             <w:tr>
+              <w:trPr>
+                <w:cantSplit/>
+              </w:trPr>
               <w:tc>
                 <w:tcPr>
                   <w:tcW w:type="dxa" w:w="3600"/>
@@ -4640,6 +4720,9 @@
               </w:tc>
             </w:tr>
             <w:tr>
+              <w:trPr>
+                <w:cantSplit/>
+              </w:trPr>
               <w:tc>
                 <w:tcPr>
                   <w:tcW w:type="dxa" w:w="3600"/>
@@ -4684,6 +4767,9 @@
               </w:tc>
             </w:tr>
             <w:tr>
+              <w:trPr>
+                <w:cantSplit/>
+              </w:trPr>
               <w:tc>
                 <w:tcPr>
                   <w:tcW w:type="dxa" w:w="3600"/>
@@ -4735,6 +4821,9 @@
         </w:tc>
       </w:tr>
       <w:tr>
+        <w:trPr>
+          <w:cantSplit/>
+        </w:trPr>
         <w:tc>
           <w:tcPr>
             <w:tcW w:type="dxa" w:w="2663"/>
@@ -4907,6 +4996,9 @@
         </w:tc>
       </w:tr>
       <w:tr>
+        <w:trPr>
+          <w:cantSplit/>
+        </w:trPr>
         <w:tc>
           <w:tcPr>
             <w:tcW w:type="dxa" w:w="2663"/>
@@ -5049,6 +5141,9 @@
         </w:tc>
       </w:tr>
       <w:tr>
+        <w:trPr>
+          <w:cantSplit/>
+        </w:trPr>
         <w:tc>
           <w:tcPr>
             <w:tcW w:type="dxa" w:w="9865"/>
@@ -5218,6 +5313,7 @@
       </w:tblGrid>
       <w:tr>
         <w:trPr>
+          <w:cantSplit/>
           <w:tblHeader w:val="true"/>
         </w:trPr>
         <w:tc>
@@ -5265,6 +5361,9 @@
         </w:tc>
       </w:tr>
       <w:tr>
+        <w:trPr>
+          <w:cantSplit/>
+        </w:trPr>
         <w:tc>
           <w:tcPr>
             <w:tcW w:type="dxa" w:w="2663"/>
@@ -5377,6 +5476,9 @@
         </w:tc>
       </w:tr>
       <w:tr>
+        <w:trPr>
+          <w:cantSplit/>
+        </w:trPr>
         <w:tc>
           <w:tcPr>
             <w:tcW w:type="dxa" w:w="2663"/>
@@ -5556,6 +5658,7 @@
       </w:tblGrid>
       <w:tr>
         <w:trPr>
+          <w:cantSplit/>
           <w:tblHeader w:val="true"/>
         </w:trPr>
         <w:tc>
@@ -5603,6 +5706,9 @@
         </w:tc>
       </w:tr>
       <w:tr>
+        <w:trPr>
+          <w:cantSplit/>
+        </w:trPr>
         <w:tc>
           <w:tcPr>
             <w:tcW w:type="dxa" w:w="2663"/>
@@ -5827,6 +5933,9 @@
         </w:tc>
       </w:tr>
       <w:tr>
+        <w:trPr>
+          <w:cantSplit/>
+        </w:trPr>
         <w:tc>
           <w:tcPr>
             <w:tcW w:type="dxa" w:w="2663"/>
@@ -5959,6 +6068,9 @@
         </w:tc>
       </w:tr>
       <w:tr>
+        <w:trPr>
+          <w:cantSplit/>
+        </w:trPr>
         <w:tc>
           <w:tcPr>
             <w:tcW w:type="dxa" w:w="2663"/>
@@ -6183,6 +6295,9 @@
         </w:tc>
       </w:tr>
       <w:tr>
+        <w:trPr>
+          <w:cantSplit/>
+        </w:trPr>
         <w:tc>
           <w:tcPr>
             <w:tcW w:type="dxa" w:w="2663"/>
@@ -6282,127 +6397,15 @@
               <w:t xml:space="preserve"> avant délivrance de nouvelles hématies</w:t>
             </w:r>
           </w:p>
-        </w:tc>
-      </w:tr>
-      <w:tr>
-        <w:tc>
-          <w:tcPr>
-            <w:tcW w:type="dxa" w:w="9865"/>
-            <w:gridSpan w:val="2"/>
-            <w:tcBorders>
-              <w:top w:val="single" w:sz="4" w:space="0" w:color="B91C1C"/>
-              <w:left w:val="single" w:sz="22" w:space="0" w:color="B91C1C"/>
-              <w:bottom w:val="single" w:sz="4" w:space="0" w:color="B91C1C"/>
-              <w:right w:val="single" w:sz="4" w:space="0" w:color="B91C1C"/>
-            </w:tcBorders>
-            <w:shd w:val="clear" w:color="auto" w:fill="FDEDEC"/>
-            <w:vAlign w:val="top"/>
-          </w:tcPr>
           <w:p>
             <w:pPr>
-              <w:spacing w:before="40"/>
-            </w:pPr>
-            <w:r>
-              <w:rPr>
-                <w:rFonts w:ascii="Inter" w:hAnsi="Inter"/>
-                <w:b/>
-                <w:color w:val="B91C1C"/>
-                <w:spacing w:val="14"/>
-                <w:sz w:val="16"/>
-              </w:rPr>
-              <w:t>PIÈGE</w:t>
-            </w:r>
-          </w:p>
-          <w:p>
-            <w:r>
-              <w:rPr>
-                <w:rFonts w:ascii="Inter" w:hAnsi="Inter"/>
-                <w:b w:val="0"/>
-                <w:i w:val="0"/>
-                <w:color w:val="1F2937"/>
-                <w:sz w:val="20"/>
-              </w:rPr>
-              <w:t xml:space="preserve">La présence de </w:t>
-            </w:r>
-            <w:r>
-              <w:rPr>
-                <w:rFonts w:ascii="Inter" w:hAnsi="Inter"/>
-                <w:b/>
-                <w:i w:val="0"/>
-                <w:color w:val="BE123C"/>
-                <w:sz w:val="20"/>
-              </w:rPr>
-              <w:t>corps de Howell-Jolly</w:t>
-            </w:r>
-            <w:r>
-              <w:rPr>
-                <w:rFonts w:ascii="Inter" w:hAnsi="Inter"/>
-                <w:b w:val="0"/>
-                <w:i w:val="0"/>
-                <w:color w:val="1F2937"/>
-                <w:sz w:val="20"/>
-              </w:rPr>
-              <w:t xml:space="preserve"> (reliquat nucléaire) sur le frottis est constante après </w:t>
-            </w:r>
-            <w:r>
-              <w:rPr>
-                <w:rFonts w:ascii="Inter" w:hAnsi="Inter"/>
-                <w:b/>
-                <w:i w:val="0"/>
-                <w:color w:val="BE123C"/>
-                <w:sz w:val="20"/>
-              </w:rPr>
-              <w:t>splénectomie</w:t>
-            </w:r>
-            <w:r>
-              <w:rPr>
-                <w:rFonts w:ascii="Inter" w:hAnsi="Inter"/>
-                <w:b w:val="0"/>
-                <w:i w:val="0"/>
-                <w:color w:val="1F2937"/>
-                <w:sz w:val="20"/>
-              </w:rPr>
-              <w:t xml:space="preserve"> ou fait suspecter une </w:t>
-            </w:r>
-            <w:r>
-              <w:rPr>
-                <w:rFonts w:ascii="Inter" w:hAnsi="Inter"/>
-                <w:b/>
-                <w:i w:val="0"/>
-                <w:color w:val="BE123C"/>
-                <w:sz w:val="20"/>
-              </w:rPr>
-              <w:t>asplénie</w:t>
-            </w:r>
-            <w:r>
-              <w:rPr>
-                <w:rFonts w:ascii="Inter" w:hAnsi="Inter"/>
-                <w:b w:val="0"/>
-                <w:i w:val="0"/>
-                <w:color w:val="1F2937"/>
-                <w:sz w:val="20"/>
-              </w:rPr>
-              <w:t>.</w:t>
-            </w:r>
-          </w:p>
-        </w:tc>
-      </w:tr>
-      <w:tr>
-        <w:tc>
-          <w:tcPr>
-            <w:tcW w:type="dxa" w:w="9865"/>
-            <w:gridSpan w:val="2"/>
-            <w:vAlign w:val="center"/>
-          </w:tcPr>
-          <w:p>
-            <w:pPr>
-              <w:spacing w:before="60"/>
+              <w:spacing w:before="80"/>
               <w:jc w:val="center"/>
             </w:pPr>
             <w:r>
               <w:drawing>
                 <wp:inline xmlns:a="http://schemas.openxmlformats.org/drawingml/2006/main" xmlns:pic="http://schemas.openxmlformats.org/drawingml/2006/picture">
-                  <wp:extent cx="4668782" cy="2448000"/>
+                  <wp:extent cx="4248000" cy="2227370"/>
                   <wp:docPr id="3" name="Picture 3"/>
                   <wp:cNvGraphicFramePr>
                     <a:graphicFrameLocks noChangeAspect="1"/>
@@ -6423,7 +6426,7 @@
                         <pic:spPr>
                           <a:xfrm>
                             <a:off x="0" y="0"/>
-                            <a:ext cx="4668782" cy="2448000"/>
+                            <a:ext cx="4248000" cy="2227370"/>
                           </a:xfrm>
                           <a:prstGeom prst="rect"/>
                         </pic:spPr>
@@ -6447,6 +6450,112 @@
                 <w:sz w:val="18"/>
               </w:rPr>
               <w:t>Figure 2 — Érythropoïèse : de la BFU-E à l'hématie mature.</w:t>
+            </w:r>
+          </w:p>
+        </w:tc>
+      </w:tr>
+      <w:tr>
+        <w:trPr>
+          <w:cantSplit/>
+        </w:trPr>
+        <w:tc>
+          <w:tcPr>
+            <w:tcW w:type="dxa" w:w="9865"/>
+            <w:gridSpan w:val="2"/>
+            <w:tcBorders>
+              <w:top w:val="single" w:sz="4" w:space="0" w:color="B91C1C"/>
+              <w:left w:val="single" w:sz="22" w:space="0" w:color="B91C1C"/>
+              <w:bottom w:val="single" w:sz="4" w:space="0" w:color="B91C1C"/>
+              <w:right w:val="single" w:sz="4" w:space="0" w:color="B91C1C"/>
+            </w:tcBorders>
+            <w:shd w:val="clear" w:color="auto" w:fill="FDEDEC"/>
+            <w:vAlign w:val="top"/>
+          </w:tcPr>
+          <w:p>
+            <w:pPr>
+              <w:spacing w:before="40"/>
+            </w:pPr>
+            <w:r>
+              <w:rPr>
+                <w:rFonts w:ascii="Inter" w:hAnsi="Inter"/>
+                <w:b/>
+                <w:color w:val="B91C1C"/>
+                <w:spacing w:val="14"/>
+                <w:sz w:val="16"/>
+              </w:rPr>
+              <w:t>PIÈGE</w:t>
+            </w:r>
+          </w:p>
+          <w:p>
+            <w:r>
+              <w:rPr>
+                <w:rFonts w:ascii="Inter" w:hAnsi="Inter"/>
+                <w:b w:val="0"/>
+                <w:i w:val="0"/>
+                <w:color w:val="1F2937"/>
+                <w:sz w:val="20"/>
+              </w:rPr>
+              <w:t xml:space="preserve">La présence de </w:t>
+            </w:r>
+            <w:r>
+              <w:rPr>
+                <w:rFonts w:ascii="Inter" w:hAnsi="Inter"/>
+                <w:b/>
+                <w:i w:val="0"/>
+                <w:color w:val="BE123C"/>
+                <w:sz w:val="20"/>
+              </w:rPr>
+              <w:t>corps de Howell-Jolly</w:t>
+            </w:r>
+            <w:r>
+              <w:rPr>
+                <w:rFonts w:ascii="Inter" w:hAnsi="Inter"/>
+                <w:b w:val="0"/>
+                <w:i w:val="0"/>
+                <w:color w:val="1F2937"/>
+                <w:sz w:val="20"/>
+              </w:rPr>
+              <w:t xml:space="preserve"> (reliquat nucléaire) sur le frottis est constante après </w:t>
+            </w:r>
+            <w:r>
+              <w:rPr>
+                <w:rFonts w:ascii="Inter" w:hAnsi="Inter"/>
+                <w:b/>
+                <w:i w:val="0"/>
+                <w:color w:val="BE123C"/>
+                <w:sz w:val="20"/>
+              </w:rPr>
+              <w:t>splénectomie</w:t>
+            </w:r>
+            <w:r>
+              <w:rPr>
+                <w:rFonts w:ascii="Inter" w:hAnsi="Inter"/>
+                <w:b w:val="0"/>
+                <w:i w:val="0"/>
+                <w:color w:val="1F2937"/>
+                <w:sz w:val="20"/>
+              </w:rPr>
+              <w:t xml:space="preserve"> ou fait suspecter une </w:t>
+            </w:r>
+            <w:r>
+              <w:rPr>
+                <w:rFonts w:ascii="Inter" w:hAnsi="Inter"/>
+                <w:b/>
+                <w:i w:val="0"/>
+                <w:color w:val="BE123C"/>
+                <w:sz w:val="20"/>
+              </w:rPr>
+              <w:t>asplénie</w:t>
+            </w:r>
+            <w:r>
+              <w:rPr>
+                <w:rFonts w:ascii="Inter" w:hAnsi="Inter"/>
+                <w:b w:val="0"/>
+                <w:i w:val="0"/>
+                <w:color w:val="1F2937"/>
+                <w:sz w:val="20"/>
+              </w:rPr>
+              <w:t>.</w:t>
             </w:r>
           </w:p>
         </w:tc>
@@ -6478,6 +6587,7 @@
       </w:tblGrid>
       <w:tr>
         <w:trPr>
+          <w:cantSplit/>
           <w:tblHeader w:val="true"/>
         </w:trPr>
         <w:tc>
@@ -6525,6 +6635,9 @@
         </w:tc>
       </w:tr>
       <w:tr>
+        <w:trPr>
+          <w:cantSplit/>
+        </w:trPr>
         <w:tc>
           <w:tcPr>
             <w:tcW w:type="dxa" w:w="2663"/>
@@ -6693,6 +6806,9 @@
         </w:tc>
       </w:tr>
       <w:tr>
+        <w:trPr>
+          <w:cantSplit/>
+        </w:trPr>
         <w:tc>
           <w:tcPr>
             <w:tcW w:type="dxa" w:w="2663"/>
@@ -6911,6 +7027,9 @@
         </w:tc>
       </w:tr>
       <w:tr>
+        <w:trPr>
+          <w:cantSplit/>
+        </w:trPr>
         <w:tc>
           <w:tcPr>
             <w:tcW w:type="dxa" w:w="2663"/>
@@ -7079,6 +7198,9 @@
         </w:tc>
       </w:tr>
       <w:tr>
+        <w:trPr>
+          <w:cantSplit/>
+        </w:trPr>
         <w:tc>
           <w:tcPr>
             <w:tcW w:type="dxa" w:w="2663"/>
@@ -7137,6 +7259,9 @@
               <w:gridCol w:w="2400"/>
             </w:tblGrid>
             <w:tr>
+              <w:trPr>
+                <w:cantSplit/>
+              </w:trPr>
               <w:tc>
                 <w:tcPr>
                   <w:tcW w:type="dxa" w:w="2400"/>
@@ -7202,6 +7327,9 @@
               </w:tc>
             </w:tr>
             <w:tr>
+              <w:trPr>
+                <w:cantSplit/>
+              </w:trPr>
               <w:tc>
                 <w:tcPr>
                   <w:tcW w:type="dxa" w:w="2400"/>
@@ -7264,6 +7392,9 @@
               </w:tc>
             </w:tr>
             <w:tr>
+              <w:trPr>
+                <w:cantSplit/>
+              </w:trPr>
               <w:tc>
                 <w:tcPr>
                   <w:tcW w:type="dxa" w:w="2400"/>
@@ -7329,6 +7460,9 @@
               </w:tc>
             </w:tr>
             <w:tr>
+              <w:trPr>
+                <w:cantSplit/>
+              </w:trPr>
               <w:tc>
                 <w:tcPr>
                   <w:tcW w:type="dxa" w:w="2400"/>
@@ -7446,6 +7580,9 @@
         </w:tc>
       </w:tr>
       <w:tr>
+        <w:trPr>
+          <w:cantSplit/>
+        </w:trPr>
         <w:tc>
           <w:tcPr>
             <w:tcW w:type="dxa" w:w="2663"/>
@@ -7574,6 +7711,7 @@
       </w:tblGrid>
       <w:tr>
         <w:trPr>
+          <w:cantSplit/>
           <w:tblHeader w:val="true"/>
         </w:trPr>
         <w:tc>
@@ -7621,6 +7759,9 @@
         </w:tc>
       </w:tr>
       <w:tr>
+        <w:trPr>
+          <w:cantSplit/>
+        </w:trPr>
         <w:tc>
           <w:tcPr>
             <w:tcW w:type="dxa" w:w="2663"/>
@@ -7809,6 +7950,9 @@
         </w:tc>
       </w:tr>
       <w:tr>
+        <w:trPr>
+          <w:cantSplit/>
+        </w:trPr>
         <w:tc>
           <w:tcPr>
             <w:tcW w:type="dxa" w:w="2663"/>
@@ -7915,6 +8059,9 @@
         </w:tc>
       </w:tr>
       <w:tr>
+        <w:trPr>
+          <w:cantSplit/>
+        </w:trPr>
         <w:tc>
           <w:tcPr>
             <w:tcW w:type="dxa" w:w="2663"/>
@@ -8093,6 +8240,9 @@
         </w:tc>
       </w:tr>
       <w:tr>
+        <w:trPr>
+          <w:cantSplit/>
+        </w:trPr>
         <w:tc>
           <w:tcPr>
             <w:tcW w:type="dxa" w:w="2663"/>
@@ -8205,6 +8355,9 @@
         </w:tc>
       </w:tr>
       <w:tr>
+        <w:trPr>
+          <w:cantSplit/>
+        </w:trPr>
         <w:tc>
           <w:tcPr>
             <w:tcW w:type="dxa" w:w="9865"/>
@@ -8335,6 +8488,7 @@
       </w:tblGrid>
       <w:tr>
         <w:trPr>
+          <w:cantSplit/>
           <w:tblHeader w:val="true"/>
         </w:trPr>
         <w:tc>
@@ -8382,6 +8536,9 @@
         </w:tc>
       </w:tr>
       <w:tr>
+        <w:trPr>
+          <w:cantSplit/>
+        </w:trPr>
         <w:tc>
           <w:tcPr>
             <w:tcW w:type="dxa" w:w="2663"/>
@@ -8550,6 +8707,9 @@
         </w:tc>
       </w:tr>
       <w:tr>
+        <w:trPr>
+          <w:cantSplit/>
+        </w:trPr>
         <w:tc>
           <w:tcPr>
             <w:tcW w:type="dxa" w:w="2663"/>
@@ -8718,6 +8878,9 @@
         </w:tc>
       </w:tr>
       <w:tr>
+        <w:trPr>
+          <w:cantSplit/>
+        </w:trPr>
         <w:tc>
           <w:tcPr>
             <w:tcW w:type="dxa" w:w="2663"/>
@@ -8886,6 +9049,9 @@
         </w:tc>
       </w:tr>
       <w:tr>
+        <w:trPr>
+          <w:cantSplit/>
+        </w:trPr>
         <w:tc>
           <w:tcPr>
             <w:tcW w:type="dxa" w:w="2663"/>
@@ -9064,6 +9230,9 @@
         </w:tc>
       </w:tr>
       <w:tr>
+        <w:trPr>
+          <w:cantSplit/>
+        </w:trPr>
         <w:tc>
           <w:tcPr>
             <w:tcW w:type="dxa" w:w="9865"/>
@@ -9213,6 +9382,7 @@
       </w:tblGrid>
       <w:tr>
         <w:trPr>
+          <w:cantSplit/>
           <w:tblHeader w:val="true"/>
         </w:trPr>
         <w:tc>
@@ -9260,6 +9430,9 @@
         </w:tc>
       </w:tr>
       <w:tr>
+        <w:trPr>
+          <w:cantSplit/>
+        </w:trPr>
         <w:tc>
           <w:tcPr>
             <w:tcW w:type="dxa" w:w="2663"/>
@@ -9448,6 +9621,9 @@
         </w:tc>
       </w:tr>
       <w:tr>
+        <w:trPr>
+          <w:cantSplit/>
+        </w:trPr>
         <w:tc>
           <w:tcPr>
             <w:tcW w:type="dxa" w:w="2663"/>
@@ -9560,6 +9736,9 @@
         </w:tc>
       </w:tr>
       <w:tr>
+        <w:trPr>
+          <w:cantSplit/>
+        </w:trPr>
         <w:tc>
           <w:tcPr>
             <w:tcW w:type="dxa" w:w="2663"/>
@@ -9758,6 +9937,9 @@
         </w:tc>
       </w:tr>
       <w:tr>
+        <w:trPr>
+          <w:cantSplit/>
+        </w:trPr>
         <w:tc>
           <w:tcPr>
             <w:tcW w:type="dxa" w:w="2663"/>
@@ -9890,6 +10072,9 @@
         </w:tc>
       </w:tr>
       <w:tr>
+        <w:trPr>
+          <w:cantSplit/>
+        </w:trPr>
         <w:tc>
           <w:tcPr>
             <w:tcW w:type="dxa" w:w="9865"/>
@@ -10020,6 +10205,7 @@
       </w:tblGrid>
       <w:tr>
         <w:trPr>
+          <w:cantSplit/>
           <w:tblHeader w:val="true"/>
         </w:trPr>
         <w:tc>
@@ -10067,6 +10253,9 @@
         </w:tc>
       </w:tr>
       <w:tr>
+        <w:trPr>
+          <w:cantSplit/>
+        </w:trPr>
         <w:tc>
           <w:tcPr>
             <w:tcW w:type="dxa" w:w="2663"/>
@@ -10297,6 +10486,9 @@
         </w:tc>
       </w:tr>
       <w:tr>
+        <w:trPr>
+          <w:cantSplit/>
+        </w:trPr>
         <w:tc>
           <w:tcPr>
             <w:tcW w:type="dxa" w:w="2663"/>
@@ -10521,6 +10713,9 @@
         </w:tc>
       </w:tr>
       <w:tr>
+        <w:trPr>
+          <w:cantSplit/>
+        </w:trPr>
         <w:tc>
           <w:tcPr>
             <w:tcW w:type="dxa" w:w="2663"/>
@@ -10659,6 +10854,9 @@
         </w:tc>
       </w:tr>
       <w:tr>
+        <w:trPr>
+          <w:cantSplit/>
+        </w:trPr>
         <w:tc>
           <w:tcPr>
             <w:tcW w:type="dxa" w:w="2663"/>
@@ -10834,24 +11032,15 @@
               <w:t xml:space="preserve"> (dégranulation)</w:t>
             </w:r>
           </w:p>
-        </w:tc>
-      </w:tr>
-      <w:tr>
-        <w:tc>
-          <w:tcPr>
-            <w:tcW w:type="dxa" w:w="9865"/>
-            <w:gridSpan w:val="2"/>
-            <w:vAlign w:val="center"/>
-          </w:tcPr>
           <w:p>
             <w:pPr>
-              <w:spacing w:before="60"/>
+              <w:spacing w:before="80"/>
               <w:jc w:val="center"/>
             </w:pPr>
             <w:r>
               <w:drawing>
                 <wp:inline xmlns:a="http://schemas.openxmlformats.org/drawingml/2006/main" xmlns:pic="http://schemas.openxmlformats.org/drawingml/2006/picture">
-                  <wp:extent cx="4752000" cy="1913465"/>
+                  <wp:extent cx="4248000" cy="1710521"/>
                   <wp:docPr id="4" name="Picture 4"/>
                   <wp:cNvGraphicFramePr>
                     <a:graphicFrameLocks noChangeAspect="1"/>
@@ -10872,7 +11061,7 @@
                         <pic:spPr>
                           <a:xfrm>
                             <a:off x="0" y="0"/>
-                            <a:ext cx="4752000" cy="1913465"/>
+                            <a:ext cx="4248000" cy="1710521"/>
                           </a:xfrm>
                           <a:prstGeom prst="rect"/>
                         </pic:spPr>
@@ -10927,6 +11116,7 @@
       </w:tblGrid>
       <w:tr>
         <w:trPr>
+          <w:cantSplit/>
           <w:tblHeader w:val="true"/>
         </w:trPr>
         <w:tc>
@@ -10974,6 +11164,9 @@
         </w:tc>
       </w:tr>
       <w:tr>
+        <w:trPr>
+          <w:cantSplit/>
+        </w:trPr>
         <w:tc>
           <w:tcPr>
             <w:tcW w:type="dxa" w:w="2663"/>
@@ -11148,6 +11341,9 @@
         </w:tc>
       </w:tr>
       <w:tr>
+        <w:trPr>
+          <w:cantSplit/>
+        </w:trPr>
         <w:tc>
           <w:tcPr>
             <w:tcW w:type="dxa" w:w="2663"/>
@@ -11346,6 +11542,9 @@
         </w:tc>
       </w:tr>
       <w:tr>
+        <w:trPr>
+          <w:cantSplit/>
+        </w:trPr>
         <w:tc>
           <w:tcPr>
             <w:tcW w:type="dxa" w:w="2663"/>
@@ -11564,6 +11763,9 @@
         </w:tc>
       </w:tr>
       <w:tr>
+        <w:trPr>
+          <w:cantSplit/>
+        </w:trPr>
         <w:tc>
           <w:tcPr>
             <w:tcW w:type="dxa" w:w="2663"/>
@@ -11712,6 +11914,7 @@
       </w:tblGrid>
       <w:tr>
         <w:trPr>
+          <w:cantSplit/>
           <w:tblHeader w:val="true"/>
         </w:trPr>
         <w:tc>
@@ -11759,6 +11962,9 @@
         </w:tc>
       </w:tr>
       <w:tr>
+        <w:trPr>
+          <w:cantSplit/>
+        </w:trPr>
         <w:tc>
           <w:tcPr>
             <w:tcW w:type="dxa" w:w="2663"/>
@@ -11918,6 +12124,7 @@
       </w:tblGrid>
       <w:tr>
         <w:trPr>
+          <w:cantSplit/>
           <w:tblHeader w:val="true"/>
         </w:trPr>
         <w:tc>
@@ -11965,6 +12172,9 @@
         </w:tc>
       </w:tr>
       <w:tr>
+        <w:trPr>
+          <w:cantSplit/>
+        </w:trPr>
         <w:tc>
           <w:tcPr>
             <w:tcW w:type="dxa" w:w="2663"/>
@@ -12133,6 +12343,9 @@
         </w:tc>
       </w:tr>
       <w:tr>
+        <w:trPr>
+          <w:cantSplit/>
+        </w:trPr>
         <w:tc>
           <w:tcPr>
             <w:tcW w:type="dxa" w:w="2663"/>
@@ -12311,6 +12524,9 @@
         </w:tc>
       </w:tr>
       <w:tr>
+        <w:trPr>
+          <w:cantSplit/>
+        </w:trPr>
         <w:tc>
           <w:tcPr>
             <w:tcW w:type="dxa" w:w="2663"/>
@@ -12469,6 +12685,9 @@
         </w:tc>
       </w:tr>
       <w:tr>
+        <w:trPr>
+          <w:cantSplit/>
+        </w:trPr>
         <w:tc>
           <w:tcPr>
             <w:tcW w:type="dxa" w:w="2663"/>
@@ -12552,6 +12771,9 @@
               <w:gridCol w:w="3600"/>
             </w:tblGrid>
             <w:tr>
+              <w:trPr>
+                <w:cantSplit/>
+              </w:trPr>
               <w:tc>
                 <w:tcPr>
                   <w:tcW w:type="dxa" w:w="3600"/>
@@ -12596,6 +12818,9 @@
               </w:tc>
             </w:tr>
             <w:tr>
+              <w:trPr>
+                <w:cantSplit/>
+              </w:trPr>
               <w:tc>
                 <w:tcPr>
                   <w:tcW w:type="dxa" w:w="3600"/>
@@ -12638,6 +12863,9 @@
               </w:tc>
             </w:tr>
             <w:tr>
+              <w:trPr>
+                <w:cantSplit/>
+              </w:trPr>
               <w:tc>
                 <w:tcPr>
                   <w:tcW w:type="dxa" w:w="3600"/>
@@ -12682,6 +12910,9 @@
               </w:tc>
             </w:tr>
             <w:tr>
+              <w:trPr>
+                <w:cantSplit/>
+              </w:trPr>
               <w:tc>
                 <w:tcPr>
                   <w:tcW w:type="dxa" w:w="3600"/>
@@ -12724,6 +12955,9 @@
               </w:tc>
             </w:tr>
             <w:tr>
+              <w:trPr>
+                <w:cantSplit/>
+              </w:trPr>
               <w:tc>
                 <w:tcPr>
                   <w:tcW w:type="dxa" w:w="3600"/>
@@ -12768,6 +13002,9 @@
               </w:tc>
             </w:tr>
             <w:tr>
+              <w:trPr>
+                <w:cantSplit/>
+              </w:trPr>
               <w:tc>
                 <w:tcPr>
                   <w:tcW w:type="dxa" w:w="3600"/>
@@ -12810,6 +13047,9 @@
               </w:tc>
             </w:tr>
             <w:tr>
+              <w:trPr>
+                <w:cantSplit/>
+              </w:trPr>
               <w:tc>
                 <w:tcPr>
                   <w:tcW w:type="dxa" w:w="3600"/>
@@ -12863,6 +13103,9 @@
         </w:tc>
       </w:tr>
       <w:tr>
+        <w:trPr>
+          <w:cantSplit/>
+        </w:trPr>
         <w:tc>
           <w:tcPr>
             <w:tcW w:type="dxa" w:w="2663"/>
@@ -13045,6 +13288,9 @@
         </w:tc>
       </w:tr>
       <w:tr>
+        <w:trPr>
+          <w:cantSplit/>
+        </w:trPr>
         <w:tc>
           <w:tcPr>
             <w:tcW w:type="dxa" w:w="9865"/>
@@ -13154,6 +13400,7 @@
       </w:tblGrid>
       <w:tr>
         <w:trPr>
+          <w:cantSplit/>
           <w:tblHeader w:val="true"/>
         </w:trPr>
         <w:tc>
@@ -13201,6 +13448,9 @@
         </w:tc>
       </w:tr>
       <w:tr>
+        <w:trPr>
+          <w:cantSplit/>
+        </w:trPr>
         <w:tc>
           <w:tcPr>
             <w:tcW w:type="dxa" w:w="2663"/>
@@ -13349,6 +13599,9 @@
         </w:tc>
       </w:tr>
       <w:tr>
+        <w:trPr>
+          <w:cantSplit/>
+        </w:trPr>
         <w:tc>
           <w:tcPr>
             <w:tcW w:type="dxa" w:w="2663"/>
@@ -13491,6 +13744,9 @@
         </w:tc>
       </w:tr>
       <w:tr>
+        <w:trPr>
+          <w:cantSplit/>
+        </w:trPr>
         <w:tc>
           <w:tcPr>
             <w:tcW w:type="dxa" w:w="2663"/>
@@ -13681,6 +13937,9 @@
         </w:tc>
       </w:tr>
       <w:tr>
+        <w:trPr>
+          <w:cantSplit/>
+        </w:trPr>
         <w:tc>
           <w:tcPr>
             <w:tcW w:type="dxa" w:w="2663"/>
@@ -13809,6 +14068,9 @@
         </w:tc>
       </w:tr>
       <w:tr>
+        <w:trPr>
+          <w:cantSplit/>
+        </w:trPr>
         <w:tc>
           <w:tcPr>
             <w:tcW w:type="dxa" w:w="2663"/>
@@ -13968,24 +14230,15 @@
               <w:t xml:space="preserve"> (manque d'espace)</w:t>
             </w:r>
           </w:p>
-        </w:tc>
-      </w:tr>
-      <w:tr>
-        <w:tc>
-          <w:tcPr>
-            <w:tcW w:type="dxa" w:w="9865"/>
-            <w:gridSpan w:val="2"/>
-            <w:vAlign w:val="center"/>
-          </w:tcPr>
           <w:p>
             <w:pPr>
-              <w:spacing w:before="60"/>
+              <w:spacing w:before="80"/>
               <w:jc w:val="center"/>
             </w:pPr>
             <w:r>
               <w:drawing>
                 <wp:inline xmlns:a="http://schemas.openxmlformats.org/drawingml/2006/main" xmlns:pic="http://schemas.openxmlformats.org/drawingml/2006/picture">
-                  <wp:extent cx="2525551" cy="2447999"/>
+                  <wp:extent cx="2302708" cy="2231999"/>
                   <wp:docPr id="5" name="Picture 5"/>
                   <wp:cNvGraphicFramePr>
                     <a:graphicFrameLocks noChangeAspect="1"/>
@@ -14006,7 +14259,7 @@
                         <pic:spPr>
                           <a:xfrm>
                             <a:off x="0" y="0"/>
-                            <a:ext cx="2525551" cy="2447999"/>
+                            <a:ext cx="2302708" cy="2231999"/>
                           </a:xfrm>
                           <a:prstGeom prst="rect"/>
                         </pic:spPr>
@@ -14030,525 +14283,6 @@
                 <w:sz w:val="18"/>
               </w:rPr>
               <w:t>Figure 4 — Schéma de l'hématopoïèse normale et localisation des principales hémopathies myéloïdes et lymphoïdes.</w:t>
-            </w:r>
-          </w:p>
-        </w:tc>
-      </w:tr>
-    </w:tbl>
-    <w:p>
-      <w:pPr>
-        <w:spacing w:after="80"/>
-      </w:pPr>
-    </w:p>
-    <w:p>
-      <w:r>
-        <w:br w:type="page"/>
-      </w:r>
-    </w:p>
-    <w:p>
-      <w:pPr>
-        <w:keepNext/>
-        <w:shd w:val="clear" w:color="auto" w:fill="E11D48"/>
-        <w:spacing w:before="40" w:after="200"/>
-      </w:pPr>
-      <w:r>
-        <w:rPr>
-          <w:rFonts w:ascii="Playfair Display" w:hAnsi="Playfair Display"/>
-          <w:b/>
-          <w:color w:val="FFFFFF"/>
-          <w:sz w:val="32"/>
-        </w:rPr>
-        <w:t>Algorithmes décisionnels</w:t>
-      </w:r>
-    </w:p>
-    <w:p>
-      <w:pPr>
-        <w:spacing w:before="160"/>
-      </w:pPr>
-      <w:r>
-        <w:rPr>
-          <w:rFonts w:ascii="Cormorant Garamond" w:hAnsi="Cormorant Garamond"/>
-          <w:b/>
-          <w:color w:val="E11D48"/>
-          <w:sz w:val="26"/>
-        </w:rPr>
-        <w:t>Orientation devant une hémopathie maligne</w:t>
-      </w:r>
-    </w:p>
-    <w:tbl>
-      <w:tblPr>
-        <w:tblW w:type="auto" w:w="0"/>
-        <w:jc w:val="center"/>
-        <w:tblLayout w:type="fixed"/>
-        <w:tblLook w:firstColumn="1" w:firstRow="1" w:lastColumn="0" w:lastRow="0" w:noHBand="0" w:noVBand="1" w:val="04A0"/>
-      </w:tblPr>
-      <w:tblGrid>
-        <w:gridCol w:w="9866"/>
-      </w:tblGrid>
-      <w:tr>
-        <w:tc>
-          <w:tcPr>
-            <w:tcW w:type="dxa" w:w="9865"/>
-            <w:tcBorders>
-              <w:top w:val="single" w:sz="4" w:space="0" w:color="E11D48"/>
-              <w:left w:val="single" w:sz="22" w:space="0" w:color="E11D48"/>
-              <w:bottom w:val="single" w:sz="4" w:space="0" w:color="E11D48"/>
-              <w:right w:val="single" w:sz="4" w:space="0" w:color="E11D48"/>
-            </w:tcBorders>
-            <w:shd w:val="clear" w:color="auto" w:fill="FAF7F2"/>
-          </w:tcPr>
-          <w:p>
-            <w:pPr>
-              <w:pStyle w:val="ListBullet"/>
-              <w:spacing w:after="40"/>
-            </w:pPr>
-            <w:r>
-              <w:rPr>
-                <w:rFonts w:ascii="Inter" w:hAnsi="Inter"/>
-                <w:b w:val="0"/>
-                <w:i w:val="0"/>
-                <w:color w:val="1F2937"/>
-                <w:sz w:val="20"/>
-              </w:rPr>
-              <w:t>Anomalie génomique acquise dans un progéniteur/précurseur</w:t>
-            </w:r>
-          </w:p>
-          <w:p>
-            <w:pPr>
-              <w:pStyle w:val="ListBullet2"/>
-              <w:spacing w:after="40"/>
-            </w:pPr>
-            <w:r>
-              <w:rPr>
-                <w:rFonts w:ascii="Inter" w:hAnsi="Inter"/>
-                <w:b w:val="0"/>
-                <w:i w:val="0"/>
-                <w:color w:val="1F2937"/>
-                <w:sz w:val="20"/>
-              </w:rPr>
-              <w:t xml:space="preserve">Capacité de différenciation </w:t>
-            </w:r>
-            <w:r>
-              <w:rPr>
-                <w:rFonts w:ascii="Inter" w:hAnsi="Inter"/>
-                <w:b/>
-                <w:i w:val="0"/>
-                <w:color w:val="BE123C"/>
-                <w:sz w:val="20"/>
-              </w:rPr>
-              <w:t>perdue</w:t>
-            </w:r>
-            <w:r>
-              <w:rPr>
-                <w:rFonts w:ascii="Inter" w:hAnsi="Inter"/>
-                <w:b w:val="0"/>
-                <w:i w:val="0"/>
-                <w:color w:val="1F2937"/>
-                <w:sz w:val="20"/>
-              </w:rPr>
-              <w:t xml:space="preserve"> → accumulation de blastes → </w:t>
-            </w:r>
-            <w:r>
-              <w:rPr>
-                <w:rFonts w:ascii="Inter" w:hAnsi="Inter"/>
-                <w:b/>
-                <w:i w:val="0"/>
-                <w:color w:val="BE123C"/>
-                <w:sz w:val="20"/>
-              </w:rPr>
-              <w:t>leucémie aiguë</w:t>
-            </w:r>
-            <w:r>
-              <w:rPr>
-                <w:rFonts w:ascii="Inter" w:hAnsi="Inter"/>
-                <w:b w:val="0"/>
-                <w:i w:val="0"/>
-                <w:color w:val="1F2937"/>
-                <w:sz w:val="20"/>
-              </w:rPr>
-              <w:t xml:space="preserve"> (LAM ou LAL)</w:t>
-            </w:r>
-          </w:p>
-          <w:p>
-            <w:pPr>
-              <w:pStyle w:val="ListBullet2"/>
-              <w:spacing w:after="40"/>
-            </w:pPr>
-            <w:r>
-              <w:rPr>
-                <w:rFonts w:ascii="Inter" w:hAnsi="Inter"/>
-                <w:b w:val="0"/>
-                <w:i w:val="0"/>
-                <w:color w:val="1F2937"/>
-                <w:sz w:val="20"/>
-              </w:rPr>
-              <w:t xml:space="preserve">Capacité de différenciation </w:t>
-            </w:r>
-            <w:r>
-              <w:rPr>
-                <w:rFonts w:ascii="Inter" w:hAnsi="Inter"/>
-                <w:b/>
-                <w:i w:val="0"/>
-                <w:color w:val="BE123C"/>
-                <w:sz w:val="20"/>
-              </w:rPr>
-              <w:t>conservée</w:t>
-            </w:r>
-          </w:p>
-          <w:p>
-            <w:pPr>
-              <w:pStyle w:val="ListBullet3"/>
-              <w:spacing w:after="40"/>
-            </w:pPr>
-            <w:r>
-              <w:rPr>
-                <w:rFonts w:ascii="Inter" w:hAnsi="Inter"/>
-                <w:b w:val="0"/>
-                <w:i w:val="0"/>
-                <w:color w:val="1F2937"/>
-                <w:sz w:val="20"/>
-              </w:rPr>
-              <w:t xml:space="preserve">Lignée </w:t>
-            </w:r>
-            <w:r>
-              <w:rPr>
-                <w:rFonts w:ascii="Inter" w:hAnsi="Inter"/>
-                <w:b/>
-                <w:i w:val="0"/>
-                <w:color w:val="BE123C"/>
-                <w:sz w:val="20"/>
-              </w:rPr>
-              <w:t>myéloïde</w:t>
-            </w:r>
-            <w:r>
-              <w:rPr>
-                <w:rFonts w:ascii="Inter" w:hAnsi="Inter"/>
-                <w:b w:val="0"/>
-                <w:i w:val="0"/>
-                <w:color w:val="1F2937"/>
-                <w:sz w:val="20"/>
-              </w:rPr>
-              <w:t xml:space="preserve"> → </w:t>
-            </w:r>
-            <w:r>
-              <w:rPr>
-                <w:rFonts w:ascii="Inter" w:hAnsi="Inter"/>
-                <w:b/>
-                <w:i w:val="0"/>
-                <w:color w:val="BE123C"/>
-                <w:sz w:val="20"/>
-              </w:rPr>
-              <w:t>syndrome myéloprolifératif</w:t>
-            </w:r>
-            <w:r>
-              <w:rPr>
-                <w:rFonts w:ascii="Inter" w:hAnsi="Inter"/>
-                <w:b w:val="0"/>
-                <w:i w:val="0"/>
-                <w:color w:val="1F2937"/>
-                <w:sz w:val="20"/>
-              </w:rPr>
-              <w:t xml:space="preserve"> (Vaquez, LMC, thrombocytémie essentielle, myélofibrose)</w:t>
-            </w:r>
-          </w:p>
-          <w:p>
-            <w:pPr>
-              <w:pStyle w:val="ListBullet3"/>
-              <w:spacing w:after="40"/>
-            </w:pPr>
-            <w:r>
-              <w:rPr>
-                <w:rFonts w:ascii="Inter" w:hAnsi="Inter"/>
-                <w:b w:val="0"/>
-                <w:i w:val="0"/>
-                <w:color w:val="1F2937"/>
-                <w:sz w:val="20"/>
-              </w:rPr>
-              <w:t xml:space="preserve">Lignée </w:t>
-            </w:r>
-            <w:r>
-              <w:rPr>
-                <w:rFonts w:ascii="Inter" w:hAnsi="Inter"/>
-                <w:b/>
-                <w:i w:val="0"/>
-                <w:color w:val="BE123C"/>
-                <w:sz w:val="20"/>
-              </w:rPr>
-              <w:t>lymphoïde</w:t>
-            </w:r>
-            <w:r>
-              <w:rPr>
-                <w:rFonts w:ascii="Inter" w:hAnsi="Inter"/>
-                <w:b w:val="0"/>
-                <w:i w:val="0"/>
-                <w:color w:val="1F2937"/>
-                <w:sz w:val="20"/>
-              </w:rPr>
-              <w:t xml:space="preserve"> → </w:t>
-            </w:r>
-            <w:r>
-              <w:rPr>
-                <w:rFonts w:ascii="Inter" w:hAnsi="Inter"/>
-                <w:b/>
-                <w:i w:val="0"/>
-                <w:color w:val="BE123C"/>
-                <w:sz w:val="20"/>
-              </w:rPr>
-              <w:t>syndrome lymphoprolifératif</w:t>
-            </w:r>
-            <w:r>
-              <w:rPr>
-                <w:rFonts w:ascii="Inter" w:hAnsi="Inter"/>
-                <w:b w:val="0"/>
-                <w:i w:val="0"/>
-                <w:color w:val="1F2937"/>
-                <w:sz w:val="20"/>
-              </w:rPr>
-              <w:t xml:space="preserve"> (LLC, lymphome, myélome)</w:t>
-            </w:r>
-          </w:p>
-        </w:tc>
-      </w:tr>
-    </w:tbl>
-    <w:p>
-      <w:pPr>
-        <w:spacing w:after="80"/>
-      </w:pPr>
-    </w:p>
-    <w:p>
-      <w:pPr>
-        <w:spacing w:before="160"/>
-      </w:pPr>
-      <w:r>
-        <w:rPr>
-          <w:rFonts w:ascii="Cormorant Garamond" w:hAnsi="Cormorant Garamond"/>
-          <w:b/>
-          <w:color w:val="E11D48"/>
-          <w:sz w:val="26"/>
-        </w:rPr>
-        <w:t>Déficit de production intramédullaire : les 4 conditions</w:t>
-      </w:r>
-    </w:p>
-    <w:tbl>
-      <w:tblPr>
-        <w:tblW w:type="auto" w:w="0"/>
-        <w:jc w:val="center"/>
-        <w:tblLayout w:type="fixed"/>
-        <w:tblLook w:firstColumn="1" w:firstRow="1" w:lastColumn="0" w:lastRow="0" w:noHBand="0" w:noVBand="1" w:val="04A0"/>
-      </w:tblPr>
-      <w:tblGrid>
-        <w:gridCol w:w="9866"/>
-      </w:tblGrid>
-      <w:tr>
-        <w:tc>
-          <w:tcPr>
-            <w:tcW w:type="dxa" w:w="9865"/>
-            <w:tcBorders>
-              <w:top w:val="single" w:sz="4" w:space="0" w:color="E11D48"/>
-              <w:left w:val="single" w:sz="22" w:space="0" w:color="E11D48"/>
-              <w:bottom w:val="single" w:sz="4" w:space="0" w:color="E11D48"/>
-              <w:right w:val="single" w:sz="4" w:space="0" w:color="E11D48"/>
-            </w:tcBorders>
-            <w:shd w:val="clear" w:color="auto" w:fill="FAF7F2"/>
-          </w:tcPr>
-          <w:p>
-            <w:pPr>
-              <w:pStyle w:val="ListBullet"/>
-              <w:spacing w:after="40"/>
-            </w:pPr>
-            <w:r>
-              <w:rPr>
-                <w:rFonts w:ascii="Inter" w:hAnsi="Inter"/>
-                <w:b w:val="0"/>
-                <w:i w:val="0"/>
-                <w:color w:val="1F2937"/>
-                <w:sz w:val="20"/>
-              </w:rPr>
-              <w:t>Hématopoïèse normale = 4 conditions réunies</w:t>
-            </w:r>
-          </w:p>
-          <w:p>
-            <w:pPr>
-              <w:pStyle w:val="ListBullet2"/>
-              <w:spacing w:after="40"/>
-            </w:pPr>
-            <w:r>
-              <w:rPr>
-                <w:rFonts w:ascii="Inter" w:hAnsi="Inter"/>
-                <w:b w:val="0"/>
-                <w:i w:val="0"/>
-                <w:color w:val="1F2937"/>
-                <w:sz w:val="20"/>
-              </w:rPr>
-              <w:t xml:space="preserve">Absence de </w:t>
-            </w:r>
-            <w:r>
-              <w:rPr>
-                <w:rFonts w:ascii="Inter" w:hAnsi="Inter"/>
-                <w:b/>
-                <w:i w:val="0"/>
-                <w:color w:val="BE123C"/>
-                <w:sz w:val="20"/>
-              </w:rPr>
-              <w:t>CSH</w:t>
-            </w:r>
-            <w:r>
-              <w:rPr>
-                <w:rFonts w:ascii="Inter" w:hAnsi="Inter"/>
-                <w:b w:val="0"/>
-                <w:i w:val="0"/>
-                <w:color w:val="1F2937"/>
-                <w:sz w:val="20"/>
-              </w:rPr>
-              <w:t xml:space="preserve"> → </w:t>
-            </w:r>
-            <w:r>
-              <w:rPr>
-                <w:rFonts w:ascii="Inter" w:hAnsi="Inter"/>
-                <w:b/>
-                <w:i w:val="0"/>
-                <w:color w:val="BE123C"/>
-                <w:sz w:val="20"/>
-              </w:rPr>
-              <w:t>aplasie médullaire</w:t>
-            </w:r>
-          </w:p>
-          <w:p>
-            <w:pPr>
-              <w:pStyle w:val="ListBullet2"/>
-              <w:spacing w:after="40"/>
-            </w:pPr>
-            <w:r>
-              <w:rPr>
-                <w:rFonts w:ascii="Inter" w:hAnsi="Inter"/>
-                <w:b/>
-                <w:i w:val="0"/>
-                <w:color w:val="BE123C"/>
-                <w:sz w:val="20"/>
-              </w:rPr>
-              <w:t>Dysfonctionnement</w:t>
-            </w:r>
-            <w:r>
-              <w:rPr>
-                <w:rFonts w:ascii="Inter" w:hAnsi="Inter"/>
-                <w:b w:val="0"/>
-                <w:i w:val="0"/>
-                <w:color w:val="1F2937"/>
-                <w:sz w:val="20"/>
-              </w:rPr>
-              <w:t xml:space="preserve"> des CSH → </w:t>
-            </w:r>
-            <w:r>
-              <w:rPr>
-                <w:rFonts w:ascii="Inter" w:hAnsi="Inter"/>
-                <w:b/>
-                <w:i w:val="0"/>
-                <w:color w:val="BE123C"/>
-                <w:sz w:val="20"/>
-              </w:rPr>
-              <w:t>syndrome myélodysplasique</w:t>
-            </w:r>
-          </w:p>
-          <w:p>
-            <w:pPr>
-              <w:pStyle w:val="ListBullet2"/>
-              <w:spacing w:after="40"/>
-            </w:pPr>
-            <w:r>
-              <w:rPr>
-                <w:rFonts w:ascii="Inter" w:hAnsi="Inter"/>
-                <w:b w:val="0"/>
-                <w:i w:val="0"/>
-                <w:color w:val="1F2937"/>
-                <w:sz w:val="20"/>
-              </w:rPr>
-              <w:t xml:space="preserve">Apports insuffisants → </w:t>
-            </w:r>
-            <w:r>
-              <w:rPr>
-                <w:rFonts w:ascii="Inter" w:hAnsi="Inter"/>
-                <w:b/>
-                <w:i w:val="0"/>
-                <w:color w:val="BE123C"/>
-                <w:sz w:val="20"/>
-              </w:rPr>
-              <w:t>carence</w:t>
-            </w:r>
-            <w:r>
-              <w:rPr>
-                <w:rFonts w:ascii="Inter" w:hAnsi="Inter"/>
-                <w:b w:val="0"/>
-                <w:i w:val="0"/>
-                <w:color w:val="1F2937"/>
-                <w:sz w:val="20"/>
-              </w:rPr>
-              <w:t xml:space="preserve"> en fer, folates ou B12</w:t>
-            </w:r>
-          </w:p>
-          <w:p>
-            <w:pPr>
-              <w:pStyle w:val="ListBullet2"/>
-              <w:spacing w:after="40"/>
-            </w:pPr>
-            <w:r>
-              <w:rPr>
-                <w:rFonts w:ascii="Inter" w:hAnsi="Inter"/>
-                <w:b w:val="0"/>
-                <w:i w:val="0"/>
-                <w:color w:val="1F2937"/>
-                <w:sz w:val="20"/>
-              </w:rPr>
-              <w:t>Manque d'</w:t>
-            </w:r>
-            <w:r>
-              <w:rPr>
-                <w:rFonts w:ascii="Inter" w:hAnsi="Inter"/>
-                <w:b/>
-                <w:i w:val="0"/>
-                <w:color w:val="BE123C"/>
-                <w:sz w:val="20"/>
-              </w:rPr>
-              <w:t>espace</w:t>
-            </w:r>
-            <w:r>
-              <w:rPr>
-                <w:rFonts w:ascii="Inter" w:hAnsi="Inter"/>
-                <w:b w:val="0"/>
-                <w:i w:val="0"/>
-                <w:color w:val="1F2937"/>
-                <w:sz w:val="20"/>
-              </w:rPr>
-              <w:t xml:space="preserve"> → </w:t>
-            </w:r>
-            <w:r>
-              <w:rPr>
-                <w:rFonts w:ascii="Inter" w:hAnsi="Inter"/>
-                <w:b/>
-                <w:i w:val="0"/>
-                <w:color w:val="BE123C"/>
-                <w:sz w:val="20"/>
-              </w:rPr>
-              <w:t>envahissement</w:t>
-            </w:r>
-            <w:r>
-              <w:rPr>
-                <w:rFonts w:ascii="Inter" w:hAnsi="Inter"/>
-                <w:b w:val="0"/>
-                <w:i w:val="0"/>
-                <w:color w:val="1F2937"/>
-                <w:sz w:val="20"/>
-              </w:rPr>
-              <w:t xml:space="preserve"> ou </w:t>
-            </w:r>
-            <w:r>
-              <w:rPr>
-                <w:rFonts w:ascii="Inter" w:hAnsi="Inter"/>
-                <w:b/>
-                <w:i w:val="0"/>
-                <w:color w:val="BE123C"/>
-                <w:sz w:val="20"/>
-              </w:rPr>
-              <w:t>myélofibrose</w:t>
             </w:r>
           </w:p>
         </w:tc>
@@ -14614,6 +14348,9 @@
         <w:gridCol w:w="4933"/>
       </w:tblGrid>
       <w:tr>
+        <w:trPr>
+          <w:cantSplit/>
+        </w:trPr>
         <w:tc>
           <w:tcPr>
             <w:tcW w:type="dxa" w:w="4933"/>
@@ -14658,6 +14395,9 @@
         </w:tc>
       </w:tr>
       <w:tr>
+        <w:trPr>
+          <w:cantSplit/>
+        </w:trPr>
         <w:tc>
           <w:tcPr>
             <w:tcW w:type="dxa" w:w="4933"/>
@@ -14700,6 +14440,9 @@
         </w:tc>
       </w:tr>
       <w:tr>
+        <w:trPr>
+          <w:cantSplit/>
+        </w:trPr>
         <w:tc>
           <w:tcPr>
             <w:tcW w:type="dxa" w:w="4933"/>
@@ -14744,6 +14487,9 @@
         </w:tc>
       </w:tr>
       <w:tr>
+        <w:trPr>
+          <w:cantSplit/>
+        </w:trPr>
         <w:tc>
           <w:tcPr>
             <w:tcW w:type="dxa" w:w="4933"/>
@@ -14786,6 +14532,9 @@
         </w:tc>
       </w:tr>
       <w:tr>
+        <w:trPr>
+          <w:cantSplit/>
+        </w:trPr>
         <w:tc>
           <w:tcPr>
             <w:tcW w:type="dxa" w:w="4933"/>
@@ -14830,6 +14579,9 @@
         </w:tc>
       </w:tr>
       <w:tr>
+        <w:trPr>
+          <w:cantSplit/>
+        </w:trPr>
         <w:tc>
           <w:tcPr>
             <w:tcW w:type="dxa" w:w="4933"/>
@@ -14872,6 +14624,9 @@
         </w:tc>
       </w:tr>
       <w:tr>
+        <w:trPr>
+          <w:cantSplit/>
+        </w:trPr>
         <w:tc>
           <w:tcPr>
             <w:tcW w:type="dxa" w:w="4933"/>
@@ -14916,6 +14671,9 @@
         </w:tc>
       </w:tr>
       <w:tr>
+        <w:trPr>
+          <w:cantSplit/>
+        </w:trPr>
         <w:tc>
           <w:tcPr>
             <w:tcW w:type="dxa" w:w="4933"/>
@@ -14958,6 +14716,9 @@
         </w:tc>
       </w:tr>
       <w:tr>
+        <w:trPr>
+          <w:cantSplit/>
+        </w:trPr>
         <w:tc>
           <w:tcPr>
             <w:tcW w:type="dxa" w:w="4933"/>
@@ -15002,6 +14763,9 @@
         </w:tc>
       </w:tr>
       <w:tr>
+        <w:trPr>
+          <w:cantSplit/>
+        </w:trPr>
         <w:tc>
           <w:tcPr>
             <w:tcW w:type="dxa" w:w="4933"/>
@@ -15044,6 +14808,9 @@
         </w:tc>
       </w:tr>
       <w:tr>
+        <w:trPr>
+          <w:cantSplit/>
+        </w:trPr>
         <w:tc>
           <w:tcPr>
             <w:tcW w:type="dxa" w:w="4933"/>
@@ -15088,6 +14855,9 @@
         </w:tc>
       </w:tr>
       <w:tr>
+        <w:trPr>
+          <w:cantSplit/>
+        </w:trPr>
         <w:tc>
           <w:tcPr>
             <w:tcW w:type="dxa" w:w="4933"/>
@@ -15130,6 +14900,9 @@
         </w:tc>
       </w:tr>
       <w:tr>
+        <w:trPr>
+          <w:cantSplit/>
+        </w:trPr>
         <w:tc>
           <w:tcPr>
             <w:tcW w:type="dxa" w:w="4933"/>
@@ -15214,6 +14987,9 @@
         <w:gridCol w:w="3289"/>
       </w:tblGrid>
       <w:tr>
+        <w:trPr>
+          <w:cantSplit/>
+        </w:trPr>
         <w:tc>
           <w:tcPr>
             <w:tcW w:type="dxa" w:w="3289"/>
@@ -15279,6 +15055,9 @@
         </w:tc>
       </w:tr>
       <w:tr>
+        <w:trPr>
+          <w:cantSplit/>
+        </w:trPr>
         <w:tc>
           <w:tcPr>
             <w:tcW w:type="dxa" w:w="3289"/>
@@ -15341,6 +15120,9 @@
         </w:tc>
       </w:tr>
       <w:tr>
+        <w:trPr>
+          <w:cantSplit/>
+        </w:trPr>
         <w:tc>
           <w:tcPr>
             <w:tcW w:type="dxa" w:w="3289"/>
@@ -15406,6 +15188,9 @@
         </w:tc>
       </w:tr>
       <w:tr>
+        <w:trPr>
+          <w:cantSplit/>
+        </w:trPr>
         <w:tc>
           <w:tcPr>
             <w:tcW w:type="dxa" w:w="3289"/>
@@ -15508,6 +15293,9 @@
         <w:gridCol w:w="3289"/>
       </w:tblGrid>
       <w:tr>
+        <w:trPr>
+          <w:cantSplit/>
+        </w:trPr>
         <w:tc>
           <w:tcPr>
             <w:tcW w:type="dxa" w:w="3289"/>
@@ -15573,6 +15361,9 @@
         </w:tc>
       </w:tr>
       <w:tr>
+        <w:trPr>
+          <w:cantSplit/>
+        </w:trPr>
         <w:tc>
           <w:tcPr>
             <w:tcW w:type="dxa" w:w="3289"/>
@@ -15635,6 +15426,9 @@
         </w:tc>
       </w:tr>
       <w:tr>
+        <w:trPr>
+          <w:cantSplit/>
+        </w:trPr>
         <w:tc>
           <w:tcPr>
             <w:tcW w:type="dxa" w:w="3289"/>
@@ -15700,6 +15494,9 @@
         </w:tc>
       </w:tr>
       <w:tr>
+        <w:trPr>
+          <w:cantSplit/>
+        </w:trPr>
         <w:tc>
           <w:tcPr>
             <w:tcW w:type="dxa" w:w="3289"/>
@@ -15762,6 +15559,9 @@
         </w:tc>
       </w:tr>
       <w:tr>
+        <w:trPr>
+          <w:cantSplit/>
+        </w:trPr>
         <w:tc>
           <w:tcPr>
             <w:tcW w:type="dxa" w:w="3289"/>
@@ -15827,6 +15627,9 @@
         </w:tc>
       </w:tr>
       <w:tr>
+        <w:trPr>
+          <w:cantSplit/>
+        </w:trPr>
         <w:tc>
           <w:tcPr>
             <w:tcW w:type="dxa" w:w="3289"/>
@@ -15889,6 +15692,9 @@
         </w:tc>
       </w:tr>
       <w:tr>
+        <w:trPr>
+          <w:cantSplit/>
+        </w:trPr>
         <w:tc>
           <w:tcPr>
             <w:tcW w:type="dxa" w:w="3289"/>
@@ -15993,6 +15799,9 @@
         <w:gridCol w:w="4933"/>
       </w:tblGrid>
       <w:tr>
+        <w:trPr>
+          <w:cantSplit/>
+        </w:trPr>
         <w:tc>
           <w:tcPr>
             <w:tcW w:type="dxa" w:w="4933"/>
@@ -16037,6 +15846,9 @@
         </w:tc>
       </w:tr>
       <w:tr>
+        <w:trPr>
+          <w:cantSplit/>
+        </w:trPr>
         <w:tc>
           <w:tcPr>
             <w:tcW w:type="dxa" w:w="4933"/>
@@ -16079,6 +15891,9 @@
         </w:tc>
       </w:tr>
       <w:tr>
+        <w:trPr>
+          <w:cantSplit/>
+        </w:trPr>
         <w:tc>
           <w:tcPr>
             <w:tcW w:type="dxa" w:w="4933"/>
@@ -16123,6 +15938,9 @@
         </w:tc>
       </w:tr>
       <w:tr>
+        <w:trPr>
+          <w:cantSplit/>
+        </w:trPr>
         <w:tc>
           <w:tcPr>
             <w:tcW w:type="dxa" w:w="4933"/>
@@ -16165,6 +15983,9 @@
         </w:tc>
       </w:tr>
       <w:tr>
+        <w:trPr>
+          <w:cantSplit/>
+        </w:trPr>
         <w:tc>
           <w:tcPr>
             <w:tcW w:type="dxa" w:w="4933"/>
@@ -16209,6 +16030,9 @@
         </w:tc>
       </w:tr>
       <w:tr>
+        <w:trPr>
+          <w:cantSplit/>
+        </w:trPr>
         <w:tc>
           <w:tcPr>
             <w:tcW w:type="dxa" w:w="4933"/>
@@ -16251,6 +16075,9 @@
         </w:tc>
       </w:tr>
       <w:tr>
+        <w:trPr>
+          <w:cantSplit/>
+        </w:trPr>
         <w:tc>
           <w:tcPr>
             <w:tcW w:type="dxa" w:w="4933"/>
@@ -16295,6 +16122,9 @@
         </w:tc>
       </w:tr>
       <w:tr>
+        <w:trPr>
+          <w:cantSplit/>
+        </w:trPr>
         <w:tc>
           <w:tcPr>
             <w:tcW w:type="dxa" w:w="4933"/>
@@ -16389,6 +16219,9 @@
         <w:gridCol w:w="3289"/>
       </w:tblGrid>
       <w:tr>
+        <w:trPr>
+          <w:cantSplit/>
+        </w:trPr>
         <w:tc>
           <w:tcPr>
             <w:tcW w:type="dxa" w:w="3289"/>
@@ -16454,6 +16287,9 @@
         </w:tc>
       </w:tr>
       <w:tr>
+        <w:trPr>
+          <w:cantSplit/>
+        </w:trPr>
         <w:tc>
           <w:tcPr>
             <w:tcW w:type="dxa" w:w="3289"/>
@@ -16516,6 +16352,9 @@
         </w:tc>
       </w:tr>
       <w:tr>
+        <w:trPr>
+          <w:cantSplit/>
+        </w:trPr>
         <w:tc>
           <w:tcPr>
             <w:tcW w:type="dxa" w:w="3289"/>
@@ -16581,6 +16420,9 @@
         </w:tc>
       </w:tr>
       <w:tr>
+        <w:trPr>
+          <w:cantSplit/>
+        </w:trPr>
         <w:tc>
           <w:tcPr>
             <w:tcW w:type="dxa" w:w="3289"/>
@@ -16683,6 +16525,9 @@
         <w:gridCol w:w="3289"/>
       </w:tblGrid>
       <w:tr>
+        <w:trPr>
+          <w:cantSplit/>
+        </w:trPr>
         <w:tc>
           <w:tcPr>
             <w:tcW w:type="dxa" w:w="3289"/>
@@ -16748,6 +16593,9 @@
         </w:tc>
       </w:tr>
       <w:tr>
+        <w:trPr>
+          <w:cantSplit/>
+        </w:trPr>
         <w:tc>
           <w:tcPr>
             <w:tcW w:type="dxa" w:w="3289"/>
@@ -16810,6 +16658,9 @@
         </w:tc>
       </w:tr>
       <w:tr>
+        <w:trPr>
+          <w:cantSplit/>
+        </w:trPr>
         <w:tc>
           <w:tcPr>
             <w:tcW w:type="dxa" w:w="3289"/>
@@ -16875,6 +16726,9 @@
         </w:tc>
       </w:tr>
       <w:tr>
+        <w:trPr>
+          <w:cantSplit/>
+        </w:trPr>
         <w:tc>
           <w:tcPr>
             <w:tcW w:type="dxa" w:w="3289"/>
@@ -16947,6 +16801,9 @@
         </w:tc>
       </w:tr>
       <w:tr>
+        <w:trPr>
+          <w:cantSplit/>
+        </w:trPr>
         <w:tc>
           <w:tcPr>
             <w:tcW w:type="dxa" w:w="3289"/>

--- a/examples/Hematologie_Hematopoiese_2025-2026.docx
+++ b/examples/Hematologie_Hematopoiese_2025-2026.docx
@@ -1045,22 +1045,6 @@
         <w:br w:type="page"/>
       </w:r>
     </w:p>
-    <w:p>
-      <w:pPr>
-        <w:keepNext/>
-        <w:shd w:val="clear" w:color="auto" w:fill="E11D48"/>
-        <w:spacing w:before="40" w:after="200"/>
-      </w:pPr>
-      <w:r>
-        <w:rPr>
-          <w:rFonts w:ascii="Playfair Display" w:hAnsi="Playfair Display"/>
-          <w:b/>
-          <w:color w:val="FFFFFF"/>
-          <w:sz w:val="32"/>
-        </w:rPr>
-        <w:t>I.  Organisation du tissu hématopoïétique</w:t>
-      </w:r>
-    </w:p>
     <w:tbl>
       <w:tblPr>
         <w:tblW w:type="auto" w:w="0"/>
@@ -1080,6 +1064,49 @@
         <w:gridCol w:w="4933"/>
         <w:gridCol w:w="4933"/>
       </w:tblGrid>
+      <w:tr>
+        <w:trPr>
+          <w:cantSplit/>
+          <w:tblHeader w:val="true"/>
+        </w:trPr>
+        <w:tc>
+          <w:tcPr>
+            <w:tcW w:type="dxa" w:w="9865"/>
+            <w:gridSpan w:val="2"/>
+            <w:tcBorders>
+              <w:top w:val="single" w:sz="4" w:space="0" w:color="E11D48"/>
+              <w:left w:val="single" w:sz="4" w:space="0" w:color="E11D48"/>
+              <w:bottom w:val="single" w:sz="4" w:space="0" w:color="E11D48"/>
+              <w:right w:val="single" w:sz="4" w:space="0" w:color="E11D48"/>
+            </w:tcBorders>
+            <w:shd w:val="clear" w:color="auto" w:fill="E11D48"/>
+            <w:vAlign w:val="center"/>
+          </w:tcPr>
+          <w:p>
+            <w:pPr>
+              <w:spacing w:before="60" w:after="60"/>
+            </w:pPr>
+            <w:r>
+              <w:rPr>
+                <w:rFonts w:ascii="Playfair Display" w:hAnsi="Playfair Display"/>
+                <w:b/>
+                <w:color w:val="C9A961"/>
+                <w:sz w:val="30"/>
+              </w:rPr>
+              <w:t xml:space="preserve">I  </w:t>
+            </w:r>
+            <w:r>
+              <w:rPr>
+                <w:rFonts w:ascii="Playfair Display" w:hAnsi="Playfair Display"/>
+                <w:b/>
+                <w:color w:val="FFFFFF"/>
+                <w:sz w:val="28"/>
+              </w:rPr>
+              <w:t>Organisation du tissu hématopoïétique</w:t>
+            </w:r>
+          </w:p>
+        </w:tc>
+      </w:tr>
       <w:tr>
         <w:trPr>
           <w:cantSplit/>
@@ -1826,6 +1853,49 @@
         </w:trPr>
         <w:tc>
           <w:tcPr>
+            <w:tcW w:type="dxa" w:w="9865"/>
+            <w:gridSpan w:val="2"/>
+            <w:tcBorders>
+              <w:top w:val="single" w:sz="4" w:space="0" w:color="E11D48"/>
+              <w:left w:val="single" w:sz="4" w:space="0" w:color="E11D48"/>
+              <w:bottom w:val="single" w:sz="4" w:space="0" w:color="E11D48"/>
+              <w:right w:val="single" w:sz="4" w:space="0" w:color="E11D48"/>
+            </w:tcBorders>
+            <w:shd w:val="clear" w:color="auto" w:fill="E11D48"/>
+            <w:vAlign w:val="center"/>
+          </w:tcPr>
+          <w:p>
+            <w:pPr>
+              <w:spacing w:before="60" w:after="60"/>
+            </w:pPr>
+            <w:r>
+              <w:rPr>
+                <w:rFonts w:ascii="Playfair Display" w:hAnsi="Playfair Display"/>
+                <w:b/>
+                <w:color w:val="C9A961"/>
+                <w:sz w:val="30"/>
+              </w:rPr>
+              <w:t xml:space="preserve">I  </w:t>
+            </w:r>
+            <w:r>
+              <w:rPr>
+                <w:rFonts w:ascii="Playfair Display" w:hAnsi="Playfair Display"/>
+                <w:b/>
+                <w:color w:val="FFFFFF"/>
+                <w:sz w:val="28"/>
+              </w:rPr>
+              <w:t>Organisation du tissu hématopoïétique</w:t>
+            </w:r>
+          </w:p>
+        </w:tc>
+      </w:tr>
+      <w:tr>
+        <w:trPr>
+          <w:cantSplit/>
+          <w:tblHeader w:val="true"/>
+        </w:trPr>
+        <w:tc>
+          <w:tcPr>
             <w:tcW w:type="dxa" w:w="2663"/>
             <w:shd w:val="clear" w:color="auto" w:fill="E11D48"/>
             <w:vAlign w:val="center"/>
@@ -2599,22 +2669,6 @@
         <w:br w:type="page"/>
       </w:r>
     </w:p>
-    <w:p>
-      <w:pPr>
-        <w:keepNext/>
-        <w:shd w:val="clear" w:color="auto" w:fill="E11D48"/>
-        <w:spacing w:before="40" w:after="200"/>
-      </w:pPr>
-      <w:r>
-        <w:rPr>
-          <w:rFonts w:ascii="Playfair Display" w:hAnsi="Playfair Display"/>
-          <w:b/>
-          <w:color w:val="FFFFFF"/>
-          <w:sz w:val="32"/>
-        </w:rPr>
-        <w:t>II.  Cellules souches et cascade hématopoïétique</w:t>
-      </w:r>
-    </w:p>
     <w:tbl>
       <w:tblPr>
         <w:tblW w:type="auto" w:w="0"/>
@@ -2634,6 +2688,49 @@
         <w:gridCol w:w="4933"/>
         <w:gridCol w:w="4933"/>
       </w:tblGrid>
+      <w:tr>
+        <w:trPr>
+          <w:cantSplit/>
+          <w:tblHeader w:val="true"/>
+        </w:trPr>
+        <w:tc>
+          <w:tcPr>
+            <w:tcW w:type="dxa" w:w="9865"/>
+            <w:gridSpan w:val="2"/>
+            <w:tcBorders>
+              <w:top w:val="single" w:sz="4" w:space="0" w:color="E11D48"/>
+              <w:left w:val="single" w:sz="4" w:space="0" w:color="E11D48"/>
+              <w:bottom w:val="single" w:sz="4" w:space="0" w:color="E11D48"/>
+              <w:right w:val="single" w:sz="4" w:space="0" w:color="E11D48"/>
+            </w:tcBorders>
+            <w:shd w:val="clear" w:color="auto" w:fill="E11D48"/>
+            <w:vAlign w:val="center"/>
+          </w:tcPr>
+          <w:p>
+            <w:pPr>
+              <w:spacing w:before="60" w:after="60"/>
+            </w:pPr>
+            <w:r>
+              <w:rPr>
+                <w:rFonts w:ascii="Playfair Display" w:hAnsi="Playfair Display"/>
+                <w:b/>
+                <w:color w:val="C9A961"/>
+                <w:sz w:val="30"/>
+              </w:rPr>
+              <w:t xml:space="preserve">II  </w:t>
+            </w:r>
+            <w:r>
+              <w:rPr>
+                <w:rFonts w:ascii="Playfair Display" w:hAnsi="Playfair Display"/>
+                <w:b/>
+                <w:color w:val="FFFFFF"/>
+                <w:sz w:val="28"/>
+              </w:rPr>
+              <w:t>Cellules souches et cascade hématopoïétique</w:t>
+            </w:r>
+          </w:p>
+        </w:tc>
+      </w:tr>
       <w:tr>
         <w:trPr>
           <w:cantSplit/>
@@ -3567,6 +3664,49 @@
         </w:trPr>
         <w:tc>
           <w:tcPr>
+            <w:tcW w:type="dxa" w:w="9865"/>
+            <w:gridSpan w:val="2"/>
+            <w:tcBorders>
+              <w:top w:val="single" w:sz="4" w:space="0" w:color="E11D48"/>
+              <w:left w:val="single" w:sz="4" w:space="0" w:color="E11D48"/>
+              <w:bottom w:val="single" w:sz="4" w:space="0" w:color="E11D48"/>
+              <w:right w:val="single" w:sz="4" w:space="0" w:color="E11D48"/>
+            </w:tcBorders>
+            <w:shd w:val="clear" w:color="auto" w:fill="E11D48"/>
+            <w:vAlign w:val="center"/>
+          </w:tcPr>
+          <w:p>
+            <w:pPr>
+              <w:spacing w:before="60" w:after="60"/>
+            </w:pPr>
+            <w:r>
+              <w:rPr>
+                <w:rFonts w:ascii="Playfair Display" w:hAnsi="Playfair Display"/>
+                <w:b/>
+                <w:color w:val="C9A961"/>
+                <w:sz w:val="30"/>
+              </w:rPr>
+              <w:t xml:space="preserve">II  </w:t>
+            </w:r>
+            <w:r>
+              <w:rPr>
+                <w:rFonts w:ascii="Playfair Display" w:hAnsi="Playfair Display"/>
+                <w:b/>
+                <w:color w:val="FFFFFF"/>
+                <w:sz w:val="28"/>
+              </w:rPr>
+              <w:t>Cellules souches et cascade hématopoïétique</w:t>
+            </w:r>
+          </w:p>
+        </w:tc>
+      </w:tr>
+      <w:tr>
+        <w:trPr>
+          <w:cantSplit/>
+          <w:tblHeader w:val="true"/>
+        </w:trPr>
+        <w:tc>
+          <w:tcPr>
             <w:tcW w:type="dxa" w:w="2663"/>
             <w:shd w:val="clear" w:color="auto" w:fill="E11D48"/>
             <w:vAlign w:val="center"/>
@@ -4172,22 +4312,6 @@
         <w:br w:type="page"/>
       </w:r>
     </w:p>
-    <w:p>
-      <w:pPr>
-        <w:keepNext/>
-        <w:shd w:val="clear" w:color="auto" w:fill="E11D48"/>
-        <w:spacing w:before="40" w:after="200"/>
-      </w:pPr>
-      <w:r>
-        <w:rPr>
-          <w:rFonts w:ascii="Playfair Display" w:hAnsi="Playfair Display"/>
-          <w:b/>
-          <w:color w:val="FFFFFF"/>
-          <w:sz w:val="32"/>
-        </w:rPr>
-        <w:t>III.  Régulation de l'hématopoïèse</w:t>
-      </w:r>
-    </w:p>
     <w:tbl>
       <w:tblPr>
         <w:tblW w:type="auto" w:w="0"/>
@@ -4207,6 +4331,49 @@
         <w:gridCol w:w="4933"/>
         <w:gridCol w:w="4933"/>
       </w:tblGrid>
+      <w:tr>
+        <w:trPr>
+          <w:cantSplit/>
+          <w:tblHeader w:val="true"/>
+        </w:trPr>
+        <w:tc>
+          <w:tcPr>
+            <w:tcW w:type="dxa" w:w="9865"/>
+            <w:gridSpan w:val="2"/>
+            <w:tcBorders>
+              <w:top w:val="single" w:sz="4" w:space="0" w:color="E11D48"/>
+              <w:left w:val="single" w:sz="4" w:space="0" w:color="E11D48"/>
+              <w:bottom w:val="single" w:sz="4" w:space="0" w:color="E11D48"/>
+              <w:right w:val="single" w:sz="4" w:space="0" w:color="E11D48"/>
+            </w:tcBorders>
+            <w:shd w:val="clear" w:color="auto" w:fill="E11D48"/>
+            <w:vAlign w:val="center"/>
+          </w:tcPr>
+          <w:p>
+            <w:pPr>
+              <w:spacing w:before="60" w:after="60"/>
+            </w:pPr>
+            <w:r>
+              <w:rPr>
+                <w:rFonts w:ascii="Playfair Display" w:hAnsi="Playfair Display"/>
+                <w:b/>
+                <w:color w:val="C9A961"/>
+                <w:sz w:val="30"/>
+              </w:rPr>
+              <w:t xml:space="preserve">III  </w:t>
+            </w:r>
+            <w:r>
+              <w:rPr>
+                <w:rFonts w:ascii="Playfair Display" w:hAnsi="Playfair Display"/>
+                <w:b/>
+                <w:color w:val="FFFFFF"/>
+                <w:sz w:val="28"/>
+              </w:rPr>
+              <w:t>Régulation de l'hématopoïèse</w:t>
+            </w:r>
+          </w:p>
+        </w:tc>
+      </w:tr>
       <w:tr>
         <w:trPr>
           <w:cantSplit/>
@@ -5318,6 +5485,49 @@
         </w:trPr>
         <w:tc>
           <w:tcPr>
+            <w:tcW w:type="dxa" w:w="9865"/>
+            <w:gridSpan w:val="2"/>
+            <w:tcBorders>
+              <w:top w:val="single" w:sz="4" w:space="0" w:color="E11D48"/>
+              <w:left w:val="single" w:sz="4" w:space="0" w:color="E11D48"/>
+              <w:bottom w:val="single" w:sz="4" w:space="0" w:color="E11D48"/>
+              <w:right w:val="single" w:sz="4" w:space="0" w:color="E11D48"/>
+            </w:tcBorders>
+            <w:shd w:val="clear" w:color="auto" w:fill="E11D48"/>
+            <w:vAlign w:val="center"/>
+          </w:tcPr>
+          <w:p>
+            <w:pPr>
+              <w:spacing w:before="60" w:after="60"/>
+            </w:pPr>
+            <w:r>
+              <w:rPr>
+                <w:rFonts w:ascii="Playfair Display" w:hAnsi="Playfair Display"/>
+                <w:b/>
+                <w:color w:val="C9A961"/>
+                <w:sz w:val="30"/>
+              </w:rPr>
+              <w:t xml:space="preserve">III  </w:t>
+            </w:r>
+            <w:r>
+              <w:rPr>
+                <w:rFonts w:ascii="Playfair Display" w:hAnsi="Playfair Display"/>
+                <w:b/>
+                <w:color w:val="FFFFFF"/>
+                <w:sz w:val="28"/>
+              </w:rPr>
+              <w:t>Régulation de l'hématopoïèse</w:t>
+            </w:r>
+          </w:p>
+        </w:tc>
+      </w:tr>
+      <w:tr>
+        <w:trPr>
+          <w:cantSplit/>
+          <w:tblHeader w:val="true"/>
+        </w:trPr>
+        <w:tc>
+          <w:tcPr>
             <w:tcW w:type="dxa" w:w="2663"/>
             <w:shd w:val="clear" w:color="auto" w:fill="E11D48"/>
             <w:vAlign w:val="center"/>
@@ -5619,22 +5829,6 @@
     <w:p>
       <w:r>
         <w:br w:type="page"/>
-      </w:r>
-    </w:p>
-    <w:p>
-      <w:pPr>
-        <w:keepNext/>
-        <w:shd w:val="clear" w:color="auto" w:fill="E11D48"/>
-        <w:spacing w:before="40" w:after="200"/>
-      </w:pPr>
-      <w:r>
-        <w:rPr>
-          <w:rFonts w:ascii="Playfair Display" w:hAnsi="Playfair Display"/>
-          <w:b/>
-          <w:color w:val="FFFFFF"/>
-          <w:sz w:val="32"/>
-        </w:rPr>
-        <w:t>IV.  Lignée érythrocytaire et hémoglobine</w:t>
       </w:r>
     </w:p>
     <w:tbl>
@@ -5656,6 +5850,49 @@
         <w:gridCol w:w="4933"/>
         <w:gridCol w:w="4933"/>
       </w:tblGrid>
+      <w:tr>
+        <w:trPr>
+          <w:cantSplit/>
+          <w:tblHeader w:val="true"/>
+        </w:trPr>
+        <w:tc>
+          <w:tcPr>
+            <w:tcW w:type="dxa" w:w="9865"/>
+            <w:gridSpan w:val="2"/>
+            <w:tcBorders>
+              <w:top w:val="single" w:sz="4" w:space="0" w:color="E11D48"/>
+              <w:left w:val="single" w:sz="4" w:space="0" w:color="E11D48"/>
+              <w:bottom w:val="single" w:sz="4" w:space="0" w:color="E11D48"/>
+              <w:right w:val="single" w:sz="4" w:space="0" w:color="E11D48"/>
+            </w:tcBorders>
+            <w:shd w:val="clear" w:color="auto" w:fill="E11D48"/>
+            <w:vAlign w:val="center"/>
+          </w:tcPr>
+          <w:p>
+            <w:pPr>
+              <w:spacing w:before="60" w:after="60"/>
+            </w:pPr>
+            <w:r>
+              <w:rPr>
+                <w:rFonts w:ascii="Playfair Display" w:hAnsi="Playfair Display"/>
+                <w:b/>
+                <w:color w:val="C9A961"/>
+                <w:sz w:val="30"/>
+              </w:rPr>
+              <w:t xml:space="preserve">IV  </w:t>
+            </w:r>
+            <w:r>
+              <w:rPr>
+                <w:rFonts w:ascii="Playfair Display" w:hAnsi="Playfair Display"/>
+                <w:b/>
+                <w:color w:val="FFFFFF"/>
+                <w:sz w:val="28"/>
+              </w:rPr>
+              <w:t>Lignée érythrocytaire et hémoglobine</w:t>
+            </w:r>
+          </w:p>
+        </w:tc>
+      </w:tr>
       <w:tr>
         <w:trPr>
           <w:cantSplit/>
@@ -6585,6 +6822,49 @@
         <w:gridCol w:w="4933"/>
         <w:gridCol w:w="4933"/>
       </w:tblGrid>
+      <w:tr>
+        <w:trPr>
+          <w:cantSplit/>
+          <w:tblHeader w:val="true"/>
+        </w:trPr>
+        <w:tc>
+          <w:tcPr>
+            <w:tcW w:type="dxa" w:w="9865"/>
+            <w:gridSpan w:val="2"/>
+            <w:tcBorders>
+              <w:top w:val="single" w:sz="4" w:space="0" w:color="E11D48"/>
+              <w:left w:val="single" w:sz="4" w:space="0" w:color="E11D48"/>
+              <w:bottom w:val="single" w:sz="4" w:space="0" w:color="E11D48"/>
+              <w:right w:val="single" w:sz="4" w:space="0" w:color="E11D48"/>
+            </w:tcBorders>
+            <w:shd w:val="clear" w:color="auto" w:fill="E11D48"/>
+            <w:vAlign w:val="center"/>
+          </w:tcPr>
+          <w:p>
+            <w:pPr>
+              <w:spacing w:before="60" w:after="60"/>
+            </w:pPr>
+            <w:r>
+              <w:rPr>
+                <w:rFonts w:ascii="Playfair Display" w:hAnsi="Playfair Display"/>
+                <w:b/>
+                <w:color w:val="C9A961"/>
+                <w:sz w:val="30"/>
+              </w:rPr>
+              <w:t xml:space="preserve">IV  </w:t>
+            </w:r>
+            <w:r>
+              <w:rPr>
+                <w:rFonts w:ascii="Playfair Display" w:hAnsi="Playfair Display"/>
+                <w:b/>
+                <w:color w:val="FFFFFF"/>
+                <w:sz w:val="28"/>
+              </w:rPr>
+              <w:t>Lignée érythrocytaire et hémoglobine</w:t>
+            </w:r>
+          </w:p>
+        </w:tc>
+      </w:tr>
       <w:tr>
         <w:trPr>
           <w:cantSplit/>
@@ -7716,6 +7996,49 @@
         </w:trPr>
         <w:tc>
           <w:tcPr>
+            <w:tcW w:type="dxa" w:w="9865"/>
+            <w:gridSpan w:val="2"/>
+            <w:tcBorders>
+              <w:top w:val="single" w:sz="4" w:space="0" w:color="E11D48"/>
+              <w:left w:val="single" w:sz="4" w:space="0" w:color="E11D48"/>
+              <w:bottom w:val="single" w:sz="4" w:space="0" w:color="E11D48"/>
+              <w:right w:val="single" w:sz="4" w:space="0" w:color="E11D48"/>
+            </w:tcBorders>
+            <w:shd w:val="clear" w:color="auto" w:fill="E11D48"/>
+            <w:vAlign w:val="center"/>
+          </w:tcPr>
+          <w:p>
+            <w:pPr>
+              <w:spacing w:before="60" w:after="60"/>
+            </w:pPr>
+            <w:r>
+              <w:rPr>
+                <w:rFonts w:ascii="Playfair Display" w:hAnsi="Playfair Display"/>
+                <w:b/>
+                <w:color w:val="C9A961"/>
+                <w:sz w:val="30"/>
+              </w:rPr>
+              <w:t xml:space="preserve">IV  </w:t>
+            </w:r>
+            <w:r>
+              <w:rPr>
+                <w:rFonts w:ascii="Playfair Display" w:hAnsi="Playfair Display"/>
+                <w:b/>
+                <w:color w:val="FFFFFF"/>
+                <w:sz w:val="28"/>
+              </w:rPr>
+              <w:t>Lignée érythrocytaire et hémoglobine</w:t>
+            </w:r>
+          </w:p>
+        </w:tc>
+      </w:tr>
+      <w:tr>
+        <w:trPr>
+          <w:cantSplit/>
+          <w:tblHeader w:val="true"/>
+        </w:trPr>
+        <w:tc>
+          <w:tcPr>
             <w:tcW w:type="dxa" w:w="2663"/>
             <w:shd w:val="clear" w:color="auto" w:fill="E11D48"/>
             <w:vAlign w:val="center"/>
@@ -8451,22 +8774,6 @@
         <w:br w:type="page"/>
       </w:r>
     </w:p>
-    <w:p>
-      <w:pPr>
-        <w:keepNext/>
-        <w:shd w:val="clear" w:color="auto" w:fill="E11D48"/>
-        <w:spacing w:before="40" w:after="200"/>
-      </w:pPr>
-      <w:r>
-        <w:rPr>
-          <w:rFonts w:ascii="Playfair Display" w:hAnsi="Playfair Display"/>
-          <w:b/>
-          <w:color w:val="FFFFFF"/>
-          <w:sz w:val="32"/>
-        </w:rPr>
-        <w:t>V.  Facteurs nutritionnels de l'érythropoïèse</w:t>
-      </w:r>
-    </w:p>
     <w:tbl>
       <w:tblPr>
         <w:tblW w:type="auto" w:w="0"/>
@@ -8486,6 +8793,49 @@
         <w:gridCol w:w="4933"/>
         <w:gridCol w:w="4933"/>
       </w:tblGrid>
+      <w:tr>
+        <w:trPr>
+          <w:cantSplit/>
+          <w:tblHeader w:val="true"/>
+        </w:trPr>
+        <w:tc>
+          <w:tcPr>
+            <w:tcW w:type="dxa" w:w="9865"/>
+            <w:gridSpan w:val="2"/>
+            <w:tcBorders>
+              <w:top w:val="single" w:sz="4" w:space="0" w:color="E11D48"/>
+              <w:left w:val="single" w:sz="4" w:space="0" w:color="E11D48"/>
+              <w:bottom w:val="single" w:sz="4" w:space="0" w:color="E11D48"/>
+              <w:right w:val="single" w:sz="4" w:space="0" w:color="E11D48"/>
+            </w:tcBorders>
+            <w:shd w:val="clear" w:color="auto" w:fill="E11D48"/>
+            <w:vAlign w:val="center"/>
+          </w:tcPr>
+          <w:p>
+            <w:pPr>
+              <w:spacing w:before="60" w:after="60"/>
+            </w:pPr>
+            <w:r>
+              <w:rPr>
+                <w:rFonts w:ascii="Playfair Display" w:hAnsi="Playfair Display"/>
+                <w:b/>
+                <w:color w:val="C9A961"/>
+                <w:sz w:val="30"/>
+              </w:rPr>
+              <w:t xml:space="preserve">V  </w:t>
+            </w:r>
+            <w:r>
+              <w:rPr>
+                <w:rFonts w:ascii="Playfair Display" w:hAnsi="Playfair Display"/>
+                <w:b/>
+                <w:color w:val="FFFFFF"/>
+                <w:sz w:val="28"/>
+              </w:rPr>
+              <w:t>Facteurs nutritionnels de l'érythropoïèse</w:t>
+            </w:r>
+          </w:p>
+        </w:tc>
+      </w:tr>
       <w:tr>
         <w:trPr>
           <w:cantSplit/>
@@ -9387,6 +9737,49 @@
         </w:trPr>
         <w:tc>
           <w:tcPr>
+            <w:tcW w:type="dxa" w:w="9865"/>
+            <w:gridSpan w:val="2"/>
+            <w:tcBorders>
+              <w:top w:val="single" w:sz="4" w:space="0" w:color="E11D48"/>
+              <w:left w:val="single" w:sz="4" w:space="0" w:color="E11D48"/>
+              <w:bottom w:val="single" w:sz="4" w:space="0" w:color="E11D48"/>
+              <w:right w:val="single" w:sz="4" w:space="0" w:color="E11D48"/>
+            </w:tcBorders>
+            <w:shd w:val="clear" w:color="auto" w:fill="E11D48"/>
+            <w:vAlign w:val="center"/>
+          </w:tcPr>
+          <w:p>
+            <w:pPr>
+              <w:spacing w:before="60" w:after="60"/>
+            </w:pPr>
+            <w:r>
+              <w:rPr>
+                <w:rFonts w:ascii="Playfair Display" w:hAnsi="Playfair Display"/>
+                <w:b/>
+                <w:color w:val="C9A961"/>
+                <w:sz w:val="30"/>
+              </w:rPr>
+              <w:t xml:space="preserve">V  </w:t>
+            </w:r>
+            <w:r>
+              <w:rPr>
+                <w:rFonts w:ascii="Playfair Display" w:hAnsi="Playfair Display"/>
+                <w:b/>
+                <w:color w:val="FFFFFF"/>
+                <w:sz w:val="28"/>
+              </w:rPr>
+              <w:t>Facteurs nutritionnels de l'érythropoïèse</w:t>
+            </w:r>
+          </w:p>
+        </w:tc>
+      </w:tr>
+      <w:tr>
+        <w:trPr>
+          <w:cantSplit/>
+          <w:tblHeader w:val="true"/>
+        </w:trPr>
+        <w:tc>
+          <w:tcPr>
             <w:tcW w:type="dxa" w:w="2663"/>
             <w:shd w:val="clear" w:color="auto" w:fill="E11D48"/>
             <w:vAlign w:val="center"/>
@@ -10168,22 +10561,6 @@
         <w:br w:type="page"/>
       </w:r>
     </w:p>
-    <w:p>
-      <w:pPr>
-        <w:keepNext/>
-        <w:shd w:val="clear" w:color="auto" w:fill="E11D48"/>
-        <w:spacing w:before="40" w:after="200"/>
-      </w:pPr>
-      <w:r>
-        <w:rPr>
-          <w:rFonts w:ascii="Playfair Display" w:hAnsi="Playfair Display"/>
-          <w:b/>
-          <w:color w:val="FFFFFF"/>
-          <w:sz w:val="32"/>
-        </w:rPr>
-        <w:t>VI.  Leucocytes et plaquettes</w:t>
-      </w:r>
-    </w:p>
     <w:tbl>
       <w:tblPr>
         <w:tblW w:type="auto" w:w="0"/>
@@ -10203,6 +10580,49 @@
         <w:gridCol w:w="4933"/>
         <w:gridCol w:w="4933"/>
       </w:tblGrid>
+      <w:tr>
+        <w:trPr>
+          <w:cantSplit/>
+          <w:tblHeader w:val="true"/>
+        </w:trPr>
+        <w:tc>
+          <w:tcPr>
+            <w:tcW w:type="dxa" w:w="9865"/>
+            <w:gridSpan w:val="2"/>
+            <w:tcBorders>
+              <w:top w:val="single" w:sz="4" w:space="0" w:color="E11D48"/>
+              <w:left w:val="single" w:sz="4" w:space="0" w:color="E11D48"/>
+              <w:bottom w:val="single" w:sz="4" w:space="0" w:color="E11D48"/>
+              <w:right w:val="single" w:sz="4" w:space="0" w:color="E11D48"/>
+            </w:tcBorders>
+            <w:shd w:val="clear" w:color="auto" w:fill="E11D48"/>
+            <w:vAlign w:val="center"/>
+          </w:tcPr>
+          <w:p>
+            <w:pPr>
+              <w:spacing w:before="60" w:after="60"/>
+            </w:pPr>
+            <w:r>
+              <w:rPr>
+                <w:rFonts w:ascii="Playfair Display" w:hAnsi="Playfair Display"/>
+                <w:b/>
+                <w:color w:val="C9A961"/>
+                <w:sz w:val="30"/>
+              </w:rPr>
+              <w:t xml:space="preserve">VI  </w:t>
+            </w:r>
+            <w:r>
+              <w:rPr>
+                <w:rFonts w:ascii="Playfair Display" w:hAnsi="Playfair Display"/>
+                <w:b/>
+                <w:color w:val="FFFFFF"/>
+                <w:sz w:val="28"/>
+              </w:rPr>
+              <w:t>Leucocytes et plaquettes</w:t>
+            </w:r>
+          </w:p>
+        </w:tc>
+      </w:tr>
       <w:tr>
         <w:trPr>
           <w:cantSplit/>
@@ -11121,6 +11541,49 @@
         </w:trPr>
         <w:tc>
           <w:tcPr>
+            <w:tcW w:type="dxa" w:w="9865"/>
+            <w:gridSpan w:val="2"/>
+            <w:tcBorders>
+              <w:top w:val="single" w:sz="4" w:space="0" w:color="E11D48"/>
+              <w:left w:val="single" w:sz="4" w:space="0" w:color="E11D48"/>
+              <w:bottom w:val="single" w:sz="4" w:space="0" w:color="E11D48"/>
+              <w:right w:val="single" w:sz="4" w:space="0" w:color="E11D48"/>
+            </w:tcBorders>
+            <w:shd w:val="clear" w:color="auto" w:fill="E11D48"/>
+            <w:vAlign w:val="center"/>
+          </w:tcPr>
+          <w:p>
+            <w:pPr>
+              <w:spacing w:before="60" w:after="60"/>
+            </w:pPr>
+            <w:r>
+              <w:rPr>
+                <w:rFonts w:ascii="Playfair Display" w:hAnsi="Playfair Display"/>
+                <w:b/>
+                <w:color w:val="C9A961"/>
+                <w:sz w:val="30"/>
+              </w:rPr>
+              <w:t xml:space="preserve">VI  </w:t>
+            </w:r>
+            <w:r>
+              <w:rPr>
+                <w:rFonts w:ascii="Playfair Display" w:hAnsi="Playfair Display"/>
+                <w:b/>
+                <w:color w:val="FFFFFF"/>
+                <w:sz w:val="28"/>
+              </w:rPr>
+              <w:t>Leucocytes et plaquettes</w:t>
+            </w:r>
+          </w:p>
+        </w:tc>
+      </w:tr>
+      <w:tr>
+        <w:trPr>
+          <w:cantSplit/>
+          <w:tblHeader w:val="true"/>
+        </w:trPr>
+        <w:tc>
+          <w:tcPr>
             <w:tcW w:type="dxa" w:w="2663"/>
             <w:shd w:val="clear" w:color="auto" w:fill="E11D48"/>
             <w:vAlign w:val="center"/>
@@ -11919,6 +12382,49 @@
         </w:trPr>
         <w:tc>
           <w:tcPr>
+            <w:tcW w:type="dxa" w:w="9865"/>
+            <w:gridSpan w:val="2"/>
+            <w:tcBorders>
+              <w:top w:val="single" w:sz="4" w:space="0" w:color="E11D48"/>
+              <w:left w:val="single" w:sz="4" w:space="0" w:color="E11D48"/>
+              <w:bottom w:val="single" w:sz="4" w:space="0" w:color="E11D48"/>
+              <w:right w:val="single" w:sz="4" w:space="0" w:color="E11D48"/>
+            </w:tcBorders>
+            <w:shd w:val="clear" w:color="auto" w:fill="E11D48"/>
+            <w:vAlign w:val="center"/>
+          </w:tcPr>
+          <w:p>
+            <w:pPr>
+              <w:spacing w:before="60" w:after="60"/>
+            </w:pPr>
+            <w:r>
+              <w:rPr>
+                <w:rFonts w:ascii="Playfair Display" w:hAnsi="Playfair Display"/>
+                <w:b/>
+                <w:color w:val="C9A961"/>
+                <w:sz w:val="30"/>
+              </w:rPr>
+              <w:t xml:space="preserve">VI  </w:t>
+            </w:r>
+            <w:r>
+              <w:rPr>
+                <w:rFonts w:ascii="Playfair Display" w:hAnsi="Playfair Display"/>
+                <w:b/>
+                <w:color w:val="FFFFFF"/>
+                <w:sz w:val="28"/>
+              </w:rPr>
+              <w:t>Leucocytes et plaquettes</w:t>
+            </w:r>
+          </w:p>
+        </w:tc>
+      </w:tr>
+      <w:tr>
+        <w:trPr>
+          <w:cantSplit/>
+          <w:tblHeader w:val="true"/>
+        </w:trPr>
+        <w:tc>
+          <w:tcPr>
             <w:tcW w:type="dxa" w:w="2663"/>
             <w:shd w:val="clear" w:color="auto" w:fill="E11D48"/>
             <w:vAlign w:val="center"/>
@@ -12085,22 +12591,6 @@
     <w:p>
       <w:r>
         <w:br w:type="page"/>
-      </w:r>
-    </w:p>
-    <w:p>
-      <w:pPr>
-        <w:keepNext/>
-        <w:shd w:val="clear" w:color="auto" w:fill="E11D48"/>
-        <w:spacing w:before="40" w:after="200"/>
-      </w:pPr>
-      <w:r>
-        <w:rPr>
-          <w:rFonts w:ascii="Playfair Display" w:hAnsi="Playfair Display"/>
-          <w:b/>
-          <w:color w:val="FFFFFF"/>
-          <w:sz w:val="32"/>
-        </w:rPr>
-        <w:t>VII.  Exploration hématologique et principales hémopathies</w:t>
       </w:r>
     </w:p>
     <w:tbl>
@@ -12122,6 +12612,49 @@
         <w:gridCol w:w="4933"/>
         <w:gridCol w:w="4933"/>
       </w:tblGrid>
+      <w:tr>
+        <w:trPr>
+          <w:cantSplit/>
+          <w:tblHeader w:val="true"/>
+        </w:trPr>
+        <w:tc>
+          <w:tcPr>
+            <w:tcW w:type="dxa" w:w="9865"/>
+            <w:gridSpan w:val="2"/>
+            <w:tcBorders>
+              <w:top w:val="single" w:sz="4" w:space="0" w:color="E11D48"/>
+              <w:left w:val="single" w:sz="4" w:space="0" w:color="E11D48"/>
+              <w:bottom w:val="single" w:sz="4" w:space="0" w:color="E11D48"/>
+              <w:right w:val="single" w:sz="4" w:space="0" w:color="E11D48"/>
+            </w:tcBorders>
+            <w:shd w:val="clear" w:color="auto" w:fill="E11D48"/>
+            <w:vAlign w:val="center"/>
+          </w:tcPr>
+          <w:p>
+            <w:pPr>
+              <w:spacing w:before="60" w:after="60"/>
+            </w:pPr>
+            <w:r>
+              <w:rPr>
+                <w:rFonts w:ascii="Playfair Display" w:hAnsi="Playfair Display"/>
+                <w:b/>
+                <w:color w:val="C9A961"/>
+                <w:sz w:val="30"/>
+              </w:rPr>
+              <w:t xml:space="preserve">VII  </w:t>
+            </w:r>
+            <w:r>
+              <w:rPr>
+                <w:rFonts w:ascii="Playfair Display" w:hAnsi="Playfair Display"/>
+                <w:b/>
+                <w:color w:val="FFFFFF"/>
+                <w:sz w:val="28"/>
+              </w:rPr>
+              <w:t>Exploration hématologique et principales hémopathies</w:t>
+            </w:r>
+          </w:p>
+        </w:tc>
+      </w:tr>
       <w:tr>
         <w:trPr>
           <w:cantSplit/>
@@ -13398,6 +13931,49 @@
         <w:gridCol w:w="4933"/>
         <w:gridCol w:w="4933"/>
       </w:tblGrid>
+      <w:tr>
+        <w:trPr>
+          <w:cantSplit/>
+          <w:tblHeader w:val="true"/>
+        </w:trPr>
+        <w:tc>
+          <w:tcPr>
+            <w:tcW w:type="dxa" w:w="9865"/>
+            <w:gridSpan w:val="2"/>
+            <w:tcBorders>
+              <w:top w:val="single" w:sz="4" w:space="0" w:color="E11D48"/>
+              <w:left w:val="single" w:sz="4" w:space="0" w:color="E11D48"/>
+              <w:bottom w:val="single" w:sz="4" w:space="0" w:color="E11D48"/>
+              <w:right w:val="single" w:sz="4" w:space="0" w:color="E11D48"/>
+            </w:tcBorders>
+            <w:shd w:val="clear" w:color="auto" w:fill="E11D48"/>
+            <w:vAlign w:val="center"/>
+          </w:tcPr>
+          <w:p>
+            <w:pPr>
+              <w:spacing w:before="60" w:after="60"/>
+            </w:pPr>
+            <w:r>
+              <w:rPr>
+                <w:rFonts w:ascii="Playfair Display" w:hAnsi="Playfair Display"/>
+                <w:b/>
+                <w:color w:val="C9A961"/>
+                <w:sz w:val="30"/>
+              </w:rPr>
+              <w:t xml:space="preserve">VII  </w:t>
+            </w:r>
+            <w:r>
+              <w:rPr>
+                <w:rFonts w:ascii="Playfair Display" w:hAnsi="Playfair Display"/>
+                <w:b/>
+                <w:color w:val="FFFFFF"/>
+                <w:sz w:val="28"/>
+              </w:rPr>
+              <w:t>Exploration hématologique et principales hémopathies</w:t>
+            </w:r>
+          </w:p>
+        </w:tc>
+      </w:tr>
       <w:tr>
         <w:trPr>
           <w:cantSplit/>

--- a/examples/Hematologie_Hematopoiese_2025-2026.docx
+++ b/examples/Hematologie_Hematopoiese_2025-2026.docx
@@ -28,7 +28,7 @@
         <w:tc>
           <w:tcPr>
             <w:tcW w:type="dxa" w:w="1361"/>
-            <w:shd w:val="clear" w:color="auto" w:fill="E11D48"/>
+            <w:shd w:val="clear" w:color="auto" w:fill="0F1E33"/>
           </w:tcPr>
           <w:p/>
         </w:tc>
@@ -126,7 +126,7 @@
               <w:rPr>
                 <w:rFonts w:ascii="Playfair Display" w:hAnsi="Playfair Display"/>
                 <w:b/>
-                <w:color w:val="1F2937"/>
+                <w:color w:val="1B2433"/>
                 <w:sz w:val="68"/>
               </w:rPr>
               <w:t>Hématopoïèse</w:t>
@@ -153,7 +153,7 @@
               <w:rPr>
                 <w:rFonts w:ascii="Cormorant Garamond" w:hAnsi="Cormorant Garamond"/>
                 <w:i/>
-                <w:color w:val="1F2937"/>
+                <w:color w:val="1B2433"/>
                 <w:sz w:val="32"/>
               </w:rPr>
               <w:t>Année 2025-2026</w:t>
@@ -181,7 +181,7 @@
               <w:rPr>
                 <w:rFonts w:ascii="Cormorant Garamond" w:hAnsi="Cormorant Garamond"/>
                 <w:i/>
-                <w:color w:val="E11D48"/>
+                <w:color w:val="0F1E33"/>
                 <w:sz w:val="24"/>
               </w:rPr>
               <w:t>Hématologie</w:t>
@@ -225,7 +225,7 @@
             <w:r>
               <w:rPr>
                 <w:rFonts w:ascii="Inter" w:hAnsi="Inter"/>
-                <w:color w:val="1F2937"/>
+                <w:color w:val="1B2433"/>
                 <w:sz w:val="18"/>
               </w:rPr>
               <w:t>Déjà tombé aux ECN</w:t>
@@ -247,7 +247,7 @@
             <w:r>
               <w:rPr>
                 <w:rFonts w:ascii="Inter" w:hAnsi="Inter"/>
-                <w:color w:val="1F2937"/>
+                <w:color w:val="1B2433"/>
                 <w:sz w:val="18"/>
               </w:rPr>
               <w:t>Notion à haut rendement</w:t>
@@ -269,7 +269,7 @@
             <w:r>
               <w:rPr>
                 <w:rFonts w:ascii="Inter" w:hAnsi="Inter"/>
-                <w:color w:val="1F2937"/>
+                <w:color w:val="1B2433"/>
                 <w:sz w:val="18"/>
               </w:rPr>
               <w:t>Piège classique</w:t>
@@ -286,8 +286,8 @@
     <w:p>
       <w:pPr>
         <w:pBdr>
-          <w:top w:val="single" w:sz="12" w:space="6" w:color="E11D48"/>
-          <w:bottom w:val="single" w:sz="12" w:space="6" w:color="E11D48"/>
+          <w:top w:val="single" w:sz="12" w:space="6" w:color="0F1E33"/>
+          <w:bottom w:val="single" w:sz="12" w:space="6" w:color="0F1E33"/>
         </w:pBdr>
         <w:spacing w:before="80"/>
         <w:jc w:val="center"/>
@@ -296,7 +296,7 @@
         <w:rPr>
           <w:rFonts w:ascii="Playfair Display" w:hAnsi="Playfair Display"/>
           <w:b/>
-          <w:color w:val="1F2937"/>
+          <w:color w:val="1B2433"/>
           <w:sz w:val="46"/>
         </w:rPr>
         <w:t>Plan du cours</w:t>
@@ -325,7 +325,7 @@
         <w:rPr>
           <w:rFonts w:ascii="Playfair Display" w:hAnsi="Playfair Display"/>
           <w:b/>
-          <w:color w:val="E11D48"/>
+          <w:color w:val="0F1E33"/>
           <w:sz w:val="28"/>
         </w:rPr>
         <w:t xml:space="preserve">I.  </w:t>
@@ -334,7 +334,7 @@
         <w:rPr>
           <w:rFonts w:ascii="Cormorant Garamond" w:hAnsi="Cormorant Garamond"/>
           <w:b/>
-          <w:color w:val="1F2937"/>
+          <w:color w:val="1B2433"/>
           <w:sz w:val="27"/>
         </w:rPr>
         <w:t>Organisation du tissu hématopoïétique</w:t>
@@ -348,7 +348,7 @@
         <w:rPr>
           <w:rFonts w:ascii="Cormorant Garamond" w:hAnsi="Cormorant Garamond"/>
           <w:i/>
-          <w:color w:val="9CA3AF"/>
+          <w:color w:val="94A0B0"/>
           <w:sz w:val="21"/>
         </w:rPr>
         <w:t>Sites de l'hématopoïèse, moelle osseuse et organes lymphoïdes.</w:t>
@@ -377,7 +377,7 @@
         <w:rPr>
           <w:rFonts w:ascii="Cormorant Garamond" w:hAnsi="Cormorant Garamond"/>
           <w:i/>
-          <w:color w:val="9CA3AF"/>
+          <w:color w:val="94A0B0"/>
           <w:sz w:val="20"/>
         </w:rPr>
         <w:t xml:space="preserve"> — Localisation et microenvironnement.</w:t>
@@ -406,7 +406,7 @@
         <w:rPr>
           <w:rFonts w:ascii="Cormorant Garamond" w:hAnsi="Cormorant Garamond"/>
           <w:i/>
-          <w:color w:val="9CA3AF"/>
+          <w:color w:val="94A0B0"/>
           <w:sz w:val="20"/>
         </w:rPr>
         <w:t xml:space="preserve"> — Organes centraux et périphériques.</w:t>
@@ -420,7 +420,7 @@
         <w:rPr>
           <w:rFonts w:ascii="Playfair Display" w:hAnsi="Playfair Display"/>
           <w:b/>
-          <w:color w:val="E11D48"/>
+          <w:color w:val="0F1E33"/>
           <w:sz w:val="28"/>
         </w:rPr>
         <w:t xml:space="preserve">II.  </w:t>
@@ -429,7 +429,7 @@
         <w:rPr>
           <w:rFonts w:ascii="Cormorant Garamond" w:hAnsi="Cormorant Garamond"/>
           <w:b/>
-          <w:color w:val="1F2937"/>
+          <w:color w:val="1B2433"/>
           <w:sz w:val="27"/>
         </w:rPr>
         <w:t>Cellules souches et cascade hématopoïétique</w:t>
@@ -443,7 +443,7 @@
         <w:rPr>
           <w:rFonts w:ascii="Cormorant Garamond" w:hAnsi="Cormorant Garamond"/>
           <w:i/>
-          <w:color w:val="9CA3AF"/>
+          <w:color w:val="94A0B0"/>
           <w:sz w:val="21"/>
         </w:rPr>
         <w:t>Cellules souches et compartiments de différenciation.</w:t>
@@ -472,7 +472,7 @@
         <w:rPr>
           <w:rFonts w:ascii="Cormorant Garamond" w:hAnsi="Cormorant Garamond"/>
           <w:i/>
-          <w:color w:val="9CA3AF"/>
+          <w:color w:val="94A0B0"/>
           <w:sz w:val="20"/>
         </w:rPr>
         <w:t xml:space="preserve"> — Définition, propriétés, marqueurs.</w:t>
@@ -501,7 +501,7 @@
         <w:rPr>
           <w:rFonts w:ascii="Cormorant Garamond" w:hAnsi="Cormorant Garamond"/>
           <w:i/>
-          <w:color w:val="9CA3AF"/>
+          <w:color w:val="94A0B0"/>
           <w:sz w:val="20"/>
         </w:rPr>
         <w:t xml:space="preserve"> — Progéniteurs, précurseurs, cellules matures.</w:t>
@@ -515,7 +515,7 @@
         <w:rPr>
           <w:rFonts w:ascii="Playfair Display" w:hAnsi="Playfair Display"/>
           <w:b/>
-          <w:color w:val="E11D48"/>
+          <w:color w:val="0F1E33"/>
           <w:sz w:val="28"/>
         </w:rPr>
         <w:t xml:space="preserve">III.  </w:t>
@@ -524,7 +524,7 @@
         <w:rPr>
           <w:rFonts w:ascii="Cormorant Garamond" w:hAnsi="Cormorant Garamond"/>
           <w:b/>
-          <w:color w:val="1F2937"/>
+          <w:color w:val="1B2433"/>
           <w:sz w:val="27"/>
         </w:rPr>
         <w:t>Régulation de l'hématopoïèse</w:t>
@@ -538,7 +538,7 @@
         <w:rPr>
           <w:rFonts w:ascii="Cormorant Garamond" w:hAnsi="Cormorant Garamond"/>
           <w:i/>
-          <w:color w:val="9CA3AF"/>
+          <w:color w:val="94A0B0"/>
           <w:sz w:val="21"/>
         </w:rPr>
         <w:t>Facteurs de croissance et microenvironnement.</w:t>
@@ -567,7 +567,7 @@
         <w:rPr>
           <w:rFonts w:ascii="Cormorant Garamond" w:hAnsi="Cormorant Garamond"/>
           <w:i/>
-          <w:color w:val="9CA3AF"/>
+          <w:color w:val="94A0B0"/>
           <w:sz w:val="20"/>
         </w:rPr>
         <w:t xml:space="preserve"> — Facteurs de différenciation et facteurs amont.</w:t>
@@ -596,7 +596,7 @@
         <w:rPr>
           <w:rFonts w:ascii="Cormorant Garamond" w:hAnsi="Cormorant Garamond"/>
           <w:i/>
-          <w:color w:val="9CA3AF"/>
+          <w:color w:val="94A0B0"/>
           <w:sz w:val="20"/>
         </w:rPr>
         <w:t xml:space="preserve"> — Hypoxie et îlot érythroblastique.</w:t>
@@ -610,7 +610,7 @@
         <w:rPr>
           <w:rFonts w:ascii="Playfair Display" w:hAnsi="Playfair Display"/>
           <w:b/>
-          <w:color w:val="E11D48"/>
+          <w:color w:val="0F1E33"/>
           <w:sz w:val="28"/>
         </w:rPr>
         <w:t xml:space="preserve">IV.  </w:t>
@@ -619,7 +619,7 @@
         <w:rPr>
           <w:rFonts w:ascii="Cormorant Garamond" w:hAnsi="Cormorant Garamond"/>
           <w:b/>
-          <w:color w:val="1F2937"/>
+          <w:color w:val="1B2433"/>
           <w:sz w:val="27"/>
         </w:rPr>
         <w:t>Lignée érythrocytaire et hémoglobine</w:t>
@@ -633,7 +633,7 @@
         <w:rPr>
           <w:rFonts w:ascii="Cormorant Garamond" w:hAnsi="Cormorant Garamond"/>
           <w:i/>
-          <w:color w:val="9CA3AF"/>
+          <w:color w:val="94A0B0"/>
           <w:sz w:val="21"/>
         </w:rPr>
         <w:t>Érythropoïèse, structure de l'hématie et hémolyse.</w:t>
@@ -662,7 +662,7 @@
         <w:rPr>
           <w:rFonts w:ascii="Cormorant Garamond" w:hAnsi="Cormorant Garamond"/>
           <w:i/>
-          <w:color w:val="9CA3AF"/>
+          <w:color w:val="94A0B0"/>
           <w:sz w:val="20"/>
         </w:rPr>
         <w:t xml:space="preserve"> — Cascade et réticulocyte.</w:t>
@@ -691,7 +691,7 @@
         <w:rPr>
           <w:rFonts w:ascii="Cormorant Garamond" w:hAnsi="Cormorant Garamond"/>
           <w:i/>
-          <w:color w:val="9CA3AF"/>
+          <w:color w:val="94A0B0"/>
           <w:sz w:val="20"/>
         </w:rPr>
         <w:t xml:space="preserve"> — Membrane, cytosquelette, hémoglobine.</w:t>
@@ -720,7 +720,7 @@
         <w:rPr>
           <w:rFonts w:ascii="Cormorant Garamond" w:hAnsi="Cormorant Garamond"/>
           <w:i/>
-          <w:color w:val="9CA3AF"/>
+          <w:color w:val="94A0B0"/>
           <w:sz w:val="20"/>
         </w:rPr>
         <w:t xml:space="preserve"> — Glycolyse, durée de vie, hémolyse.</w:t>
@@ -734,7 +734,7 @@
         <w:rPr>
           <w:rFonts w:ascii="Playfair Display" w:hAnsi="Playfair Display"/>
           <w:b/>
-          <w:color w:val="E11D48"/>
+          <w:color w:val="0F1E33"/>
           <w:sz w:val="28"/>
         </w:rPr>
         <w:t xml:space="preserve">V.  </w:t>
@@ -743,7 +743,7 @@
         <w:rPr>
           <w:rFonts w:ascii="Cormorant Garamond" w:hAnsi="Cormorant Garamond"/>
           <w:b/>
-          <w:color w:val="1F2937"/>
+          <w:color w:val="1B2433"/>
           <w:sz w:val="27"/>
         </w:rPr>
         <w:t>Facteurs nutritionnels de l'érythropoïèse</w:t>
@@ -757,7 +757,7 @@
         <w:rPr>
           <w:rFonts w:ascii="Cormorant Garamond" w:hAnsi="Cormorant Garamond"/>
           <w:i/>
-          <w:color w:val="9CA3AF"/>
+          <w:color w:val="94A0B0"/>
           <w:sz w:val="21"/>
         </w:rPr>
         <w:t>Métabolisme du fer, des folates et de la vitamine B12.</w:t>
@@ -786,7 +786,7 @@
         <w:rPr>
           <w:rFonts w:ascii="Cormorant Garamond" w:hAnsi="Cormorant Garamond"/>
           <w:i/>
-          <w:color w:val="9CA3AF"/>
+          <w:color w:val="94A0B0"/>
           <w:sz w:val="20"/>
         </w:rPr>
         <w:t xml:space="preserve"> — Répartition, absorption, transport.</w:t>
@@ -815,7 +815,7 @@
         <w:rPr>
           <w:rFonts w:ascii="Cormorant Garamond" w:hAnsi="Cormorant Garamond"/>
           <w:i/>
-          <w:color w:val="9CA3AF"/>
+          <w:color w:val="94A0B0"/>
           <w:sz w:val="20"/>
         </w:rPr>
         <w:t xml:space="preserve"> — Apports, absorption, rôle.</w:t>
@@ -829,7 +829,7 @@
         <w:rPr>
           <w:rFonts w:ascii="Playfair Display" w:hAnsi="Playfair Display"/>
           <w:b/>
-          <w:color w:val="E11D48"/>
+          <w:color w:val="0F1E33"/>
           <w:sz w:val="28"/>
         </w:rPr>
         <w:t xml:space="preserve">VI.  </w:t>
@@ -838,7 +838,7 @@
         <w:rPr>
           <w:rFonts w:ascii="Cormorant Garamond" w:hAnsi="Cormorant Garamond"/>
           <w:b/>
-          <w:color w:val="1F2937"/>
+          <w:color w:val="1B2433"/>
           <w:sz w:val="27"/>
         </w:rPr>
         <w:t>Leucocytes et plaquettes</w:t>
@@ -852,7 +852,7 @@
         <w:rPr>
           <w:rFonts w:ascii="Cormorant Garamond" w:hAnsi="Cormorant Garamond"/>
           <w:i/>
-          <w:color w:val="9CA3AF"/>
+          <w:color w:val="94A0B0"/>
           <w:sz w:val="21"/>
         </w:rPr>
         <w:t>Granulopoïèse, monocytes, lymphocytes et plaquettes.</w:t>
@@ -881,7 +881,7 @@
         <w:rPr>
           <w:rFonts w:ascii="Cormorant Garamond" w:hAnsi="Cormorant Garamond"/>
           <w:i/>
-          <w:color w:val="9CA3AF"/>
+          <w:color w:val="94A0B0"/>
           <w:sz w:val="20"/>
         </w:rPr>
         <w:t xml:space="preserve"> — Neutrophiles, éosinophiles, basophiles.</w:t>
@@ -910,7 +910,7 @@
         <w:rPr>
           <w:rFonts w:ascii="Cormorant Garamond" w:hAnsi="Cormorant Garamond"/>
           <w:i/>
-          <w:color w:val="9CA3AF"/>
+          <w:color w:val="94A0B0"/>
           <w:sz w:val="20"/>
         </w:rPr>
         <w:t xml:space="preserve"> — Lymphopoïèse B et T, cellules NK.</w:t>
@@ -939,7 +939,7 @@
         <w:rPr>
           <w:rFonts w:ascii="Cormorant Garamond" w:hAnsi="Cormorant Garamond"/>
           <w:i/>
-          <w:color w:val="9CA3AF"/>
+          <w:color w:val="94A0B0"/>
           <w:sz w:val="20"/>
         </w:rPr>
         <w:t xml:space="preserve"> — Origine mégacaryocytaire.</w:t>
@@ -953,7 +953,7 @@
         <w:rPr>
           <w:rFonts w:ascii="Playfair Display" w:hAnsi="Playfair Display"/>
           <w:b/>
-          <w:color w:val="E11D48"/>
+          <w:color w:val="0F1E33"/>
           <w:sz w:val="28"/>
         </w:rPr>
         <w:t xml:space="preserve">VII.  </w:t>
@@ -962,7 +962,7 @@
         <w:rPr>
           <w:rFonts w:ascii="Cormorant Garamond" w:hAnsi="Cormorant Garamond"/>
           <w:b/>
-          <w:color w:val="1F2937"/>
+          <w:color w:val="1B2433"/>
           <w:sz w:val="27"/>
         </w:rPr>
         <w:t>Exploration hématologique et principales hémopathies</w:t>
@@ -976,7 +976,7 @@
         <w:rPr>
           <w:rFonts w:ascii="Cormorant Garamond" w:hAnsi="Cormorant Garamond"/>
           <w:i/>
-          <w:color w:val="9CA3AF"/>
+          <w:color w:val="94A0B0"/>
           <w:sz w:val="21"/>
         </w:rPr>
         <w:t>Examens d'exploration et grandes hémopathies.</w:t>
@@ -1005,7 +1005,7 @@
         <w:rPr>
           <w:rFonts w:ascii="Cormorant Garamond" w:hAnsi="Cormorant Garamond"/>
           <w:i/>
-          <w:color w:val="9CA3AF"/>
+          <w:color w:val="94A0B0"/>
           <w:sz w:val="20"/>
         </w:rPr>
         <w:t xml:space="preserve"> — NFS, myélogramme, BOM, immunophénotypage.</w:t>
@@ -1034,7 +1034,7 @@
         <w:rPr>
           <w:rFonts w:ascii="Cormorant Garamond" w:hAnsi="Cormorant Garamond"/>
           <w:i/>
-          <w:color w:val="9CA3AF"/>
+          <w:color w:val="94A0B0"/>
           <w:sz w:val="20"/>
         </w:rPr>
         <w:t xml:space="preserve"> — Hémopathies malignes et insuffisance médullaire.</w:t>
@@ -1050,12 +1050,12 @@
         <w:tblW w:type="auto" w:w="0"/>
         <w:jc w:val="center"/>
         <w:tblBorders>
-          <w:top w:val="single" w:sz="4" w:space="0" w:color="9CA3AF"/>
-          <w:left w:val="single" w:sz="4" w:space="0" w:color="9CA3AF"/>
-          <w:bottom w:val="single" w:sz="4" w:space="0" w:color="9CA3AF"/>
-          <w:right w:val="single" w:sz="4" w:space="0" w:color="9CA3AF"/>
-          <w:insideH w:val="single" w:sz="4" w:space="0" w:color="9CA3AF"/>
-          <w:insideV w:val="single" w:sz="4" w:space="0" w:color="9CA3AF"/>
+          <w:top w:val="single" w:sz="4" w:space="0" w:color="94A0B0"/>
+          <w:left w:val="single" w:sz="4" w:space="0" w:color="94A0B0"/>
+          <w:bottom w:val="single" w:sz="4" w:space="0" w:color="94A0B0"/>
+          <w:right w:val="single" w:sz="4" w:space="0" w:color="94A0B0"/>
+          <w:insideH w:val="single" w:sz="4" w:space="0" w:color="94A0B0"/>
+          <w:insideV w:val="single" w:sz="4" w:space="0" w:color="94A0B0"/>
         </w:tblBorders>
         <w:tblLayout w:type="fixed"/>
         <w:tblLook w:firstColumn="1" w:firstRow="1" w:lastColumn="0" w:lastRow="0" w:noHBand="0" w:noVBand="1" w:val="04A0"/>
@@ -1074,12 +1074,12 @@
             <w:tcW w:type="dxa" w:w="9865"/>
             <w:gridSpan w:val="2"/>
             <w:tcBorders>
-              <w:top w:val="single" w:sz="4" w:space="0" w:color="E11D48"/>
-              <w:left w:val="single" w:sz="4" w:space="0" w:color="E11D48"/>
-              <w:bottom w:val="single" w:sz="4" w:space="0" w:color="E11D48"/>
-              <w:right w:val="single" w:sz="4" w:space="0" w:color="E11D48"/>
+              <w:top w:val="single" w:sz="4" w:space="0" w:color="0F1E33"/>
+              <w:left w:val="single" w:sz="4" w:space="0" w:color="0F1E33"/>
+              <w:bottom w:val="single" w:sz="4" w:space="0" w:color="0F1E33"/>
+              <w:right w:val="single" w:sz="4" w:space="0" w:color="0F1E33"/>
             </w:tcBorders>
-            <w:shd w:val="clear" w:color="auto" w:fill="E11D48"/>
+            <w:shd w:val="clear" w:color="auto" w:fill="0F1E33"/>
             <w:vAlign w:val="center"/>
           </w:tcPr>
           <w:p>
@@ -1115,7 +1115,7 @@
         <w:tc>
           <w:tcPr>
             <w:tcW w:type="dxa" w:w="2663"/>
-            <w:shd w:val="clear" w:color="auto" w:fill="E11D48"/>
+            <w:shd w:val="clear" w:color="auto" w:fill="0F1E33"/>
             <w:vAlign w:val="center"/>
           </w:tcPr>
           <w:p>
@@ -1137,7 +1137,7 @@
         <w:tc>
           <w:tcPr>
             <w:tcW w:type="dxa" w:w="7201"/>
-            <w:shd w:val="clear" w:color="auto" w:fill="FCE7EC"/>
+            <w:shd w:val="clear" w:color="auto" w:fill="E7ECF3"/>
             <w:vAlign w:val="center"/>
           </w:tcPr>
           <w:p>
@@ -1148,7 +1148,7 @@
               <w:rPr>
                 <w:rFonts w:ascii="Playfair Display" w:hAnsi="Playfair Display"/>
                 <w:b/>
-                <w:color w:val="9F1239"/>
+                <w:color w:val="0F1E33"/>
                 <w:sz w:val="26"/>
               </w:rPr>
               <w:t>A.  Moelle osseuse hématopoïétique</w:t>
@@ -1163,7 +1163,7 @@
         <w:tc>
           <w:tcPr>
             <w:tcW w:type="dxa" w:w="2663"/>
-            <w:shd w:val="clear" w:color="auto" w:fill="FAF7F2"/>
+            <w:shd w:val="clear" w:color="auto" w:fill="EEF1F5"/>
             <w:vAlign w:val="center"/>
           </w:tcPr>
           <w:p>
@@ -1185,7 +1185,7 @@
                 <w:rFonts w:ascii="Inter" w:hAnsi="Inter"/>
                 <w:b/>
                 <w:i w:val="0"/>
-                <w:color w:val="1F2937"/>
+                <w:color w:val="1B2433"/>
                 <w:sz w:val="20"/>
               </w:rPr>
               <w:t xml:space="preserve"> Sites de l'hématopoïèse</w:t>
@@ -1207,7 +1207,7 @@
                 <w:rFonts w:ascii="Inter" w:hAnsi="Inter"/>
                 <w:b w:val="0"/>
                 <w:i w:val="0"/>
-                <w:color w:val="1F2937"/>
+                <w:color w:val="1B2433"/>
                 <w:sz w:val="20"/>
               </w:rPr>
               <w:t xml:space="preserve">Apparition du sang dès le </w:t>
@@ -1227,7 +1227,7 @@
                 <w:rFonts w:ascii="Inter" w:hAnsi="Inter"/>
                 <w:b w:val="0"/>
                 <w:i w:val="0"/>
-                <w:color w:val="1F2937"/>
+                <w:color w:val="1B2433"/>
                 <w:sz w:val="20"/>
               </w:rPr>
               <w:t xml:space="preserve"> de l'embryogenèse (mésoderme du </w:t>
@@ -1247,7 +1247,7 @@
                 <w:rFonts w:ascii="Inter" w:hAnsi="Inter"/>
                 <w:b w:val="0"/>
                 <w:i w:val="0"/>
-                <w:color w:val="1F2937"/>
+                <w:color w:val="1B2433"/>
                 <w:sz w:val="20"/>
               </w:rPr>
               <w:t>)</w:t>
@@ -1263,7 +1263,7 @@
                 <w:rFonts w:ascii="Inter" w:hAnsi="Inter"/>
                 <w:b w:val="0"/>
                 <w:i w:val="0"/>
-                <w:color w:val="1F2937"/>
+                <w:color w:val="1B2433"/>
                 <w:sz w:val="20"/>
               </w:rPr>
               <w:t xml:space="preserve">Entre le </w:t>
@@ -1283,7 +1283,7 @@
                 <w:rFonts w:ascii="Inter" w:hAnsi="Inter"/>
                 <w:b w:val="0"/>
                 <w:i w:val="0"/>
-                <w:color w:val="1F2937"/>
+                <w:color w:val="1B2433"/>
                 <w:sz w:val="20"/>
               </w:rPr>
               <w:t xml:space="preserve"> : relais par le </w:t>
@@ -1303,7 +1303,7 @@
                 <w:rFonts w:ascii="Inter" w:hAnsi="Inter"/>
                 <w:b w:val="0"/>
                 <w:i w:val="0"/>
-                <w:color w:val="1F2937"/>
+                <w:color w:val="1B2433"/>
                 <w:sz w:val="20"/>
               </w:rPr>
               <w:t xml:space="preserve"> et la </w:t>
@@ -1339,7 +1339,7 @@
                 <w:rFonts w:ascii="Inter" w:hAnsi="Inter"/>
                 <w:b w:val="0"/>
                 <w:i w:val="0"/>
-                <w:color w:val="1F2937"/>
+                <w:color w:val="1B2433"/>
                 <w:sz w:val="20"/>
               </w:rPr>
               <w:t xml:space="preserve"> de vie intra-utérine : la </w:t>
@@ -1359,7 +1359,7 @@
                 <w:rFonts w:ascii="Inter" w:hAnsi="Inter"/>
                 <w:b w:val="0"/>
                 <w:i w:val="0"/>
-                <w:color w:val="1F2937"/>
+                <w:color w:val="1B2433"/>
                 <w:sz w:val="20"/>
               </w:rPr>
               <w:t xml:space="preserve"> devient prédominante</w:t>
@@ -1375,7 +1375,7 @@
                 <w:rFonts w:ascii="Inter" w:hAnsi="Inter"/>
                 <w:b w:val="0"/>
                 <w:i w:val="0"/>
-                <w:color w:val="1F2937"/>
+                <w:color w:val="1B2433"/>
                 <w:sz w:val="20"/>
               </w:rPr>
               <w:t xml:space="preserve">Après la naissance : la moelle est le site </w:t>
@@ -1395,7 +1395,7 @@
                 <w:rFonts w:ascii="Inter" w:hAnsi="Inter"/>
                 <w:b w:val="0"/>
                 <w:i w:val="0"/>
-                <w:color w:val="1F2937"/>
+                <w:color w:val="1B2433"/>
                 <w:sz w:val="20"/>
               </w:rPr>
               <w:t xml:space="preserve"> de production sanguine</w:t>
@@ -1410,7 +1410,7 @@
         <w:tc>
           <w:tcPr>
             <w:tcW w:type="dxa" w:w="2663"/>
-            <w:shd w:val="clear" w:color="auto" w:fill="FAF7F2"/>
+            <w:shd w:val="clear" w:color="auto" w:fill="EEF1F5"/>
             <w:vAlign w:val="center"/>
           </w:tcPr>
           <w:p>
@@ -1432,7 +1432,7 @@
                 <w:rFonts w:ascii="Inter" w:hAnsi="Inter"/>
                 <w:b/>
                 <w:i w:val="0"/>
-                <w:color w:val="1F2937"/>
+                <w:color w:val="1B2433"/>
                 <w:sz w:val="20"/>
               </w:rPr>
               <w:t xml:space="preserve"> Topographie chez l'adulte</w:t>
@@ -1454,7 +1454,7 @@
                 <w:rFonts w:ascii="Inter" w:hAnsi="Inter"/>
                 <w:b w:val="0"/>
                 <w:i w:val="0"/>
-                <w:color w:val="1F2937"/>
+                <w:color w:val="1B2433"/>
                 <w:sz w:val="20"/>
               </w:rPr>
               <w:t xml:space="preserve">Au cours de l'enfance, le tissu hématopoïétique des </w:t>
@@ -1474,7 +1474,7 @@
                 <w:rFonts w:ascii="Inter" w:hAnsi="Inter"/>
                 <w:b w:val="0"/>
                 <w:i w:val="0"/>
-                <w:color w:val="1F2937"/>
+                <w:color w:val="1B2433"/>
                 <w:sz w:val="20"/>
               </w:rPr>
               <w:t xml:space="preserve"> est remplacé par du </w:t>
@@ -1500,7 +1500,7 @@
                 <w:rFonts w:ascii="Inter" w:hAnsi="Inter"/>
                 <w:b w:val="0"/>
                 <w:i w:val="0"/>
-                <w:color w:val="1F2937"/>
+                <w:color w:val="1B2433"/>
                 <w:sz w:val="20"/>
               </w:rPr>
               <w:t xml:space="preserve">Chez l'adulte : </w:t>
@@ -1520,7 +1520,7 @@
                 <w:rFonts w:ascii="Inter" w:hAnsi="Inter"/>
                 <w:b w:val="0"/>
                 <w:i w:val="0"/>
-                <w:color w:val="1F2937"/>
+                <w:color w:val="1B2433"/>
                 <w:sz w:val="20"/>
               </w:rPr>
               <w:t xml:space="preserve"> de la moelle hématopoïétique dans les </w:t>
@@ -1540,7 +1540,7 @@
                 <w:rFonts w:ascii="Inter" w:hAnsi="Inter"/>
                 <w:b w:val="0"/>
                 <w:i w:val="0"/>
-                <w:color w:val="1F2937"/>
+                <w:color w:val="1B2433"/>
                 <w:sz w:val="20"/>
               </w:rPr>
               <w:t xml:space="preserve"> (bassin, sternum) et les </w:t>
@@ -1565,7 +1565,7 @@
         <w:tc>
           <w:tcPr>
             <w:tcW w:type="dxa" w:w="2663"/>
-            <w:shd w:val="clear" w:color="auto" w:fill="FAF7F2"/>
+            <w:shd w:val="clear" w:color="auto" w:fill="EEF1F5"/>
             <w:vAlign w:val="center"/>
           </w:tcPr>
           <w:p>
@@ -1577,7 +1577,7 @@
                 <w:rFonts w:ascii="Inter" w:hAnsi="Inter"/>
                 <w:b/>
                 <w:i w:val="0"/>
-                <w:color w:val="1F2937"/>
+                <w:color w:val="1B2433"/>
                 <w:sz w:val="20"/>
               </w:rPr>
               <w:t>Microenvironnement médullaire</w:t>
@@ -1599,7 +1599,7 @@
                 <w:rFonts w:ascii="Inter" w:hAnsi="Inter"/>
                 <w:b w:val="0"/>
                 <w:i w:val="0"/>
-                <w:color w:val="1F2937"/>
+                <w:color w:val="1B2433"/>
                 <w:sz w:val="20"/>
               </w:rPr>
               <w:t xml:space="preserve">Espace </w:t>
@@ -1619,7 +1619,7 @@
                 <w:rFonts w:ascii="Inter" w:hAnsi="Inter"/>
                 <w:b w:val="0"/>
                 <w:i w:val="0"/>
-                <w:color w:val="1F2937"/>
+                <w:color w:val="1B2433"/>
                 <w:sz w:val="20"/>
               </w:rPr>
               <w:t xml:space="preserve"> (cadre osseux non extensible), très richement </w:t>
@@ -1639,7 +1639,7 @@
                 <w:rFonts w:ascii="Inter" w:hAnsi="Inter"/>
                 <w:b w:val="0"/>
                 <w:i w:val="0"/>
-                <w:color w:val="1F2937"/>
+                <w:color w:val="1B2433"/>
                 <w:sz w:val="20"/>
               </w:rPr>
               <w:t xml:space="preserve"> (sinus)</w:t>
@@ -1665,7 +1665,7 @@
                 <w:rFonts w:ascii="Inter" w:hAnsi="Inter"/>
                 <w:b w:val="0"/>
                 <w:i w:val="0"/>
-                <w:color w:val="1F2937"/>
+                <w:color w:val="1B2433"/>
                 <w:sz w:val="20"/>
               </w:rPr>
               <w:t xml:space="preserve"> : fibronectine, laminine, collagènes</w:t>
@@ -1691,7 +1691,7 @@
                 <w:rFonts w:ascii="Inter" w:hAnsi="Inter"/>
                 <w:b w:val="0"/>
                 <w:i w:val="0"/>
-                <w:color w:val="1F2937"/>
+                <w:color w:val="1B2433"/>
                 <w:sz w:val="20"/>
               </w:rPr>
               <w:t xml:space="preserve"> : interactions via des </w:t>
@@ -1727,7 +1727,7 @@
                 <w:rFonts w:ascii="Inter" w:hAnsi="Inter"/>
                 <w:b w:val="0"/>
                 <w:i w:val="0"/>
-                <w:color w:val="1F2937"/>
+                <w:color w:val="1B2433"/>
                 <w:sz w:val="20"/>
               </w:rPr>
               <w:t xml:space="preserve"> : les cellules immatures y sont fixées ; leur maturation modifie les facteurs d'ancrage et favorise la libération des cellules différenciées dans le sang</w:t>
@@ -1744,12 +1744,12 @@
             <w:tcW w:type="dxa" w:w="9865"/>
             <w:gridSpan w:val="2"/>
             <w:tcBorders>
-              <w:top w:val="single" w:sz="4" w:space="0" w:color="E11D48"/>
-              <w:left w:val="single" w:sz="22" w:space="0" w:color="E11D48"/>
-              <w:bottom w:val="single" w:sz="4" w:space="0" w:color="E11D48"/>
-              <w:right w:val="single" w:sz="4" w:space="0" w:color="E11D48"/>
+              <w:top w:val="single" w:sz="4" w:space="0" w:color="0F1E33"/>
+              <w:left w:val="single" w:sz="22" w:space="0" w:color="0F1E33"/>
+              <w:bottom w:val="single" w:sz="4" w:space="0" w:color="0F1E33"/>
+              <w:right w:val="single" w:sz="4" w:space="0" w:color="0F1E33"/>
             </w:tcBorders>
-            <w:shd w:val="clear" w:color="auto" w:fill="FAF7F2"/>
+            <w:shd w:val="clear" w:color="auto" w:fill="EEF1F5"/>
             <w:vAlign w:val="top"/>
           </w:tcPr>
           <w:p>
@@ -1760,7 +1760,7 @@
               <w:rPr>
                 <w:rFonts w:ascii="Inter" w:hAnsi="Inter"/>
                 <w:b/>
-                <w:color w:val="E11D48"/>
+                <w:color w:val="0F1E33"/>
                 <w:spacing w:val="14"/>
                 <w:sz w:val="16"/>
               </w:rPr>
@@ -1773,7 +1773,7 @@
                 <w:rFonts w:ascii="Inter" w:hAnsi="Inter"/>
                 <w:b w:val="0"/>
                 <w:i w:val="0"/>
-                <w:color w:val="1F2937"/>
+                <w:color w:val="1B2433"/>
                 <w:sz w:val="20"/>
               </w:rPr>
               <w:t xml:space="preserve">Chez l'adulte, la moelle osseuse est le site </w:t>
@@ -1793,7 +1793,7 @@
                 <w:rFonts w:ascii="Inter" w:hAnsi="Inter"/>
                 <w:b w:val="0"/>
                 <w:i w:val="0"/>
-                <w:color w:val="1F2937"/>
+                <w:color w:val="1B2433"/>
                 <w:sz w:val="20"/>
               </w:rPr>
               <w:t xml:space="preserve"> de l'hématopoïèse, localisée pour les </w:t>
@@ -1813,7 +1813,7 @@
                 <w:rFonts w:ascii="Inter" w:hAnsi="Inter"/>
                 <w:b w:val="0"/>
                 <w:i w:val="0"/>
-                <w:color w:val="1F2937"/>
+                <w:color w:val="1B2433"/>
                 <w:sz w:val="20"/>
               </w:rPr>
               <w:t xml:space="preserve"> dans les os plats et les vertèbres.</w:t>
@@ -1832,12 +1832,12 @@
         <w:tblW w:type="auto" w:w="0"/>
         <w:jc w:val="center"/>
         <w:tblBorders>
-          <w:top w:val="single" w:sz="4" w:space="0" w:color="9CA3AF"/>
-          <w:left w:val="single" w:sz="4" w:space="0" w:color="9CA3AF"/>
-          <w:bottom w:val="single" w:sz="4" w:space="0" w:color="9CA3AF"/>
-          <w:right w:val="single" w:sz="4" w:space="0" w:color="9CA3AF"/>
-          <w:insideH w:val="single" w:sz="4" w:space="0" w:color="9CA3AF"/>
-          <w:insideV w:val="single" w:sz="4" w:space="0" w:color="9CA3AF"/>
+          <w:top w:val="single" w:sz="4" w:space="0" w:color="94A0B0"/>
+          <w:left w:val="single" w:sz="4" w:space="0" w:color="94A0B0"/>
+          <w:bottom w:val="single" w:sz="4" w:space="0" w:color="94A0B0"/>
+          <w:right w:val="single" w:sz="4" w:space="0" w:color="94A0B0"/>
+          <w:insideH w:val="single" w:sz="4" w:space="0" w:color="94A0B0"/>
+          <w:insideV w:val="single" w:sz="4" w:space="0" w:color="94A0B0"/>
         </w:tblBorders>
         <w:tblLayout w:type="fixed"/>
         <w:tblLook w:firstColumn="1" w:firstRow="1" w:lastColumn="0" w:lastRow="0" w:noHBand="0" w:noVBand="1" w:val="04A0"/>
@@ -1856,12 +1856,12 @@
             <w:tcW w:type="dxa" w:w="9865"/>
             <w:gridSpan w:val="2"/>
             <w:tcBorders>
-              <w:top w:val="single" w:sz="4" w:space="0" w:color="E11D48"/>
-              <w:left w:val="single" w:sz="4" w:space="0" w:color="E11D48"/>
-              <w:bottom w:val="single" w:sz="4" w:space="0" w:color="E11D48"/>
-              <w:right w:val="single" w:sz="4" w:space="0" w:color="E11D48"/>
+              <w:top w:val="single" w:sz="4" w:space="0" w:color="0F1E33"/>
+              <w:left w:val="single" w:sz="4" w:space="0" w:color="0F1E33"/>
+              <w:bottom w:val="single" w:sz="4" w:space="0" w:color="0F1E33"/>
+              <w:right w:val="single" w:sz="4" w:space="0" w:color="0F1E33"/>
             </w:tcBorders>
-            <w:shd w:val="clear" w:color="auto" w:fill="E11D48"/>
+            <w:shd w:val="clear" w:color="auto" w:fill="0F1E33"/>
             <w:vAlign w:val="center"/>
           </w:tcPr>
           <w:p>
@@ -1897,7 +1897,7 @@
         <w:tc>
           <w:tcPr>
             <w:tcW w:type="dxa" w:w="2663"/>
-            <w:shd w:val="clear" w:color="auto" w:fill="E11D48"/>
+            <w:shd w:val="clear" w:color="auto" w:fill="0F1E33"/>
             <w:vAlign w:val="center"/>
           </w:tcPr>
           <w:p>
@@ -1919,7 +1919,7 @@
         <w:tc>
           <w:tcPr>
             <w:tcW w:type="dxa" w:w="7201"/>
-            <w:shd w:val="clear" w:color="auto" w:fill="FCE7EC"/>
+            <w:shd w:val="clear" w:color="auto" w:fill="E7ECF3"/>
             <w:vAlign w:val="center"/>
           </w:tcPr>
           <w:p>
@@ -1930,7 +1930,7 @@
               <w:rPr>
                 <w:rFonts w:ascii="Playfair Display" w:hAnsi="Playfair Display"/>
                 <w:b/>
-                <w:color w:val="9F1239"/>
+                <w:color w:val="0F1E33"/>
                 <w:sz w:val="26"/>
               </w:rPr>
               <w:t>B.  Organes lymphoïdes</w:t>
@@ -1945,7 +1945,7 @@
         <w:tc>
           <w:tcPr>
             <w:tcW w:type="dxa" w:w="2663"/>
-            <w:shd w:val="clear" w:color="auto" w:fill="FAF7F2"/>
+            <w:shd w:val="clear" w:color="auto" w:fill="EEF1F5"/>
             <w:vAlign w:val="center"/>
           </w:tcPr>
           <w:p>
@@ -1957,7 +1957,7 @@
                 <w:rFonts w:ascii="Inter" w:hAnsi="Inter"/>
                 <w:b/>
                 <w:i w:val="0"/>
-                <w:color w:val="1F2937"/>
+                <w:color w:val="1B2433"/>
                 <w:sz w:val="20"/>
               </w:rPr>
               <w:t>Organes lymphoïdes centraux</w:t>
@@ -1989,7 +1989,7 @@
                 <w:rFonts w:ascii="Inter" w:hAnsi="Inter"/>
                 <w:b w:val="0"/>
                 <w:i w:val="0"/>
-                <w:color w:val="1F2937"/>
+                <w:color w:val="1B2433"/>
                 <w:sz w:val="20"/>
               </w:rPr>
               <w:t xml:space="preserve"> : tissu lymphoïde diffus, non folliculaire</w:t>
@@ -2015,7 +2015,7 @@
                 <w:rFonts w:ascii="Inter" w:hAnsi="Inter"/>
                 <w:b w:val="0"/>
                 <w:i w:val="0"/>
-                <w:color w:val="1F2937"/>
+                <w:color w:val="1B2433"/>
                 <w:sz w:val="20"/>
               </w:rPr>
               <w:t xml:space="preserve"> : structure non folliculaire, lobules avec une zone </w:t>
@@ -2035,7 +2035,7 @@
                 <w:rFonts w:ascii="Inter" w:hAnsi="Inter"/>
                 <w:b w:val="0"/>
                 <w:i w:val="0"/>
-                <w:color w:val="1F2937"/>
+                <w:color w:val="1B2433"/>
                 <w:sz w:val="20"/>
               </w:rPr>
               <w:t xml:space="preserve"> (thymocytes immatures CD3+ CD4+ CD8+) et une zone </w:t>
@@ -2055,7 +2055,7 @@
                 <w:rFonts w:ascii="Inter" w:hAnsi="Inter"/>
                 <w:b w:val="0"/>
                 <w:i w:val="0"/>
-                <w:color w:val="1F2937"/>
+                <w:color w:val="1B2433"/>
                 <w:sz w:val="20"/>
               </w:rPr>
               <w:t xml:space="preserve"> (lymphocytes T matures)</w:t>
@@ -2071,7 +2071,7 @@
                 <w:rFonts w:ascii="Inter" w:hAnsi="Inter"/>
                 <w:b w:val="0"/>
                 <w:i w:val="0"/>
-                <w:color w:val="1F2937"/>
+                <w:color w:val="1B2433"/>
                 <w:sz w:val="20"/>
               </w:rPr>
               <w:t xml:space="preserve">apparaît à la </w:t>
@@ -2091,7 +2091,7 @@
                 <w:rFonts w:ascii="Inter" w:hAnsi="Inter"/>
                 <w:b w:val="0"/>
                 <w:i w:val="0"/>
-                <w:color w:val="1F2937"/>
+                <w:color w:val="1B2433"/>
                 <w:sz w:val="20"/>
               </w:rPr>
               <w:t xml:space="preserve">, </w:t>
@@ -2111,7 +2111,7 @@
                 <w:rFonts w:ascii="Inter" w:hAnsi="Inter"/>
                 <w:b w:val="0"/>
                 <w:i w:val="0"/>
-                <w:color w:val="1F2937"/>
+                <w:color w:val="1B2433"/>
                 <w:sz w:val="20"/>
               </w:rPr>
               <w:t>, persiste à l'état de traces jusqu'à ~60 ans</w:t>
@@ -2126,7 +2126,7 @@
         <w:tc>
           <w:tcPr>
             <w:tcW w:type="dxa" w:w="2663"/>
-            <w:shd w:val="clear" w:color="auto" w:fill="FAF7F2"/>
+            <w:shd w:val="clear" w:color="auto" w:fill="EEF1F5"/>
             <w:vAlign w:val="center"/>
           </w:tcPr>
           <w:p>
@@ -2138,7 +2138,7 @@
                 <w:rFonts w:ascii="Inter" w:hAnsi="Inter"/>
                 <w:b/>
                 <w:i w:val="0"/>
-                <w:color w:val="1F2937"/>
+                <w:color w:val="1B2433"/>
                 <w:sz w:val="20"/>
               </w:rPr>
               <w:t>Organes lymphoïdes périphériques</w:t>
@@ -2170,7 +2170,7 @@
                 <w:rFonts w:ascii="Inter" w:hAnsi="Inter"/>
                 <w:b w:val="0"/>
                 <w:i w:val="0"/>
-                <w:color w:val="1F2937"/>
+                <w:color w:val="1B2433"/>
                 <w:sz w:val="20"/>
               </w:rPr>
               <w:t xml:space="preserve">, </w:t>
@@ -2190,7 +2190,7 @@
                 <w:rFonts w:ascii="Inter" w:hAnsi="Inter"/>
                 <w:b w:val="0"/>
                 <w:i w:val="0"/>
-                <w:color w:val="1F2937"/>
+                <w:color w:val="1B2433"/>
                 <w:sz w:val="20"/>
               </w:rPr>
               <w:t>, amygdales, tissu lymphoïde des muqueuses (MALT), système lymphoïde cutané</w:t>
@@ -2206,7 +2206,7 @@
                 <w:rFonts w:ascii="Inter" w:hAnsi="Inter"/>
                 <w:b w:val="0"/>
                 <w:i w:val="0"/>
-                <w:color w:val="1F2937"/>
+                <w:color w:val="1B2433"/>
                 <w:sz w:val="20"/>
               </w:rPr>
               <w:t xml:space="preserve">Des lymphocytes sont présents dans presque tous les organes (sauf le </w:t>
@@ -2226,7 +2226,7 @@
                 <w:rFonts w:ascii="Inter" w:hAnsi="Inter"/>
                 <w:b w:val="0"/>
                 <w:i w:val="0"/>
-                <w:color w:val="1F2937"/>
+                <w:color w:val="1B2433"/>
                 <w:sz w:val="20"/>
               </w:rPr>
               <w:t>)</w:t>
@@ -2241,7 +2241,7 @@
         <w:tc>
           <w:tcPr>
             <w:tcW w:type="dxa" w:w="2663"/>
-            <w:shd w:val="clear" w:color="auto" w:fill="FAF7F2"/>
+            <w:shd w:val="clear" w:color="auto" w:fill="EEF1F5"/>
             <w:vAlign w:val="center"/>
           </w:tcPr>
           <w:p>
@@ -2263,7 +2263,7 @@
                 <w:rFonts w:ascii="Inter" w:hAnsi="Inter"/>
                 <w:b/>
                 <w:i w:val="0"/>
-                <w:color w:val="1F2937"/>
+                <w:color w:val="1B2433"/>
                 <w:sz w:val="20"/>
               </w:rPr>
               <w:t xml:space="preserve"> Structure du ganglion lymphatique</w:t>
@@ -2295,7 +2295,7 @@
                 <w:rFonts w:ascii="Inter" w:hAnsi="Inter"/>
                 <w:b w:val="0"/>
                 <w:i w:val="0"/>
-                <w:color w:val="1F2937"/>
+                <w:color w:val="1B2433"/>
                 <w:sz w:val="20"/>
               </w:rPr>
               <w:t xml:space="preserve"> : follicules lymphoïdes (</w:t>
@@ -2315,7 +2315,7 @@
                 <w:rFonts w:ascii="Inter" w:hAnsi="Inter"/>
                 <w:b w:val="0"/>
                 <w:i w:val="0"/>
-                <w:color w:val="1F2937"/>
+                <w:color w:val="1B2433"/>
                 <w:sz w:val="20"/>
               </w:rPr>
               <w:t>)</w:t>
@@ -2341,7 +2341,7 @@
                 <w:rFonts w:ascii="Inter" w:hAnsi="Inter"/>
                 <w:b w:val="0"/>
                 <w:i w:val="0"/>
-                <w:color w:val="1F2937"/>
+                <w:color w:val="1B2433"/>
                 <w:sz w:val="20"/>
               </w:rPr>
               <w:t xml:space="preserve"> : </w:t>
@@ -2361,7 +2361,7 @@
                 <w:rFonts w:ascii="Inter" w:hAnsi="Inter"/>
                 <w:b w:val="0"/>
                 <w:i w:val="0"/>
-                <w:color w:val="1F2937"/>
+                <w:color w:val="1B2433"/>
                 <w:sz w:val="20"/>
               </w:rPr>
               <w:t xml:space="preserve"> + cellules dendritiques</w:t>
@@ -2387,7 +2387,7 @@
                 <w:rFonts w:ascii="Inter" w:hAnsi="Inter"/>
                 <w:b w:val="0"/>
                 <w:i w:val="0"/>
-                <w:color w:val="1F2937"/>
+                <w:color w:val="1B2433"/>
                 <w:sz w:val="20"/>
               </w:rPr>
               <w:t xml:space="preserve"> : pauvre en cellules</w:t>
@@ -2403,7 +2403,7 @@
                 <w:rFonts w:ascii="Inter" w:hAnsi="Inter"/>
                 <w:b w:val="0"/>
                 <w:i w:val="0"/>
-                <w:color w:val="1F2937"/>
+                <w:color w:val="1B2433"/>
                 <w:sz w:val="20"/>
               </w:rPr>
               <w:t xml:space="preserve">Follicule </w:t>
@@ -2423,7 +2423,7 @@
                 <w:rFonts w:ascii="Inter" w:hAnsi="Inter"/>
                 <w:b w:val="0"/>
                 <w:i w:val="0"/>
-                <w:color w:val="1F2937"/>
+                <w:color w:val="1B2433"/>
                 <w:sz w:val="20"/>
               </w:rPr>
               <w:t xml:space="preserve"> (après stimulation antigénique) : manteau, </w:t>
@@ -2443,7 +2443,7 @@
                 <w:rFonts w:ascii="Inter" w:hAnsi="Inter"/>
                 <w:b w:val="0"/>
                 <w:i w:val="0"/>
-                <w:color w:val="1F2937"/>
+                <w:color w:val="1B2433"/>
                 <w:sz w:val="20"/>
               </w:rPr>
               <w:t xml:space="preserve"> avec zone sombre centroblastique (prolifération, </w:t>
@@ -2463,7 +2463,7 @@
                 <w:rFonts w:ascii="Inter" w:hAnsi="Inter"/>
                 <w:b w:val="0"/>
                 <w:i w:val="0"/>
-                <w:color w:val="1F2937"/>
+                <w:color w:val="1B2433"/>
                 <w:sz w:val="20"/>
               </w:rPr>
               <w:t>) et zone claire centrocytique (sélection par l'antigène)</w:t>
@@ -2478,7 +2478,7 @@
         <w:tc>
           <w:tcPr>
             <w:tcW w:type="dxa" w:w="2663"/>
-            <w:shd w:val="clear" w:color="auto" w:fill="FAF7F2"/>
+            <w:shd w:val="clear" w:color="auto" w:fill="EEF1F5"/>
             <w:vAlign w:val="center"/>
           </w:tcPr>
           <w:p>
@@ -2490,7 +2490,7 @@
                 <w:rFonts w:ascii="Inter" w:hAnsi="Inter"/>
                 <w:b/>
                 <w:i w:val="0"/>
-                <w:color w:val="1F2937"/>
+                <w:color w:val="1B2433"/>
                 <w:sz w:val="20"/>
               </w:rPr>
               <w:t>Rate</w:t>
@@ -2522,7 +2522,7 @@
                 <w:rFonts w:ascii="Inter" w:hAnsi="Inter"/>
                 <w:b w:val="0"/>
                 <w:i w:val="0"/>
-                <w:color w:val="1F2937"/>
+                <w:color w:val="1B2433"/>
                 <w:sz w:val="20"/>
               </w:rPr>
               <w:t xml:space="preserve"> : sinus veineux + cordons de Billroth</w:t>
@@ -2548,7 +2548,7 @@
                 <w:rFonts w:ascii="Inter" w:hAnsi="Inter"/>
                 <w:b w:val="0"/>
                 <w:i w:val="0"/>
-                <w:color w:val="1F2937"/>
+                <w:color w:val="1B2433"/>
                 <w:sz w:val="20"/>
               </w:rPr>
               <w:t xml:space="preserve"> périartériolaire : manchons lymphoïdes (LT) + follicules lymphoïdes (LB) en périphérie</w:t>
@@ -2564,7 +2564,7 @@
                 <w:rFonts w:ascii="Inter" w:hAnsi="Inter"/>
                 <w:b w:val="0"/>
                 <w:i w:val="0"/>
-                <w:color w:val="1F2937"/>
+                <w:color w:val="1B2433"/>
                 <w:sz w:val="20"/>
               </w:rPr>
               <w:t xml:space="preserve">Organe hématopoïétique jusqu'au </w:t>
@@ -2584,7 +2584,7 @@
                 <w:rFonts w:ascii="Inter" w:hAnsi="Inter"/>
                 <w:b w:val="0"/>
                 <w:i w:val="0"/>
-                <w:color w:val="1F2937"/>
+                <w:color w:val="1B2433"/>
                 <w:sz w:val="20"/>
               </w:rPr>
               <w:t xml:space="preserve"> de vie intra-utérine</w:t>
@@ -2630,7 +2630,7 @@
                 <w:rFonts w:ascii="Inter" w:hAnsi="Inter"/>
                 <w:b w:val="0"/>
                 <w:i w:val="0"/>
-                <w:color w:val="1F2937"/>
+                <w:color w:val="1B2433"/>
                 <w:sz w:val="20"/>
               </w:rPr>
               <w:t xml:space="preserve">Le thymus </w:t>
@@ -2650,7 +2650,7 @@
                 <w:rFonts w:ascii="Inter" w:hAnsi="Inter"/>
                 <w:b w:val="0"/>
                 <w:i w:val="0"/>
-                <w:color w:val="1F2937"/>
+                <w:color w:val="1B2433"/>
                 <w:sz w:val="20"/>
               </w:rPr>
               <w:t xml:space="preserve"> : ce n'est pas un organe lymphoïde fonctionnellement actif chez l'adulte.</w:t>
@@ -2674,12 +2674,12 @@
         <w:tblW w:type="auto" w:w="0"/>
         <w:jc w:val="center"/>
         <w:tblBorders>
-          <w:top w:val="single" w:sz="4" w:space="0" w:color="9CA3AF"/>
-          <w:left w:val="single" w:sz="4" w:space="0" w:color="9CA3AF"/>
-          <w:bottom w:val="single" w:sz="4" w:space="0" w:color="9CA3AF"/>
-          <w:right w:val="single" w:sz="4" w:space="0" w:color="9CA3AF"/>
-          <w:insideH w:val="single" w:sz="4" w:space="0" w:color="9CA3AF"/>
-          <w:insideV w:val="single" w:sz="4" w:space="0" w:color="9CA3AF"/>
+          <w:top w:val="single" w:sz="4" w:space="0" w:color="94A0B0"/>
+          <w:left w:val="single" w:sz="4" w:space="0" w:color="94A0B0"/>
+          <w:bottom w:val="single" w:sz="4" w:space="0" w:color="94A0B0"/>
+          <w:right w:val="single" w:sz="4" w:space="0" w:color="94A0B0"/>
+          <w:insideH w:val="single" w:sz="4" w:space="0" w:color="94A0B0"/>
+          <w:insideV w:val="single" w:sz="4" w:space="0" w:color="94A0B0"/>
         </w:tblBorders>
         <w:tblLayout w:type="fixed"/>
         <w:tblLook w:firstColumn="1" w:firstRow="1" w:lastColumn="0" w:lastRow="0" w:noHBand="0" w:noVBand="1" w:val="04A0"/>
@@ -2698,12 +2698,12 @@
             <w:tcW w:type="dxa" w:w="9865"/>
             <w:gridSpan w:val="2"/>
             <w:tcBorders>
-              <w:top w:val="single" w:sz="4" w:space="0" w:color="E11D48"/>
-              <w:left w:val="single" w:sz="4" w:space="0" w:color="E11D48"/>
-              <w:bottom w:val="single" w:sz="4" w:space="0" w:color="E11D48"/>
-              <w:right w:val="single" w:sz="4" w:space="0" w:color="E11D48"/>
+              <w:top w:val="single" w:sz="4" w:space="0" w:color="0F1E33"/>
+              <w:left w:val="single" w:sz="4" w:space="0" w:color="0F1E33"/>
+              <w:bottom w:val="single" w:sz="4" w:space="0" w:color="0F1E33"/>
+              <w:right w:val="single" w:sz="4" w:space="0" w:color="0F1E33"/>
             </w:tcBorders>
-            <w:shd w:val="clear" w:color="auto" w:fill="E11D48"/>
+            <w:shd w:val="clear" w:color="auto" w:fill="0F1E33"/>
             <w:vAlign w:val="center"/>
           </w:tcPr>
           <w:p>
@@ -2739,7 +2739,7 @@
         <w:tc>
           <w:tcPr>
             <w:tcW w:type="dxa" w:w="2663"/>
-            <w:shd w:val="clear" w:color="auto" w:fill="E11D48"/>
+            <w:shd w:val="clear" w:color="auto" w:fill="0F1E33"/>
             <w:vAlign w:val="center"/>
           </w:tcPr>
           <w:p>
@@ -2761,7 +2761,7 @@
         <w:tc>
           <w:tcPr>
             <w:tcW w:type="dxa" w:w="7201"/>
-            <w:shd w:val="clear" w:color="auto" w:fill="FCE7EC"/>
+            <w:shd w:val="clear" w:color="auto" w:fill="E7ECF3"/>
             <w:vAlign w:val="center"/>
           </w:tcPr>
           <w:p>
@@ -2772,7 +2772,7 @@
               <w:rPr>
                 <w:rFonts w:ascii="Playfair Display" w:hAnsi="Playfair Display"/>
                 <w:b/>
-                <w:color w:val="9F1239"/>
+                <w:color w:val="0F1E33"/>
                 <w:sz w:val="26"/>
               </w:rPr>
               <w:t>A.  Cellules souches hématopoïétiques (CSH)</w:t>
@@ -2787,7 +2787,7 @@
         <w:tc>
           <w:tcPr>
             <w:tcW w:type="dxa" w:w="2663"/>
-            <w:shd w:val="clear" w:color="auto" w:fill="FAF7F2"/>
+            <w:shd w:val="clear" w:color="auto" w:fill="EEF1F5"/>
             <w:vAlign w:val="center"/>
           </w:tcPr>
           <w:p>
@@ -2809,7 +2809,7 @@
                 <w:rFonts w:ascii="Inter" w:hAnsi="Inter"/>
                 <w:b/>
                 <w:i w:val="0"/>
-                <w:color w:val="1F2937"/>
+                <w:color w:val="1B2433"/>
                 <w:sz w:val="20"/>
               </w:rPr>
               <w:t xml:space="preserve"> Définition et fonctions</w:t>
@@ -2831,7 +2831,7 @@
                 <w:rFonts w:ascii="Inter" w:hAnsi="Inter"/>
                 <w:b w:val="0"/>
                 <w:i w:val="0"/>
-                <w:color w:val="1F2937"/>
+                <w:color w:val="1B2433"/>
                 <w:sz w:val="20"/>
               </w:rPr>
               <w:t xml:space="preserve">Sous-population </w:t>
@@ -2851,7 +2851,7 @@
                 <w:rFonts w:ascii="Inter" w:hAnsi="Inter"/>
                 <w:b w:val="0"/>
                 <w:i w:val="0"/>
-                <w:color w:val="1F2937"/>
+                <w:color w:val="1B2433"/>
                 <w:sz w:val="20"/>
               </w:rPr>
               <w:t xml:space="preserve"> de progéniteurs immatures </w:t>
@@ -2877,7 +2877,7 @@
                 <w:rFonts w:ascii="Inter" w:hAnsi="Inter"/>
                 <w:b w:val="0"/>
                 <w:i w:val="0"/>
-                <w:color w:val="1F2937"/>
+                <w:color w:val="1B2433"/>
                 <w:sz w:val="20"/>
               </w:rPr>
               <w:t>Deux fonctions : l'</w:t>
@@ -2897,7 +2897,7 @@
                 <w:rFonts w:ascii="Inter" w:hAnsi="Inter"/>
                 <w:b w:val="0"/>
                 <w:i w:val="0"/>
-                <w:color w:val="1F2937"/>
+                <w:color w:val="1B2433"/>
                 <w:sz w:val="20"/>
               </w:rPr>
               <w:t xml:space="preserve"> et la </w:t>
@@ -2923,7 +2923,7 @@
                 <w:rFonts w:ascii="Inter" w:hAnsi="Inter"/>
                 <w:b w:val="0"/>
                 <w:i w:val="0"/>
-                <w:color w:val="1F2937"/>
+                <w:color w:val="1B2433"/>
                 <w:sz w:val="20"/>
               </w:rPr>
               <w:t xml:space="preserve">Capables de </w:t>
@@ -2943,7 +2943,7 @@
                 <w:rFonts w:ascii="Inter" w:hAnsi="Inter"/>
                 <w:b w:val="0"/>
                 <w:i w:val="0"/>
-                <w:color w:val="1F2937"/>
+                <w:color w:val="1B2433"/>
                 <w:sz w:val="20"/>
               </w:rPr>
               <w:t xml:space="preserve"> une hématopoïèse complète (lymphoïde </w:t>
@@ -2963,7 +2963,7 @@
                 <w:rFonts w:ascii="Inter" w:hAnsi="Inter"/>
                 <w:b w:val="0"/>
                 <w:i w:val="0"/>
-                <w:color w:val="1F2937"/>
+                <w:color w:val="1B2433"/>
                 <w:sz w:val="20"/>
               </w:rPr>
               <w:t xml:space="preserve"> myéloïde) après myéloablation</w:t>
@@ -2978,7 +2978,7 @@
         <w:tc>
           <w:tcPr>
             <w:tcW w:type="dxa" w:w="2663"/>
-            <w:shd w:val="clear" w:color="auto" w:fill="FAF7F2"/>
+            <w:shd w:val="clear" w:color="auto" w:fill="EEF1F5"/>
             <w:vAlign w:val="center"/>
           </w:tcPr>
           <w:p>
@@ -2990,7 +2990,7 @@
                 <w:rFonts w:ascii="Inter" w:hAnsi="Inter"/>
                 <w:b/>
                 <w:i w:val="0"/>
-                <w:color w:val="1F2937"/>
+                <w:color w:val="1B2433"/>
                 <w:sz w:val="20"/>
               </w:rPr>
               <w:t>Modes d'auto-renouvellement</w:t>
@@ -3022,7 +3022,7 @@
                 <w:rFonts w:ascii="Inter" w:hAnsi="Inter"/>
                 <w:b w:val="0"/>
                 <w:i w:val="0"/>
-                <w:color w:val="1F2937"/>
+                <w:color w:val="1B2433"/>
                 <w:sz w:val="20"/>
               </w:rPr>
               <w:t xml:space="preserve"> : auto-renouvellement d'</w:t>
@@ -3042,7 +3042,7 @@
                 <w:rFonts w:ascii="Inter" w:hAnsi="Inter"/>
                 <w:b w:val="0"/>
                 <w:i w:val="0"/>
-                <w:color w:val="1F2937"/>
+                <w:color w:val="1B2433"/>
                 <w:sz w:val="20"/>
               </w:rPr>
               <w:t xml:space="preserve"> — division </w:t>
@@ -3062,7 +3062,7 @@
                 <w:rFonts w:ascii="Inter" w:hAnsi="Inter"/>
                 <w:b w:val="0"/>
                 <w:i w:val="0"/>
-                <w:color w:val="1F2937"/>
+                <w:color w:val="1B2433"/>
                 <w:sz w:val="20"/>
               </w:rPr>
               <w:t xml:space="preserve"> (1 CSH → 2 CSH), amplification du pool</w:t>
@@ -3088,7 +3088,7 @@
                 <w:rFonts w:ascii="Inter" w:hAnsi="Inter"/>
                 <w:b w:val="0"/>
                 <w:i w:val="0"/>
-                <w:color w:val="1F2937"/>
+                <w:color w:val="1B2433"/>
                 <w:sz w:val="20"/>
               </w:rPr>
               <w:t xml:space="preserve"> : auto-renouvellement </w:t>
@@ -3108,7 +3108,7 @@
                 <w:rFonts w:ascii="Inter" w:hAnsi="Inter"/>
                 <w:b w:val="0"/>
                 <w:i w:val="0"/>
-                <w:color w:val="1F2937"/>
+                <w:color w:val="1B2433"/>
                 <w:sz w:val="20"/>
               </w:rPr>
               <w:t xml:space="preserve"> — division </w:t>
@@ -3128,7 +3128,7 @@
                 <w:rFonts w:ascii="Inter" w:hAnsi="Inter"/>
                 <w:b w:val="0"/>
                 <w:i w:val="0"/>
-                <w:color w:val="1F2937"/>
+                <w:color w:val="1B2433"/>
                 <w:sz w:val="20"/>
               </w:rPr>
               <w:t xml:space="preserve"> (1 CSH + 1 progéniteur engagé dans la différenciation)</w:t>
@@ -3143,7 +3143,7 @@
         <w:tc>
           <w:tcPr>
             <w:tcW w:type="dxa" w:w="2663"/>
-            <w:shd w:val="clear" w:color="auto" w:fill="FAF7F2"/>
+            <w:shd w:val="clear" w:color="auto" w:fill="EEF1F5"/>
             <w:vAlign w:val="center"/>
           </w:tcPr>
           <w:p>
@@ -3165,7 +3165,7 @@
                 <w:rFonts w:ascii="Inter" w:hAnsi="Inter"/>
                 <w:b/>
                 <w:i w:val="0"/>
-                <w:color w:val="1F2937"/>
+                <w:color w:val="1B2433"/>
                 <w:sz w:val="20"/>
               </w:rPr>
               <w:t xml:space="preserve"> Quiescence</w:t>
@@ -3187,7 +3187,7 @@
                 <w:rFonts w:ascii="Inter" w:hAnsi="Inter"/>
                 <w:b w:val="0"/>
                 <w:i w:val="0"/>
-                <w:color w:val="1F2937"/>
+                <w:color w:val="1B2433"/>
                 <w:sz w:val="20"/>
               </w:rPr>
               <w:t xml:space="preserve">Au sein des niches, les CSH font </w:t>
@@ -3207,7 +3207,7 @@
                 <w:rFonts w:ascii="Inter" w:hAnsi="Inter"/>
                 <w:b w:val="0"/>
                 <w:i w:val="0"/>
-                <w:color w:val="1F2937"/>
+                <w:color w:val="1B2433"/>
                 <w:sz w:val="20"/>
               </w:rPr>
               <w:t xml:space="preserve"> et sont majoritairement </w:t>
@@ -3233,7 +3233,7 @@
                 <w:rFonts w:ascii="Inter" w:hAnsi="Inter"/>
                 <w:b w:val="0"/>
                 <w:i w:val="0"/>
-                <w:color w:val="1F2937"/>
+                <w:color w:val="1B2433"/>
                 <w:sz w:val="20"/>
               </w:rPr>
               <w:t xml:space="preserve">Cette quiescence les </w:t>
@@ -3253,7 +3253,7 @@
                 <w:rFonts w:ascii="Inter" w:hAnsi="Inter"/>
                 <w:b w:val="0"/>
                 <w:i w:val="0"/>
-                <w:color w:val="1F2937"/>
+                <w:color w:val="1B2433"/>
                 <w:sz w:val="20"/>
               </w:rPr>
               <w:t xml:space="preserve"> (antimitotiques) à doses conventionnelles</w:t>
@@ -3268,7 +3268,7 @@
         <w:tc>
           <w:tcPr>
             <w:tcW w:type="dxa" w:w="2663"/>
-            <w:shd w:val="clear" w:color="auto" w:fill="FAF7F2"/>
+            <w:shd w:val="clear" w:color="auto" w:fill="EEF1F5"/>
             <w:vAlign w:val="center"/>
           </w:tcPr>
           <w:p>
@@ -3290,7 +3290,7 @@
                 <w:rFonts w:ascii="Inter" w:hAnsi="Inter"/>
                 <w:b/>
                 <w:i w:val="0"/>
-                <w:color w:val="1F2937"/>
+                <w:color w:val="1B2433"/>
                 <w:sz w:val="20"/>
               </w:rPr>
               <w:t xml:space="preserve"> Marqueur CD34</w:t>
@@ -3312,7 +3312,7 @@
                 <w:rFonts w:ascii="Inter" w:hAnsi="Inter"/>
                 <w:b w:val="0"/>
                 <w:i w:val="0"/>
-                <w:color w:val="1F2937"/>
+                <w:color w:val="1B2433"/>
                 <w:sz w:val="20"/>
               </w:rPr>
               <w:t xml:space="preserve">Les progéniteurs expriment la sialomucine </w:t>
@@ -3338,7 +3338,7 @@
                 <w:rFonts w:ascii="Inter" w:hAnsi="Inter"/>
                 <w:b w:val="0"/>
                 <w:i w:val="0"/>
-                <w:color w:val="1F2937"/>
+                <w:color w:val="1B2433"/>
                 <w:sz w:val="20"/>
               </w:rPr>
               <w:t xml:space="preserve">Les cellules </w:t>
@@ -3358,7 +3358,7 @@
                 <w:rFonts w:ascii="Inter" w:hAnsi="Inter"/>
                 <w:b w:val="0"/>
                 <w:i w:val="0"/>
-                <w:color w:val="1F2937"/>
+                <w:color w:val="1B2433"/>
                 <w:sz w:val="20"/>
               </w:rPr>
               <w:t xml:space="preserve"> représentent environ </w:t>
@@ -3378,7 +3378,7 @@
                 <w:rFonts w:ascii="Inter" w:hAnsi="Inter"/>
                 <w:b w:val="0"/>
                 <w:i w:val="0"/>
-                <w:color w:val="1F2937"/>
+                <w:color w:val="1B2433"/>
                 <w:sz w:val="20"/>
               </w:rPr>
               <w:t xml:space="preserve"> des cellules mononucléées médullaires</w:t>
@@ -3394,7 +3394,7 @@
                 <w:rFonts w:ascii="Inter" w:hAnsi="Inter"/>
                 <w:b w:val="0"/>
                 <w:i w:val="0"/>
-                <w:color w:val="1F2937"/>
+                <w:color w:val="1B2433"/>
                 <w:sz w:val="20"/>
               </w:rPr>
               <w:t xml:space="preserve">Les progéniteurs les plus immatures sont </w:t>
@@ -3419,7 +3419,7 @@
         <w:tc>
           <w:tcPr>
             <w:tcW w:type="dxa" w:w="2663"/>
-            <w:shd w:val="clear" w:color="auto" w:fill="FAF7F2"/>
+            <w:shd w:val="clear" w:color="auto" w:fill="EEF1F5"/>
             <w:vAlign w:val="center"/>
           </w:tcPr>
           <w:p>
@@ -3431,7 +3431,7 @@
                 <w:rFonts w:ascii="Inter" w:hAnsi="Inter"/>
                 <w:b/>
                 <w:i w:val="0"/>
-                <w:color w:val="1F2937"/>
+                <w:color w:val="1B2433"/>
                 <w:sz w:val="20"/>
               </w:rPr>
               <w:t>Propriétés (thérapie cellulaire)</w:t>
@@ -3463,7 +3463,7 @@
                 <w:rFonts w:ascii="Inter" w:hAnsi="Inter"/>
                 <w:b w:val="0"/>
                 <w:i w:val="0"/>
-                <w:color w:val="1F2937"/>
+                <w:color w:val="1B2433"/>
                 <w:sz w:val="20"/>
               </w:rPr>
               <w:t xml:space="preserve"> à −196 °C (azote liquide)</w:t>
@@ -3479,7 +3479,7 @@
                 <w:rFonts w:ascii="Inter" w:hAnsi="Inter"/>
                 <w:b w:val="0"/>
                 <w:i w:val="0"/>
-                <w:color w:val="1F2937"/>
+                <w:color w:val="1B2433"/>
                 <w:sz w:val="20"/>
               </w:rPr>
               <w:t xml:space="preserve">Capables de </w:t>
@@ -3499,7 +3499,7 @@
                 <w:rFonts w:ascii="Inter" w:hAnsi="Inter"/>
                 <w:b w:val="0"/>
                 <w:i w:val="0"/>
-                <w:color w:val="1F2937"/>
+                <w:color w:val="1B2433"/>
                 <w:sz w:val="20"/>
               </w:rPr>
               <w:t xml:space="preserve"> → collecte par </w:t>
@@ -3519,7 +3519,7 @@
                 <w:rFonts w:ascii="Inter" w:hAnsi="Inter"/>
                 <w:b w:val="0"/>
                 <w:i w:val="0"/>
-                <w:color w:val="1F2937"/>
+                <w:color w:val="1B2433"/>
                 <w:sz w:val="20"/>
               </w:rPr>
               <w:t xml:space="preserve"> (cellules souches périphériques)</w:t>
@@ -3534,7 +3534,7 @@
         <w:tc>
           <w:tcPr>
             <w:tcW w:type="dxa" w:w="2663"/>
-            <w:shd w:val="clear" w:color="auto" w:fill="FAF7F2"/>
+            <w:shd w:val="clear" w:color="auto" w:fill="EEF1F5"/>
             <w:vAlign w:val="center"/>
           </w:tcPr>
           <w:p>
@@ -3546,7 +3546,7 @@
                 <w:rFonts w:ascii="Inter" w:hAnsi="Inter"/>
                 <w:b/>
                 <w:i w:val="0"/>
-                <w:color w:val="1F2937"/>
+                <w:color w:val="1B2433"/>
                 <w:sz w:val="20"/>
               </w:rPr>
               <w:t>Cellules souches mésenchymateuses</w:t>
@@ -3568,7 +3568,7 @@
                 <w:rFonts w:ascii="Inter" w:hAnsi="Inter"/>
                 <w:b w:val="0"/>
                 <w:i w:val="0"/>
-                <w:color w:val="1F2937"/>
+                <w:color w:val="1B2433"/>
                 <w:sz w:val="20"/>
               </w:rPr>
               <w:t>Présentes aussi dans la moelle</w:t>
@@ -3584,7 +3584,7 @@
                 <w:rFonts w:ascii="Inter" w:hAnsi="Inter"/>
                 <w:b w:val="0"/>
                 <w:i w:val="0"/>
-                <w:color w:val="1F2937"/>
+                <w:color w:val="1B2433"/>
                 <w:sz w:val="20"/>
               </w:rPr>
               <w:t xml:space="preserve">À l'origine du </w:t>
@@ -3604,7 +3604,7 @@
                 <w:rFonts w:ascii="Inter" w:hAnsi="Inter"/>
                 <w:b w:val="0"/>
                 <w:i w:val="0"/>
-                <w:color w:val="1F2937"/>
+                <w:color w:val="1B2433"/>
                 <w:sz w:val="20"/>
               </w:rPr>
               <w:t xml:space="preserve">, des </w:t>
@@ -3624,7 +3624,7 @@
                 <w:rFonts w:ascii="Inter" w:hAnsi="Inter"/>
                 <w:b w:val="0"/>
                 <w:i w:val="0"/>
-                <w:color w:val="1F2937"/>
+                <w:color w:val="1B2433"/>
                 <w:sz w:val="20"/>
               </w:rPr>
               <w:t>, des adipocytes et des cellules musculaires lisses</w:t>
@@ -3643,12 +3643,12 @@
         <w:tblW w:type="auto" w:w="0"/>
         <w:jc w:val="center"/>
         <w:tblBorders>
-          <w:top w:val="single" w:sz="4" w:space="0" w:color="9CA3AF"/>
-          <w:left w:val="single" w:sz="4" w:space="0" w:color="9CA3AF"/>
-          <w:bottom w:val="single" w:sz="4" w:space="0" w:color="9CA3AF"/>
-          <w:right w:val="single" w:sz="4" w:space="0" w:color="9CA3AF"/>
-          <w:insideH w:val="single" w:sz="4" w:space="0" w:color="9CA3AF"/>
-          <w:insideV w:val="single" w:sz="4" w:space="0" w:color="9CA3AF"/>
+          <w:top w:val="single" w:sz="4" w:space="0" w:color="94A0B0"/>
+          <w:left w:val="single" w:sz="4" w:space="0" w:color="94A0B0"/>
+          <w:bottom w:val="single" w:sz="4" w:space="0" w:color="94A0B0"/>
+          <w:right w:val="single" w:sz="4" w:space="0" w:color="94A0B0"/>
+          <w:insideH w:val="single" w:sz="4" w:space="0" w:color="94A0B0"/>
+          <w:insideV w:val="single" w:sz="4" w:space="0" w:color="94A0B0"/>
         </w:tblBorders>
         <w:tblLayout w:type="fixed"/>
         <w:tblLook w:firstColumn="1" w:firstRow="1" w:lastColumn="0" w:lastRow="0" w:noHBand="0" w:noVBand="1" w:val="04A0"/>
@@ -3667,12 +3667,12 @@
             <w:tcW w:type="dxa" w:w="9865"/>
             <w:gridSpan w:val="2"/>
             <w:tcBorders>
-              <w:top w:val="single" w:sz="4" w:space="0" w:color="E11D48"/>
-              <w:left w:val="single" w:sz="4" w:space="0" w:color="E11D48"/>
-              <w:bottom w:val="single" w:sz="4" w:space="0" w:color="E11D48"/>
-              <w:right w:val="single" w:sz="4" w:space="0" w:color="E11D48"/>
+              <w:top w:val="single" w:sz="4" w:space="0" w:color="0F1E33"/>
+              <w:left w:val="single" w:sz="4" w:space="0" w:color="0F1E33"/>
+              <w:bottom w:val="single" w:sz="4" w:space="0" w:color="0F1E33"/>
+              <w:right w:val="single" w:sz="4" w:space="0" w:color="0F1E33"/>
             </w:tcBorders>
-            <w:shd w:val="clear" w:color="auto" w:fill="E11D48"/>
+            <w:shd w:val="clear" w:color="auto" w:fill="0F1E33"/>
             <w:vAlign w:val="center"/>
           </w:tcPr>
           <w:p>
@@ -3708,7 +3708,7 @@
         <w:tc>
           <w:tcPr>
             <w:tcW w:type="dxa" w:w="2663"/>
-            <w:shd w:val="clear" w:color="auto" w:fill="E11D48"/>
+            <w:shd w:val="clear" w:color="auto" w:fill="0F1E33"/>
             <w:vAlign w:val="center"/>
           </w:tcPr>
           <w:p>
@@ -3730,7 +3730,7 @@
         <w:tc>
           <w:tcPr>
             <w:tcW w:type="dxa" w:w="7201"/>
-            <w:shd w:val="clear" w:color="auto" w:fill="FCE7EC"/>
+            <w:shd w:val="clear" w:color="auto" w:fill="E7ECF3"/>
             <w:vAlign w:val="center"/>
           </w:tcPr>
           <w:p>
@@ -3741,7 +3741,7 @@
               <w:rPr>
                 <w:rFonts w:ascii="Playfair Display" w:hAnsi="Playfair Display"/>
                 <w:b/>
-                <w:color w:val="9F1239"/>
+                <w:color w:val="0F1E33"/>
                 <w:sz w:val="26"/>
               </w:rPr>
               <w:t>B.  Les trois compartiments de la cascade</w:t>
@@ -3756,7 +3756,7 @@
         <w:tc>
           <w:tcPr>
             <w:tcW w:type="dxa" w:w="2663"/>
-            <w:shd w:val="clear" w:color="auto" w:fill="FAF7F2"/>
+            <w:shd w:val="clear" w:color="auto" w:fill="EEF1F5"/>
             <w:vAlign w:val="center"/>
           </w:tcPr>
           <w:p>
@@ -3768,7 +3768,7 @@
                 <w:rFonts w:ascii="Inter" w:hAnsi="Inter"/>
                 <w:b/>
                 <w:i w:val="0"/>
-                <w:color w:val="1F2937"/>
+                <w:color w:val="1B2433"/>
                 <w:sz w:val="20"/>
               </w:rPr>
               <w:t>Progéniteurs</w:t>
@@ -3800,7 +3800,7 @@
                 <w:rFonts w:ascii="Inter" w:hAnsi="Inter"/>
                 <w:b w:val="0"/>
                 <w:i w:val="0"/>
-                <w:color w:val="1F2937"/>
+                <w:color w:val="1B2433"/>
                 <w:sz w:val="20"/>
               </w:rPr>
               <w:t xml:space="preserve"> morphologiquement ; quantification par </w:t>
@@ -3826,7 +3826,7 @@
                 <w:rFonts w:ascii="Inter" w:hAnsi="Inter"/>
                 <w:b w:val="0"/>
                 <w:i w:val="0"/>
-                <w:color w:val="1F2937"/>
+                <w:color w:val="1B2433"/>
                 <w:sz w:val="20"/>
               </w:rPr>
               <w:t xml:space="preserve">Progéniteurs </w:t>
@@ -3846,7 +3846,7 @@
                 <w:rFonts w:ascii="Inter" w:hAnsi="Inter"/>
                 <w:b w:val="0"/>
                 <w:i w:val="0"/>
-                <w:color w:val="1F2937"/>
+                <w:color w:val="1B2433"/>
                 <w:sz w:val="20"/>
               </w:rPr>
               <w:t xml:space="preserve"> : </w:t>
@@ -3866,7 +3866,7 @@
                 <w:rFonts w:ascii="Inter" w:hAnsi="Inter"/>
                 <w:b w:val="0"/>
                 <w:i w:val="0"/>
-                <w:color w:val="1F2937"/>
+                <w:color w:val="1B2433"/>
                 <w:sz w:val="20"/>
               </w:rPr>
               <w:t xml:space="preserve"> (colony-forming unit) — CFU-GEMM, CFU-GM, CFU-G, CFU-M, BFU-E, CFU-E…</w:t>
@@ -3882,7 +3882,7 @@
                 <w:rFonts w:ascii="Inter" w:hAnsi="Inter"/>
                 <w:b w:val="0"/>
                 <w:i w:val="0"/>
-                <w:color w:val="1F2937"/>
+                <w:color w:val="1B2433"/>
                 <w:sz w:val="20"/>
               </w:rPr>
               <w:t xml:space="preserve">La capacité d'auto-renouvellement </w:t>
@@ -3902,7 +3902,7 @@
                 <w:rFonts w:ascii="Inter" w:hAnsi="Inter"/>
                 <w:b w:val="0"/>
                 <w:i w:val="0"/>
-                <w:color w:val="1F2937"/>
+                <w:color w:val="1B2433"/>
                 <w:sz w:val="20"/>
               </w:rPr>
               <w:t xml:space="preserve"> avec la maturation</w:t>
@@ -3917,7 +3917,7 @@
         <w:tc>
           <w:tcPr>
             <w:tcW w:type="dxa" w:w="2663"/>
-            <w:shd w:val="clear" w:color="auto" w:fill="FAF7F2"/>
+            <w:shd w:val="clear" w:color="auto" w:fill="EEF1F5"/>
             <w:vAlign w:val="center"/>
           </w:tcPr>
           <w:p>
@@ -3929,7 +3929,7 @@
                 <w:rFonts w:ascii="Inter" w:hAnsi="Inter"/>
                 <w:b/>
                 <w:i w:val="0"/>
-                <w:color w:val="1F2937"/>
+                <w:color w:val="1B2433"/>
                 <w:sz w:val="20"/>
               </w:rPr>
               <w:t>Précurseurs</w:t>
@@ -3961,7 +3961,7 @@
                 <w:rFonts w:ascii="Inter" w:hAnsi="Inter"/>
                 <w:b w:val="0"/>
                 <w:i w:val="0"/>
-                <w:color w:val="1F2937"/>
+                <w:color w:val="1B2433"/>
                 <w:sz w:val="20"/>
               </w:rPr>
               <w:t xml:space="preserve"> (myélogramme, frottis)</w:t>
@@ -3977,7 +3977,7 @@
                 <w:rFonts w:ascii="Inter" w:hAnsi="Inter"/>
                 <w:b w:val="0"/>
                 <w:i w:val="0"/>
-                <w:color w:val="1F2937"/>
+                <w:color w:val="1B2433"/>
                 <w:sz w:val="20"/>
               </w:rPr>
               <w:t xml:space="preserve">Nom terminé par le suffixe </w:t>
@@ -3997,7 +3997,7 @@
                 <w:rFonts w:ascii="Inter" w:hAnsi="Inter"/>
                 <w:b w:val="0"/>
                 <w:i w:val="0"/>
-                <w:color w:val="1F2937"/>
+                <w:color w:val="1B2433"/>
                 <w:sz w:val="20"/>
               </w:rPr>
               <w:t xml:space="preserve"> (ex : érythroblaste) témoignant du caractère jeune/immature</w:t>
@@ -4012,7 +4012,7 @@
         <w:tc>
           <w:tcPr>
             <w:tcW w:type="dxa" w:w="2663"/>
-            <w:shd w:val="clear" w:color="auto" w:fill="FAF7F2"/>
+            <w:shd w:val="clear" w:color="auto" w:fill="EEF1F5"/>
             <w:vAlign w:val="center"/>
           </w:tcPr>
           <w:p>
@@ -4024,7 +4024,7 @@
                 <w:rFonts w:ascii="Inter" w:hAnsi="Inter"/>
                 <w:b/>
                 <w:i w:val="0"/>
-                <w:color w:val="1F2937"/>
+                <w:color w:val="1B2433"/>
                 <w:sz w:val="20"/>
               </w:rPr>
               <w:t>Cellules matures</w:t>
@@ -4046,7 +4046,7 @@
                 <w:rFonts w:ascii="Inter" w:hAnsi="Inter"/>
                 <w:b w:val="0"/>
                 <w:i w:val="0"/>
-                <w:color w:val="1F2937"/>
+                <w:color w:val="1B2433"/>
                 <w:sz w:val="20"/>
               </w:rPr>
               <w:t xml:space="preserve">Cellules spécialisées qui </w:t>
@@ -4066,7 +4066,7 @@
                 <w:rFonts w:ascii="Inter" w:hAnsi="Inter"/>
                 <w:b w:val="0"/>
                 <w:i w:val="0"/>
-                <w:color w:val="1F2937"/>
+                <w:color w:val="1B2433"/>
                 <w:sz w:val="20"/>
               </w:rPr>
               <w:t xml:space="preserve"> pour rejoindre la circulation sanguine</w:t>
@@ -4121,7 +4121,7 @@
               <w:rPr>
                 <w:rFonts w:ascii="Cormorant Garamond" w:hAnsi="Cormorant Garamond"/>
                 <w:i/>
-                <w:color w:val="9CA3AF"/>
+                <w:color w:val="94A0B0"/>
                 <w:sz w:val="18"/>
               </w:rPr>
               <w:t>Figure 1 — Cascade hématopoïétique : de la cellule souche aux cellules matures du sang.</w:t>
@@ -4167,7 +4167,7 @@
                 <w:rFonts w:ascii="Inter" w:hAnsi="Inter"/>
                 <w:b w:val="0"/>
                 <w:i w:val="0"/>
-                <w:color w:val="1F2937"/>
+                <w:color w:val="1B2433"/>
                 <w:sz w:val="20"/>
               </w:rPr>
               <w:t xml:space="preserve">Le terme </w:t>
@@ -4187,7 +4187,7 @@
                 <w:rFonts w:ascii="Inter" w:hAnsi="Inter"/>
                 <w:b w:val="0"/>
                 <w:i w:val="0"/>
-                <w:color w:val="1F2937"/>
+                <w:color w:val="1B2433"/>
                 <w:sz w:val="20"/>
               </w:rPr>
               <w:t xml:space="preserve"> employé seul désigne a priori des </w:t>
@@ -4207,7 +4207,7 @@
                 <w:rFonts w:ascii="Inter" w:hAnsi="Inter"/>
                 <w:b w:val="0"/>
                 <w:i w:val="0"/>
-                <w:color w:val="1F2937"/>
+                <w:color w:val="1B2433"/>
                 <w:sz w:val="20"/>
               </w:rPr>
               <w:t xml:space="preserve"> — à distinguer des précurseurs normaux en « …blaste ».</w:t>
@@ -4224,12 +4224,12 @@
             <w:tcW w:type="dxa" w:w="9865"/>
             <w:gridSpan w:val="2"/>
             <w:tcBorders>
-              <w:top w:val="single" w:sz="4" w:space="0" w:color="E11D48"/>
-              <w:left w:val="single" w:sz="22" w:space="0" w:color="E11D48"/>
-              <w:bottom w:val="single" w:sz="4" w:space="0" w:color="E11D48"/>
-              <w:right w:val="single" w:sz="4" w:space="0" w:color="E11D48"/>
+              <w:top w:val="single" w:sz="4" w:space="0" w:color="0F1E33"/>
+              <w:left w:val="single" w:sz="22" w:space="0" w:color="0F1E33"/>
+              <w:bottom w:val="single" w:sz="4" w:space="0" w:color="0F1E33"/>
+              <w:right w:val="single" w:sz="4" w:space="0" w:color="0F1E33"/>
             </w:tcBorders>
-            <w:shd w:val="clear" w:color="auto" w:fill="FAF7F2"/>
+            <w:shd w:val="clear" w:color="auto" w:fill="EEF1F5"/>
             <w:vAlign w:val="top"/>
           </w:tcPr>
           <w:p>
@@ -4240,7 +4240,7 @@
               <w:rPr>
                 <w:rFonts w:ascii="Inter" w:hAnsi="Inter"/>
                 <w:b/>
-                <w:color w:val="E11D48"/>
+                <w:color w:val="0F1E33"/>
                 <w:spacing w:val="14"/>
                 <w:sz w:val="16"/>
               </w:rPr>
@@ -4253,7 +4253,7 @@
                 <w:rFonts w:ascii="Inter" w:hAnsi="Inter"/>
                 <w:b w:val="0"/>
                 <w:i w:val="0"/>
-                <w:color w:val="1F2937"/>
+                <w:color w:val="1B2433"/>
                 <w:sz w:val="20"/>
               </w:rPr>
               <w:t xml:space="preserve">Cascade hématopoïétique = </w:t>
@@ -4273,7 +4273,7 @@
                 <w:rFonts w:ascii="Inter" w:hAnsi="Inter"/>
                 <w:b w:val="0"/>
                 <w:i w:val="0"/>
-                <w:color w:val="1F2937"/>
+                <w:color w:val="1B2433"/>
                 <w:sz w:val="20"/>
               </w:rPr>
               <w:t xml:space="preserve"> : progéniteurs → précurseurs → cellules matures. </w:t>
@@ -4293,7 +4293,7 @@
                 <w:rFonts w:ascii="Inter" w:hAnsi="Inter"/>
                 <w:b w:val="0"/>
                 <w:i w:val="0"/>
-                <w:color w:val="1F2937"/>
+                <w:color w:val="1B2433"/>
                 <w:sz w:val="20"/>
               </w:rPr>
               <w:t xml:space="preserve"> est le marqueur des progéniteurs.</w:t>
@@ -4317,12 +4317,12 @@
         <w:tblW w:type="auto" w:w="0"/>
         <w:jc w:val="center"/>
         <w:tblBorders>
-          <w:top w:val="single" w:sz="4" w:space="0" w:color="9CA3AF"/>
-          <w:left w:val="single" w:sz="4" w:space="0" w:color="9CA3AF"/>
-          <w:bottom w:val="single" w:sz="4" w:space="0" w:color="9CA3AF"/>
-          <w:right w:val="single" w:sz="4" w:space="0" w:color="9CA3AF"/>
-          <w:insideH w:val="single" w:sz="4" w:space="0" w:color="9CA3AF"/>
-          <w:insideV w:val="single" w:sz="4" w:space="0" w:color="9CA3AF"/>
+          <w:top w:val="single" w:sz="4" w:space="0" w:color="94A0B0"/>
+          <w:left w:val="single" w:sz="4" w:space="0" w:color="94A0B0"/>
+          <w:bottom w:val="single" w:sz="4" w:space="0" w:color="94A0B0"/>
+          <w:right w:val="single" w:sz="4" w:space="0" w:color="94A0B0"/>
+          <w:insideH w:val="single" w:sz="4" w:space="0" w:color="94A0B0"/>
+          <w:insideV w:val="single" w:sz="4" w:space="0" w:color="94A0B0"/>
         </w:tblBorders>
         <w:tblLayout w:type="fixed"/>
         <w:tblLook w:firstColumn="1" w:firstRow="1" w:lastColumn="0" w:lastRow="0" w:noHBand="0" w:noVBand="1" w:val="04A0"/>
@@ -4341,12 +4341,12 @@
             <w:tcW w:type="dxa" w:w="9865"/>
             <w:gridSpan w:val="2"/>
             <w:tcBorders>
-              <w:top w:val="single" w:sz="4" w:space="0" w:color="E11D48"/>
-              <w:left w:val="single" w:sz="4" w:space="0" w:color="E11D48"/>
-              <w:bottom w:val="single" w:sz="4" w:space="0" w:color="E11D48"/>
-              <w:right w:val="single" w:sz="4" w:space="0" w:color="E11D48"/>
+              <w:top w:val="single" w:sz="4" w:space="0" w:color="0F1E33"/>
+              <w:left w:val="single" w:sz="4" w:space="0" w:color="0F1E33"/>
+              <w:bottom w:val="single" w:sz="4" w:space="0" w:color="0F1E33"/>
+              <w:right w:val="single" w:sz="4" w:space="0" w:color="0F1E33"/>
             </w:tcBorders>
-            <w:shd w:val="clear" w:color="auto" w:fill="E11D48"/>
+            <w:shd w:val="clear" w:color="auto" w:fill="0F1E33"/>
             <w:vAlign w:val="center"/>
           </w:tcPr>
           <w:p>
@@ -4382,7 +4382,7 @@
         <w:tc>
           <w:tcPr>
             <w:tcW w:type="dxa" w:w="2663"/>
-            <w:shd w:val="clear" w:color="auto" w:fill="E11D48"/>
+            <w:shd w:val="clear" w:color="auto" w:fill="0F1E33"/>
             <w:vAlign w:val="center"/>
           </w:tcPr>
           <w:p>
@@ -4404,7 +4404,7 @@
         <w:tc>
           <w:tcPr>
             <w:tcW w:type="dxa" w:w="7201"/>
-            <w:shd w:val="clear" w:color="auto" w:fill="FCE7EC"/>
+            <w:shd w:val="clear" w:color="auto" w:fill="E7ECF3"/>
             <w:vAlign w:val="center"/>
           </w:tcPr>
           <w:p>
@@ -4415,7 +4415,7 @@
               <w:rPr>
                 <w:rFonts w:ascii="Playfair Display" w:hAnsi="Playfair Display"/>
                 <w:b/>
-                <w:color w:val="9F1239"/>
+                <w:color w:val="0F1E33"/>
                 <w:sz w:val="26"/>
               </w:rPr>
               <w:t>A.  Facteurs de croissance hématopoïétiques</w:t>
@@ -4430,7 +4430,7 @@
         <w:tc>
           <w:tcPr>
             <w:tcW w:type="dxa" w:w="2663"/>
-            <w:shd w:val="clear" w:color="auto" w:fill="FAF7F2"/>
+            <w:shd w:val="clear" w:color="auto" w:fill="EEF1F5"/>
             <w:vAlign w:val="center"/>
           </w:tcPr>
           <w:p>
@@ -4452,7 +4452,7 @@
                 <w:rFonts w:ascii="Inter" w:hAnsi="Inter"/>
                 <w:b/>
                 <w:i w:val="0"/>
-                <w:color w:val="1F2937"/>
+                <w:color w:val="1B2433"/>
                 <w:sz w:val="20"/>
               </w:rPr>
               <w:t xml:space="preserve"> Production médullaire quotidienne</w:t>
@@ -4522,7 +4522,7 @@
                 <w:rFonts w:ascii="Inter" w:hAnsi="Inter"/>
                 <w:b w:val="0"/>
                 <w:i w:val="0"/>
-                <w:color w:val="1F2937"/>
+                <w:color w:val="1B2433"/>
                 <w:sz w:val="20"/>
               </w:rPr>
               <w:t>Régulation très fine, adaptée aux besoins de chaque lignée</w:t>
@@ -4537,7 +4537,7 @@
         <w:tc>
           <w:tcPr>
             <w:tcW w:type="dxa" w:w="2663"/>
-            <w:shd w:val="clear" w:color="auto" w:fill="FAF7F2"/>
+            <w:shd w:val="clear" w:color="auto" w:fill="EEF1F5"/>
             <w:vAlign w:val="center"/>
           </w:tcPr>
           <w:p>
@@ -4559,7 +4559,7 @@
                 <w:rFonts w:ascii="Inter" w:hAnsi="Inter"/>
                 <w:b/>
                 <w:i w:val="0"/>
-                <w:color w:val="1F2937"/>
+                <w:color w:val="1B2433"/>
                 <w:sz w:val="20"/>
               </w:rPr>
               <w:t xml:space="preserve"> Facteurs de différenciation terminale</w:t>
@@ -4576,12 +4576,12 @@
               <w:tblW w:type="auto" w:w="0"/>
               <w:jc w:val="center"/>
               <w:tblBorders>
-                <w:top w:val="single" w:sz="4" w:space="0" w:color="9CA3AF"/>
-                <w:left w:val="single" w:sz="4" w:space="0" w:color="9CA3AF"/>
-                <w:bottom w:val="single" w:sz="4" w:space="0" w:color="9CA3AF"/>
-                <w:right w:val="single" w:sz="4" w:space="0" w:color="9CA3AF"/>
-                <w:insideH w:val="single" w:sz="4" w:space="0" w:color="9CA3AF"/>
-                <w:insideV w:val="single" w:sz="4" w:space="0" w:color="9CA3AF"/>
+                <w:top w:val="single" w:sz="4" w:space="0" w:color="94A0B0"/>
+                <w:left w:val="single" w:sz="4" w:space="0" w:color="94A0B0"/>
+                <w:bottom w:val="single" w:sz="4" w:space="0" w:color="94A0B0"/>
+                <w:right w:val="single" w:sz="4" w:space="0" w:color="94A0B0"/>
+                <w:insideH w:val="single" w:sz="4" w:space="0" w:color="94A0B0"/>
+                <w:insideV w:val="single" w:sz="4" w:space="0" w:color="94A0B0"/>
               </w:tblBorders>
               <w:tblLayout w:type="autofit"/>
               <w:tblLook w:firstColumn="1" w:firstRow="1" w:lastColumn="0" w:lastRow="0" w:noHBand="0" w:noVBand="1" w:val="04A0"/>
@@ -4597,7 +4597,7 @@
               <w:tc>
                 <w:tcPr>
                   <w:tcW w:type="dxa" w:w="3600"/>
-                  <w:shd w:val="clear" w:color="auto" w:fill="FAF7F2"/>
+                  <w:shd w:val="clear" w:color="auto" w:fill="EEF1F5"/>
                 </w:tcPr>
                 <w:p>
                   <w:pPr>
@@ -4608,7 +4608,7 @@
                       <w:rFonts w:ascii="Inter" w:hAnsi="Inter"/>
                       <w:b/>
                       <w:i w:val="0"/>
-                      <w:color w:val="1F2937"/>
+                      <w:color w:val="1B2433"/>
                       <w:sz w:val="18"/>
                     </w:rPr>
                     <w:t>Facteur</w:t>
@@ -4618,7 +4618,7 @@
               <w:tc>
                 <w:tcPr>
                   <w:tcW w:type="dxa" w:w="3600"/>
-                  <w:shd w:val="clear" w:color="auto" w:fill="FAF7F2"/>
+                  <w:shd w:val="clear" w:color="auto" w:fill="EEF1F5"/>
                 </w:tcPr>
                 <w:p>
                   <w:pPr>
@@ -4629,7 +4629,7 @@
                       <w:rFonts w:ascii="Inter" w:hAnsi="Inter"/>
                       <w:b/>
                       <w:i w:val="0"/>
-                      <w:color w:val="1F2937"/>
+                      <w:color w:val="1B2433"/>
                       <w:sz w:val="18"/>
                     </w:rPr>
                     <w:t>Lignée</w:t>
@@ -4664,7 +4664,7 @@
                       <w:rFonts w:ascii="Inter" w:hAnsi="Inter"/>
                       <w:b w:val="0"/>
                       <w:i w:val="0"/>
-                      <w:color w:val="1F2937"/>
+                      <w:color w:val="1B2433"/>
                       <w:sz w:val="18"/>
                     </w:rPr>
                     <w:t xml:space="preserve"> (érythropoïétine)</w:t>
@@ -4684,7 +4684,7 @@
                       <w:rFonts w:ascii="Inter" w:hAnsi="Inter"/>
                       <w:b w:val="0"/>
                       <w:i w:val="0"/>
-                      <w:color w:val="1F2937"/>
+                      <w:color w:val="1B2433"/>
                       <w:sz w:val="18"/>
                     </w:rPr>
                     <w:t>Érythroïde</w:t>
@@ -4699,7 +4699,7 @@
               <w:tc>
                 <w:tcPr>
                   <w:tcW w:type="dxa" w:w="3600"/>
-                  <w:shd w:val="clear" w:color="auto" w:fill="FCFBF7"/>
+                  <w:shd w:val="clear" w:color="auto" w:fill="F5F6F9"/>
                 </w:tcPr>
                 <w:p>
                   <w:pPr>
@@ -4720,7 +4720,7 @@
                       <w:rFonts w:ascii="Inter" w:hAnsi="Inter"/>
                       <w:b w:val="0"/>
                       <w:i w:val="0"/>
-                      <w:color w:val="1F2937"/>
+                      <w:color w:val="1B2433"/>
                       <w:sz w:val="18"/>
                     </w:rPr>
                     <w:t xml:space="preserve"> (thrombopoïétine)</w:t>
@@ -4730,7 +4730,7 @@
               <w:tc>
                 <w:tcPr>
                   <w:tcW w:type="dxa" w:w="3600"/>
-                  <w:shd w:val="clear" w:color="auto" w:fill="FCFBF7"/>
+                  <w:shd w:val="clear" w:color="auto" w:fill="F5F6F9"/>
                 </w:tcPr>
                 <w:p>
                   <w:pPr>
@@ -4741,7 +4741,7 @@
                       <w:rFonts w:ascii="Inter" w:hAnsi="Inter"/>
                       <w:b w:val="0"/>
                       <w:i w:val="0"/>
-                      <w:color w:val="1F2937"/>
+                      <w:color w:val="1B2433"/>
                       <w:sz w:val="18"/>
                     </w:rPr>
                     <w:t>Mégacaryocytaire</w:t>
@@ -4786,7 +4786,7 @@
                       <w:rFonts w:ascii="Inter" w:hAnsi="Inter"/>
                       <w:b w:val="0"/>
                       <w:i w:val="0"/>
-                      <w:color w:val="1F2937"/>
+                      <w:color w:val="1B2433"/>
                       <w:sz w:val="18"/>
                     </w:rPr>
                     <w:t>Granuleuse + monocytaire</w:t>
@@ -4801,7 +4801,7 @@
               <w:tc>
                 <w:tcPr>
                   <w:tcW w:type="dxa" w:w="3600"/>
-                  <w:shd w:val="clear" w:color="auto" w:fill="FCFBF7"/>
+                  <w:shd w:val="clear" w:color="auto" w:fill="F5F6F9"/>
                 </w:tcPr>
                 <w:p>
                   <w:pPr>
@@ -4822,7 +4822,7 @@
               <w:tc>
                 <w:tcPr>
                   <w:tcW w:type="dxa" w:w="3600"/>
-                  <w:shd w:val="clear" w:color="auto" w:fill="FCFBF7"/>
+                  <w:shd w:val="clear" w:color="auto" w:fill="F5F6F9"/>
                 </w:tcPr>
                 <w:p>
                   <w:pPr>
@@ -4833,7 +4833,7 @@
                       <w:rFonts w:ascii="Inter" w:hAnsi="Inter"/>
                       <w:b w:val="0"/>
                       <w:i w:val="0"/>
-                      <w:color w:val="1F2937"/>
+                      <w:color w:val="1B2433"/>
                       <w:sz w:val="18"/>
                     </w:rPr>
                     <w:t>Granuleuse</w:t>
@@ -4878,7 +4878,7 @@
                       <w:rFonts w:ascii="Inter" w:hAnsi="Inter"/>
                       <w:b w:val="0"/>
                       <w:i w:val="0"/>
-                      <w:color w:val="1F2937"/>
+                      <w:color w:val="1B2433"/>
                       <w:sz w:val="18"/>
                     </w:rPr>
                     <w:t>Monocytaire</w:t>
@@ -4893,7 +4893,7 @@
               <w:tc>
                 <w:tcPr>
                   <w:tcW w:type="dxa" w:w="3600"/>
-                  <w:shd w:val="clear" w:color="auto" w:fill="FCFBF7"/>
+                  <w:shd w:val="clear" w:color="auto" w:fill="F5F6F9"/>
                 </w:tcPr>
                 <w:p>
                   <w:pPr>
@@ -4914,7 +4914,7 @@
               <w:tc>
                 <w:tcPr>
                   <w:tcW w:type="dxa" w:w="3600"/>
-                  <w:shd w:val="clear" w:color="auto" w:fill="FCFBF7"/>
+                  <w:shd w:val="clear" w:color="auto" w:fill="F5F6F9"/>
                 </w:tcPr>
                 <w:p>
                   <w:pPr>
@@ -4925,7 +4925,7 @@
                       <w:rFonts w:ascii="Inter" w:hAnsi="Inter"/>
                       <w:b w:val="0"/>
                       <w:i w:val="0"/>
-                      <w:color w:val="1F2937"/>
+                      <w:color w:val="1B2433"/>
                       <w:sz w:val="18"/>
                     </w:rPr>
                     <w:t>Éosinophile</w:t>
@@ -4970,7 +4970,7 @@
                       <w:rFonts w:ascii="Inter" w:hAnsi="Inter"/>
                       <w:b w:val="0"/>
                       <w:i w:val="0"/>
-                      <w:color w:val="1F2937"/>
+                      <w:color w:val="1B2433"/>
                       <w:sz w:val="18"/>
                     </w:rPr>
                     <w:t>Basophile</w:t>
@@ -4994,7 +4994,7 @@
         <w:tc>
           <w:tcPr>
             <w:tcW w:type="dxa" w:w="2663"/>
-            <w:shd w:val="clear" w:color="auto" w:fill="FAF7F2"/>
+            <w:shd w:val="clear" w:color="auto" w:fill="EEF1F5"/>
             <w:vAlign w:val="center"/>
           </w:tcPr>
           <w:p>
@@ -5006,7 +5006,7 @@
                 <w:rFonts w:ascii="Inter" w:hAnsi="Inter"/>
                 <w:b/>
                 <w:i w:val="0"/>
-                <w:color w:val="1F2937"/>
+                <w:color w:val="1B2433"/>
                 <w:sz w:val="20"/>
               </w:rPr>
               <w:t>Facteurs actifs en amont (CSH)</w:t>
@@ -5038,7 +5038,7 @@
                 <w:rFonts w:ascii="Inter" w:hAnsi="Inter"/>
                 <w:b w:val="0"/>
                 <w:i w:val="0"/>
-                <w:color w:val="1F2937"/>
+                <w:color w:val="1B2433"/>
                 <w:sz w:val="20"/>
               </w:rPr>
               <w:t xml:space="preserve">, </w:t>
@@ -5058,7 +5058,7 @@
                 <w:rFonts w:ascii="Inter" w:hAnsi="Inter"/>
                 <w:b w:val="0"/>
                 <w:i w:val="0"/>
-                <w:color w:val="1F2937"/>
+                <w:color w:val="1B2433"/>
                 <w:sz w:val="20"/>
               </w:rPr>
               <w:t xml:space="preserve">, </w:t>
@@ -5078,7 +5078,7 @@
                 <w:rFonts w:ascii="Inter" w:hAnsi="Inter"/>
                 <w:b w:val="0"/>
                 <w:i w:val="0"/>
-                <w:color w:val="1F2937"/>
+                <w:color w:val="1B2433"/>
                 <w:sz w:val="20"/>
               </w:rPr>
               <w:t xml:space="preserve">, interleukines </w:t>
@@ -5098,7 +5098,7 @@
                 <w:rFonts w:ascii="Inter" w:hAnsi="Inter"/>
                 <w:b w:val="0"/>
                 <w:i w:val="0"/>
-                <w:color w:val="1F2937"/>
+                <w:color w:val="1B2433"/>
                 <w:sz w:val="20"/>
               </w:rPr>
               <w:t xml:space="preserve"> et </w:t>
@@ -5118,7 +5118,7 @@
                 <w:rFonts w:ascii="Inter" w:hAnsi="Inter"/>
                 <w:b w:val="0"/>
                 <w:i w:val="0"/>
-                <w:color w:val="1F2937"/>
+                <w:color w:val="1B2433"/>
                 <w:sz w:val="20"/>
               </w:rPr>
               <w:t xml:space="preserve"> : actifs sur le cycle cellulaire des CSH</w:t>
@@ -5144,7 +5144,7 @@
                 <w:rFonts w:ascii="Inter" w:hAnsi="Inter"/>
                 <w:b w:val="0"/>
                 <w:i w:val="0"/>
-                <w:color w:val="1F2937"/>
+                <w:color w:val="1B2433"/>
                 <w:sz w:val="20"/>
               </w:rPr>
               <w:t xml:space="preserve"> : chimiokine fortement concentrée dans les niches, attire les CSH exprimant le récepteur </w:t>
@@ -5169,7 +5169,7 @@
         <w:tc>
           <w:tcPr>
             <w:tcW w:type="dxa" w:w="2663"/>
-            <w:shd w:val="clear" w:color="auto" w:fill="FAF7F2"/>
+            <w:shd w:val="clear" w:color="auto" w:fill="EEF1F5"/>
             <w:vAlign w:val="center"/>
           </w:tcPr>
           <w:p>
@@ -5181,7 +5181,7 @@
                 <w:rFonts w:ascii="Inter" w:hAnsi="Inter"/>
                 <w:b/>
                 <w:i w:val="0"/>
-                <w:color w:val="1F2937"/>
+                <w:color w:val="1B2433"/>
                 <w:sz w:val="20"/>
               </w:rPr>
               <w:t>Récepteurs et signalisation</w:t>
@@ -5203,7 +5203,7 @@
                 <w:rFonts w:ascii="Inter" w:hAnsi="Inter"/>
                 <w:b w:val="0"/>
                 <w:i w:val="0"/>
-                <w:color w:val="1F2937"/>
+                <w:color w:val="1B2433"/>
                 <w:sz w:val="20"/>
               </w:rPr>
               <w:t xml:space="preserve">Récepteurs membranaires spécifiques : </w:t>
@@ -5223,7 +5223,7 @@
                 <w:rFonts w:ascii="Inter" w:hAnsi="Inter"/>
                 <w:b w:val="0"/>
                 <w:i w:val="0"/>
-                <w:color w:val="1F2937"/>
+                <w:color w:val="1B2433"/>
                 <w:sz w:val="20"/>
               </w:rPr>
               <w:t xml:space="preserve"> (SCF), </w:t>
@@ -5243,7 +5243,7 @@
                 <w:rFonts w:ascii="Inter" w:hAnsi="Inter"/>
                 <w:b w:val="0"/>
                 <w:i w:val="0"/>
-                <w:color w:val="1F2937"/>
+                <w:color w:val="1B2433"/>
                 <w:sz w:val="20"/>
               </w:rPr>
               <w:t xml:space="preserve"> (TPO), récepteur de l'</w:t>
@@ -5269,7 +5269,7 @@
                 <w:rFonts w:ascii="Inter" w:hAnsi="Inter"/>
                 <w:b w:val="0"/>
                 <w:i w:val="0"/>
-                <w:color w:val="1F2937"/>
+                <w:color w:val="1B2433"/>
                 <w:sz w:val="20"/>
               </w:rPr>
               <w:t xml:space="preserve">Signalisation du récepteur de l'EPO : voie </w:t>
@@ -5289,7 +5289,7 @@
                 <w:rFonts w:ascii="Inter" w:hAnsi="Inter"/>
                 <w:b w:val="0"/>
                 <w:i w:val="0"/>
-                <w:color w:val="1F2937"/>
+                <w:color w:val="1B2433"/>
                 <w:sz w:val="20"/>
               </w:rPr>
               <w:t xml:space="preserve"> (JAK2, STAT5) → activation du facteur de transcription </w:t>
@@ -5316,12 +5316,12 @@
             <w:tcW w:type="dxa" w:w="9865"/>
             <w:gridSpan w:val="2"/>
             <w:tcBorders>
-              <w:top w:val="single" w:sz="4" w:space="0" w:color="E11D48"/>
-              <w:left w:val="single" w:sz="22" w:space="0" w:color="E11D48"/>
-              <w:bottom w:val="single" w:sz="4" w:space="0" w:color="E11D48"/>
-              <w:right w:val="single" w:sz="4" w:space="0" w:color="E11D48"/>
+              <w:top w:val="single" w:sz="4" w:space="0" w:color="0F1E33"/>
+              <w:left w:val="single" w:sz="22" w:space="0" w:color="0F1E33"/>
+              <w:bottom w:val="single" w:sz="4" w:space="0" w:color="0F1E33"/>
+              <w:right w:val="single" w:sz="4" w:space="0" w:color="0F1E33"/>
             </w:tcBorders>
-            <w:shd w:val="clear" w:color="auto" w:fill="FAF7F2"/>
+            <w:shd w:val="clear" w:color="auto" w:fill="EEF1F5"/>
             <w:vAlign w:val="top"/>
           </w:tcPr>
           <w:p>
@@ -5332,7 +5332,7 @@
               <w:rPr>
                 <w:rFonts w:ascii="Inter" w:hAnsi="Inter"/>
                 <w:b/>
-                <w:color w:val="E11D48"/>
+                <w:color w:val="0F1E33"/>
                 <w:spacing w:val="14"/>
                 <w:sz w:val="16"/>
               </w:rPr>
@@ -5345,7 +5345,7 @@
                 <w:rFonts w:ascii="Inter" w:hAnsi="Inter"/>
                 <w:b w:val="0"/>
                 <w:i w:val="0"/>
-                <w:color w:val="1F2937"/>
+                <w:color w:val="1B2433"/>
                 <w:sz w:val="20"/>
               </w:rPr>
               <w:t>L'</w:t>
@@ -5365,7 +5365,7 @@
                 <w:rFonts w:ascii="Inter" w:hAnsi="Inter"/>
                 <w:b w:val="0"/>
                 <w:i w:val="0"/>
-                <w:color w:val="1F2937"/>
+                <w:color w:val="1B2433"/>
                 <w:sz w:val="20"/>
               </w:rPr>
               <w:t xml:space="preserve"> est synthétisée essentiellement par le </w:t>
@@ -5385,7 +5385,7 @@
                 <w:rFonts w:ascii="Inter" w:hAnsi="Inter"/>
                 <w:b w:val="0"/>
                 <w:i w:val="0"/>
-                <w:color w:val="1F2937"/>
+                <w:color w:val="1B2433"/>
                 <w:sz w:val="20"/>
               </w:rPr>
               <w:t xml:space="preserve">, la </w:t>
@@ -5405,7 +5405,7 @@
                 <w:rFonts w:ascii="Inter" w:hAnsi="Inter"/>
                 <w:b w:val="0"/>
                 <w:i w:val="0"/>
-                <w:color w:val="1F2937"/>
+                <w:color w:val="1B2433"/>
                 <w:sz w:val="20"/>
               </w:rPr>
               <w:t xml:space="preserve"> par le </w:t>
@@ -5425,7 +5425,7 @@
                 <w:rFonts w:ascii="Inter" w:hAnsi="Inter"/>
                 <w:b w:val="0"/>
                 <w:i w:val="0"/>
-                <w:color w:val="1F2937"/>
+                <w:color w:val="1B2433"/>
                 <w:sz w:val="20"/>
               </w:rPr>
               <w:t xml:space="preserve"> : ce sont des régulations de type </w:t>
@@ -5445,7 +5445,7 @@
                 <w:rFonts w:ascii="Inter" w:hAnsi="Inter"/>
                 <w:b w:val="0"/>
                 <w:i w:val="0"/>
-                <w:color w:val="1F2937"/>
+                <w:color w:val="1B2433"/>
                 <w:sz w:val="20"/>
               </w:rPr>
               <w:t>.</w:t>
@@ -5464,12 +5464,12 @@
         <w:tblW w:type="auto" w:w="0"/>
         <w:jc w:val="center"/>
         <w:tblBorders>
-          <w:top w:val="single" w:sz="4" w:space="0" w:color="9CA3AF"/>
-          <w:left w:val="single" w:sz="4" w:space="0" w:color="9CA3AF"/>
-          <w:bottom w:val="single" w:sz="4" w:space="0" w:color="9CA3AF"/>
-          <w:right w:val="single" w:sz="4" w:space="0" w:color="9CA3AF"/>
-          <w:insideH w:val="single" w:sz="4" w:space="0" w:color="9CA3AF"/>
-          <w:insideV w:val="single" w:sz="4" w:space="0" w:color="9CA3AF"/>
+          <w:top w:val="single" w:sz="4" w:space="0" w:color="94A0B0"/>
+          <w:left w:val="single" w:sz="4" w:space="0" w:color="94A0B0"/>
+          <w:bottom w:val="single" w:sz="4" w:space="0" w:color="94A0B0"/>
+          <w:right w:val="single" w:sz="4" w:space="0" w:color="94A0B0"/>
+          <w:insideH w:val="single" w:sz="4" w:space="0" w:color="94A0B0"/>
+          <w:insideV w:val="single" w:sz="4" w:space="0" w:color="94A0B0"/>
         </w:tblBorders>
         <w:tblLayout w:type="fixed"/>
         <w:tblLook w:firstColumn="1" w:firstRow="1" w:lastColumn="0" w:lastRow="0" w:noHBand="0" w:noVBand="1" w:val="04A0"/>
@@ -5488,12 +5488,12 @@
             <w:tcW w:type="dxa" w:w="9865"/>
             <w:gridSpan w:val="2"/>
             <w:tcBorders>
-              <w:top w:val="single" w:sz="4" w:space="0" w:color="E11D48"/>
-              <w:left w:val="single" w:sz="4" w:space="0" w:color="E11D48"/>
-              <w:bottom w:val="single" w:sz="4" w:space="0" w:color="E11D48"/>
-              <w:right w:val="single" w:sz="4" w:space="0" w:color="E11D48"/>
+              <w:top w:val="single" w:sz="4" w:space="0" w:color="0F1E33"/>
+              <w:left w:val="single" w:sz="4" w:space="0" w:color="0F1E33"/>
+              <w:bottom w:val="single" w:sz="4" w:space="0" w:color="0F1E33"/>
+              <w:right w:val="single" w:sz="4" w:space="0" w:color="0F1E33"/>
             </w:tcBorders>
-            <w:shd w:val="clear" w:color="auto" w:fill="E11D48"/>
+            <w:shd w:val="clear" w:color="auto" w:fill="0F1E33"/>
             <w:vAlign w:val="center"/>
           </w:tcPr>
           <w:p>
@@ -5529,7 +5529,7 @@
         <w:tc>
           <w:tcPr>
             <w:tcW w:type="dxa" w:w="2663"/>
-            <w:shd w:val="clear" w:color="auto" w:fill="E11D48"/>
+            <w:shd w:val="clear" w:color="auto" w:fill="0F1E33"/>
             <w:vAlign w:val="center"/>
           </w:tcPr>
           <w:p>
@@ -5551,7 +5551,7 @@
         <w:tc>
           <w:tcPr>
             <w:tcW w:type="dxa" w:w="7201"/>
-            <w:shd w:val="clear" w:color="auto" w:fill="FCE7EC"/>
+            <w:shd w:val="clear" w:color="auto" w:fill="E7ECF3"/>
             <w:vAlign w:val="center"/>
           </w:tcPr>
           <w:p>
@@ -5562,7 +5562,7 @@
               <w:rPr>
                 <w:rFonts w:ascii="Playfair Display" w:hAnsi="Playfair Display"/>
                 <w:b/>
-                <w:color w:val="9F1239"/>
+                <w:color w:val="0F1E33"/>
                 <w:sz w:val="26"/>
               </w:rPr>
               <w:t>B.  Microenvironnement et régulation cellulaire</w:t>
@@ -5577,7 +5577,7 @@
         <w:tc>
           <w:tcPr>
             <w:tcW w:type="dxa" w:w="2663"/>
-            <w:shd w:val="clear" w:color="auto" w:fill="FAF7F2"/>
+            <w:shd w:val="clear" w:color="auto" w:fill="EEF1F5"/>
             <w:vAlign w:val="center"/>
           </w:tcPr>
           <w:p>
@@ -5589,7 +5589,7 @@
                 <w:rFonts w:ascii="Inter" w:hAnsi="Inter"/>
                 <w:b/>
                 <w:i w:val="0"/>
-                <w:color w:val="1F2937"/>
+                <w:color w:val="1B2433"/>
                 <w:sz w:val="20"/>
               </w:rPr>
               <w:t>Gradient d'oxygène</w:t>
@@ -5611,7 +5611,7 @@
                 <w:rFonts w:ascii="Inter" w:hAnsi="Inter"/>
                 <w:b w:val="0"/>
                 <w:i w:val="0"/>
-                <w:color w:val="1F2937"/>
+                <w:color w:val="1B2433"/>
                 <w:sz w:val="20"/>
               </w:rPr>
               <w:t>Gradient entre le vaisseau (</w:t>
@@ -5631,7 +5631,7 @@
                 <w:rFonts w:ascii="Inter" w:hAnsi="Inter"/>
                 <w:b w:val="0"/>
                 <w:i w:val="0"/>
-                <w:color w:val="1F2937"/>
+                <w:color w:val="1B2433"/>
                 <w:sz w:val="20"/>
               </w:rPr>
               <w:t>) et le fond des niches (</w:t>
@@ -5651,7 +5651,7 @@
                 <w:rFonts w:ascii="Inter" w:hAnsi="Inter"/>
                 <w:b w:val="0"/>
                 <w:i w:val="0"/>
-                <w:color w:val="1F2937"/>
+                <w:color w:val="1B2433"/>
                 <w:sz w:val="20"/>
               </w:rPr>
               <w:t>)</w:t>
@@ -5667,7 +5667,7 @@
                 <w:rFonts w:ascii="Inter" w:hAnsi="Inter"/>
                 <w:b w:val="0"/>
                 <w:i w:val="0"/>
-                <w:color w:val="1F2937"/>
+                <w:color w:val="1B2433"/>
                 <w:sz w:val="20"/>
               </w:rPr>
               <w:t xml:space="preserve">Les CSH fonctionnent de façon optimale en </w:t>
@@ -5692,7 +5692,7 @@
         <w:tc>
           <w:tcPr>
             <w:tcW w:type="dxa" w:w="2663"/>
-            <w:shd w:val="clear" w:color="auto" w:fill="FAF7F2"/>
+            <w:shd w:val="clear" w:color="auto" w:fill="EEF1F5"/>
             <w:vAlign w:val="center"/>
           </w:tcPr>
           <w:p>
@@ -5714,7 +5714,7 @@
                 <w:rFonts w:ascii="Inter" w:hAnsi="Inter"/>
                 <w:b/>
                 <w:i w:val="0"/>
-                <w:color w:val="1F2937"/>
+                <w:color w:val="1B2433"/>
                 <w:sz w:val="20"/>
               </w:rPr>
               <w:t xml:space="preserve"> Îlot érythroblastique</w:t>
@@ -5736,7 +5736,7 @@
                 <w:rFonts w:ascii="Inter" w:hAnsi="Inter"/>
                 <w:b w:val="0"/>
                 <w:i w:val="0"/>
-                <w:color w:val="1F2937"/>
+                <w:color w:val="1B2433"/>
                 <w:sz w:val="20"/>
               </w:rPr>
               <w:t xml:space="preserve">Érythroblastes étroitement au contact, autour d'un </w:t>
@@ -5762,7 +5762,7 @@
                 <w:rFonts w:ascii="Inter" w:hAnsi="Inter"/>
                 <w:b w:val="0"/>
                 <w:i w:val="0"/>
-                <w:color w:val="1F2937"/>
+                <w:color w:val="1B2433"/>
                 <w:sz w:val="20"/>
               </w:rPr>
               <w:t xml:space="preserve">Régulation par le système </w:t>
@@ -5782,7 +5782,7 @@
                 <w:rFonts w:ascii="Inter" w:hAnsi="Inter"/>
                 <w:b w:val="0"/>
                 <w:i w:val="0"/>
-                <w:color w:val="1F2937"/>
+                <w:color w:val="1B2433"/>
                 <w:sz w:val="20"/>
               </w:rPr>
               <w:t xml:space="preserve"> : les érythroblastes matures présentent Fas-L aux proérythroblastes voisins → </w:t>
@@ -5802,7 +5802,7 @@
                 <w:rFonts w:ascii="Inter" w:hAnsi="Inter"/>
                 <w:b w:val="0"/>
                 <w:i w:val="0"/>
-                <w:color w:val="1F2937"/>
+                <w:color w:val="1B2433"/>
                 <w:sz w:val="20"/>
               </w:rPr>
               <w:t xml:space="preserve"> → </w:t>
@@ -5836,12 +5836,12 @@
         <w:tblW w:type="auto" w:w="0"/>
         <w:jc w:val="center"/>
         <w:tblBorders>
-          <w:top w:val="single" w:sz="4" w:space="0" w:color="9CA3AF"/>
-          <w:left w:val="single" w:sz="4" w:space="0" w:color="9CA3AF"/>
-          <w:bottom w:val="single" w:sz="4" w:space="0" w:color="9CA3AF"/>
-          <w:right w:val="single" w:sz="4" w:space="0" w:color="9CA3AF"/>
-          <w:insideH w:val="single" w:sz="4" w:space="0" w:color="9CA3AF"/>
-          <w:insideV w:val="single" w:sz="4" w:space="0" w:color="9CA3AF"/>
+          <w:top w:val="single" w:sz="4" w:space="0" w:color="94A0B0"/>
+          <w:left w:val="single" w:sz="4" w:space="0" w:color="94A0B0"/>
+          <w:bottom w:val="single" w:sz="4" w:space="0" w:color="94A0B0"/>
+          <w:right w:val="single" w:sz="4" w:space="0" w:color="94A0B0"/>
+          <w:insideH w:val="single" w:sz="4" w:space="0" w:color="94A0B0"/>
+          <w:insideV w:val="single" w:sz="4" w:space="0" w:color="94A0B0"/>
         </w:tblBorders>
         <w:tblLayout w:type="fixed"/>
         <w:tblLook w:firstColumn="1" w:firstRow="1" w:lastColumn="0" w:lastRow="0" w:noHBand="0" w:noVBand="1" w:val="04A0"/>
@@ -5860,12 +5860,12 @@
             <w:tcW w:type="dxa" w:w="9865"/>
             <w:gridSpan w:val="2"/>
             <w:tcBorders>
-              <w:top w:val="single" w:sz="4" w:space="0" w:color="E11D48"/>
-              <w:left w:val="single" w:sz="4" w:space="0" w:color="E11D48"/>
-              <w:bottom w:val="single" w:sz="4" w:space="0" w:color="E11D48"/>
-              <w:right w:val="single" w:sz="4" w:space="0" w:color="E11D48"/>
+              <w:top w:val="single" w:sz="4" w:space="0" w:color="0F1E33"/>
+              <w:left w:val="single" w:sz="4" w:space="0" w:color="0F1E33"/>
+              <w:bottom w:val="single" w:sz="4" w:space="0" w:color="0F1E33"/>
+              <w:right w:val="single" w:sz="4" w:space="0" w:color="0F1E33"/>
             </w:tcBorders>
-            <w:shd w:val="clear" w:color="auto" w:fill="E11D48"/>
+            <w:shd w:val="clear" w:color="auto" w:fill="0F1E33"/>
             <w:vAlign w:val="center"/>
           </w:tcPr>
           <w:p>
@@ -5901,7 +5901,7 @@
         <w:tc>
           <w:tcPr>
             <w:tcW w:type="dxa" w:w="2663"/>
-            <w:shd w:val="clear" w:color="auto" w:fill="E11D48"/>
+            <w:shd w:val="clear" w:color="auto" w:fill="0F1E33"/>
             <w:vAlign w:val="center"/>
           </w:tcPr>
           <w:p>
@@ -5923,7 +5923,7 @@
         <w:tc>
           <w:tcPr>
             <w:tcW w:type="dxa" w:w="7201"/>
-            <w:shd w:val="clear" w:color="auto" w:fill="FCE7EC"/>
+            <w:shd w:val="clear" w:color="auto" w:fill="E7ECF3"/>
             <w:vAlign w:val="center"/>
           </w:tcPr>
           <w:p>
@@ -5934,7 +5934,7 @@
               <w:rPr>
                 <w:rFonts w:ascii="Playfair Display" w:hAnsi="Playfair Display"/>
                 <w:b/>
-                <w:color w:val="9F1239"/>
+                <w:color w:val="0F1E33"/>
                 <w:sz w:val="26"/>
               </w:rPr>
               <w:t>A.  Érythropoïèse</w:t>
@@ -5949,7 +5949,7 @@
         <w:tc>
           <w:tcPr>
             <w:tcW w:type="dxa" w:w="2663"/>
-            <w:shd w:val="clear" w:color="auto" w:fill="FAF7F2"/>
+            <w:shd w:val="clear" w:color="auto" w:fill="EEF1F5"/>
             <w:vAlign w:val="center"/>
           </w:tcPr>
           <w:p>
@@ -5971,7 +5971,7 @@
                 <w:rFonts w:ascii="Inter" w:hAnsi="Inter"/>
                 <w:b/>
                 <w:i w:val="0"/>
-                <w:color w:val="1F2937"/>
+                <w:color w:val="1B2433"/>
                 <w:sz w:val="20"/>
               </w:rPr>
               <w:t xml:space="preserve"> Cascade érythroïde</w:t>
@@ -5993,7 +5993,7 @@
                 <w:rFonts w:ascii="Inter" w:hAnsi="Inter"/>
                 <w:b w:val="0"/>
                 <w:i w:val="0"/>
-                <w:color w:val="1F2937"/>
+                <w:color w:val="1B2433"/>
                 <w:sz w:val="20"/>
               </w:rPr>
               <w:t xml:space="preserve">Progéniteurs : CFU-GEMM → </w:t>
@@ -6013,7 +6013,7 @@
                 <w:rFonts w:ascii="Inter" w:hAnsi="Inter"/>
                 <w:b w:val="0"/>
                 <w:i w:val="0"/>
-                <w:color w:val="1F2937"/>
+                <w:color w:val="1B2433"/>
                 <w:sz w:val="20"/>
               </w:rPr>
               <w:t xml:space="preserve"> → </w:t>
@@ -6039,7 +6039,7 @@
                 <w:rFonts w:ascii="Inter" w:hAnsi="Inter"/>
                 <w:b w:val="0"/>
                 <w:i w:val="0"/>
-                <w:color w:val="1F2937"/>
+                <w:color w:val="1B2433"/>
                 <w:sz w:val="20"/>
               </w:rPr>
               <w:t xml:space="preserve">Précurseurs : </w:t>
@@ -6059,7 +6059,7 @@
                 <w:rFonts w:ascii="Inter" w:hAnsi="Inter"/>
                 <w:b w:val="0"/>
                 <w:i w:val="0"/>
-                <w:color w:val="1F2937"/>
+                <w:color w:val="1B2433"/>
                 <w:sz w:val="20"/>
               </w:rPr>
               <w:t xml:space="preserve"> → érythroblastes basophiles I et II → polychromatophile → </w:t>
@@ -6085,7 +6085,7 @@
                 <w:rFonts w:ascii="Inter" w:hAnsi="Inter"/>
                 <w:b w:val="0"/>
                 <w:i w:val="0"/>
-                <w:color w:val="1F2937"/>
+                <w:color w:val="1B2433"/>
                 <w:sz w:val="20"/>
               </w:rPr>
               <w:t xml:space="preserve">Après </w:t>
@@ -6105,7 +6105,7 @@
                 <w:rFonts w:ascii="Inter" w:hAnsi="Inter"/>
                 <w:b w:val="0"/>
                 <w:i w:val="0"/>
-                <w:color w:val="1F2937"/>
+                <w:color w:val="1B2433"/>
                 <w:sz w:val="20"/>
               </w:rPr>
               <w:t xml:space="preserve"> : </w:t>
@@ -6125,7 +6125,7 @@
                 <w:rFonts w:ascii="Inter" w:hAnsi="Inter"/>
                 <w:b w:val="0"/>
                 <w:i w:val="0"/>
-                <w:color w:val="1F2937"/>
+                <w:color w:val="1B2433"/>
                 <w:sz w:val="20"/>
               </w:rPr>
               <w:t xml:space="preserve"> → </w:t>
@@ -6151,7 +6151,7 @@
                 <w:rFonts w:ascii="Inter" w:hAnsi="Inter"/>
                 <w:b w:val="0"/>
                 <w:i w:val="0"/>
-                <w:color w:val="1F2937"/>
+                <w:color w:val="1B2433"/>
                 <w:sz w:val="20"/>
               </w:rPr>
               <w:t xml:space="preserve">1 proérythroblaste donne </w:t>
@@ -6176,7 +6176,7 @@
         <w:tc>
           <w:tcPr>
             <w:tcW w:type="dxa" w:w="2663"/>
-            <w:shd w:val="clear" w:color="auto" w:fill="FAF7F2"/>
+            <w:shd w:val="clear" w:color="auto" w:fill="EEF1F5"/>
             <w:vAlign w:val="center"/>
           </w:tcPr>
           <w:p>
@@ -6188,7 +6188,7 @@
                 <w:rFonts w:ascii="Inter" w:hAnsi="Inter"/>
                 <w:b/>
                 <w:i w:val="0"/>
-                <w:color w:val="1F2937"/>
+                <w:color w:val="1B2433"/>
                 <w:sz w:val="20"/>
               </w:rPr>
               <w:t>Maturation érythroblastique</w:t>
@@ -6210,7 +6210,7 @@
                 <w:rFonts w:ascii="Inter" w:hAnsi="Inter"/>
                 <w:b w:val="0"/>
                 <w:i w:val="0"/>
-                <w:color w:val="1F2937"/>
+                <w:color w:val="1B2433"/>
                 <w:sz w:val="20"/>
               </w:rPr>
               <w:t xml:space="preserve">Chaque division : </w:t>
@@ -6230,7 +6230,7 @@
                 <w:rFonts w:ascii="Inter" w:hAnsi="Inter"/>
                 <w:b w:val="0"/>
                 <w:i w:val="0"/>
-                <w:color w:val="1F2937"/>
+                <w:color w:val="1B2433"/>
                 <w:sz w:val="20"/>
               </w:rPr>
               <w:t xml:space="preserve">, </w:t>
@@ -6250,7 +6250,7 @@
                 <w:rFonts w:ascii="Inter" w:hAnsi="Inter"/>
                 <w:b w:val="0"/>
                 <w:i w:val="0"/>
-                <w:color w:val="1F2937"/>
+                <w:color w:val="1B2433"/>
                 <w:sz w:val="20"/>
               </w:rPr>
               <w:t>, condensation de la chromatine</w:t>
@@ -6266,7 +6266,7 @@
                 <w:rFonts w:ascii="Inter" w:hAnsi="Inter"/>
                 <w:b w:val="0"/>
                 <w:i w:val="0"/>
-                <w:color w:val="1F2937"/>
+                <w:color w:val="1B2433"/>
                 <w:sz w:val="20"/>
               </w:rPr>
               <w:t xml:space="preserve">Cytoplasme </w:t>
@@ -6286,7 +6286,7 @@
                 <w:rFonts w:ascii="Inter" w:hAnsi="Inter"/>
                 <w:b w:val="0"/>
                 <w:i w:val="0"/>
-                <w:color w:val="1F2937"/>
+                <w:color w:val="1B2433"/>
                 <w:sz w:val="20"/>
               </w:rPr>
               <w:t xml:space="preserve"> (orangé au MGG) = traduit la fabrication d'</w:t>
@@ -6311,7 +6311,7 @@
         <w:tc>
           <w:tcPr>
             <w:tcW w:type="dxa" w:w="2663"/>
-            <w:shd w:val="clear" w:color="auto" w:fill="FAF7F2"/>
+            <w:shd w:val="clear" w:color="auto" w:fill="EEF1F5"/>
             <w:vAlign w:val="center"/>
           </w:tcPr>
           <w:p>
@@ -6333,7 +6333,7 @@
                 <w:rFonts w:ascii="Inter" w:hAnsi="Inter"/>
                 <w:b/>
                 <w:i w:val="0"/>
-                <w:color w:val="1F2937"/>
+                <w:color w:val="1B2433"/>
                 <w:sz w:val="20"/>
               </w:rPr>
               <w:t xml:space="preserve"> Réticulocyte</w:t>
@@ -6355,7 +6355,7 @@
                 <w:rFonts w:ascii="Inter" w:hAnsi="Inter"/>
                 <w:b w:val="0"/>
                 <w:i w:val="0"/>
-                <w:color w:val="1F2937"/>
+                <w:color w:val="1B2433"/>
                 <w:sz w:val="20"/>
               </w:rPr>
               <w:t xml:space="preserve">Hématie </w:t>
@@ -6375,7 +6375,7 @@
                 <w:rFonts w:ascii="Inter" w:hAnsi="Inter"/>
                 <w:b w:val="0"/>
                 <w:i w:val="0"/>
-                <w:color w:val="1F2937"/>
+                <w:color w:val="1B2433"/>
                 <w:sz w:val="20"/>
               </w:rPr>
               <w:t xml:space="preserve">, anucléée, riche en </w:t>
@@ -6401,7 +6401,7 @@
                 <w:rFonts w:ascii="Inter" w:hAnsi="Inter"/>
                 <w:b w:val="0"/>
                 <w:i w:val="0"/>
-                <w:color w:val="1F2937"/>
+                <w:color w:val="1B2433"/>
                 <w:sz w:val="20"/>
               </w:rPr>
               <w:t xml:space="preserve">Séjour : </w:t>
@@ -6421,7 +6421,7 @@
                 <w:rFonts w:ascii="Inter" w:hAnsi="Inter"/>
                 <w:b w:val="0"/>
                 <w:i w:val="0"/>
-                <w:color w:val="1F2937"/>
+                <w:color w:val="1B2433"/>
                 <w:sz w:val="20"/>
               </w:rPr>
               <w:t xml:space="preserve"> dans la moelle, </w:t>
@@ -6441,7 +6441,7 @@
                 <w:rFonts w:ascii="Inter" w:hAnsi="Inter"/>
                 <w:b w:val="0"/>
                 <w:i w:val="0"/>
-                <w:color w:val="1F2937"/>
+                <w:color w:val="1B2433"/>
                 <w:sz w:val="20"/>
               </w:rPr>
               <w:t xml:space="preserve"> dans le sang</w:t>
@@ -6457,7 +6457,7 @@
                 <w:rFonts w:ascii="Inter" w:hAnsi="Inter"/>
                 <w:b w:val="0"/>
                 <w:i w:val="0"/>
-                <w:color w:val="1F2937"/>
+                <w:color w:val="1B2433"/>
                 <w:sz w:val="20"/>
               </w:rPr>
               <w:t xml:space="preserve">Valeur normale : </w:t>
@@ -6483,7 +6483,7 @@
                 <w:rFonts w:ascii="Inter" w:hAnsi="Inter"/>
                 <w:b w:val="0"/>
                 <w:i w:val="0"/>
-                <w:color w:val="1F2937"/>
+                <w:color w:val="1B2433"/>
                 <w:sz w:val="20"/>
               </w:rPr>
               <w:t xml:space="preserve">Reflète la </w:t>
@@ -6503,7 +6503,7 @@
                 <w:rFonts w:ascii="Inter" w:hAnsi="Inter"/>
                 <w:b w:val="0"/>
                 <w:i w:val="0"/>
-                <w:color w:val="1F2937"/>
+                <w:color w:val="1B2433"/>
                 <w:sz w:val="20"/>
               </w:rPr>
               <w:t xml:space="preserve"> → caractère </w:t>
@@ -6523,7 +6523,7 @@
                 <w:rFonts w:ascii="Inter" w:hAnsi="Inter"/>
                 <w:b w:val="0"/>
                 <w:i w:val="0"/>
-                <w:color w:val="1F2937"/>
+                <w:color w:val="1B2433"/>
                 <w:sz w:val="20"/>
               </w:rPr>
               <w:t xml:space="preserve"> d'une anémie</w:t>
@@ -6538,7 +6538,7 @@
         <w:tc>
           <w:tcPr>
             <w:tcW w:type="dxa" w:w="2663"/>
-            <w:shd w:val="clear" w:color="auto" w:fill="FAF7F2"/>
+            <w:shd w:val="clear" w:color="auto" w:fill="EEF1F5"/>
             <w:vAlign w:val="center"/>
           </w:tcPr>
           <w:p>
@@ -6550,7 +6550,7 @@
                 <w:rFonts w:ascii="Inter" w:hAnsi="Inter"/>
                 <w:b/>
                 <w:i w:val="0"/>
-                <w:color w:val="1F2937"/>
+                <w:color w:val="1B2433"/>
                 <w:sz w:val="20"/>
               </w:rPr>
               <w:t>Durée et délais</w:t>
@@ -6572,7 +6572,7 @@
                 <w:rFonts w:ascii="Inter" w:hAnsi="Inter"/>
                 <w:b w:val="0"/>
                 <w:i w:val="0"/>
-                <w:color w:val="1F2937"/>
+                <w:color w:val="1B2433"/>
                 <w:sz w:val="20"/>
               </w:rPr>
               <w:t xml:space="preserve">Érythropoïèse normale = </w:t>
@@ -6592,7 +6592,7 @@
                 <w:rFonts w:ascii="Inter" w:hAnsi="Inter"/>
                 <w:b w:val="0"/>
                 <w:i w:val="0"/>
-                <w:color w:val="1F2937"/>
+                <w:color w:val="1B2433"/>
                 <w:sz w:val="20"/>
               </w:rPr>
               <w:t xml:space="preserve"> (raccourcie si besoins augmentés)</w:t>
@@ -6608,7 +6608,7 @@
                 <w:rFonts w:ascii="Inter" w:hAnsi="Inter"/>
                 <w:b w:val="0"/>
                 <w:i w:val="0"/>
-                <w:color w:val="1F2937"/>
+                <w:color w:val="1B2433"/>
                 <w:sz w:val="20"/>
               </w:rPr>
               <w:t xml:space="preserve">Après une hémorragie : délai minimal de </w:t>
@@ -6628,7 +6628,7 @@
                 <w:rFonts w:ascii="Inter" w:hAnsi="Inter"/>
                 <w:b w:val="0"/>
                 <w:i w:val="0"/>
-                <w:color w:val="1F2937"/>
+                <w:color w:val="1B2433"/>
                 <w:sz w:val="20"/>
               </w:rPr>
               <w:t xml:space="preserve"> avant délivrance de nouvelles hématies</w:t>
@@ -6683,7 +6683,7 @@
               <w:rPr>
                 <w:rFonts w:ascii="Cormorant Garamond" w:hAnsi="Cormorant Garamond"/>
                 <w:i/>
-                <w:color w:val="9CA3AF"/>
+                <w:color w:val="94A0B0"/>
                 <w:sz w:val="18"/>
               </w:rPr>
               <w:t>Figure 2 — Érythropoïèse : de la BFU-E à l'hématie mature.</w:t>
@@ -6729,7 +6729,7 @@
                 <w:rFonts w:ascii="Inter" w:hAnsi="Inter"/>
                 <w:b w:val="0"/>
                 <w:i w:val="0"/>
-                <w:color w:val="1F2937"/>
+                <w:color w:val="1B2433"/>
                 <w:sz w:val="20"/>
               </w:rPr>
               <w:t xml:space="preserve">La présence de </w:t>
@@ -6749,7 +6749,7 @@
                 <w:rFonts w:ascii="Inter" w:hAnsi="Inter"/>
                 <w:b w:val="0"/>
                 <w:i w:val="0"/>
-                <w:color w:val="1F2937"/>
+                <w:color w:val="1B2433"/>
                 <w:sz w:val="20"/>
               </w:rPr>
               <w:t xml:space="preserve"> (reliquat nucléaire) sur le frottis est constante après </w:t>
@@ -6769,7 +6769,7 @@
                 <w:rFonts w:ascii="Inter" w:hAnsi="Inter"/>
                 <w:b w:val="0"/>
                 <w:i w:val="0"/>
-                <w:color w:val="1F2937"/>
+                <w:color w:val="1B2433"/>
                 <w:sz w:val="20"/>
               </w:rPr>
               <w:t xml:space="preserve"> ou fait suspecter une </w:t>
@@ -6789,7 +6789,7 @@
                 <w:rFonts w:ascii="Inter" w:hAnsi="Inter"/>
                 <w:b w:val="0"/>
                 <w:i w:val="0"/>
-                <w:color w:val="1F2937"/>
+                <w:color w:val="1B2433"/>
                 <w:sz w:val="20"/>
               </w:rPr>
               <w:t>.</w:t>
@@ -6808,12 +6808,12 @@
         <w:tblW w:type="auto" w:w="0"/>
         <w:jc w:val="center"/>
         <w:tblBorders>
-          <w:top w:val="single" w:sz="4" w:space="0" w:color="9CA3AF"/>
-          <w:left w:val="single" w:sz="4" w:space="0" w:color="9CA3AF"/>
-          <w:bottom w:val="single" w:sz="4" w:space="0" w:color="9CA3AF"/>
-          <w:right w:val="single" w:sz="4" w:space="0" w:color="9CA3AF"/>
-          <w:insideH w:val="single" w:sz="4" w:space="0" w:color="9CA3AF"/>
-          <w:insideV w:val="single" w:sz="4" w:space="0" w:color="9CA3AF"/>
+          <w:top w:val="single" w:sz="4" w:space="0" w:color="94A0B0"/>
+          <w:left w:val="single" w:sz="4" w:space="0" w:color="94A0B0"/>
+          <w:bottom w:val="single" w:sz="4" w:space="0" w:color="94A0B0"/>
+          <w:right w:val="single" w:sz="4" w:space="0" w:color="94A0B0"/>
+          <w:insideH w:val="single" w:sz="4" w:space="0" w:color="94A0B0"/>
+          <w:insideV w:val="single" w:sz="4" w:space="0" w:color="94A0B0"/>
         </w:tblBorders>
         <w:tblLayout w:type="fixed"/>
         <w:tblLook w:firstColumn="1" w:firstRow="1" w:lastColumn="0" w:lastRow="0" w:noHBand="0" w:noVBand="1" w:val="04A0"/>
@@ -6832,12 +6832,12 @@
             <w:tcW w:type="dxa" w:w="9865"/>
             <w:gridSpan w:val="2"/>
             <w:tcBorders>
-              <w:top w:val="single" w:sz="4" w:space="0" w:color="E11D48"/>
-              <w:left w:val="single" w:sz="4" w:space="0" w:color="E11D48"/>
-              <w:bottom w:val="single" w:sz="4" w:space="0" w:color="E11D48"/>
-              <w:right w:val="single" w:sz="4" w:space="0" w:color="E11D48"/>
+              <w:top w:val="single" w:sz="4" w:space="0" w:color="0F1E33"/>
+              <w:left w:val="single" w:sz="4" w:space="0" w:color="0F1E33"/>
+              <w:bottom w:val="single" w:sz="4" w:space="0" w:color="0F1E33"/>
+              <w:right w:val="single" w:sz="4" w:space="0" w:color="0F1E33"/>
             </w:tcBorders>
-            <w:shd w:val="clear" w:color="auto" w:fill="E11D48"/>
+            <w:shd w:val="clear" w:color="auto" w:fill="0F1E33"/>
             <w:vAlign w:val="center"/>
           </w:tcPr>
           <w:p>
@@ -6873,7 +6873,7 @@
         <w:tc>
           <w:tcPr>
             <w:tcW w:type="dxa" w:w="2663"/>
-            <w:shd w:val="clear" w:color="auto" w:fill="E11D48"/>
+            <w:shd w:val="clear" w:color="auto" w:fill="0F1E33"/>
             <w:vAlign w:val="center"/>
           </w:tcPr>
           <w:p>
@@ -6895,7 +6895,7 @@
         <w:tc>
           <w:tcPr>
             <w:tcW w:type="dxa" w:w="7201"/>
-            <w:shd w:val="clear" w:color="auto" w:fill="FCE7EC"/>
+            <w:shd w:val="clear" w:color="auto" w:fill="E7ECF3"/>
             <w:vAlign w:val="center"/>
           </w:tcPr>
           <w:p>
@@ -6906,7 +6906,7 @@
               <w:rPr>
                 <w:rFonts w:ascii="Playfair Display" w:hAnsi="Playfair Display"/>
                 <w:b/>
-                <w:color w:val="9F1239"/>
+                <w:color w:val="0F1E33"/>
                 <w:sz w:val="26"/>
               </w:rPr>
               <w:t>B.  Structure de l'hématie et hémoglobine</w:t>
@@ -6921,7 +6921,7 @@
         <w:tc>
           <w:tcPr>
             <w:tcW w:type="dxa" w:w="2663"/>
-            <w:shd w:val="clear" w:color="auto" w:fill="FAF7F2"/>
+            <w:shd w:val="clear" w:color="auto" w:fill="EEF1F5"/>
             <w:vAlign w:val="center"/>
           </w:tcPr>
           <w:p>
@@ -6933,7 +6933,7 @@
                 <w:rFonts w:ascii="Inter" w:hAnsi="Inter"/>
                 <w:b/>
                 <w:i w:val="0"/>
-                <w:color w:val="1F2937"/>
+                <w:color w:val="1B2433"/>
                 <w:sz w:val="20"/>
               </w:rPr>
               <w:t>Hématie mature</w:t>
@@ -6955,7 +6955,7 @@
                 <w:rFonts w:ascii="Inter" w:hAnsi="Inter"/>
                 <w:b w:val="0"/>
                 <w:i w:val="0"/>
-                <w:color w:val="1F2937"/>
+                <w:color w:val="1B2433"/>
                 <w:sz w:val="20"/>
               </w:rPr>
               <w:t xml:space="preserve">Disque </w:t>
@@ -6975,7 +6975,7 @@
                 <w:rFonts w:ascii="Inter" w:hAnsi="Inter"/>
                 <w:b w:val="0"/>
                 <w:i w:val="0"/>
-                <w:color w:val="1F2937"/>
+                <w:color w:val="1B2433"/>
                 <w:sz w:val="20"/>
               </w:rPr>
               <w:t xml:space="preserve">, </w:t>
@@ -6995,7 +6995,7 @@
                 <w:rFonts w:ascii="Inter" w:hAnsi="Inter"/>
                 <w:b w:val="0"/>
                 <w:i w:val="0"/>
-                <w:color w:val="1F2937"/>
+                <w:color w:val="1B2433"/>
                 <w:sz w:val="20"/>
               </w:rPr>
               <w:t xml:space="preserve">, diamètre </w:t>
@@ -7015,7 +7015,7 @@
                 <w:rFonts w:ascii="Inter" w:hAnsi="Inter"/>
                 <w:b w:val="0"/>
                 <w:i w:val="0"/>
-                <w:color w:val="1F2937"/>
+                <w:color w:val="1B2433"/>
                 <w:sz w:val="20"/>
               </w:rPr>
               <w:t>, épaisseur 1,7 µm</w:t>
@@ -7031,7 +7031,7 @@
                 <w:rFonts w:ascii="Inter" w:hAnsi="Inter"/>
                 <w:b w:val="0"/>
                 <w:i w:val="0"/>
-                <w:color w:val="1F2937"/>
+                <w:color w:val="1B2433"/>
                 <w:sz w:val="20"/>
               </w:rPr>
               <w:t xml:space="preserve">Grande capacité de </w:t>
@@ -7051,7 +7051,7 @@
                 <w:rFonts w:ascii="Inter" w:hAnsi="Inter"/>
                 <w:b w:val="0"/>
                 <w:i w:val="0"/>
-                <w:color w:val="1F2937"/>
+                <w:color w:val="1B2433"/>
                 <w:sz w:val="20"/>
               </w:rPr>
               <w:t xml:space="preserve"> (capillaires de 5 µm)</w:t>
@@ -7067,7 +7067,7 @@
                 <w:rFonts w:ascii="Inter" w:hAnsi="Inter"/>
                 <w:b w:val="0"/>
                 <w:i w:val="0"/>
-                <w:color w:val="1F2937"/>
+                <w:color w:val="1B2433"/>
                 <w:sz w:val="20"/>
               </w:rPr>
               <w:t xml:space="preserve">20 × 10¹² hématies ; durée de vie </w:t>
@@ -7092,7 +7092,7 @@
         <w:tc>
           <w:tcPr>
             <w:tcW w:type="dxa" w:w="2663"/>
-            <w:shd w:val="clear" w:color="auto" w:fill="FAF7F2"/>
+            <w:shd w:val="clear" w:color="auto" w:fill="EEF1F5"/>
             <w:vAlign w:val="center"/>
           </w:tcPr>
           <w:p>
@@ -7104,7 +7104,7 @@
                 <w:rFonts w:ascii="Inter" w:hAnsi="Inter"/>
                 <w:b/>
                 <w:i w:val="0"/>
-                <w:color w:val="1F2937"/>
+                <w:color w:val="1B2433"/>
                 <w:sz w:val="20"/>
               </w:rPr>
               <w:t>Membrane et cytosquelette</w:t>
@@ -7136,7 +7136,7 @@
                 <w:rFonts w:ascii="Inter" w:hAnsi="Inter"/>
                 <w:b w:val="0"/>
                 <w:i w:val="0"/>
-                <w:color w:val="1F2937"/>
+                <w:color w:val="1B2433"/>
                 <w:sz w:val="20"/>
               </w:rPr>
               <w:t xml:space="preserve"> de phospholipides stabilisée par du </w:t>
@@ -7162,7 +7162,7 @@
                 <w:rFonts w:ascii="Inter" w:hAnsi="Inter"/>
                 <w:b w:val="0"/>
                 <w:i w:val="0"/>
-                <w:color w:val="1F2937"/>
+                <w:color w:val="1B2433"/>
                 <w:sz w:val="20"/>
               </w:rPr>
               <w:t xml:space="preserve">Cytosquelette : </w:t>
@@ -7182,7 +7182,7 @@
                 <w:rFonts w:ascii="Inter" w:hAnsi="Inter"/>
                 <w:b w:val="0"/>
                 <w:i w:val="0"/>
-                <w:color w:val="1F2937"/>
+                <w:color w:val="1B2433"/>
                 <w:sz w:val="20"/>
               </w:rPr>
               <w:t xml:space="preserve"> (tétramères), </w:t>
@@ -7202,7 +7202,7 @@
                 <w:rFonts w:ascii="Inter" w:hAnsi="Inter"/>
                 <w:b w:val="0"/>
                 <w:i w:val="0"/>
-                <w:color w:val="1F2937"/>
+                <w:color w:val="1B2433"/>
                 <w:sz w:val="20"/>
               </w:rPr>
               <w:t xml:space="preserve">, protéine </w:t>
@@ -7222,7 +7222,7 @@
                 <w:rFonts w:ascii="Inter" w:hAnsi="Inter"/>
                 <w:b w:val="0"/>
                 <w:i w:val="0"/>
-                <w:color w:val="1F2937"/>
+                <w:color w:val="1B2433"/>
                 <w:sz w:val="20"/>
               </w:rPr>
               <w:t xml:space="preserve">, </w:t>
@@ -7242,7 +7242,7 @@
                 <w:rFonts w:ascii="Inter" w:hAnsi="Inter"/>
                 <w:b w:val="0"/>
                 <w:i w:val="0"/>
-                <w:color w:val="1F2937"/>
+                <w:color w:val="1B2433"/>
                 <w:sz w:val="20"/>
               </w:rPr>
               <w:t xml:space="preserve"> (relie la spectrine à la </w:t>
@@ -7262,7 +7262,7 @@
                 <w:rFonts w:ascii="Inter" w:hAnsi="Inter"/>
                 <w:b w:val="0"/>
                 <w:i w:val="0"/>
-                <w:color w:val="1F2937"/>
+                <w:color w:val="1B2433"/>
                 <w:sz w:val="20"/>
               </w:rPr>
               <w:t xml:space="preserve"> transmembranaire)</w:t>
@@ -7278,7 +7278,7 @@
                 <w:rFonts w:ascii="Inter" w:hAnsi="Inter"/>
                 <w:b w:val="0"/>
                 <w:i w:val="0"/>
-                <w:color w:val="1F2937"/>
+                <w:color w:val="1B2433"/>
                 <w:sz w:val="20"/>
               </w:rPr>
               <w:t>Anomalies → ↓ déformabilité → hémolyse (</w:t>
@@ -7298,7 +7298,7 @@
                 <w:rFonts w:ascii="Inter" w:hAnsi="Inter"/>
                 <w:b w:val="0"/>
                 <w:i w:val="0"/>
-                <w:color w:val="1F2937"/>
+                <w:color w:val="1B2433"/>
                 <w:sz w:val="20"/>
               </w:rPr>
               <w:t>)</w:t>
@@ -7313,7 +7313,7 @@
         <w:tc>
           <w:tcPr>
             <w:tcW w:type="dxa" w:w="2663"/>
-            <w:shd w:val="clear" w:color="auto" w:fill="FAF7F2"/>
+            <w:shd w:val="clear" w:color="auto" w:fill="EEF1F5"/>
             <w:vAlign w:val="center"/>
           </w:tcPr>
           <w:p>
@@ -7335,7 +7335,7 @@
                 <w:rFonts w:ascii="Inter" w:hAnsi="Inter"/>
                 <w:b/>
                 <w:i w:val="0"/>
-                <w:color w:val="1F2937"/>
+                <w:color w:val="1B2433"/>
                 <w:sz w:val="20"/>
               </w:rPr>
               <w:t xml:space="preserve"> Hémoglobine</w:t>
@@ -7357,7 +7357,7 @@
                 <w:rFonts w:ascii="Inter" w:hAnsi="Inter"/>
                 <w:b w:val="0"/>
                 <w:i w:val="0"/>
-                <w:color w:val="1F2937"/>
+                <w:color w:val="1B2433"/>
                 <w:sz w:val="20"/>
               </w:rPr>
               <w:t xml:space="preserve">4 chaînes de </w:t>
@@ -7377,7 +7377,7 @@
                 <w:rFonts w:ascii="Inter" w:hAnsi="Inter"/>
                 <w:b w:val="0"/>
                 <w:i w:val="0"/>
-                <w:color w:val="1F2937"/>
+                <w:color w:val="1B2433"/>
                 <w:sz w:val="20"/>
               </w:rPr>
               <w:t xml:space="preserve"> identiques 2 à 2 + 4 molécules d'</w:t>
@@ -7413,7 +7413,7 @@
                 <w:rFonts w:ascii="Inter" w:hAnsi="Inter"/>
                 <w:b w:val="0"/>
                 <w:i w:val="0"/>
-                <w:color w:val="1F2937"/>
+                <w:color w:val="1B2433"/>
                 <w:sz w:val="20"/>
               </w:rPr>
               <w:t xml:space="preserve"> = porphyrine + atome de </w:t>
@@ -7433,7 +7433,7 @@
                 <w:rFonts w:ascii="Inter" w:hAnsi="Inter"/>
                 <w:b w:val="0"/>
                 <w:i w:val="0"/>
-                <w:color w:val="1F2937"/>
+                <w:color w:val="1B2433"/>
                 <w:sz w:val="20"/>
               </w:rPr>
               <w:t xml:space="preserve"> central (fixe l'O₂)</w:t>
@@ -7449,7 +7449,7 @@
                 <w:rFonts w:ascii="Inter" w:hAnsi="Inter"/>
                 <w:b w:val="0"/>
                 <w:i w:val="0"/>
-                <w:color w:val="1F2937"/>
+                <w:color w:val="1B2433"/>
                 <w:sz w:val="20"/>
               </w:rPr>
               <w:t xml:space="preserve">Le </w:t>
@@ -7469,7 +7469,7 @@
                 <w:rFonts w:ascii="Inter" w:hAnsi="Inter"/>
                 <w:b w:val="0"/>
                 <w:i w:val="0"/>
-                <w:color w:val="1F2937"/>
+                <w:color w:val="1B2433"/>
                 <w:sz w:val="20"/>
               </w:rPr>
               <w:t xml:space="preserve"> se fixe à l'état désoxygéné et régule l'affinité de l'Hb pour l'O₂</w:t>
@@ -7484,7 +7484,7 @@
         <w:tc>
           <w:tcPr>
             <w:tcW w:type="dxa" w:w="2663"/>
-            <w:shd w:val="clear" w:color="auto" w:fill="FAF7F2"/>
+            <w:shd w:val="clear" w:color="auto" w:fill="EEF1F5"/>
             <w:vAlign w:val="center"/>
           </w:tcPr>
           <w:p>
@@ -7506,7 +7506,7 @@
                 <w:rFonts w:ascii="Inter" w:hAnsi="Inter"/>
                 <w:b/>
                 <w:i w:val="0"/>
-                <w:color w:val="1F2937"/>
+                <w:color w:val="1B2433"/>
                 <w:sz w:val="20"/>
               </w:rPr>
               <w:t xml:space="preserve"> Types d'hémoglobine</w:t>
@@ -7523,12 +7523,12 @@
               <w:tblW w:type="auto" w:w="0"/>
               <w:jc w:val="center"/>
               <w:tblBorders>
-                <w:top w:val="single" w:sz="4" w:space="0" w:color="9CA3AF"/>
-                <w:left w:val="single" w:sz="4" w:space="0" w:color="9CA3AF"/>
-                <w:bottom w:val="single" w:sz="4" w:space="0" w:color="9CA3AF"/>
-                <w:right w:val="single" w:sz="4" w:space="0" w:color="9CA3AF"/>
-                <w:insideH w:val="single" w:sz="4" w:space="0" w:color="9CA3AF"/>
-                <w:insideV w:val="single" w:sz="4" w:space="0" w:color="9CA3AF"/>
+                <w:top w:val="single" w:sz="4" w:space="0" w:color="94A0B0"/>
+                <w:left w:val="single" w:sz="4" w:space="0" w:color="94A0B0"/>
+                <w:bottom w:val="single" w:sz="4" w:space="0" w:color="94A0B0"/>
+                <w:right w:val="single" w:sz="4" w:space="0" w:color="94A0B0"/>
+                <w:insideH w:val="single" w:sz="4" w:space="0" w:color="94A0B0"/>
+                <w:insideV w:val="single" w:sz="4" w:space="0" w:color="94A0B0"/>
               </w:tblBorders>
               <w:tblLayout w:type="autofit"/>
               <w:tblLook w:firstColumn="1" w:firstRow="1" w:lastColumn="0" w:lastRow="0" w:noHBand="0" w:noVBand="1" w:val="04A0"/>
@@ -7545,7 +7545,7 @@
               <w:tc>
                 <w:tcPr>
                   <w:tcW w:type="dxa" w:w="2400"/>
-                  <w:shd w:val="clear" w:color="auto" w:fill="FAF7F2"/>
+                  <w:shd w:val="clear" w:color="auto" w:fill="EEF1F5"/>
                 </w:tcPr>
                 <w:p>
                   <w:pPr>
@@ -7556,7 +7556,7 @@
                       <w:rFonts w:ascii="Inter" w:hAnsi="Inter"/>
                       <w:b/>
                       <w:i w:val="0"/>
-                      <w:color w:val="1F2937"/>
+                      <w:color w:val="1B2433"/>
                       <w:sz w:val="18"/>
                     </w:rPr>
                     <w:t>Hémoglobine</w:t>
@@ -7566,7 +7566,7 @@
               <w:tc>
                 <w:tcPr>
                   <w:tcW w:type="dxa" w:w="2400"/>
-                  <w:shd w:val="clear" w:color="auto" w:fill="FAF7F2"/>
+                  <w:shd w:val="clear" w:color="auto" w:fill="EEF1F5"/>
                 </w:tcPr>
                 <w:p>
                   <w:pPr>
@@ -7577,7 +7577,7 @@
                       <w:rFonts w:ascii="Inter" w:hAnsi="Inter"/>
                       <w:b/>
                       <w:i w:val="0"/>
-                      <w:color w:val="1F2937"/>
+                      <w:color w:val="1B2433"/>
                       <w:sz w:val="18"/>
                     </w:rPr>
                     <w:t>Composition</w:t>
@@ -7587,7 +7587,7 @@
               <w:tc>
                 <w:tcPr>
                   <w:tcW w:type="dxa" w:w="2400"/>
-                  <w:shd w:val="clear" w:color="auto" w:fill="FAF7F2"/>
+                  <w:shd w:val="clear" w:color="auto" w:fill="EEF1F5"/>
                 </w:tcPr>
                 <w:p>
                   <w:pPr>
@@ -7598,7 +7598,7 @@
                       <w:rFonts w:ascii="Inter" w:hAnsi="Inter"/>
                       <w:b/>
                       <w:i w:val="0"/>
-                      <w:color w:val="1F2937"/>
+                      <w:color w:val="1B2433"/>
                       <w:sz w:val="18"/>
                     </w:rPr>
                     <w:t>Proportion (adulte)</w:t>
@@ -7643,7 +7643,7 @@
                       <w:rFonts w:ascii="Inter" w:hAnsi="Inter"/>
                       <w:b w:val="0"/>
                       <w:i w:val="0"/>
-                      <w:color w:val="1F2937"/>
+                      <w:color w:val="1B2433"/>
                       <w:sz w:val="18"/>
                     </w:rPr>
                     <w:t>α2β2</w:t>
@@ -7663,7 +7663,7 @@
                       <w:rFonts w:ascii="Inter" w:hAnsi="Inter"/>
                       <w:b w:val="0"/>
                       <w:i w:val="0"/>
-                      <w:color w:val="1F2937"/>
+                      <w:color w:val="1B2433"/>
                       <w:sz w:val="18"/>
                     </w:rPr>
                     <w:t>97-99 %</w:t>
@@ -7678,7 +7678,7 @@
               <w:tc>
                 <w:tcPr>
                   <w:tcW w:type="dxa" w:w="2400"/>
-                  <w:shd w:val="clear" w:color="auto" w:fill="FCFBF7"/>
+                  <w:shd w:val="clear" w:color="auto" w:fill="F5F6F9"/>
                 </w:tcPr>
                 <w:p>
                   <w:pPr>
@@ -7699,7 +7699,7 @@
               <w:tc>
                 <w:tcPr>
                   <w:tcW w:type="dxa" w:w="2400"/>
-                  <w:shd w:val="clear" w:color="auto" w:fill="FCFBF7"/>
+                  <w:shd w:val="clear" w:color="auto" w:fill="F5F6F9"/>
                 </w:tcPr>
                 <w:p>
                   <w:pPr>
@@ -7710,7 +7710,7 @@
                       <w:rFonts w:ascii="Inter" w:hAnsi="Inter"/>
                       <w:b w:val="0"/>
                       <w:i w:val="0"/>
-                      <w:color w:val="1F2937"/>
+                      <w:color w:val="1B2433"/>
                       <w:sz w:val="18"/>
                     </w:rPr>
                     <w:t>α2δ2</w:t>
@@ -7720,7 +7720,7 @@
               <w:tc>
                 <w:tcPr>
                   <w:tcW w:type="dxa" w:w="2400"/>
-                  <w:shd w:val="clear" w:color="auto" w:fill="FCFBF7"/>
+                  <w:shd w:val="clear" w:color="auto" w:fill="F5F6F9"/>
                 </w:tcPr>
                 <w:p>
                   <w:pPr>
@@ -7731,7 +7731,7 @@
                       <w:rFonts w:ascii="Inter" w:hAnsi="Inter"/>
                       <w:b w:val="0"/>
                       <w:i w:val="0"/>
-                      <w:color w:val="1F2937"/>
+                      <w:color w:val="1B2433"/>
                       <w:sz w:val="18"/>
                     </w:rPr>
                     <w:t>1-3,5 %</w:t>
@@ -7766,7 +7766,7 @@
                       <w:rFonts w:ascii="Inter" w:hAnsi="Inter"/>
                       <w:b w:val="0"/>
                       <w:i w:val="0"/>
-                      <w:color w:val="1F2937"/>
+                      <w:color w:val="1B2433"/>
                       <w:sz w:val="18"/>
                     </w:rPr>
                     <w:t xml:space="preserve"> (fœtale)</w:t>
@@ -7786,7 +7786,7 @@
                       <w:rFonts w:ascii="Inter" w:hAnsi="Inter"/>
                       <w:b w:val="0"/>
                       <w:i w:val="0"/>
-                      <w:color w:val="1F2937"/>
+                      <w:color w:val="1B2433"/>
                       <w:sz w:val="18"/>
                     </w:rPr>
                     <w:t>α2γ2</w:t>
@@ -7806,7 +7806,7 @@
                       <w:rFonts w:ascii="Inter" w:hAnsi="Inter"/>
                       <w:b w:val="0"/>
                       <w:i w:val="0"/>
-                      <w:color w:val="1F2937"/>
+                      <w:color w:val="1B2433"/>
                       <w:sz w:val="18"/>
                     </w:rPr>
                     <w:t>traces (prédominante chez le fœtus)</w:t>
@@ -7841,7 +7841,7 @@
                 <w:rFonts w:ascii="Inter" w:hAnsi="Inter"/>
                 <w:b w:val="0"/>
                 <w:i w:val="0"/>
-                <w:color w:val="1F2937"/>
+                <w:color w:val="1B2433"/>
                 <w:sz w:val="20"/>
               </w:rPr>
               <w:t xml:space="preserve"> = HbA glycosylée, </w:t>
@@ -7866,7 +7866,7 @@
         <w:tc>
           <w:tcPr>
             <w:tcW w:type="dxa" w:w="2663"/>
-            <w:shd w:val="clear" w:color="auto" w:fill="FAF7F2"/>
+            <w:shd w:val="clear" w:color="auto" w:fill="EEF1F5"/>
             <w:vAlign w:val="center"/>
           </w:tcPr>
           <w:p>
@@ -7878,7 +7878,7 @@
                 <w:rFonts w:ascii="Inter" w:hAnsi="Inter"/>
                 <w:b/>
                 <w:i w:val="0"/>
-                <w:color w:val="1F2937"/>
+                <w:color w:val="1B2433"/>
                 <w:sz w:val="20"/>
               </w:rPr>
               <w:t>Courbe de dissociation de l'O₂</w:t>
@@ -7910,7 +7910,7 @@
                 <w:rFonts w:ascii="Inter" w:hAnsi="Inter"/>
                 <w:b w:val="0"/>
                 <w:i w:val="0"/>
-                <w:color w:val="1F2937"/>
+                <w:color w:val="1B2433"/>
                 <w:sz w:val="20"/>
               </w:rPr>
               <w:t xml:space="preserve"> pour l'O₂ → décalage vers la </w:t>
@@ -7946,7 +7946,7 @@
                 <w:rFonts w:ascii="Inter" w:hAnsi="Inter"/>
                 <w:b w:val="0"/>
                 <w:i w:val="0"/>
-                <w:color w:val="1F2937"/>
+                <w:color w:val="1B2433"/>
                 <w:sz w:val="20"/>
               </w:rPr>
               <w:t xml:space="preserve"> → décalage vers la </w:t>
@@ -7975,12 +7975,12 @@
         <w:tblW w:type="auto" w:w="0"/>
         <w:jc w:val="center"/>
         <w:tblBorders>
-          <w:top w:val="single" w:sz="4" w:space="0" w:color="9CA3AF"/>
-          <w:left w:val="single" w:sz="4" w:space="0" w:color="9CA3AF"/>
-          <w:bottom w:val="single" w:sz="4" w:space="0" w:color="9CA3AF"/>
-          <w:right w:val="single" w:sz="4" w:space="0" w:color="9CA3AF"/>
-          <w:insideH w:val="single" w:sz="4" w:space="0" w:color="9CA3AF"/>
-          <w:insideV w:val="single" w:sz="4" w:space="0" w:color="9CA3AF"/>
+          <w:top w:val="single" w:sz="4" w:space="0" w:color="94A0B0"/>
+          <w:left w:val="single" w:sz="4" w:space="0" w:color="94A0B0"/>
+          <w:bottom w:val="single" w:sz="4" w:space="0" w:color="94A0B0"/>
+          <w:right w:val="single" w:sz="4" w:space="0" w:color="94A0B0"/>
+          <w:insideH w:val="single" w:sz="4" w:space="0" w:color="94A0B0"/>
+          <w:insideV w:val="single" w:sz="4" w:space="0" w:color="94A0B0"/>
         </w:tblBorders>
         <w:tblLayout w:type="fixed"/>
         <w:tblLook w:firstColumn="1" w:firstRow="1" w:lastColumn="0" w:lastRow="0" w:noHBand="0" w:noVBand="1" w:val="04A0"/>
@@ -7999,12 +7999,12 @@
             <w:tcW w:type="dxa" w:w="9865"/>
             <w:gridSpan w:val="2"/>
             <w:tcBorders>
-              <w:top w:val="single" w:sz="4" w:space="0" w:color="E11D48"/>
-              <w:left w:val="single" w:sz="4" w:space="0" w:color="E11D48"/>
-              <w:bottom w:val="single" w:sz="4" w:space="0" w:color="E11D48"/>
-              <w:right w:val="single" w:sz="4" w:space="0" w:color="E11D48"/>
+              <w:top w:val="single" w:sz="4" w:space="0" w:color="0F1E33"/>
+              <w:left w:val="single" w:sz="4" w:space="0" w:color="0F1E33"/>
+              <w:bottom w:val="single" w:sz="4" w:space="0" w:color="0F1E33"/>
+              <w:right w:val="single" w:sz="4" w:space="0" w:color="0F1E33"/>
             </w:tcBorders>
-            <w:shd w:val="clear" w:color="auto" w:fill="E11D48"/>
+            <w:shd w:val="clear" w:color="auto" w:fill="0F1E33"/>
             <w:vAlign w:val="center"/>
           </w:tcPr>
           <w:p>
@@ -8040,7 +8040,7 @@
         <w:tc>
           <w:tcPr>
             <w:tcW w:type="dxa" w:w="2663"/>
-            <w:shd w:val="clear" w:color="auto" w:fill="E11D48"/>
+            <w:shd w:val="clear" w:color="auto" w:fill="0F1E33"/>
             <w:vAlign w:val="center"/>
           </w:tcPr>
           <w:p>
@@ -8062,7 +8062,7 @@
         <w:tc>
           <w:tcPr>
             <w:tcW w:type="dxa" w:w="7201"/>
-            <w:shd w:val="clear" w:color="auto" w:fill="FCE7EC"/>
+            <w:shd w:val="clear" w:color="auto" w:fill="E7ECF3"/>
             <w:vAlign w:val="center"/>
           </w:tcPr>
           <w:p>
@@ -8073,7 +8073,7 @@
               <w:rPr>
                 <w:rFonts w:ascii="Playfair Display" w:hAnsi="Playfair Display"/>
                 <w:b/>
-                <w:color w:val="9F1239"/>
+                <w:color w:val="0F1E33"/>
                 <w:sz w:val="26"/>
               </w:rPr>
               <w:t>C.  Métabolisme et hémolyse de l'hématie</w:t>
@@ -8088,7 +8088,7 @@
         <w:tc>
           <w:tcPr>
             <w:tcW w:type="dxa" w:w="2663"/>
-            <w:shd w:val="clear" w:color="auto" w:fill="FAF7F2"/>
+            <w:shd w:val="clear" w:color="auto" w:fill="EEF1F5"/>
             <w:vAlign w:val="center"/>
           </w:tcPr>
           <w:p>
@@ -8100,7 +8100,7 @@
                 <w:rFonts w:ascii="Inter" w:hAnsi="Inter"/>
                 <w:b/>
                 <w:i w:val="0"/>
-                <w:color w:val="1F2937"/>
+                <w:color w:val="1B2433"/>
                 <w:sz w:val="20"/>
               </w:rPr>
               <w:t>Métabolisme énergétique</w:t>
@@ -8122,7 +8122,7 @@
                 <w:rFonts w:ascii="Inter" w:hAnsi="Inter"/>
                 <w:b w:val="0"/>
                 <w:i w:val="0"/>
-                <w:color w:val="1F2937"/>
+                <w:color w:val="1B2433"/>
                 <w:sz w:val="20"/>
               </w:rPr>
               <w:t xml:space="preserve">Énergie fournie </w:t>
@@ -8142,7 +8142,7 @@
                 <w:rFonts w:ascii="Inter" w:hAnsi="Inter"/>
                 <w:b w:val="0"/>
                 <w:i w:val="0"/>
-                <w:color w:val="1F2937"/>
+                <w:color w:val="1B2433"/>
                 <w:sz w:val="20"/>
               </w:rPr>
               <w:t xml:space="preserve"> par la </w:t>
@@ -8168,7 +8168,7 @@
                 <w:rFonts w:ascii="Inter" w:hAnsi="Inter"/>
                 <w:b w:val="0"/>
                 <w:i w:val="0"/>
-                <w:color w:val="1F2937"/>
+                <w:color w:val="1B2433"/>
                 <w:sz w:val="20"/>
               </w:rPr>
               <w:t>Voie principale anaérobie (90 %) d'</w:t>
@@ -8188,7 +8188,7 @@
                 <w:rFonts w:ascii="Inter" w:hAnsi="Inter"/>
                 <w:b w:val="0"/>
                 <w:i w:val="0"/>
-                <w:color w:val="1F2937"/>
+                <w:color w:val="1B2433"/>
                 <w:sz w:val="20"/>
               </w:rPr>
               <w:t xml:space="preserve"> : </w:t>
@@ -8208,7 +8208,7 @@
                 <w:rFonts w:ascii="Inter" w:hAnsi="Inter"/>
                 <w:b w:val="0"/>
                 <w:i w:val="0"/>
-                <w:color w:val="1F2937"/>
+                <w:color w:val="1B2433"/>
                 <w:sz w:val="20"/>
               </w:rPr>
               <w:t xml:space="preserve"> → ATP</w:t>
@@ -8224,7 +8224,7 @@
                 <w:rFonts w:ascii="Inter" w:hAnsi="Inter"/>
                 <w:b w:val="0"/>
                 <w:i w:val="0"/>
-                <w:color w:val="1F2937"/>
+                <w:color w:val="1B2433"/>
                 <w:sz w:val="20"/>
               </w:rPr>
               <w:t xml:space="preserve">Voie accessoire (10 %), </w:t>
@@ -8244,7 +8244,7 @@
                 <w:rFonts w:ascii="Inter" w:hAnsi="Inter"/>
                 <w:b w:val="0"/>
                 <w:i w:val="0"/>
-                <w:color w:val="1F2937"/>
+                <w:color w:val="1B2433"/>
                 <w:sz w:val="20"/>
               </w:rPr>
               <w:t xml:space="preserve"> : </w:t>
@@ -8264,7 +8264,7 @@
                 <w:rFonts w:ascii="Inter" w:hAnsi="Inter"/>
                 <w:b w:val="0"/>
                 <w:i w:val="0"/>
-                <w:color w:val="1F2937"/>
+                <w:color w:val="1B2433"/>
                 <w:sz w:val="20"/>
               </w:rPr>
               <w:t xml:space="preserve"> → NADPH (lutte contre l'oxydation)</w:t>
@@ -8279,7 +8279,7 @@
         <w:tc>
           <w:tcPr>
             <w:tcW w:type="dxa" w:w="2663"/>
-            <w:shd w:val="clear" w:color="auto" w:fill="FAF7F2"/>
+            <w:shd w:val="clear" w:color="auto" w:fill="EEF1F5"/>
             <w:vAlign w:val="center"/>
           </w:tcPr>
           <w:p>
@@ -8301,7 +8301,7 @@
                 <w:rFonts w:ascii="Inter" w:hAnsi="Inter"/>
                 <w:b/>
                 <w:i w:val="0"/>
-                <w:color w:val="1F2937"/>
+                <w:color w:val="1B2433"/>
                 <w:sz w:val="20"/>
               </w:rPr>
               <w:t xml:space="preserve"> Déficits enzymatiques</w:t>
@@ -8323,7 +8323,7 @@
                 <w:rFonts w:ascii="Inter" w:hAnsi="Inter"/>
                 <w:b w:val="0"/>
                 <w:i w:val="0"/>
-                <w:color w:val="1F2937"/>
+                <w:color w:val="1B2433"/>
                 <w:sz w:val="20"/>
               </w:rPr>
               <w:t xml:space="preserve">Tout déficit de la glycolyse, en particulier en </w:t>
@@ -8343,7 +8343,7 @@
                 <w:rFonts w:ascii="Inter" w:hAnsi="Inter"/>
                 <w:b w:val="0"/>
                 <w:i w:val="0"/>
-                <w:color w:val="1F2937"/>
+                <w:color w:val="1B2433"/>
                 <w:sz w:val="20"/>
               </w:rPr>
               <w:t xml:space="preserve"> ou en </w:t>
@@ -8363,7 +8363,7 @@
                 <w:rFonts w:ascii="Inter" w:hAnsi="Inter"/>
                 <w:b w:val="0"/>
                 <w:i w:val="0"/>
-                <w:color w:val="1F2937"/>
+                <w:color w:val="1B2433"/>
                 <w:sz w:val="20"/>
               </w:rPr>
               <w:t xml:space="preserve">, peut être à l'origine d'une </w:t>
@@ -8388,7 +8388,7 @@
         <w:tc>
           <w:tcPr>
             <w:tcW w:type="dxa" w:w="2663"/>
-            <w:shd w:val="clear" w:color="auto" w:fill="FAF7F2"/>
+            <w:shd w:val="clear" w:color="auto" w:fill="EEF1F5"/>
             <w:vAlign w:val="center"/>
           </w:tcPr>
           <w:p>
@@ -8400,7 +8400,7 @@
                 <w:rFonts w:ascii="Inter" w:hAnsi="Inter"/>
                 <w:b/>
                 <w:i w:val="0"/>
-                <w:color w:val="1F2937"/>
+                <w:color w:val="1B2433"/>
                 <w:sz w:val="20"/>
               </w:rPr>
               <w:t>Hémolyse physiologique</w:t>
@@ -8422,7 +8422,7 @@
                 <w:rFonts w:ascii="Inter" w:hAnsi="Inter"/>
                 <w:b w:val="0"/>
                 <w:i w:val="0"/>
-                <w:color w:val="1F2937"/>
+                <w:color w:val="1B2433"/>
                 <w:sz w:val="20"/>
               </w:rPr>
               <w:t xml:space="preserve">Durée de vie </w:t>
@@ -8442,7 +8442,7 @@
                 <w:rFonts w:ascii="Inter" w:hAnsi="Inter"/>
                 <w:b w:val="0"/>
                 <w:i w:val="0"/>
-                <w:color w:val="1F2937"/>
+                <w:color w:val="1B2433"/>
                 <w:sz w:val="20"/>
               </w:rPr>
               <w:t xml:space="preserve"> ; hématies vieillies phagocytées par les </w:t>
@@ -8462,7 +8462,7 @@
                 <w:rFonts w:ascii="Inter" w:hAnsi="Inter"/>
                 <w:b w:val="0"/>
                 <w:i w:val="0"/>
-                <w:color w:val="1F2937"/>
+                <w:color w:val="1B2433"/>
                 <w:sz w:val="20"/>
               </w:rPr>
               <w:t xml:space="preserve"> (foie, moelle)</w:t>
@@ -8478,7 +8478,7 @@
                 <w:rFonts w:ascii="Inter" w:hAnsi="Inter"/>
                 <w:b w:val="0"/>
                 <w:i w:val="0"/>
-                <w:color w:val="1F2937"/>
+                <w:color w:val="1B2433"/>
                 <w:sz w:val="20"/>
               </w:rPr>
               <w:t xml:space="preserve">Globine → acides aminés ; </w:t>
@@ -8498,7 +8498,7 @@
                 <w:rFonts w:ascii="Inter" w:hAnsi="Inter"/>
                 <w:b w:val="0"/>
                 <w:i w:val="0"/>
-                <w:color w:val="1F2937"/>
+                <w:color w:val="1B2433"/>
                 <w:sz w:val="20"/>
               </w:rPr>
               <w:t xml:space="preserve"> vers les érythroblastes</w:t>
@@ -8514,7 +8514,7 @@
                 <w:rFonts w:ascii="Inter" w:hAnsi="Inter"/>
                 <w:b w:val="0"/>
                 <w:i w:val="0"/>
-                <w:color w:val="1F2937"/>
+                <w:color w:val="1B2433"/>
                 <w:sz w:val="20"/>
               </w:rPr>
               <w:t xml:space="preserve">Hème → biliverdine → </w:t>
@@ -8534,7 +8534,7 @@
                 <w:rFonts w:ascii="Inter" w:hAnsi="Inter"/>
                 <w:b w:val="0"/>
                 <w:i w:val="0"/>
-                <w:color w:val="1F2937"/>
+                <w:color w:val="1B2433"/>
                 <w:sz w:val="20"/>
               </w:rPr>
               <w:t xml:space="preserve"> (non conjuguée, liée à l'albumine) → </w:t>
@@ -8554,7 +8554,7 @@
                 <w:rFonts w:ascii="Inter" w:hAnsi="Inter"/>
                 <w:b w:val="0"/>
                 <w:i w:val="0"/>
-                <w:color w:val="1F2937"/>
+                <w:color w:val="1B2433"/>
                 <w:sz w:val="20"/>
               </w:rPr>
               <w:t xml:space="preserve"> → bile</w:t>
@@ -8569,7 +8569,7 @@
         <w:tc>
           <w:tcPr>
             <w:tcW w:type="dxa" w:w="2663"/>
-            <w:shd w:val="clear" w:color="auto" w:fill="FAF7F2"/>
+            <w:shd w:val="clear" w:color="auto" w:fill="EEF1F5"/>
             <w:vAlign w:val="center"/>
           </w:tcPr>
           <w:p>
@@ -8591,7 +8591,7 @@
                 <w:rFonts w:ascii="Inter" w:hAnsi="Inter"/>
                 <w:b/>
                 <w:i w:val="0"/>
-                <w:color w:val="1F2937"/>
+                <w:color w:val="1B2433"/>
                 <w:sz w:val="20"/>
               </w:rPr>
               <w:t xml:space="preserve"> Hémolyse intravasculaire</w:t>
@@ -8613,7 +8613,7 @@
                 <w:rFonts w:ascii="Inter" w:hAnsi="Inter"/>
                 <w:b w:val="0"/>
                 <w:i w:val="0"/>
-                <w:color w:val="1F2937"/>
+                <w:color w:val="1B2433"/>
                 <w:sz w:val="20"/>
               </w:rPr>
               <w:t>L'hémoglobine libérée dans le plasma est captée par l'</w:t>
@@ -8639,7 +8639,7 @@
                 <w:rFonts w:ascii="Inter" w:hAnsi="Inter"/>
                 <w:b w:val="0"/>
                 <w:i w:val="0"/>
-                <w:color w:val="1F2937"/>
+                <w:color w:val="1B2433"/>
                 <w:sz w:val="20"/>
               </w:rPr>
               <w:t>L'</w:t>
@@ -8659,7 +8659,7 @@
                 <w:rFonts w:ascii="Inter" w:hAnsi="Inter"/>
                 <w:b w:val="0"/>
                 <w:i w:val="0"/>
-                <w:color w:val="1F2937"/>
+                <w:color w:val="1B2433"/>
                 <w:sz w:val="20"/>
               </w:rPr>
               <w:t xml:space="preserve"> sérique est un marqueur d'</w:t>
@@ -8686,12 +8686,12 @@
             <w:tcW w:type="dxa" w:w="9865"/>
             <w:gridSpan w:val="2"/>
             <w:tcBorders>
-              <w:top w:val="single" w:sz="4" w:space="0" w:color="E11D48"/>
-              <w:left w:val="single" w:sz="22" w:space="0" w:color="E11D48"/>
-              <w:bottom w:val="single" w:sz="4" w:space="0" w:color="E11D48"/>
-              <w:right w:val="single" w:sz="4" w:space="0" w:color="E11D48"/>
+              <w:top w:val="single" w:sz="4" w:space="0" w:color="0F1E33"/>
+              <w:left w:val="single" w:sz="22" w:space="0" w:color="0F1E33"/>
+              <w:bottom w:val="single" w:sz="4" w:space="0" w:color="0F1E33"/>
+              <w:right w:val="single" w:sz="4" w:space="0" w:color="0F1E33"/>
             </w:tcBorders>
-            <w:shd w:val="clear" w:color="auto" w:fill="FAF7F2"/>
+            <w:shd w:val="clear" w:color="auto" w:fill="EEF1F5"/>
             <w:vAlign w:val="top"/>
           </w:tcPr>
           <w:p>
@@ -8702,7 +8702,7 @@
               <w:rPr>
                 <w:rFonts w:ascii="Inter" w:hAnsi="Inter"/>
                 <w:b/>
-                <w:color w:val="E11D48"/>
+                <w:color w:val="0F1E33"/>
                 <w:spacing w:val="14"/>
                 <w:sz w:val="16"/>
               </w:rPr>
@@ -8715,7 +8715,7 @@
                 <w:rFonts w:ascii="Inter" w:hAnsi="Inter"/>
                 <w:b w:val="0"/>
                 <w:i w:val="0"/>
-                <w:color w:val="1F2937"/>
+                <w:color w:val="1B2433"/>
                 <w:sz w:val="20"/>
               </w:rPr>
               <w:t xml:space="preserve">Bilirubine libre normale </w:t>
@@ -8735,7 +8735,7 @@
                 <w:rFonts w:ascii="Inter" w:hAnsi="Inter"/>
                 <w:b w:val="0"/>
                 <w:i w:val="0"/>
-                <w:color w:val="1F2937"/>
+                <w:color w:val="1B2433"/>
                 <w:sz w:val="20"/>
               </w:rPr>
               <w:t xml:space="preserve"> ; liposoluble, elle traverse la barrière hémato-encéphalique en cas de dépassement de l'albumine → </w:t>
@@ -8755,7 +8755,7 @@
                 <w:rFonts w:ascii="Inter" w:hAnsi="Inter"/>
                 <w:b w:val="0"/>
                 <w:i w:val="0"/>
-                <w:color w:val="1F2937"/>
+                <w:color w:val="1B2433"/>
                 <w:sz w:val="20"/>
               </w:rPr>
               <w:t xml:space="preserve"> du nouveau-né.</w:t>
@@ -8779,12 +8779,12 @@
         <w:tblW w:type="auto" w:w="0"/>
         <w:jc w:val="center"/>
         <w:tblBorders>
-          <w:top w:val="single" w:sz="4" w:space="0" w:color="9CA3AF"/>
-          <w:left w:val="single" w:sz="4" w:space="0" w:color="9CA3AF"/>
-          <w:bottom w:val="single" w:sz="4" w:space="0" w:color="9CA3AF"/>
-          <w:right w:val="single" w:sz="4" w:space="0" w:color="9CA3AF"/>
-          <w:insideH w:val="single" w:sz="4" w:space="0" w:color="9CA3AF"/>
-          <w:insideV w:val="single" w:sz="4" w:space="0" w:color="9CA3AF"/>
+          <w:top w:val="single" w:sz="4" w:space="0" w:color="94A0B0"/>
+          <w:left w:val="single" w:sz="4" w:space="0" w:color="94A0B0"/>
+          <w:bottom w:val="single" w:sz="4" w:space="0" w:color="94A0B0"/>
+          <w:right w:val="single" w:sz="4" w:space="0" w:color="94A0B0"/>
+          <w:insideH w:val="single" w:sz="4" w:space="0" w:color="94A0B0"/>
+          <w:insideV w:val="single" w:sz="4" w:space="0" w:color="94A0B0"/>
         </w:tblBorders>
         <w:tblLayout w:type="fixed"/>
         <w:tblLook w:firstColumn="1" w:firstRow="1" w:lastColumn="0" w:lastRow="0" w:noHBand="0" w:noVBand="1" w:val="04A0"/>
@@ -8803,12 +8803,12 @@
             <w:tcW w:type="dxa" w:w="9865"/>
             <w:gridSpan w:val="2"/>
             <w:tcBorders>
-              <w:top w:val="single" w:sz="4" w:space="0" w:color="E11D48"/>
-              <w:left w:val="single" w:sz="4" w:space="0" w:color="E11D48"/>
-              <w:bottom w:val="single" w:sz="4" w:space="0" w:color="E11D48"/>
-              <w:right w:val="single" w:sz="4" w:space="0" w:color="E11D48"/>
+              <w:top w:val="single" w:sz="4" w:space="0" w:color="0F1E33"/>
+              <w:left w:val="single" w:sz="4" w:space="0" w:color="0F1E33"/>
+              <w:bottom w:val="single" w:sz="4" w:space="0" w:color="0F1E33"/>
+              <w:right w:val="single" w:sz="4" w:space="0" w:color="0F1E33"/>
             </w:tcBorders>
-            <w:shd w:val="clear" w:color="auto" w:fill="E11D48"/>
+            <w:shd w:val="clear" w:color="auto" w:fill="0F1E33"/>
             <w:vAlign w:val="center"/>
           </w:tcPr>
           <w:p>
@@ -8844,7 +8844,7 @@
         <w:tc>
           <w:tcPr>
             <w:tcW w:type="dxa" w:w="2663"/>
-            <w:shd w:val="clear" w:color="auto" w:fill="E11D48"/>
+            <w:shd w:val="clear" w:color="auto" w:fill="0F1E33"/>
             <w:vAlign w:val="center"/>
           </w:tcPr>
           <w:p>
@@ -8866,7 +8866,7 @@
         <w:tc>
           <w:tcPr>
             <w:tcW w:type="dxa" w:w="7201"/>
-            <w:shd w:val="clear" w:color="auto" w:fill="FCE7EC"/>
+            <w:shd w:val="clear" w:color="auto" w:fill="E7ECF3"/>
             <w:vAlign w:val="center"/>
           </w:tcPr>
           <w:p>
@@ -8877,7 +8877,7 @@
               <w:rPr>
                 <w:rFonts w:ascii="Playfair Display" w:hAnsi="Playfair Display"/>
                 <w:b/>
-                <w:color w:val="9F1239"/>
+                <w:color w:val="0F1E33"/>
                 <w:sz w:val="26"/>
               </w:rPr>
               <w:t>A.  Métabolisme du fer</w:t>
@@ -8892,7 +8892,7 @@
         <w:tc>
           <w:tcPr>
             <w:tcW w:type="dxa" w:w="2663"/>
-            <w:shd w:val="clear" w:color="auto" w:fill="FAF7F2"/>
+            <w:shd w:val="clear" w:color="auto" w:fill="EEF1F5"/>
             <w:vAlign w:val="center"/>
           </w:tcPr>
           <w:p>
@@ -8914,7 +8914,7 @@
                 <w:rFonts w:ascii="Inter" w:hAnsi="Inter"/>
                 <w:b/>
                 <w:i w:val="0"/>
-                <w:color w:val="1F2937"/>
+                <w:color w:val="1B2433"/>
                 <w:sz w:val="20"/>
               </w:rPr>
               <w:t xml:space="preserve"> Répartition du fer</w:t>
@@ -8936,7 +8936,7 @@
                 <w:rFonts w:ascii="Inter" w:hAnsi="Inter"/>
                 <w:b w:val="0"/>
                 <w:i w:val="0"/>
-                <w:color w:val="1F2937"/>
+                <w:color w:val="1B2433"/>
                 <w:sz w:val="20"/>
               </w:rPr>
               <w:t xml:space="preserve">Organisme : </w:t>
@@ -8956,7 +8956,7 @@
                 <w:rFonts w:ascii="Inter" w:hAnsi="Inter"/>
                 <w:b w:val="0"/>
                 <w:i w:val="0"/>
-                <w:color w:val="1F2937"/>
+                <w:color w:val="1B2433"/>
                 <w:sz w:val="20"/>
               </w:rPr>
               <w:t xml:space="preserve"> de fer</w:t>
@@ -8982,7 +8982,7 @@
                 <w:rFonts w:ascii="Inter" w:hAnsi="Inter"/>
                 <w:b w:val="0"/>
                 <w:i w:val="0"/>
-                <w:color w:val="1F2937"/>
+                <w:color w:val="1B2433"/>
                 <w:sz w:val="20"/>
               </w:rPr>
               <w:t xml:space="preserve"> sous forme </w:t>
@@ -9002,7 +9002,7 @@
                 <w:rFonts w:ascii="Inter" w:hAnsi="Inter"/>
                 <w:b w:val="0"/>
                 <w:i w:val="0"/>
-                <w:color w:val="1F2937"/>
+                <w:color w:val="1B2433"/>
                 <w:sz w:val="20"/>
               </w:rPr>
               <w:t xml:space="preserve"> : hémoglobine, myoglobine, cytochromes</w:t>
@@ -9028,7 +9028,7 @@
                 <w:rFonts w:ascii="Inter" w:hAnsi="Inter"/>
                 <w:b w:val="0"/>
                 <w:i w:val="0"/>
-                <w:color w:val="1F2937"/>
+                <w:color w:val="1B2433"/>
                 <w:sz w:val="20"/>
               </w:rPr>
               <w:t xml:space="preserve"> sous forme </w:t>
@@ -9048,7 +9048,7 @@
                 <w:rFonts w:ascii="Inter" w:hAnsi="Inter"/>
                 <w:b w:val="0"/>
                 <w:i w:val="0"/>
-                <w:color w:val="1F2937"/>
+                <w:color w:val="1B2433"/>
                 <w:sz w:val="20"/>
               </w:rPr>
               <w:t xml:space="preserve"> : ferritine, transferrine, hémosidérine</w:t>
@@ -9063,7 +9063,7 @@
         <w:tc>
           <w:tcPr>
             <w:tcW w:type="dxa" w:w="2663"/>
-            <w:shd w:val="clear" w:color="auto" w:fill="FAF7F2"/>
+            <w:shd w:val="clear" w:color="auto" w:fill="EEF1F5"/>
             <w:vAlign w:val="center"/>
           </w:tcPr>
           <w:p>
@@ -9075,7 +9075,7 @@
                 <w:rFonts w:ascii="Inter" w:hAnsi="Inter"/>
                 <w:b/>
                 <w:i w:val="0"/>
-                <w:color w:val="1F2937"/>
+                <w:color w:val="1B2433"/>
                 <w:sz w:val="20"/>
               </w:rPr>
               <w:t>Besoins et pertes</w:t>
@@ -9097,7 +9097,7 @@
                 <w:rFonts w:ascii="Inter" w:hAnsi="Inter"/>
                 <w:b w:val="0"/>
                 <w:i w:val="0"/>
-                <w:color w:val="1F2937"/>
+                <w:color w:val="1B2433"/>
                 <w:sz w:val="20"/>
               </w:rPr>
               <w:t xml:space="preserve">Pertes physiologiques ≈ </w:t>
@@ -9117,7 +9117,7 @@
                 <w:rFonts w:ascii="Inter" w:hAnsi="Inter"/>
                 <w:b w:val="0"/>
                 <w:i w:val="0"/>
-                <w:color w:val="1F2937"/>
+                <w:color w:val="1B2433"/>
                 <w:sz w:val="20"/>
               </w:rPr>
               <w:t xml:space="preserve"> (urines, fèces, desquamation)</w:t>
@@ -9133,7 +9133,7 @@
                 <w:rFonts w:ascii="Inter" w:hAnsi="Inter"/>
                 <w:b w:val="0"/>
                 <w:i w:val="0"/>
-                <w:color w:val="1F2937"/>
+                <w:color w:val="1B2433"/>
                 <w:sz w:val="20"/>
               </w:rPr>
               <w:t xml:space="preserve">Majorées par les </w:t>
@@ -9153,7 +9153,7 @@
                 <w:rFonts w:ascii="Inter" w:hAnsi="Inter"/>
                 <w:b w:val="0"/>
                 <w:i w:val="0"/>
-                <w:color w:val="1F2937"/>
+                <w:color w:val="1B2433"/>
                 <w:sz w:val="20"/>
               </w:rPr>
               <w:t xml:space="preserve"> (2-3 mg/j) et la </w:t>
@@ -9173,7 +9173,7 @@
                 <w:rFonts w:ascii="Inter" w:hAnsi="Inter"/>
                 <w:b w:val="0"/>
                 <w:i w:val="0"/>
-                <w:color w:val="1F2937"/>
+                <w:color w:val="1B2433"/>
                 <w:sz w:val="20"/>
               </w:rPr>
               <w:t xml:space="preserve"> (8-10 mg/j)</w:t>
@@ -9189,7 +9189,7 @@
                 <w:rFonts w:ascii="Inter" w:hAnsi="Inter"/>
                 <w:b w:val="0"/>
                 <w:i w:val="0"/>
-                <w:color w:val="1F2937"/>
+                <w:color w:val="1B2433"/>
                 <w:sz w:val="20"/>
               </w:rPr>
               <w:t xml:space="preserve">Apports alimentaires 10-25 mg/j dont </w:t>
@@ -9209,7 +9209,7 @@
                 <w:rFonts w:ascii="Inter" w:hAnsi="Inter"/>
                 <w:b w:val="0"/>
                 <w:i w:val="0"/>
-                <w:color w:val="1F2937"/>
+                <w:color w:val="1B2433"/>
                 <w:sz w:val="20"/>
               </w:rPr>
               <w:t xml:space="preserve">, essentiellement au niveau du </w:t>
@@ -9234,7 +9234,7 @@
         <w:tc>
           <w:tcPr>
             <w:tcW w:type="dxa" w:w="2663"/>
-            <w:shd w:val="clear" w:color="auto" w:fill="FAF7F2"/>
+            <w:shd w:val="clear" w:color="auto" w:fill="EEF1F5"/>
             <w:vAlign w:val="center"/>
           </w:tcPr>
           <w:p>
@@ -9256,7 +9256,7 @@
                 <w:rFonts w:ascii="Inter" w:hAnsi="Inter"/>
                 <w:b/>
                 <w:i w:val="0"/>
-                <w:color w:val="1F2937"/>
+                <w:color w:val="1B2433"/>
                 <w:sz w:val="20"/>
               </w:rPr>
               <w:t xml:space="preserve"> Absorption et régulation</w:t>
@@ -9278,7 +9278,7 @@
                 <w:rFonts w:ascii="Inter" w:hAnsi="Inter"/>
                 <w:b w:val="0"/>
                 <w:i w:val="0"/>
-                <w:color w:val="1F2937"/>
+                <w:color w:val="1B2433"/>
                 <w:sz w:val="20"/>
               </w:rPr>
               <w:t xml:space="preserve">Fer ferreux capté au pôle apical de l'entérocyte par </w:t>
@@ -9304,7 +9304,7 @@
                 <w:rFonts w:ascii="Inter" w:hAnsi="Inter"/>
                 <w:b w:val="0"/>
                 <w:i w:val="0"/>
-                <w:color w:val="1F2937"/>
+                <w:color w:val="1B2433"/>
                 <w:sz w:val="20"/>
               </w:rPr>
               <w:t xml:space="preserve">Relargué dans la circulation au pôle basolatéral par la </w:t>
@@ -9330,7 +9330,7 @@
                 <w:rFonts w:ascii="Inter" w:hAnsi="Inter"/>
                 <w:b w:val="0"/>
                 <w:i w:val="0"/>
-                <w:color w:val="1F2937"/>
+                <w:color w:val="1B2433"/>
                 <w:sz w:val="20"/>
               </w:rPr>
               <w:t>L'</w:t>
@@ -9350,7 +9350,7 @@
                 <w:rFonts w:ascii="Inter" w:hAnsi="Inter"/>
                 <w:b w:val="0"/>
                 <w:i w:val="0"/>
-                <w:color w:val="1F2937"/>
+                <w:color w:val="1B2433"/>
                 <w:sz w:val="20"/>
               </w:rPr>
               <w:t xml:space="preserve"> (synthétisée par le </w:t>
@@ -9370,7 +9370,7 @@
                 <w:rFonts w:ascii="Inter" w:hAnsi="Inter"/>
                 <w:b w:val="0"/>
                 <w:i w:val="0"/>
-                <w:color w:val="1F2937"/>
+                <w:color w:val="1B2433"/>
                 <w:sz w:val="20"/>
               </w:rPr>
               <w:t xml:space="preserve">) est l'hormone de régulation : elle </w:t>
@@ -9390,7 +9390,7 @@
                 <w:rFonts w:ascii="Inter" w:hAnsi="Inter"/>
                 <w:b w:val="0"/>
                 <w:i w:val="0"/>
-                <w:color w:val="1F2937"/>
+                <w:color w:val="1B2433"/>
                 <w:sz w:val="20"/>
               </w:rPr>
               <w:t xml:space="preserve"> → ↓ absorption et ↑ rétention macrophagique du fer</w:t>
@@ -9405,7 +9405,7 @@
         <w:tc>
           <w:tcPr>
             <w:tcW w:type="dxa" w:w="2663"/>
-            <w:shd w:val="clear" w:color="auto" w:fill="FAF7F2"/>
+            <w:shd w:val="clear" w:color="auto" w:fill="EEF1F5"/>
             <w:vAlign w:val="center"/>
           </w:tcPr>
           <w:p>
@@ -9417,7 +9417,7 @@
                 <w:rFonts w:ascii="Inter" w:hAnsi="Inter"/>
                 <w:b/>
                 <w:i w:val="0"/>
-                <w:color w:val="1F2937"/>
+                <w:color w:val="1B2433"/>
                 <w:sz w:val="20"/>
               </w:rPr>
               <w:t>Transport et réserves</w:t>
@@ -9439,7 +9439,7 @@
                 <w:rFonts w:ascii="Inter" w:hAnsi="Inter"/>
                 <w:b w:val="0"/>
                 <w:i w:val="0"/>
-                <w:color w:val="1F2937"/>
+                <w:color w:val="1B2433"/>
                 <w:sz w:val="20"/>
               </w:rPr>
               <w:t xml:space="preserve">Transport plasmatique par la </w:t>
@@ -9459,7 +9459,7 @@
                 <w:rFonts w:ascii="Inter" w:hAnsi="Inter"/>
                 <w:b w:val="0"/>
                 <w:i w:val="0"/>
-                <w:color w:val="1F2937"/>
+                <w:color w:val="1B2433"/>
                 <w:sz w:val="20"/>
               </w:rPr>
               <w:t xml:space="preserve"> (sidérophiline) — le fer n'est </w:t>
@@ -9479,7 +9479,7 @@
                 <w:rFonts w:ascii="Inter" w:hAnsi="Inter"/>
                 <w:b w:val="0"/>
                 <w:i w:val="0"/>
-                <w:color w:val="1F2937"/>
+                <w:color w:val="1B2433"/>
                 <w:sz w:val="20"/>
               </w:rPr>
               <w:t xml:space="preserve"> dans le plasma</w:t>
@@ -9495,7 +9495,7 @@
                 <w:rFonts w:ascii="Inter" w:hAnsi="Inter"/>
                 <w:b w:val="0"/>
                 <w:i w:val="0"/>
-                <w:color w:val="1F2937"/>
+                <w:color w:val="1B2433"/>
                 <w:sz w:val="20"/>
               </w:rPr>
               <w:t xml:space="preserve">Réserves : </w:t>
@@ -9515,7 +9515,7 @@
                 <w:rFonts w:ascii="Inter" w:hAnsi="Inter"/>
                 <w:b w:val="0"/>
                 <w:i w:val="0"/>
-                <w:color w:val="1F2937"/>
+                <w:color w:val="1B2433"/>
                 <w:sz w:val="20"/>
               </w:rPr>
               <w:t xml:space="preserve"> (rapidement disponible) et </w:t>
@@ -9535,7 +9535,7 @@
                 <w:rFonts w:ascii="Inter" w:hAnsi="Inter"/>
                 <w:b w:val="0"/>
                 <w:i w:val="0"/>
-                <w:color w:val="1F2937"/>
+                <w:color w:val="1B2433"/>
                 <w:sz w:val="20"/>
               </w:rPr>
               <w:t xml:space="preserve"> (lentement disponible)</w:t>
@@ -9551,7 +9551,7 @@
                 <w:rFonts w:ascii="Inter" w:hAnsi="Inter"/>
                 <w:b w:val="0"/>
                 <w:i w:val="0"/>
-                <w:color w:val="1F2937"/>
+                <w:color w:val="1B2433"/>
                 <w:sz w:val="20"/>
               </w:rPr>
               <w:t xml:space="preserve">Exploration : </w:t>
@@ -9571,7 +9571,7 @@
                 <w:rFonts w:ascii="Inter" w:hAnsi="Inter"/>
                 <w:b w:val="0"/>
                 <w:i w:val="0"/>
-                <w:color w:val="1F2937"/>
+                <w:color w:val="1B2433"/>
                 <w:sz w:val="20"/>
               </w:rPr>
               <w:t>, fer sérique, coefficient de saturation de la transferrine</w:t>
@@ -9617,7 +9617,7 @@
                 <w:rFonts w:ascii="Inter" w:hAnsi="Inter"/>
                 <w:b w:val="0"/>
                 <w:i w:val="0"/>
-                <w:color w:val="1F2937"/>
+                <w:color w:val="1B2433"/>
                 <w:sz w:val="20"/>
               </w:rPr>
               <w:t xml:space="preserve">Carence </w:t>
@@ -9637,7 +9637,7 @@
                 <w:rFonts w:ascii="Inter" w:hAnsi="Inter"/>
                 <w:b w:val="0"/>
                 <w:i w:val="0"/>
-                <w:color w:val="1F2937"/>
+                <w:color w:val="1B2433"/>
                 <w:sz w:val="20"/>
               </w:rPr>
               <w:t xml:space="preserve"> → anémie </w:t>
@@ -9657,7 +9657,7 @@
                 <w:rFonts w:ascii="Inter" w:hAnsi="Inter"/>
                 <w:b w:val="0"/>
                 <w:i w:val="0"/>
-                <w:color w:val="1F2937"/>
+                <w:color w:val="1B2433"/>
                 <w:sz w:val="20"/>
               </w:rPr>
               <w:t xml:space="preserve"> sans autre cytopénie. Carence en </w:t>
@@ -9677,7 +9677,7 @@
                 <w:rFonts w:ascii="Inter" w:hAnsi="Inter"/>
                 <w:b w:val="0"/>
                 <w:i w:val="0"/>
-                <w:color w:val="1F2937"/>
+                <w:color w:val="1B2433"/>
                 <w:sz w:val="20"/>
               </w:rPr>
               <w:t xml:space="preserve"> → anémie </w:t>
@@ -9697,7 +9697,7 @@
                 <w:rFonts w:ascii="Inter" w:hAnsi="Inter"/>
                 <w:b w:val="0"/>
                 <w:i w:val="0"/>
-                <w:color w:val="1F2937"/>
+                <w:color w:val="1B2433"/>
                 <w:sz w:val="20"/>
               </w:rPr>
               <w:t>, parfois avec thrombopénie/leucopénie (pancytopénie).</w:t>
@@ -9716,12 +9716,12 @@
         <w:tblW w:type="auto" w:w="0"/>
         <w:jc w:val="center"/>
         <w:tblBorders>
-          <w:top w:val="single" w:sz="4" w:space="0" w:color="9CA3AF"/>
-          <w:left w:val="single" w:sz="4" w:space="0" w:color="9CA3AF"/>
-          <w:bottom w:val="single" w:sz="4" w:space="0" w:color="9CA3AF"/>
-          <w:right w:val="single" w:sz="4" w:space="0" w:color="9CA3AF"/>
-          <w:insideH w:val="single" w:sz="4" w:space="0" w:color="9CA3AF"/>
-          <w:insideV w:val="single" w:sz="4" w:space="0" w:color="9CA3AF"/>
+          <w:top w:val="single" w:sz="4" w:space="0" w:color="94A0B0"/>
+          <w:left w:val="single" w:sz="4" w:space="0" w:color="94A0B0"/>
+          <w:bottom w:val="single" w:sz="4" w:space="0" w:color="94A0B0"/>
+          <w:right w:val="single" w:sz="4" w:space="0" w:color="94A0B0"/>
+          <w:insideH w:val="single" w:sz="4" w:space="0" w:color="94A0B0"/>
+          <w:insideV w:val="single" w:sz="4" w:space="0" w:color="94A0B0"/>
         </w:tblBorders>
         <w:tblLayout w:type="fixed"/>
         <w:tblLook w:firstColumn="1" w:firstRow="1" w:lastColumn="0" w:lastRow="0" w:noHBand="0" w:noVBand="1" w:val="04A0"/>
@@ -9740,12 +9740,12 @@
             <w:tcW w:type="dxa" w:w="9865"/>
             <w:gridSpan w:val="2"/>
             <w:tcBorders>
-              <w:top w:val="single" w:sz="4" w:space="0" w:color="E11D48"/>
-              <w:left w:val="single" w:sz="4" w:space="0" w:color="E11D48"/>
-              <w:bottom w:val="single" w:sz="4" w:space="0" w:color="E11D48"/>
-              <w:right w:val="single" w:sz="4" w:space="0" w:color="E11D48"/>
+              <w:top w:val="single" w:sz="4" w:space="0" w:color="0F1E33"/>
+              <w:left w:val="single" w:sz="4" w:space="0" w:color="0F1E33"/>
+              <w:bottom w:val="single" w:sz="4" w:space="0" w:color="0F1E33"/>
+              <w:right w:val="single" w:sz="4" w:space="0" w:color="0F1E33"/>
             </w:tcBorders>
-            <w:shd w:val="clear" w:color="auto" w:fill="E11D48"/>
+            <w:shd w:val="clear" w:color="auto" w:fill="0F1E33"/>
             <w:vAlign w:val="center"/>
           </w:tcPr>
           <w:p>
@@ -9781,7 +9781,7 @@
         <w:tc>
           <w:tcPr>
             <w:tcW w:type="dxa" w:w="2663"/>
-            <w:shd w:val="clear" w:color="auto" w:fill="E11D48"/>
+            <w:shd w:val="clear" w:color="auto" w:fill="0F1E33"/>
             <w:vAlign w:val="center"/>
           </w:tcPr>
           <w:p>
@@ -9803,7 +9803,7 @@
         <w:tc>
           <w:tcPr>
             <w:tcW w:type="dxa" w:w="7201"/>
-            <w:shd w:val="clear" w:color="auto" w:fill="FCE7EC"/>
+            <w:shd w:val="clear" w:color="auto" w:fill="E7ECF3"/>
             <w:vAlign w:val="center"/>
           </w:tcPr>
           <w:p>
@@ -9814,7 +9814,7 @@
               <w:rPr>
                 <w:rFonts w:ascii="Playfair Display" w:hAnsi="Playfair Display"/>
                 <w:b/>
-                <w:color w:val="9F1239"/>
+                <w:color w:val="0F1E33"/>
                 <w:sz w:val="26"/>
               </w:rPr>
               <w:t>B.  Folates (B9) et vitamine B12</w:t>
@@ -9829,7 +9829,7 @@
         <w:tc>
           <w:tcPr>
             <w:tcW w:type="dxa" w:w="2663"/>
-            <w:shd w:val="clear" w:color="auto" w:fill="FAF7F2"/>
+            <w:shd w:val="clear" w:color="auto" w:fill="EEF1F5"/>
             <w:vAlign w:val="center"/>
           </w:tcPr>
           <w:p>
@@ -9841,7 +9841,7 @@
                 <w:rFonts w:ascii="Inter" w:hAnsi="Inter"/>
                 <w:b/>
                 <w:i w:val="0"/>
-                <w:color w:val="1F2937"/>
+                <w:color w:val="1B2433"/>
                 <w:sz w:val="20"/>
               </w:rPr>
               <w:t>Acide folique (vitamine B9)</w:t>
@@ -9863,7 +9863,7 @@
                 <w:rFonts w:ascii="Inter" w:hAnsi="Inter"/>
                 <w:b w:val="0"/>
                 <w:i w:val="0"/>
-                <w:color w:val="1F2937"/>
+                <w:color w:val="1B2433"/>
                 <w:sz w:val="20"/>
               </w:rPr>
               <w:t xml:space="preserve">Vitamine </w:t>
@@ -9883,7 +9883,7 @@
                 <w:rFonts w:ascii="Inter" w:hAnsi="Inter"/>
                 <w:b w:val="0"/>
                 <w:i w:val="0"/>
-                <w:color w:val="1F2937"/>
+                <w:color w:val="1B2433"/>
                 <w:sz w:val="20"/>
               </w:rPr>
               <w:t xml:space="preserve">, </w:t>
@@ -9903,7 +9903,7 @@
                 <w:rFonts w:ascii="Inter" w:hAnsi="Inter"/>
                 <w:b w:val="0"/>
                 <w:i w:val="0"/>
-                <w:color w:val="1F2937"/>
+                <w:color w:val="1B2433"/>
                 <w:sz w:val="20"/>
               </w:rPr>
               <w:t xml:space="preserve"> ; légumes verts, céréales, foie</w:t>
@@ -9919,7 +9919,7 @@
                 <w:rFonts w:ascii="Inter" w:hAnsi="Inter"/>
                 <w:b w:val="0"/>
                 <w:i w:val="0"/>
-                <w:color w:val="1F2937"/>
+                <w:color w:val="1B2433"/>
                 <w:sz w:val="20"/>
               </w:rPr>
               <w:t xml:space="preserve">Besoins adulte </w:t>
@@ -9939,7 +9939,7 @@
                 <w:rFonts w:ascii="Inter" w:hAnsi="Inter"/>
                 <w:b w:val="0"/>
                 <w:i w:val="0"/>
-                <w:color w:val="1F2937"/>
+                <w:color w:val="1B2433"/>
                 <w:sz w:val="20"/>
               </w:rPr>
               <w:t xml:space="preserve"> (600 grossesse, 500 allaitement)</w:t>
@@ -9955,7 +9955,7 @@
                 <w:rFonts w:ascii="Inter" w:hAnsi="Inter"/>
                 <w:b w:val="0"/>
                 <w:i w:val="0"/>
-                <w:color w:val="1F2937"/>
+                <w:color w:val="1B2433"/>
                 <w:sz w:val="20"/>
               </w:rPr>
               <w:t xml:space="preserve">Absorption dans le </w:t>
@@ -9975,7 +9975,7 @@
                 <w:rFonts w:ascii="Inter" w:hAnsi="Inter"/>
                 <w:b w:val="0"/>
                 <w:i w:val="0"/>
-                <w:color w:val="1F2937"/>
+                <w:color w:val="1B2433"/>
                 <w:sz w:val="20"/>
               </w:rPr>
               <w:t xml:space="preserve"> ; </w:t>
@@ -9995,7 +9995,7 @@
                 <w:rFonts w:ascii="Inter" w:hAnsi="Inter"/>
                 <w:b w:val="0"/>
                 <w:i w:val="0"/>
-                <w:color w:val="1F2937"/>
+                <w:color w:val="1B2433"/>
                 <w:sz w:val="20"/>
               </w:rPr>
               <w:t xml:space="preserve"> (foie), épuisables en </w:t>
@@ -10020,7 +10020,7 @@
         <w:tc>
           <w:tcPr>
             <w:tcW w:type="dxa" w:w="2663"/>
-            <w:shd w:val="clear" w:color="auto" w:fill="FAF7F2"/>
+            <w:shd w:val="clear" w:color="auto" w:fill="EEF1F5"/>
             <w:vAlign w:val="center"/>
           </w:tcPr>
           <w:p>
@@ -10032,7 +10032,7 @@
                 <w:rFonts w:ascii="Inter" w:hAnsi="Inter"/>
                 <w:b/>
                 <w:i w:val="0"/>
-                <w:color w:val="1F2937"/>
+                <w:color w:val="1B2433"/>
                 <w:sz w:val="20"/>
               </w:rPr>
               <w:t>Vitamine B12 (cobalamines)</w:t>
@@ -10064,7 +10064,7 @@
                 <w:rFonts w:ascii="Inter" w:hAnsi="Inter"/>
                 <w:b w:val="0"/>
                 <w:i w:val="0"/>
-                <w:color w:val="1F2937"/>
+                <w:color w:val="1B2433"/>
                 <w:sz w:val="20"/>
               </w:rPr>
               <w:t xml:space="preserve"> : foie, viandes, laitages, œufs, poissons</w:t>
@@ -10080,7 +10080,7 @@
                 <w:rFonts w:ascii="Inter" w:hAnsi="Inter"/>
                 <w:b w:val="0"/>
                 <w:i w:val="0"/>
-                <w:color w:val="1F2937"/>
+                <w:color w:val="1B2433"/>
                 <w:sz w:val="20"/>
               </w:rPr>
               <w:t xml:space="preserve">Besoins </w:t>
@@ -10100,7 +10100,7 @@
                 <w:rFonts w:ascii="Inter" w:hAnsi="Inter"/>
                 <w:b w:val="0"/>
                 <w:i w:val="0"/>
-                <w:color w:val="1F2937"/>
+                <w:color w:val="1B2433"/>
                 <w:sz w:val="20"/>
               </w:rPr>
               <w:t xml:space="preserve"> ; </w:t>
@@ -10120,7 +10120,7 @@
                 <w:rFonts w:ascii="Inter" w:hAnsi="Inter"/>
                 <w:b w:val="0"/>
                 <w:i w:val="0"/>
-                <w:color w:val="1F2937"/>
+                <w:color w:val="1B2433"/>
                 <w:sz w:val="20"/>
               </w:rPr>
               <w:t xml:space="preserve"> (suffisantes ~4 ans)</w:t>
@@ -10135,7 +10135,7 @@
         <w:tc>
           <w:tcPr>
             <w:tcW w:type="dxa" w:w="2663"/>
-            <w:shd w:val="clear" w:color="auto" w:fill="FAF7F2"/>
+            <w:shd w:val="clear" w:color="auto" w:fill="EEF1F5"/>
             <w:vAlign w:val="center"/>
           </w:tcPr>
           <w:p>
@@ -10157,7 +10157,7 @@
                 <w:rFonts w:ascii="Inter" w:hAnsi="Inter"/>
                 <w:b/>
                 <w:i w:val="0"/>
-                <w:color w:val="1F2937"/>
+                <w:color w:val="1B2433"/>
                 <w:sz w:val="20"/>
               </w:rPr>
               <w:t xml:space="preserve"> Absorption de la vitamine B12</w:t>
@@ -10179,7 +10179,7 @@
                 <w:rFonts w:ascii="Inter" w:hAnsi="Inter"/>
                 <w:b w:val="0"/>
                 <w:i w:val="0"/>
-                <w:color w:val="1F2937"/>
+                <w:color w:val="1B2433"/>
                 <w:sz w:val="20"/>
               </w:rPr>
               <w:t xml:space="preserve">Liée au </w:t>
@@ -10199,7 +10199,7 @@
                 <w:rFonts w:ascii="Inter" w:hAnsi="Inter"/>
                 <w:b w:val="0"/>
                 <w:i w:val="0"/>
-                <w:color w:val="1F2937"/>
+                <w:color w:val="1B2433"/>
                 <w:sz w:val="20"/>
               </w:rPr>
               <w:t xml:space="preserve"> — glycoprotéine sécrétée par les </w:t>
@@ -10225,7 +10225,7 @@
                 <w:rFonts w:ascii="Inter" w:hAnsi="Inter"/>
                 <w:b w:val="0"/>
                 <w:i w:val="0"/>
-                <w:color w:val="1F2937"/>
+                <w:color w:val="1B2433"/>
                 <w:sz w:val="20"/>
               </w:rPr>
               <w:t>Absorption au niveau de l'</w:t>
@@ -10245,7 +10245,7 @@
                 <w:rFonts w:ascii="Inter" w:hAnsi="Inter"/>
                 <w:b w:val="0"/>
                 <w:i w:val="0"/>
-                <w:color w:val="1F2937"/>
+                <w:color w:val="1B2433"/>
                 <w:sz w:val="20"/>
               </w:rPr>
               <w:t xml:space="preserve"> (récepteur </w:t>
@@ -10265,7 +10265,7 @@
                 <w:rFonts w:ascii="Inter" w:hAnsi="Inter"/>
                 <w:b w:val="0"/>
                 <w:i w:val="0"/>
-                <w:color w:val="1F2937"/>
+                <w:color w:val="1B2433"/>
                 <w:sz w:val="20"/>
               </w:rPr>
               <w:t>)</w:t>
@@ -10281,7 +10281,7 @@
                 <w:rFonts w:ascii="Inter" w:hAnsi="Inter"/>
                 <w:b w:val="0"/>
                 <w:i w:val="0"/>
-                <w:color w:val="1F2937"/>
+                <w:color w:val="1B2433"/>
                 <w:sz w:val="20"/>
               </w:rPr>
               <w:t xml:space="preserve">Transport plasmatique par les </w:t>
@@ -10301,7 +10301,7 @@
                 <w:rFonts w:ascii="Inter" w:hAnsi="Inter"/>
                 <w:b w:val="0"/>
                 <w:i w:val="0"/>
-                <w:color w:val="1F2937"/>
+                <w:color w:val="1B2433"/>
                 <w:sz w:val="20"/>
               </w:rPr>
               <w:t xml:space="preserve"> (</w:t>
@@ -10321,7 +10321,7 @@
                 <w:rFonts w:ascii="Inter" w:hAnsi="Inter"/>
                 <w:b w:val="0"/>
                 <w:i w:val="0"/>
-                <w:color w:val="1F2937"/>
+                <w:color w:val="1B2433"/>
                 <w:sz w:val="20"/>
               </w:rPr>
               <w:t xml:space="preserve"> = la plus importante physiologiquement)</w:t>
@@ -10336,7 +10336,7 @@
         <w:tc>
           <w:tcPr>
             <w:tcW w:type="dxa" w:w="2663"/>
-            <w:shd w:val="clear" w:color="auto" w:fill="FAF7F2"/>
+            <w:shd w:val="clear" w:color="auto" w:fill="EEF1F5"/>
             <w:vAlign w:val="center"/>
           </w:tcPr>
           <w:p>
@@ -10348,7 +10348,7 @@
                 <w:rFonts w:ascii="Inter" w:hAnsi="Inter"/>
                 <w:b/>
                 <w:i w:val="0"/>
-                <w:color w:val="1F2937"/>
+                <w:color w:val="1B2433"/>
                 <w:sz w:val="20"/>
               </w:rPr>
               <w:t>Rôle métabolique</w:t>
@@ -10380,7 +10380,7 @@
                 <w:rFonts w:ascii="Inter" w:hAnsi="Inter"/>
                 <w:b w:val="0"/>
                 <w:i w:val="0"/>
-                <w:color w:val="1F2937"/>
+                <w:color w:val="1B2433"/>
                 <w:sz w:val="20"/>
               </w:rPr>
               <w:t xml:space="preserve"> sont indispensables à la </w:t>
@@ -10400,7 +10400,7 @@
                 <w:rFonts w:ascii="Inter" w:hAnsi="Inter"/>
                 <w:b w:val="0"/>
                 <w:i w:val="0"/>
-                <w:color w:val="1F2937"/>
+                <w:color w:val="1B2433"/>
                 <w:sz w:val="20"/>
               </w:rPr>
               <w:t xml:space="preserve"> (donc à toutes les lignées hématopoïétiques)</w:t>
@@ -10416,7 +10416,7 @@
                 <w:rFonts w:ascii="Inter" w:hAnsi="Inter"/>
                 <w:b w:val="0"/>
                 <w:i w:val="0"/>
-                <w:color w:val="1F2937"/>
+                <w:color w:val="1B2433"/>
                 <w:sz w:val="20"/>
               </w:rPr>
               <w:t xml:space="preserve">La </w:t>
@@ -10436,7 +10436,7 @@
                 <w:rFonts w:ascii="Inter" w:hAnsi="Inter"/>
                 <w:b w:val="0"/>
                 <w:i w:val="0"/>
-                <w:color w:val="1F2937"/>
+                <w:color w:val="1B2433"/>
                 <w:sz w:val="20"/>
               </w:rPr>
               <w:t xml:space="preserve"> intervient dans la conversion de l'homocystéine en méthionine et le catabolisme du méthylmalonyl-CoA (sa carence → </w:t>
@@ -10456,7 +10456,7 @@
                 <w:rFonts w:ascii="Inter" w:hAnsi="Inter"/>
                 <w:b w:val="0"/>
                 <w:i w:val="0"/>
-                <w:color w:val="1F2937"/>
+                <w:color w:val="1B2433"/>
                 <w:sz w:val="20"/>
               </w:rPr>
               <w:t>)</w:t>
@@ -10502,7 +10502,7 @@
                 <w:rFonts w:ascii="Inter" w:hAnsi="Inter"/>
                 <w:b w:val="0"/>
                 <w:i w:val="0"/>
-                <w:color w:val="1F2937"/>
+                <w:color w:val="1B2433"/>
                 <w:sz w:val="20"/>
               </w:rPr>
               <w:t xml:space="preserve">Médicaments inhibant le cycle des folates : le </w:t>
@@ -10522,7 +10522,7 @@
                 <w:rFonts w:ascii="Inter" w:hAnsi="Inter"/>
                 <w:b w:val="0"/>
                 <w:i w:val="0"/>
-                <w:color w:val="1F2937"/>
+                <w:color w:val="1B2433"/>
                 <w:sz w:val="20"/>
               </w:rPr>
               <w:t xml:space="preserve"> (dihydrofolate réductase) et le </w:t>
@@ -10542,7 +10542,7 @@
                 <w:rFonts w:ascii="Inter" w:hAnsi="Inter"/>
                 <w:b w:val="0"/>
                 <w:i w:val="0"/>
-                <w:color w:val="1F2937"/>
+                <w:color w:val="1B2433"/>
                 <w:sz w:val="20"/>
               </w:rPr>
               <w:t xml:space="preserve"> (thymidylate synthase).</w:t>
@@ -10566,12 +10566,12 @@
         <w:tblW w:type="auto" w:w="0"/>
         <w:jc w:val="center"/>
         <w:tblBorders>
-          <w:top w:val="single" w:sz="4" w:space="0" w:color="9CA3AF"/>
-          <w:left w:val="single" w:sz="4" w:space="0" w:color="9CA3AF"/>
-          <w:bottom w:val="single" w:sz="4" w:space="0" w:color="9CA3AF"/>
-          <w:right w:val="single" w:sz="4" w:space="0" w:color="9CA3AF"/>
-          <w:insideH w:val="single" w:sz="4" w:space="0" w:color="9CA3AF"/>
-          <w:insideV w:val="single" w:sz="4" w:space="0" w:color="9CA3AF"/>
+          <w:top w:val="single" w:sz="4" w:space="0" w:color="94A0B0"/>
+          <w:left w:val="single" w:sz="4" w:space="0" w:color="94A0B0"/>
+          <w:bottom w:val="single" w:sz="4" w:space="0" w:color="94A0B0"/>
+          <w:right w:val="single" w:sz="4" w:space="0" w:color="94A0B0"/>
+          <w:insideH w:val="single" w:sz="4" w:space="0" w:color="94A0B0"/>
+          <w:insideV w:val="single" w:sz="4" w:space="0" w:color="94A0B0"/>
         </w:tblBorders>
         <w:tblLayout w:type="fixed"/>
         <w:tblLook w:firstColumn="1" w:firstRow="1" w:lastColumn="0" w:lastRow="0" w:noHBand="0" w:noVBand="1" w:val="04A0"/>
@@ -10590,12 +10590,12 @@
             <w:tcW w:type="dxa" w:w="9865"/>
             <w:gridSpan w:val="2"/>
             <w:tcBorders>
-              <w:top w:val="single" w:sz="4" w:space="0" w:color="E11D48"/>
-              <w:left w:val="single" w:sz="4" w:space="0" w:color="E11D48"/>
-              <w:bottom w:val="single" w:sz="4" w:space="0" w:color="E11D48"/>
-              <w:right w:val="single" w:sz="4" w:space="0" w:color="E11D48"/>
+              <w:top w:val="single" w:sz="4" w:space="0" w:color="0F1E33"/>
+              <w:left w:val="single" w:sz="4" w:space="0" w:color="0F1E33"/>
+              <w:bottom w:val="single" w:sz="4" w:space="0" w:color="0F1E33"/>
+              <w:right w:val="single" w:sz="4" w:space="0" w:color="0F1E33"/>
             </w:tcBorders>
-            <w:shd w:val="clear" w:color="auto" w:fill="E11D48"/>
+            <w:shd w:val="clear" w:color="auto" w:fill="0F1E33"/>
             <w:vAlign w:val="center"/>
           </w:tcPr>
           <w:p>
@@ -10631,7 +10631,7 @@
         <w:tc>
           <w:tcPr>
             <w:tcW w:type="dxa" w:w="2663"/>
-            <w:shd w:val="clear" w:color="auto" w:fill="E11D48"/>
+            <w:shd w:val="clear" w:color="auto" w:fill="0F1E33"/>
             <w:vAlign w:val="center"/>
           </w:tcPr>
           <w:p>
@@ -10653,7 +10653,7 @@
         <w:tc>
           <w:tcPr>
             <w:tcW w:type="dxa" w:w="7201"/>
-            <w:shd w:val="clear" w:color="auto" w:fill="FCE7EC"/>
+            <w:shd w:val="clear" w:color="auto" w:fill="E7ECF3"/>
             <w:vAlign w:val="center"/>
           </w:tcPr>
           <w:p>
@@ -10664,7 +10664,7 @@
               <w:rPr>
                 <w:rFonts w:ascii="Playfair Display" w:hAnsi="Playfair Display"/>
                 <w:b/>
-                <w:color w:val="9F1239"/>
+                <w:color w:val="0F1E33"/>
                 <w:sz w:val="26"/>
               </w:rPr>
               <w:t>A.  Polynucléaires (granulocytes)</w:t>
@@ -10679,7 +10679,7 @@
         <w:tc>
           <w:tcPr>
             <w:tcW w:type="dxa" w:w="2663"/>
-            <w:shd w:val="clear" w:color="auto" w:fill="FAF7F2"/>
+            <w:shd w:val="clear" w:color="auto" w:fill="EEF1F5"/>
             <w:vAlign w:val="center"/>
           </w:tcPr>
           <w:p>
@@ -10701,7 +10701,7 @@
                 <w:rFonts w:ascii="Inter" w:hAnsi="Inter"/>
                 <w:b/>
                 <w:i w:val="0"/>
-                <w:color w:val="1F2937"/>
+                <w:color w:val="1B2433"/>
                 <w:sz w:val="20"/>
               </w:rPr>
               <w:t xml:space="preserve"> Granulopoïèse neutrophile</w:t>
@@ -10723,7 +10723,7 @@
                 <w:rFonts w:ascii="Inter" w:hAnsi="Inter"/>
                 <w:b w:val="0"/>
                 <w:i w:val="0"/>
-                <w:color w:val="1F2937"/>
+                <w:color w:val="1B2433"/>
                 <w:sz w:val="20"/>
               </w:rPr>
               <w:t xml:space="preserve">Progéniteurs : CFU-GEMM → </w:t>
@@ -10743,7 +10743,7 @@
                 <w:rFonts w:ascii="Inter" w:hAnsi="Inter"/>
                 <w:b w:val="0"/>
                 <w:i w:val="0"/>
-                <w:color w:val="1F2937"/>
+                <w:color w:val="1B2433"/>
                 <w:sz w:val="20"/>
               </w:rPr>
               <w:t xml:space="preserve"> → </w:t>
@@ -10769,7 +10769,7 @@
                 <w:rFonts w:ascii="Inter" w:hAnsi="Inter"/>
                 <w:b w:val="0"/>
                 <w:i w:val="0"/>
-                <w:color w:val="1F2937"/>
+                <w:color w:val="1B2433"/>
                 <w:sz w:val="20"/>
               </w:rPr>
               <w:t xml:space="preserve">Durée </w:t>
@@ -10789,7 +10789,7 @@
                 <w:rFonts w:ascii="Inter" w:hAnsi="Inter"/>
                 <w:b w:val="0"/>
                 <w:i w:val="0"/>
-                <w:color w:val="1F2937"/>
+                <w:color w:val="1B2433"/>
                 <w:sz w:val="20"/>
               </w:rPr>
               <w:t>, deux secteurs :</w:t>
@@ -10815,7 +10815,7 @@
                 <w:rFonts w:ascii="Inter" w:hAnsi="Inter"/>
                 <w:b w:val="0"/>
                 <w:i w:val="0"/>
-                <w:color w:val="1F2937"/>
+                <w:color w:val="1B2433"/>
                 <w:sz w:val="20"/>
               </w:rPr>
               <w:t xml:space="preserve"> : myéloblaste, promyélocyte, myélocyte</w:t>
@@ -10841,7 +10841,7 @@
                 <w:rFonts w:ascii="Inter" w:hAnsi="Inter"/>
                 <w:b w:val="0"/>
                 <w:i w:val="0"/>
-                <w:color w:val="1F2937"/>
+                <w:color w:val="1B2433"/>
                 <w:sz w:val="20"/>
               </w:rPr>
               <w:t xml:space="preserve"> : métamyélocyte, polynucléaire neutrophile</w:t>
@@ -10857,7 +10857,7 @@
                 <w:rFonts w:ascii="Inter" w:hAnsi="Inter"/>
                 <w:b w:val="0"/>
                 <w:i w:val="0"/>
-                <w:color w:val="1F2937"/>
+                <w:color w:val="1B2433"/>
                 <w:sz w:val="20"/>
               </w:rPr>
               <w:t xml:space="preserve">Compartiment de </w:t>
@@ -10877,7 +10877,7 @@
                 <w:rFonts w:ascii="Inter" w:hAnsi="Inter"/>
                 <w:b w:val="0"/>
                 <w:i w:val="0"/>
-                <w:color w:val="1F2937"/>
+                <w:color w:val="1B2433"/>
                 <w:sz w:val="20"/>
               </w:rPr>
               <w:t xml:space="preserve"> considérable (</w:t>
@@ -10897,7 +10897,7 @@
                 <w:rFonts w:ascii="Inter" w:hAnsi="Inter"/>
                 <w:b w:val="0"/>
                 <w:i w:val="0"/>
-                <w:color w:val="1F2937"/>
+                <w:color w:val="1B2433"/>
                 <w:sz w:val="20"/>
               </w:rPr>
               <w:t xml:space="preserve"> le compartiment sanguin), mobilisable en cas de besoin aigu</w:t>
@@ -10912,7 +10912,7 @@
         <w:tc>
           <w:tcPr>
             <w:tcW w:type="dxa" w:w="2663"/>
-            <w:shd w:val="clear" w:color="auto" w:fill="FAF7F2"/>
+            <w:shd w:val="clear" w:color="auto" w:fill="EEF1F5"/>
             <w:vAlign w:val="center"/>
           </w:tcPr>
           <w:p>
@@ -10934,7 +10934,7 @@
                 <w:rFonts w:ascii="Inter" w:hAnsi="Inter"/>
                 <w:b/>
                 <w:i w:val="0"/>
-                <w:color w:val="1F2937"/>
+                <w:color w:val="1B2433"/>
                 <w:sz w:val="20"/>
               </w:rPr>
               <w:t xml:space="preserve"> Polynucléaires neutrophiles (PNN)</w:t>
@@ -10956,7 +10956,7 @@
                 <w:rFonts w:ascii="Inter" w:hAnsi="Inter"/>
                 <w:b w:val="0"/>
                 <w:i w:val="0"/>
-                <w:color w:val="1F2937"/>
+                <w:color w:val="1B2433"/>
                 <w:sz w:val="20"/>
               </w:rPr>
               <w:t xml:space="preserve">Noyau </w:t>
@@ -10976,7 +10976,7 @@
                 <w:rFonts w:ascii="Inter" w:hAnsi="Inter"/>
                 <w:b w:val="0"/>
                 <w:i w:val="0"/>
-                <w:color w:val="1F2937"/>
+                <w:color w:val="1B2433"/>
                 <w:sz w:val="20"/>
               </w:rPr>
               <w:t xml:space="preserve"> (2 à 5 lobes) ; granulations primaires azurophiles (myéloperoxydase) et secondaires neutrophiles</w:t>
@@ -10992,7 +10992,7 @@
                 <w:rFonts w:ascii="Inter" w:hAnsi="Inter"/>
                 <w:b w:val="0"/>
                 <w:i w:val="0"/>
-                <w:color w:val="1F2937"/>
+                <w:color w:val="1B2433"/>
                 <w:sz w:val="20"/>
               </w:rPr>
               <w:t xml:space="preserve">Durée de vie sanguine </w:t>
@@ -11012,7 +11012,7 @@
                 <w:rFonts w:ascii="Inter" w:hAnsi="Inter"/>
                 <w:b w:val="0"/>
                 <w:i w:val="0"/>
-                <w:color w:val="1F2937"/>
+                <w:color w:val="1B2433"/>
                 <w:sz w:val="20"/>
               </w:rPr>
               <w:t xml:space="preserve"> ; fonction = </w:t>
@@ -11032,7 +11032,7 @@
                 <w:rFonts w:ascii="Inter" w:hAnsi="Inter"/>
                 <w:b w:val="0"/>
                 <w:i w:val="0"/>
-                <w:color w:val="1F2937"/>
+                <w:color w:val="1B2433"/>
                 <w:sz w:val="20"/>
               </w:rPr>
               <w:t xml:space="preserve"> par phagocytose</w:t>
@@ -11048,7 +11048,7 @@
                 <w:rFonts w:ascii="Inter" w:hAnsi="Inter"/>
                 <w:b w:val="0"/>
                 <w:i w:val="0"/>
-                <w:color w:val="1F2937"/>
+                <w:color w:val="1B2433"/>
                 <w:sz w:val="20"/>
               </w:rPr>
               <w:t xml:space="preserve">Répartition : </w:t>
@@ -11068,7 +11068,7 @@
                 <w:rFonts w:ascii="Inter" w:hAnsi="Inter"/>
                 <w:b w:val="0"/>
                 <w:i w:val="0"/>
-                <w:color w:val="1F2937"/>
+                <w:color w:val="1B2433"/>
                 <w:sz w:val="20"/>
               </w:rPr>
               <w:t xml:space="preserve"> + </w:t>
@@ -11088,7 +11088,7 @@
                 <w:rFonts w:ascii="Inter" w:hAnsi="Inter"/>
                 <w:b w:val="0"/>
                 <w:i w:val="0"/>
-                <w:color w:val="1F2937"/>
+                <w:color w:val="1B2433"/>
                 <w:sz w:val="20"/>
               </w:rPr>
               <w:t xml:space="preserve"> (la NFS ne reflète que le pool circulant)</w:t>
@@ -11104,7 +11104,7 @@
                 <w:rFonts w:ascii="Inter" w:hAnsi="Inter"/>
                 <w:b w:val="0"/>
                 <w:i w:val="0"/>
-                <w:color w:val="1F2937"/>
+                <w:color w:val="1B2433"/>
                 <w:sz w:val="20"/>
               </w:rPr>
               <w:t xml:space="preserve">Étapes : chimiotactisme → </w:t>
@@ -11124,7 +11124,7 @@
                 <w:rFonts w:ascii="Inter" w:hAnsi="Inter"/>
                 <w:b w:val="0"/>
                 <w:i w:val="0"/>
-                <w:color w:val="1F2937"/>
+                <w:color w:val="1B2433"/>
                 <w:sz w:val="20"/>
               </w:rPr>
               <w:t xml:space="preserve"> → phagocytose → bactéricidie (dérivés oxygénés, H₂O₂)</w:t>
@@ -11139,7 +11139,7 @@
         <w:tc>
           <w:tcPr>
             <w:tcW w:type="dxa" w:w="2663"/>
-            <w:shd w:val="clear" w:color="auto" w:fill="FAF7F2"/>
+            <w:shd w:val="clear" w:color="auto" w:fill="EEF1F5"/>
             <w:vAlign w:val="center"/>
           </w:tcPr>
           <w:p>
@@ -11151,7 +11151,7 @@
                 <w:rFonts w:ascii="Inter" w:hAnsi="Inter"/>
                 <w:b/>
                 <w:i w:val="0"/>
-                <w:color w:val="1F2937"/>
+                <w:color w:val="1B2433"/>
                 <w:sz w:val="20"/>
               </w:rPr>
               <w:t>Polynucléaires éosinophiles</w:t>
@@ -11173,7 +11173,7 @@
                 <w:rFonts w:ascii="Inter" w:hAnsi="Inter"/>
                 <w:b w:val="0"/>
                 <w:i w:val="0"/>
-                <w:color w:val="1F2937"/>
+                <w:color w:val="1B2433"/>
                 <w:sz w:val="20"/>
               </w:rPr>
               <w:t xml:space="preserve">Cytokines clés : </w:t>
@@ -11193,7 +11193,7 @@
                 <w:rFonts w:ascii="Inter" w:hAnsi="Inter"/>
                 <w:b w:val="0"/>
                 <w:i w:val="0"/>
-                <w:color w:val="1F2937"/>
+                <w:color w:val="1B2433"/>
                 <w:sz w:val="20"/>
               </w:rPr>
               <w:t xml:space="preserve"> (la plus importante), IL-3, GM-CSF</w:t>
@@ -11209,7 +11209,7 @@
                 <w:rFonts w:ascii="Inter" w:hAnsi="Inter"/>
                 <w:b w:val="0"/>
                 <w:i w:val="0"/>
-                <w:color w:val="1F2937"/>
+                <w:color w:val="1B2433"/>
                 <w:sz w:val="20"/>
               </w:rPr>
               <w:t xml:space="preserve">Fonctions : phagocytose des </w:t>
@@ -11229,7 +11229,7 @@
                 <w:rFonts w:ascii="Inter" w:hAnsi="Inter"/>
                 <w:b w:val="0"/>
                 <w:i w:val="0"/>
-                <w:color w:val="1F2937"/>
+                <w:color w:val="1B2433"/>
                 <w:sz w:val="20"/>
               </w:rPr>
               <w:t>, neutralisation de l'</w:t>
@@ -11255,7 +11255,7 @@
                 <w:rFonts w:ascii="Inter" w:hAnsi="Inter"/>
                 <w:b w:val="0"/>
                 <w:i w:val="0"/>
-                <w:color w:val="1F2937"/>
+                <w:color w:val="1B2433"/>
                 <w:sz w:val="20"/>
               </w:rPr>
               <w:t xml:space="preserve">Éosinophilopoïèse </w:t>
@@ -11280,7 +11280,7 @@
         <w:tc>
           <w:tcPr>
             <w:tcW w:type="dxa" w:w="2663"/>
-            <w:shd w:val="clear" w:color="auto" w:fill="FAF7F2"/>
+            <w:shd w:val="clear" w:color="auto" w:fill="EEF1F5"/>
             <w:vAlign w:val="center"/>
           </w:tcPr>
           <w:p>
@@ -11292,7 +11292,7 @@
                 <w:rFonts w:ascii="Inter" w:hAnsi="Inter"/>
                 <w:b/>
                 <w:i w:val="0"/>
-                <w:color w:val="1F2937"/>
+                <w:color w:val="1B2433"/>
                 <w:sz w:val="20"/>
               </w:rPr>
               <w:t>Polynucléaires basophiles</w:t>
@@ -11314,7 +11314,7 @@
                 <w:rFonts w:ascii="Inter" w:hAnsi="Inter"/>
                 <w:b w:val="0"/>
                 <w:i w:val="0"/>
-                <w:color w:val="1F2937"/>
+                <w:color w:val="1B2433"/>
                 <w:sz w:val="20"/>
               </w:rPr>
               <w:t xml:space="preserve">Les </w:t>
@@ -11334,7 +11334,7 @@
                 <w:rFonts w:ascii="Inter" w:hAnsi="Inter"/>
                 <w:b w:val="0"/>
                 <w:i w:val="0"/>
-                <w:color w:val="1F2937"/>
+                <w:color w:val="1B2433"/>
                 <w:sz w:val="20"/>
               </w:rPr>
               <w:t xml:space="preserve"> des leucocytes ; granulations riches en </w:t>
@@ -11360,7 +11360,7 @@
                 <w:rFonts w:ascii="Inter" w:hAnsi="Inter"/>
                 <w:b w:val="0"/>
                 <w:i w:val="0"/>
-                <w:color w:val="1F2937"/>
+                <w:color w:val="1B2433"/>
                 <w:sz w:val="20"/>
               </w:rPr>
               <w:t xml:space="preserve">Contrôle par IL-3, GM-CSF, </w:t>
@@ -11380,7 +11380,7 @@
                 <w:rFonts w:ascii="Inter" w:hAnsi="Inter"/>
                 <w:b w:val="0"/>
                 <w:i w:val="0"/>
-                <w:color w:val="1F2937"/>
+                <w:color w:val="1B2433"/>
                 <w:sz w:val="20"/>
               </w:rPr>
               <w:t xml:space="preserve"> ; équivalents tissulaires = </w:t>
@@ -11406,7 +11406,7 @@
                 <w:rFonts w:ascii="Inter" w:hAnsi="Inter"/>
                 <w:b w:val="0"/>
                 <w:i w:val="0"/>
-                <w:color w:val="1F2937"/>
+                <w:color w:val="1B2433"/>
                 <w:sz w:val="20"/>
               </w:rPr>
               <w:t xml:space="preserve">Récepteurs pour les </w:t>
@@ -11426,7 +11426,7 @@
                 <w:rFonts w:ascii="Inter" w:hAnsi="Inter"/>
                 <w:b w:val="0"/>
                 <w:i w:val="0"/>
-                <w:color w:val="1F2937"/>
+                <w:color w:val="1B2433"/>
                 <w:sz w:val="20"/>
               </w:rPr>
               <w:t xml:space="preserve"> → </w:t>
@@ -11446,7 +11446,7 @@
                 <w:rFonts w:ascii="Inter" w:hAnsi="Inter"/>
                 <w:b w:val="0"/>
                 <w:i w:val="0"/>
-                <w:color w:val="1F2937"/>
+                <w:color w:val="1B2433"/>
                 <w:sz w:val="20"/>
               </w:rPr>
               <w:t xml:space="preserve"> (dégranulation)</w:t>
@@ -11501,7 +11501,7 @@
               <w:rPr>
                 <w:rFonts w:ascii="Cormorant Garamond" w:hAnsi="Cormorant Garamond"/>
                 <w:i/>
-                <w:color w:val="9CA3AF"/>
+                <w:color w:val="94A0B0"/>
                 <w:sz w:val="18"/>
               </w:rPr>
               <w:t>Figure 3 — Granulopoïèse neutrophile : du myéloblaste au polynucléaire.</w:t>
@@ -11520,12 +11520,12 @@
         <w:tblW w:type="auto" w:w="0"/>
         <w:jc w:val="center"/>
         <w:tblBorders>
-          <w:top w:val="single" w:sz="4" w:space="0" w:color="9CA3AF"/>
-          <w:left w:val="single" w:sz="4" w:space="0" w:color="9CA3AF"/>
-          <w:bottom w:val="single" w:sz="4" w:space="0" w:color="9CA3AF"/>
-          <w:right w:val="single" w:sz="4" w:space="0" w:color="9CA3AF"/>
-          <w:insideH w:val="single" w:sz="4" w:space="0" w:color="9CA3AF"/>
-          <w:insideV w:val="single" w:sz="4" w:space="0" w:color="9CA3AF"/>
+          <w:top w:val="single" w:sz="4" w:space="0" w:color="94A0B0"/>
+          <w:left w:val="single" w:sz="4" w:space="0" w:color="94A0B0"/>
+          <w:bottom w:val="single" w:sz="4" w:space="0" w:color="94A0B0"/>
+          <w:right w:val="single" w:sz="4" w:space="0" w:color="94A0B0"/>
+          <w:insideH w:val="single" w:sz="4" w:space="0" w:color="94A0B0"/>
+          <w:insideV w:val="single" w:sz="4" w:space="0" w:color="94A0B0"/>
         </w:tblBorders>
         <w:tblLayout w:type="fixed"/>
         <w:tblLook w:firstColumn="1" w:firstRow="1" w:lastColumn="0" w:lastRow="0" w:noHBand="0" w:noVBand="1" w:val="04A0"/>
@@ -11544,12 +11544,12 @@
             <w:tcW w:type="dxa" w:w="9865"/>
             <w:gridSpan w:val="2"/>
             <w:tcBorders>
-              <w:top w:val="single" w:sz="4" w:space="0" w:color="E11D48"/>
-              <w:left w:val="single" w:sz="4" w:space="0" w:color="E11D48"/>
-              <w:bottom w:val="single" w:sz="4" w:space="0" w:color="E11D48"/>
-              <w:right w:val="single" w:sz="4" w:space="0" w:color="E11D48"/>
+              <w:top w:val="single" w:sz="4" w:space="0" w:color="0F1E33"/>
+              <w:left w:val="single" w:sz="4" w:space="0" w:color="0F1E33"/>
+              <w:bottom w:val="single" w:sz="4" w:space="0" w:color="0F1E33"/>
+              <w:right w:val="single" w:sz="4" w:space="0" w:color="0F1E33"/>
             </w:tcBorders>
-            <w:shd w:val="clear" w:color="auto" w:fill="E11D48"/>
+            <w:shd w:val="clear" w:color="auto" w:fill="0F1E33"/>
             <w:vAlign w:val="center"/>
           </w:tcPr>
           <w:p>
@@ -11585,7 +11585,7 @@
         <w:tc>
           <w:tcPr>
             <w:tcW w:type="dxa" w:w="2663"/>
-            <w:shd w:val="clear" w:color="auto" w:fill="E11D48"/>
+            <w:shd w:val="clear" w:color="auto" w:fill="0F1E33"/>
             <w:vAlign w:val="center"/>
           </w:tcPr>
           <w:p>
@@ -11607,7 +11607,7 @@
         <w:tc>
           <w:tcPr>
             <w:tcW w:type="dxa" w:w="7201"/>
-            <w:shd w:val="clear" w:color="auto" w:fill="FCE7EC"/>
+            <w:shd w:val="clear" w:color="auto" w:fill="E7ECF3"/>
             <w:vAlign w:val="center"/>
           </w:tcPr>
           <w:p>
@@ -11618,7 +11618,7 @@
               <w:rPr>
                 <w:rFonts w:ascii="Playfair Display" w:hAnsi="Playfair Display"/>
                 <w:b/>
-                <w:color w:val="9F1239"/>
+                <w:color w:val="0F1E33"/>
                 <w:sz w:val="26"/>
               </w:rPr>
               <w:t>B.  Monocytes et lymphocytes</w:t>
@@ -11633,7 +11633,7 @@
         <w:tc>
           <w:tcPr>
             <w:tcW w:type="dxa" w:w="2663"/>
-            <w:shd w:val="clear" w:color="auto" w:fill="FAF7F2"/>
+            <w:shd w:val="clear" w:color="auto" w:fill="EEF1F5"/>
             <w:vAlign w:val="center"/>
           </w:tcPr>
           <w:p>
@@ -11645,7 +11645,7 @@
                 <w:rFonts w:ascii="Inter" w:hAnsi="Inter"/>
                 <w:b/>
                 <w:i w:val="0"/>
-                <w:color w:val="1F2937"/>
+                <w:color w:val="1B2433"/>
                 <w:sz w:val="20"/>
               </w:rPr>
               <w:t>Monocytes</w:t>
@@ -11667,7 +11667,7 @@
                 <w:rFonts w:ascii="Inter" w:hAnsi="Inter"/>
                 <w:b w:val="0"/>
                 <w:i w:val="0"/>
-                <w:color w:val="1F2937"/>
+                <w:color w:val="1B2433"/>
                 <w:sz w:val="20"/>
               </w:rPr>
               <w:t xml:space="preserve">Progéniteurs : </w:t>
@@ -11687,7 +11687,7 @@
                 <w:rFonts w:ascii="Inter" w:hAnsi="Inter"/>
                 <w:b w:val="0"/>
                 <w:i w:val="0"/>
-                <w:color w:val="1F2937"/>
+                <w:color w:val="1B2433"/>
                 <w:sz w:val="20"/>
               </w:rPr>
               <w:t xml:space="preserve"> ; monocytopoïèse rapide (~</w:t>
@@ -11707,7 +11707,7 @@
                 <w:rFonts w:ascii="Inter" w:hAnsi="Inter"/>
                 <w:b w:val="0"/>
                 <w:i w:val="0"/>
-                <w:color w:val="1F2937"/>
+                <w:color w:val="1B2433"/>
                 <w:sz w:val="20"/>
               </w:rPr>
               <w:t xml:space="preserve">) ; </w:t>
@@ -11727,7 +11727,7 @@
                 <w:rFonts w:ascii="Inter" w:hAnsi="Inter"/>
                 <w:b w:val="0"/>
                 <w:i w:val="0"/>
-                <w:color w:val="1F2937"/>
+                <w:color w:val="1B2433"/>
                 <w:sz w:val="20"/>
               </w:rPr>
               <w:t xml:space="preserve"> spécifique de la lignée</w:t>
@@ -11743,7 +11743,7 @@
                 <w:rFonts w:ascii="Inter" w:hAnsi="Inter"/>
                 <w:b w:val="0"/>
                 <w:i w:val="0"/>
-                <w:color w:val="1F2937"/>
+                <w:color w:val="1B2433"/>
                 <w:sz w:val="20"/>
               </w:rPr>
               <w:t>Séjour sanguin 2-3 j puis passage tissulaire :</w:t>
@@ -11769,7 +11769,7 @@
                 <w:rFonts w:ascii="Inter" w:hAnsi="Inter"/>
                 <w:b w:val="0"/>
                 <w:i w:val="0"/>
-                <w:color w:val="1F2937"/>
+                <w:color w:val="1B2433"/>
                 <w:sz w:val="20"/>
               </w:rPr>
               <w:t xml:space="preserve"> : phagocytose, survivent après la phagocytose</w:t>
@@ -11795,7 +11795,7 @@
                 <w:rFonts w:ascii="Inter" w:hAnsi="Inter"/>
                 <w:b w:val="0"/>
                 <w:i w:val="0"/>
-                <w:color w:val="1F2937"/>
+                <w:color w:val="1B2433"/>
                 <w:sz w:val="20"/>
               </w:rPr>
               <w:t xml:space="preserve"> : présentation de l'antigène aux lymphocytes T</w:t>
@@ -11810,7 +11810,7 @@
         <w:tc>
           <w:tcPr>
             <w:tcW w:type="dxa" w:w="2663"/>
-            <w:shd w:val="clear" w:color="auto" w:fill="FAF7F2"/>
+            <w:shd w:val="clear" w:color="auto" w:fill="EEF1F5"/>
             <w:vAlign w:val="center"/>
           </w:tcPr>
           <w:p>
@@ -11832,7 +11832,7 @@
                 <w:rFonts w:ascii="Inter" w:hAnsi="Inter"/>
                 <w:b/>
                 <w:i w:val="0"/>
-                <w:color w:val="1F2937"/>
+                <w:color w:val="1B2433"/>
                 <w:sz w:val="20"/>
               </w:rPr>
               <w:t xml:space="preserve"> Lymphopoïèse B</w:t>
@@ -11854,7 +11854,7 @@
                 <w:rFonts w:ascii="Inter" w:hAnsi="Inter"/>
                 <w:b w:val="0"/>
                 <w:i w:val="0"/>
-                <w:color w:val="1F2937"/>
+                <w:color w:val="1B2433"/>
                 <w:sz w:val="20"/>
               </w:rPr>
               <w:t xml:space="preserve">Survient dans la </w:t>
@@ -11880,7 +11880,7 @@
                 <w:rFonts w:ascii="Inter" w:hAnsi="Inter"/>
                 <w:b w:val="0"/>
                 <w:i w:val="0"/>
-                <w:color w:val="1F2937"/>
+                <w:color w:val="1B2433"/>
                 <w:sz w:val="20"/>
               </w:rPr>
               <w:t xml:space="preserve">Stades : </w:t>
@@ -11900,7 +11900,7 @@
                 <w:rFonts w:ascii="Inter" w:hAnsi="Inter"/>
                 <w:b w:val="0"/>
                 <w:i w:val="0"/>
-                <w:color w:val="1F2937"/>
+                <w:color w:val="1B2433"/>
                 <w:sz w:val="20"/>
               </w:rPr>
               <w:t xml:space="preserve"> (CD34+ CD19+ CD10+) → </w:t>
@@ -11920,7 +11920,7 @@
                 <w:rFonts w:ascii="Inter" w:hAnsi="Inter"/>
                 <w:b w:val="0"/>
                 <w:i w:val="0"/>
-                <w:color w:val="1F2937"/>
+                <w:color w:val="1B2433"/>
                 <w:sz w:val="20"/>
               </w:rPr>
               <w:t xml:space="preserve"> (chaîne µ intracytoplasmique) → </w:t>
@@ -11940,7 +11940,7 @@
                 <w:rFonts w:ascii="Inter" w:hAnsi="Inter"/>
                 <w:b w:val="0"/>
                 <w:i w:val="0"/>
-                <w:color w:val="1F2937"/>
+                <w:color w:val="1B2433"/>
                 <w:sz w:val="20"/>
               </w:rPr>
               <w:t xml:space="preserve"> (IgM de surface) → </w:t>
@@ -11960,7 +11960,7 @@
                 <w:rFonts w:ascii="Inter" w:hAnsi="Inter"/>
                 <w:b w:val="0"/>
                 <w:i w:val="0"/>
-                <w:color w:val="1F2937"/>
+                <w:color w:val="1B2433"/>
                 <w:sz w:val="20"/>
               </w:rPr>
               <w:t xml:space="preserve"> (IgM + IgD)</w:t>
@@ -11976,7 +11976,7 @@
                 <w:rFonts w:ascii="Inter" w:hAnsi="Inter"/>
                 <w:b w:val="0"/>
                 <w:i w:val="0"/>
-                <w:color w:val="1F2937"/>
+                <w:color w:val="1B2433"/>
                 <w:sz w:val="20"/>
               </w:rPr>
               <w:t>~</w:t>
@@ -11996,7 +11996,7 @@
                 <w:rFonts w:ascii="Inter" w:hAnsi="Inter"/>
                 <w:b w:val="0"/>
                 <w:i w:val="0"/>
-                <w:color w:val="1F2937"/>
+                <w:color w:val="1B2433"/>
                 <w:sz w:val="20"/>
               </w:rPr>
               <w:t xml:space="preserve"> des lymphocytes circulants</w:t>
@@ -12011,7 +12011,7 @@
         <w:tc>
           <w:tcPr>
             <w:tcW w:type="dxa" w:w="2663"/>
-            <w:shd w:val="clear" w:color="auto" w:fill="FAF7F2"/>
+            <w:shd w:val="clear" w:color="auto" w:fill="EEF1F5"/>
             <w:vAlign w:val="center"/>
           </w:tcPr>
           <w:p>
@@ -12033,7 +12033,7 @@
                 <w:rFonts w:ascii="Inter" w:hAnsi="Inter"/>
                 <w:b/>
                 <w:i w:val="0"/>
-                <w:color w:val="1F2937"/>
+                <w:color w:val="1B2433"/>
                 <w:sz w:val="20"/>
               </w:rPr>
               <w:t xml:space="preserve"> Lymphopoïèse T</w:t>
@@ -12055,7 +12055,7 @@
                 <w:rFonts w:ascii="Inter" w:hAnsi="Inter"/>
                 <w:b w:val="0"/>
                 <w:i w:val="0"/>
-                <w:color w:val="1F2937"/>
+                <w:color w:val="1B2433"/>
                 <w:sz w:val="20"/>
               </w:rPr>
               <w:t xml:space="preserve">Survient dans le </w:t>
@@ -12081,7 +12081,7 @@
                 <w:rFonts w:ascii="Inter" w:hAnsi="Inter"/>
                 <w:b w:val="0"/>
                 <w:i w:val="0"/>
-                <w:color w:val="1F2937"/>
+                <w:color w:val="1B2433"/>
                 <w:sz w:val="20"/>
               </w:rPr>
               <w:t xml:space="preserve">Stades : </w:t>
@@ -12101,7 +12101,7 @@
                 <w:rFonts w:ascii="Inter" w:hAnsi="Inter"/>
                 <w:b w:val="0"/>
                 <w:i w:val="0"/>
-                <w:color w:val="1F2937"/>
+                <w:color w:val="1B2433"/>
                 <w:sz w:val="20"/>
               </w:rPr>
               <w:t xml:space="preserve"> (CD2+ CD7+) → </w:t>
@@ -12121,7 +12121,7 @@
                 <w:rFonts w:ascii="Inter" w:hAnsi="Inter"/>
                 <w:b w:val="0"/>
                 <w:i w:val="0"/>
-                <w:color w:val="1F2937"/>
+                <w:color w:val="1B2433"/>
                 <w:sz w:val="20"/>
               </w:rPr>
               <w:t xml:space="preserve"> (CD4+ CD8+) → </w:t>
@@ -12141,7 +12141,7 @@
                 <w:rFonts w:ascii="Inter" w:hAnsi="Inter"/>
                 <w:b w:val="0"/>
                 <w:i w:val="0"/>
-                <w:color w:val="1F2937"/>
+                <w:color w:val="1B2433"/>
                 <w:sz w:val="20"/>
               </w:rPr>
               <w:t xml:space="preserve"> CD3+ (CD4 </w:t>
@@ -12161,7 +12161,7 @@
                 <w:rFonts w:ascii="Inter" w:hAnsi="Inter"/>
                 <w:b w:val="0"/>
                 <w:i w:val="0"/>
-                <w:color w:val="1F2937"/>
+                <w:color w:val="1B2433"/>
                 <w:sz w:val="20"/>
               </w:rPr>
               <w:t xml:space="preserve"> CD8)</w:t>
@@ -12177,7 +12177,7 @@
                 <w:rFonts w:ascii="Inter" w:hAnsi="Inter"/>
                 <w:b w:val="0"/>
                 <w:i w:val="0"/>
-                <w:color w:val="1F2937"/>
+                <w:color w:val="1B2433"/>
                 <w:sz w:val="20"/>
               </w:rPr>
               <w:t xml:space="preserve">Récepteur T : </w:t>
@@ -12197,7 +12197,7 @@
                 <w:rFonts w:ascii="Inter" w:hAnsi="Inter"/>
                 <w:b w:val="0"/>
                 <w:i w:val="0"/>
-                <w:color w:val="1F2937"/>
+                <w:color w:val="1B2433"/>
                 <w:sz w:val="20"/>
               </w:rPr>
               <w:t xml:space="preserve"> (majoritaire) ou γδ ; ~</w:t>
@@ -12217,7 +12217,7 @@
                 <w:rFonts w:ascii="Inter" w:hAnsi="Inter"/>
                 <w:b w:val="0"/>
                 <w:i w:val="0"/>
-                <w:color w:val="1F2937"/>
+                <w:color w:val="1B2433"/>
                 <w:sz w:val="20"/>
               </w:rPr>
               <w:t xml:space="preserve"> des lymphocytes circulants</w:t>
@@ -12232,7 +12232,7 @@
         <w:tc>
           <w:tcPr>
             <w:tcW w:type="dxa" w:w="2663"/>
-            <w:shd w:val="clear" w:color="auto" w:fill="FAF7F2"/>
+            <w:shd w:val="clear" w:color="auto" w:fill="EEF1F5"/>
             <w:vAlign w:val="center"/>
           </w:tcPr>
           <w:p>
@@ -12244,7 +12244,7 @@
                 <w:rFonts w:ascii="Inter" w:hAnsi="Inter"/>
                 <w:b/>
                 <w:i w:val="0"/>
-                <w:color w:val="1F2937"/>
+                <w:color w:val="1B2433"/>
                 <w:sz w:val="20"/>
               </w:rPr>
               <w:t>Lymphocytes NK</w:t>
@@ -12266,7 +12266,7 @@
                 <w:rFonts w:ascii="Inter" w:hAnsi="Inter"/>
                 <w:b w:val="0"/>
                 <w:i w:val="0"/>
-                <w:color w:val="1F2937"/>
+                <w:color w:val="1B2433"/>
                 <w:sz w:val="20"/>
               </w:rPr>
               <w:t>~</w:t>
@@ -12286,7 +12286,7 @@
                 <w:rFonts w:ascii="Inter" w:hAnsi="Inter"/>
                 <w:b w:val="0"/>
                 <w:i w:val="0"/>
-                <w:color w:val="1F2937"/>
+                <w:color w:val="1B2433"/>
                 <w:sz w:val="20"/>
               </w:rPr>
               <w:t xml:space="preserve"> des lymphocytes circulants ; phénotype </w:t>
@@ -12312,7 +12312,7 @@
                 <w:rFonts w:ascii="Inter" w:hAnsi="Inter"/>
                 <w:b w:val="0"/>
                 <w:i w:val="0"/>
-                <w:color w:val="1F2937"/>
+                <w:color w:val="1B2433"/>
                 <w:sz w:val="20"/>
               </w:rPr>
               <w:t xml:space="preserve">Cytotoxicité </w:t>
@@ -12332,7 +12332,7 @@
                 <w:rFonts w:ascii="Inter" w:hAnsi="Inter"/>
                 <w:b w:val="0"/>
                 <w:i w:val="0"/>
-                <w:color w:val="1F2937"/>
+                <w:color w:val="1B2433"/>
                 <w:sz w:val="20"/>
               </w:rPr>
               <w:t xml:space="preserve">, </w:t>
@@ -12361,12 +12361,12 @@
         <w:tblW w:type="auto" w:w="0"/>
         <w:jc w:val="center"/>
         <w:tblBorders>
-          <w:top w:val="single" w:sz="4" w:space="0" w:color="9CA3AF"/>
-          <w:left w:val="single" w:sz="4" w:space="0" w:color="9CA3AF"/>
-          <w:bottom w:val="single" w:sz="4" w:space="0" w:color="9CA3AF"/>
-          <w:right w:val="single" w:sz="4" w:space="0" w:color="9CA3AF"/>
-          <w:insideH w:val="single" w:sz="4" w:space="0" w:color="9CA3AF"/>
-          <w:insideV w:val="single" w:sz="4" w:space="0" w:color="9CA3AF"/>
+          <w:top w:val="single" w:sz="4" w:space="0" w:color="94A0B0"/>
+          <w:left w:val="single" w:sz="4" w:space="0" w:color="94A0B0"/>
+          <w:bottom w:val="single" w:sz="4" w:space="0" w:color="94A0B0"/>
+          <w:right w:val="single" w:sz="4" w:space="0" w:color="94A0B0"/>
+          <w:insideH w:val="single" w:sz="4" w:space="0" w:color="94A0B0"/>
+          <w:insideV w:val="single" w:sz="4" w:space="0" w:color="94A0B0"/>
         </w:tblBorders>
         <w:tblLayout w:type="fixed"/>
         <w:tblLook w:firstColumn="1" w:firstRow="1" w:lastColumn="0" w:lastRow="0" w:noHBand="0" w:noVBand="1" w:val="04A0"/>
@@ -12385,12 +12385,12 @@
             <w:tcW w:type="dxa" w:w="9865"/>
             <w:gridSpan w:val="2"/>
             <w:tcBorders>
-              <w:top w:val="single" w:sz="4" w:space="0" w:color="E11D48"/>
-              <w:left w:val="single" w:sz="4" w:space="0" w:color="E11D48"/>
-              <w:bottom w:val="single" w:sz="4" w:space="0" w:color="E11D48"/>
-              <w:right w:val="single" w:sz="4" w:space="0" w:color="E11D48"/>
+              <w:top w:val="single" w:sz="4" w:space="0" w:color="0F1E33"/>
+              <w:left w:val="single" w:sz="4" w:space="0" w:color="0F1E33"/>
+              <w:bottom w:val="single" w:sz="4" w:space="0" w:color="0F1E33"/>
+              <w:right w:val="single" w:sz="4" w:space="0" w:color="0F1E33"/>
             </w:tcBorders>
-            <w:shd w:val="clear" w:color="auto" w:fill="E11D48"/>
+            <w:shd w:val="clear" w:color="auto" w:fill="0F1E33"/>
             <w:vAlign w:val="center"/>
           </w:tcPr>
           <w:p>
@@ -12426,7 +12426,7 @@
         <w:tc>
           <w:tcPr>
             <w:tcW w:type="dxa" w:w="2663"/>
-            <w:shd w:val="clear" w:color="auto" w:fill="E11D48"/>
+            <w:shd w:val="clear" w:color="auto" w:fill="0F1E33"/>
             <w:vAlign w:val="center"/>
           </w:tcPr>
           <w:p>
@@ -12448,7 +12448,7 @@
         <w:tc>
           <w:tcPr>
             <w:tcW w:type="dxa" w:w="7201"/>
-            <w:shd w:val="clear" w:color="auto" w:fill="FCE7EC"/>
+            <w:shd w:val="clear" w:color="auto" w:fill="E7ECF3"/>
             <w:vAlign w:val="center"/>
           </w:tcPr>
           <w:p>
@@ -12459,7 +12459,7 @@
               <w:rPr>
                 <w:rFonts w:ascii="Playfair Display" w:hAnsi="Playfair Display"/>
                 <w:b/>
-                <w:color w:val="9F1239"/>
+                <w:color w:val="0F1E33"/>
                 <w:sz w:val="26"/>
               </w:rPr>
               <w:t>C.  Plaquettes sanguines</w:t>
@@ -12474,7 +12474,7 @@
         <w:tc>
           <w:tcPr>
             <w:tcW w:type="dxa" w:w="2663"/>
-            <w:shd w:val="clear" w:color="auto" w:fill="FAF7F2"/>
+            <w:shd w:val="clear" w:color="auto" w:fill="EEF1F5"/>
             <w:vAlign w:val="center"/>
           </w:tcPr>
           <w:p>
@@ -12486,7 +12486,7 @@
                 <w:rFonts w:ascii="Inter" w:hAnsi="Inter"/>
                 <w:b/>
                 <w:i w:val="0"/>
-                <w:color w:val="1F2937"/>
+                <w:color w:val="1B2433"/>
                 <w:sz w:val="20"/>
               </w:rPr>
               <w:t>Origine des plaquettes</w:t>
@@ -12508,7 +12508,7 @@
                 <w:rFonts w:ascii="Inter" w:hAnsi="Inter"/>
                 <w:b w:val="0"/>
                 <w:i w:val="0"/>
-                <w:color w:val="1F2937"/>
+                <w:color w:val="1B2433"/>
                 <w:sz w:val="20"/>
               </w:rPr>
               <w:t xml:space="preserve">Issues de la </w:t>
@@ -12528,7 +12528,7 @@
                 <w:rFonts w:ascii="Inter" w:hAnsi="Inter"/>
                 <w:b w:val="0"/>
                 <w:i w:val="0"/>
-                <w:color w:val="1F2937"/>
+                <w:color w:val="1B2433"/>
                 <w:sz w:val="20"/>
               </w:rPr>
               <w:t xml:space="preserve"> des </w:t>
@@ -12548,7 +12548,7 @@
                 <w:rFonts w:ascii="Inter" w:hAnsi="Inter"/>
                 <w:b w:val="0"/>
                 <w:i w:val="0"/>
-                <w:color w:val="1F2937"/>
+                <w:color w:val="1B2433"/>
                 <w:sz w:val="20"/>
               </w:rPr>
               <w:t xml:space="preserve"> (grandes cellules hyperploïdes de la moelle)</w:t>
@@ -12564,7 +12564,7 @@
                 <w:rFonts w:ascii="Inter" w:hAnsi="Inter"/>
                 <w:b w:val="0"/>
                 <w:i w:val="0"/>
-                <w:color w:val="1F2937"/>
+                <w:color w:val="1B2433"/>
                 <w:sz w:val="20"/>
               </w:rPr>
               <w:t xml:space="preserve">Facteur de croissance = </w:t>
@@ -12598,12 +12598,12 @@
         <w:tblW w:type="auto" w:w="0"/>
         <w:jc w:val="center"/>
         <w:tblBorders>
-          <w:top w:val="single" w:sz="4" w:space="0" w:color="9CA3AF"/>
-          <w:left w:val="single" w:sz="4" w:space="0" w:color="9CA3AF"/>
-          <w:bottom w:val="single" w:sz="4" w:space="0" w:color="9CA3AF"/>
-          <w:right w:val="single" w:sz="4" w:space="0" w:color="9CA3AF"/>
-          <w:insideH w:val="single" w:sz="4" w:space="0" w:color="9CA3AF"/>
-          <w:insideV w:val="single" w:sz="4" w:space="0" w:color="9CA3AF"/>
+          <w:top w:val="single" w:sz="4" w:space="0" w:color="94A0B0"/>
+          <w:left w:val="single" w:sz="4" w:space="0" w:color="94A0B0"/>
+          <w:bottom w:val="single" w:sz="4" w:space="0" w:color="94A0B0"/>
+          <w:right w:val="single" w:sz="4" w:space="0" w:color="94A0B0"/>
+          <w:insideH w:val="single" w:sz="4" w:space="0" w:color="94A0B0"/>
+          <w:insideV w:val="single" w:sz="4" w:space="0" w:color="94A0B0"/>
         </w:tblBorders>
         <w:tblLayout w:type="fixed"/>
         <w:tblLook w:firstColumn="1" w:firstRow="1" w:lastColumn="0" w:lastRow="0" w:noHBand="0" w:noVBand="1" w:val="04A0"/>
@@ -12622,12 +12622,12 @@
             <w:tcW w:type="dxa" w:w="9865"/>
             <w:gridSpan w:val="2"/>
             <w:tcBorders>
-              <w:top w:val="single" w:sz="4" w:space="0" w:color="E11D48"/>
-              <w:left w:val="single" w:sz="4" w:space="0" w:color="E11D48"/>
-              <w:bottom w:val="single" w:sz="4" w:space="0" w:color="E11D48"/>
-              <w:right w:val="single" w:sz="4" w:space="0" w:color="E11D48"/>
+              <w:top w:val="single" w:sz="4" w:space="0" w:color="0F1E33"/>
+              <w:left w:val="single" w:sz="4" w:space="0" w:color="0F1E33"/>
+              <w:bottom w:val="single" w:sz="4" w:space="0" w:color="0F1E33"/>
+              <w:right w:val="single" w:sz="4" w:space="0" w:color="0F1E33"/>
             </w:tcBorders>
-            <w:shd w:val="clear" w:color="auto" w:fill="E11D48"/>
+            <w:shd w:val="clear" w:color="auto" w:fill="0F1E33"/>
             <w:vAlign w:val="center"/>
           </w:tcPr>
           <w:p>
@@ -12663,7 +12663,7 @@
         <w:tc>
           <w:tcPr>
             <w:tcW w:type="dxa" w:w="2663"/>
-            <w:shd w:val="clear" w:color="auto" w:fill="E11D48"/>
+            <w:shd w:val="clear" w:color="auto" w:fill="0F1E33"/>
             <w:vAlign w:val="center"/>
           </w:tcPr>
           <w:p>
@@ -12685,7 +12685,7 @@
         <w:tc>
           <w:tcPr>
             <w:tcW w:type="dxa" w:w="7201"/>
-            <w:shd w:val="clear" w:color="auto" w:fill="FCE7EC"/>
+            <w:shd w:val="clear" w:color="auto" w:fill="E7ECF3"/>
             <w:vAlign w:val="center"/>
           </w:tcPr>
           <w:p>
@@ -12696,7 +12696,7 @@
               <w:rPr>
                 <w:rFonts w:ascii="Playfair Display" w:hAnsi="Playfair Display"/>
                 <w:b/>
-                <w:color w:val="9F1239"/>
+                <w:color w:val="0F1E33"/>
                 <w:sz w:val="26"/>
               </w:rPr>
               <w:t>A.  Exploration du sang et de la moelle</w:t>
@@ -12711,7 +12711,7 @@
         <w:tc>
           <w:tcPr>
             <w:tcW w:type="dxa" w:w="2663"/>
-            <w:shd w:val="clear" w:color="auto" w:fill="FAF7F2"/>
+            <w:shd w:val="clear" w:color="auto" w:fill="EEF1F5"/>
             <w:vAlign w:val="center"/>
           </w:tcPr>
           <w:p>
@@ -12733,7 +12733,7 @@
                 <w:rFonts w:ascii="Inter" w:hAnsi="Inter"/>
                 <w:b/>
                 <w:i w:val="0"/>
-                <w:color w:val="1F2937"/>
+                <w:color w:val="1B2433"/>
                 <w:sz w:val="20"/>
               </w:rPr>
               <w:t xml:space="preserve"> Hémogramme (NFS)</w:t>
@@ -12755,7 +12755,7 @@
                 <w:rFonts w:ascii="Inter" w:hAnsi="Inter"/>
                 <w:b w:val="0"/>
                 <w:i w:val="0"/>
-                <w:color w:val="1F2937"/>
+                <w:color w:val="1B2433"/>
                 <w:sz w:val="20"/>
               </w:rPr>
               <w:t xml:space="preserve">Prélèvement de sang veineux sur </w:t>
@@ -12775,7 +12775,7 @@
                 <w:rFonts w:ascii="Inter" w:hAnsi="Inter"/>
                 <w:b w:val="0"/>
                 <w:i w:val="0"/>
-                <w:color w:val="1F2937"/>
+                <w:color w:val="1B2433"/>
                 <w:sz w:val="20"/>
               </w:rPr>
               <w:t xml:space="preserve"> (chélateur du calcium)</w:t>
@@ -12791,7 +12791,7 @@
                 <w:rFonts w:ascii="Inter" w:hAnsi="Inter"/>
                 <w:b w:val="0"/>
                 <w:i w:val="0"/>
-                <w:color w:val="1F2937"/>
+                <w:color w:val="1B2433"/>
                 <w:sz w:val="20"/>
               </w:rPr>
               <w:t xml:space="preserve">Paramètres : Hb, GR, leucocytes, plaquettes, </w:t>
@@ -12811,7 +12811,7 @@
                 <w:rFonts w:ascii="Inter" w:hAnsi="Inter"/>
                 <w:b w:val="0"/>
                 <w:i w:val="0"/>
-                <w:color w:val="1F2937"/>
+                <w:color w:val="1B2433"/>
                 <w:sz w:val="20"/>
               </w:rPr>
               <w:t xml:space="preserve">, </w:t>
@@ -12847,7 +12847,7 @@
                 <w:rFonts w:ascii="Inter" w:hAnsi="Inter"/>
                 <w:b w:val="0"/>
                 <w:i w:val="0"/>
-                <w:color w:val="1F2937"/>
+                <w:color w:val="1B2433"/>
                 <w:sz w:val="20"/>
               </w:rPr>
               <w:t xml:space="preserve"> : frottis coloré au </w:t>
@@ -12867,7 +12867,7 @@
                 <w:rFonts w:ascii="Inter" w:hAnsi="Inter"/>
                 <w:b w:val="0"/>
                 <w:i w:val="0"/>
-                <w:color w:val="1F2937"/>
+                <w:color w:val="1B2433"/>
                 <w:sz w:val="20"/>
               </w:rPr>
               <w:t>, décompte de 100 leucocytes en 5 catégories</w:t>
@@ -12882,7 +12882,7 @@
         <w:tc>
           <w:tcPr>
             <w:tcW w:type="dxa" w:w="2663"/>
-            <w:shd w:val="clear" w:color="auto" w:fill="FAF7F2"/>
+            <w:shd w:val="clear" w:color="auto" w:fill="EEF1F5"/>
             <w:vAlign w:val="center"/>
           </w:tcPr>
           <w:p>
@@ -12904,7 +12904,7 @@
                 <w:rFonts w:ascii="Inter" w:hAnsi="Inter"/>
                 <w:b/>
                 <w:i w:val="0"/>
-                <w:color w:val="1F2937"/>
+                <w:color w:val="1B2433"/>
                 <w:sz w:val="20"/>
               </w:rPr>
               <w:t xml:space="preserve"> Myélogramme</w:t>
@@ -12936,7 +12936,7 @@
                 <w:rFonts w:ascii="Inter" w:hAnsi="Inter"/>
                 <w:b w:val="0"/>
                 <w:i w:val="0"/>
-                <w:color w:val="1F2937"/>
+                <w:color w:val="1B2433"/>
                 <w:sz w:val="20"/>
               </w:rPr>
               <w:t xml:space="preserve"> de moelle (sternum ou épine iliaque), étalement + coloration </w:t>
@@ -12962,7 +12962,7 @@
                 <w:rFonts w:ascii="Inter" w:hAnsi="Inter"/>
                 <w:b w:val="0"/>
                 <w:i w:val="0"/>
-                <w:color w:val="1F2937"/>
+                <w:color w:val="1B2433"/>
                 <w:sz w:val="20"/>
               </w:rPr>
               <w:t xml:space="preserve">Analyse </w:t>
@@ -12982,7 +12982,7 @@
                 <w:rFonts w:ascii="Inter" w:hAnsi="Inter"/>
                 <w:b w:val="0"/>
                 <w:i w:val="0"/>
-                <w:color w:val="1F2937"/>
+                <w:color w:val="1B2433"/>
                 <w:sz w:val="20"/>
               </w:rPr>
               <w:t xml:space="preserve"> et </w:t>
@@ -13002,7 +13002,7 @@
                 <w:rFonts w:ascii="Inter" w:hAnsi="Inter"/>
                 <w:b w:val="0"/>
                 <w:i w:val="0"/>
-                <w:color w:val="1F2937"/>
+                <w:color w:val="1B2433"/>
                 <w:sz w:val="20"/>
               </w:rPr>
               <w:t xml:space="preserve"> : richesse, pourcentages des lignées, anomalies morphologiques</w:t>
@@ -13018,7 +13018,7 @@
                 <w:rFonts w:ascii="Inter" w:hAnsi="Inter"/>
                 <w:b w:val="0"/>
                 <w:i w:val="0"/>
-                <w:color w:val="1F2937"/>
+                <w:color w:val="1B2433"/>
                 <w:sz w:val="20"/>
               </w:rPr>
               <w:t xml:space="preserve">Ne fournit </w:t>
@@ -13038,7 +13038,7 @@
                 <w:rFonts w:ascii="Inter" w:hAnsi="Inter"/>
                 <w:b w:val="0"/>
                 <w:i w:val="0"/>
-                <w:color w:val="1F2937"/>
+                <w:color w:val="1B2433"/>
                 <w:sz w:val="20"/>
               </w:rPr>
               <w:t xml:space="preserve"> de numération par unité de volume ; résultat obtenu </w:t>
@@ -13063,7 +13063,7 @@
         <w:tc>
           <w:tcPr>
             <w:tcW w:type="dxa" w:w="2663"/>
-            <w:shd w:val="clear" w:color="auto" w:fill="FAF7F2"/>
+            <w:shd w:val="clear" w:color="auto" w:fill="EEF1F5"/>
             <w:vAlign w:val="center"/>
           </w:tcPr>
           <w:p>
@@ -13085,7 +13085,7 @@
                 <w:rFonts w:ascii="Inter" w:hAnsi="Inter"/>
                 <w:b/>
                 <w:i w:val="0"/>
-                <w:color w:val="1F2937"/>
+                <w:color w:val="1B2433"/>
                 <w:sz w:val="20"/>
               </w:rPr>
               <w:t xml:space="preserve"> Biopsie ostéomédullaire (BOM)</w:t>
@@ -13107,7 +13107,7 @@
                 <w:rFonts w:ascii="Inter" w:hAnsi="Inter"/>
                 <w:b w:val="0"/>
                 <w:i w:val="0"/>
-                <w:color w:val="1F2937"/>
+                <w:color w:val="1B2433"/>
                 <w:sz w:val="20"/>
               </w:rPr>
               <w:t>Prélèvement d'un cylindre d'os spongieux (</w:t>
@@ -13127,7 +13127,7 @@
                 <w:rFonts w:ascii="Inter" w:hAnsi="Inter"/>
                 <w:b w:val="0"/>
                 <w:i w:val="0"/>
-                <w:color w:val="1F2937"/>
+                <w:color w:val="1B2433"/>
                 <w:sz w:val="20"/>
               </w:rPr>
               <w:t xml:space="preserve">), examen </w:t>
@@ -13153,7 +13153,7 @@
                 <w:rFonts w:ascii="Inter" w:hAnsi="Inter"/>
                 <w:b w:val="0"/>
                 <w:i w:val="0"/>
-                <w:color w:val="1F2937"/>
+                <w:color w:val="1B2433"/>
                 <w:sz w:val="20"/>
               </w:rPr>
               <w:t xml:space="preserve">Réalisée </w:t>
@@ -13173,7 +13173,7 @@
                 <w:rFonts w:ascii="Inter" w:hAnsi="Inter"/>
                 <w:b w:val="0"/>
                 <w:i w:val="0"/>
-                <w:color w:val="1F2937"/>
+                <w:color w:val="1B2433"/>
                 <w:sz w:val="20"/>
               </w:rPr>
               <w:t xml:space="preserve"> et de trouble de la coagulation</w:t>
@@ -13189,7 +13189,7 @@
                 <w:rFonts w:ascii="Inter" w:hAnsi="Inter"/>
                 <w:b w:val="0"/>
                 <w:i w:val="0"/>
-                <w:color w:val="1F2937"/>
+                <w:color w:val="1B2433"/>
                 <w:sz w:val="20"/>
               </w:rPr>
               <w:t>Seul examen appréciant l'</w:t>
@@ -13209,7 +13209,7 @@
                 <w:rFonts w:ascii="Inter" w:hAnsi="Inter"/>
                 <w:b w:val="0"/>
                 <w:i w:val="0"/>
-                <w:color w:val="1F2937"/>
+                <w:color w:val="1B2433"/>
                 <w:sz w:val="20"/>
               </w:rPr>
               <w:t xml:space="preserve"> (myélofibrose, envahissement nodulaire)</w:t>
@@ -13224,7 +13224,7 @@
         <w:tc>
           <w:tcPr>
             <w:tcW w:type="dxa" w:w="2663"/>
-            <w:shd w:val="clear" w:color="auto" w:fill="FAF7F2"/>
+            <w:shd w:val="clear" w:color="auto" w:fill="EEF1F5"/>
             <w:vAlign w:val="center"/>
           </w:tcPr>
           <w:p>
@@ -13236,7 +13236,7 @@
                 <w:rFonts w:ascii="Inter" w:hAnsi="Inter"/>
                 <w:b/>
                 <w:i w:val="0"/>
-                <w:color w:val="1F2937"/>
+                <w:color w:val="1B2433"/>
                 <w:sz w:val="20"/>
               </w:rPr>
               <w:t>Immunophénotypage (cytométrie en flux)</w:t>
@@ -13258,7 +13258,7 @@
                 <w:rFonts w:ascii="Inter" w:hAnsi="Inter"/>
                 <w:b w:val="0"/>
                 <w:i w:val="0"/>
-                <w:color w:val="1F2937"/>
+                <w:color w:val="1B2433"/>
                 <w:sz w:val="20"/>
               </w:rPr>
               <w:t xml:space="preserve">Analyse rapide par anticorps fluorescents ; positivité si </w:t>
@@ -13278,7 +13278,7 @@
                 <w:rFonts w:ascii="Inter" w:hAnsi="Inter"/>
                 <w:b w:val="0"/>
                 <w:i w:val="0"/>
-                <w:color w:val="1F2937"/>
+                <w:color w:val="1B2433"/>
                 <w:sz w:val="20"/>
               </w:rPr>
               <w:t xml:space="preserve"> de cellules positives</w:t>
@@ -13289,12 +13289,12 @@
               <w:tblW w:type="auto" w:w="0"/>
               <w:jc w:val="center"/>
               <w:tblBorders>
-                <w:top w:val="single" w:sz="4" w:space="0" w:color="9CA3AF"/>
-                <w:left w:val="single" w:sz="4" w:space="0" w:color="9CA3AF"/>
-                <w:bottom w:val="single" w:sz="4" w:space="0" w:color="9CA3AF"/>
-                <w:right w:val="single" w:sz="4" w:space="0" w:color="9CA3AF"/>
-                <w:insideH w:val="single" w:sz="4" w:space="0" w:color="9CA3AF"/>
-                <w:insideV w:val="single" w:sz="4" w:space="0" w:color="9CA3AF"/>
+                <w:top w:val="single" w:sz="4" w:space="0" w:color="94A0B0"/>
+                <w:left w:val="single" w:sz="4" w:space="0" w:color="94A0B0"/>
+                <w:bottom w:val="single" w:sz="4" w:space="0" w:color="94A0B0"/>
+                <w:right w:val="single" w:sz="4" w:space="0" w:color="94A0B0"/>
+                <w:insideH w:val="single" w:sz="4" w:space="0" w:color="94A0B0"/>
+                <w:insideV w:val="single" w:sz="4" w:space="0" w:color="94A0B0"/>
               </w:tblBorders>
               <w:tblLayout w:type="autofit"/>
               <w:tblLook w:firstColumn="1" w:firstRow="1" w:lastColumn="0" w:lastRow="0" w:noHBand="0" w:noVBand="1" w:val="04A0"/>
@@ -13310,7 +13310,7 @@
               <w:tc>
                 <w:tcPr>
                   <w:tcW w:type="dxa" w:w="3600"/>
-                  <w:shd w:val="clear" w:color="auto" w:fill="FAF7F2"/>
+                  <w:shd w:val="clear" w:color="auto" w:fill="EEF1F5"/>
                 </w:tcPr>
                 <w:p>
                   <w:pPr>
@@ -13321,7 +13321,7 @@
                       <w:rFonts w:ascii="Inter" w:hAnsi="Inter"/>
                       <w:b/>
                       <w:i w:val="0"/>
-                      <w:color w:val="1F2937"/>
+                      <w:color w:val="1B2433"/>
                       <w:sz w:val="18"/>
                     </w:rPr>
                     <w:t>Lignée</w:t>
@@ -13331,7 +13331,7 @@
               <w:tc>
                 <w:tcPr>
                   <w:tcW w:type="dxa" w:w="3600"/>
-                  <w:shd w:val="clear" w:color="auto" w:fill="FAF7F2"/>
+                  <w:shd w:val="clear" w:color="auto" w:fill="EEF1F5"/>
                 </w:tcPr>
                 <w:p>
                   <w:pPr>
@@ -13342,7 +13342,7 @@
                       <w:rFonts w:ascii="Inter" w:hAnsi="Inter"/>
                       <w:b/>
                       <w:i w:val="0"/>
-                      <w:color w:val="1F2937"/>
+                      <w:color w:val="1B2433"/>
                       <w:sz w:val="18"/>
                     </w:rPr>
                     <w:t>Marqueur (CD)</w:t>
@@ -13367,7 +13367,7 @@
                       <w:rFonts w:ascii="Inter" w:hAnsi="Inter"/>
                       <w:b w:val="0"/>
                       <w:i w:val="0"/>
-                      <w:color w:val="1F2937"/>
+                      <w:color w:val="1B2433"/>
                       <w:sz w:val="18"/>
                     </w:rPr>
                     <w:t>Progéniteurs</w:t>
@@ -13402,7 +13402,7 @@
               <w:tc>
                 <w:tcPr>
                   <w:tcW w:type="dxa" w:w="3600"/>
-                  <w:shd w:val="clear" w:color="auto" w:fill="FCFBF7"/>
+                  <w:shd w:val="clear" w:color="auto" w:fill="F5F6F9"/>
                 </w:tcPr>
                 <w:p>
                   <w:pPr>
@@ -13413,7 +13413,7 @@
                       <w:rFonts w:ascii="Inter" w:hAnsi="Inter"/>
                       <w:b w:val="0"/>
                       <w:i w:val="0"/>
-                      <w:color w:val="1F2937"/>
+                      <w:color w:val="1B2433"/>
                       <w:sz w:val="18"/>
                     </w:rPr>
                     <w:t>Lymphoïde B</w:t>
@@ -13423,7 +13423,7 @@
               <w:tc>
                 <w:tcPr>
                   <w:tcW w:type="dxa" w:w="3600"/>
-                  <w:shd w:val="clear" w:color="auto" w:fill="FCFBF7"/>
+                  <w:shd w:val="clear" w:color="auto" w:fill="F5F6F9"/>
                 </w:tcPr>
                 <w:p>
                   <w:pPr>
@@ -13434,7 +13434,7 @@
                       <w:rFonts w:ascii="Inter" w:hAnsi="Inter"/>
                       <w:b w:val="0"/>
                       <w:i w:val="0"/>
-                      <w:color w:val="1F2937"/>
+                      <w:color w:val="1B2433"/>
                       <w:sz w:val="18"/>
                     </w:rPr>
                     <w:t>CD19, CD20</w:t>
@@ -13459,7 +13459,7 @@
                       <w:rFonts w:ascii="Inter" w:hAnsi="Inter"/>
                       <w:b w:val="0"/>
                       <w:i w:val="0"/>
-                      <w:color w:val="1F2937"/>
+                      <w:color w:val="1B2433"/>
                       <w:sz w:val="18"/>
                     </w:rPr>
                     <w:t>Lymphoïde T</w:t>
@@ -13479,7 +13479,7 @@
                       <w:rFonts w:ascii="Inter" w:hAnsi="Inter"/>
                       <w:b w:val="0"/>
                       <w:i w:val="0"/>
-                      <w:color w:val="1F2937"/>
+                      <w:color w:val="1B2433"/>
                       <w:sz w:val="18"/>
                     </w:rPr>
                     <w:t>CD3</w:t>
@@ -13494,7 +13494,7 @@
               <w:tc>
                 <w:tcPr>
                   <w:tcW w:type="dxa" w:w="3600"/>
-                  <w:shd w:val="clear" w:color="auto" w:fill="FCFBF7"/>
+                  <w:shd w:val="clear" w:color="auto" w:fill="F5F6F9"/>
                 </w:tcPr>
                 <w:p>
                   <w:pPr>
@@ -13505,7 +13505,7 @@
                       <w:rFonts w:ascii="Inter" w:hAnsi="Inter"/>
                       <w:b w:val="0"/>
                       <w:i w:val="0"/>
-                      <w:color w:val="1F2937"/>
+                      <w:color w:val="1B2433"/>
                       <w:sz w:val="18"/>
                     </w:rPr>
                     <w:t>Érythroïde</w:t>
@@ -13515,7 +13515,7 @@
               <w:tc>
                 <w:tcPr>
                   <w:tcW w:type="dxa" w:w="3600"/>
-                  <w:shd w:val="clear" w:color="auto" w:fill="FCFBF7"/>
+                  <w:shd w:val="clear" w:color="auto" w:fill="F5F6F9"/>
                 </w:tcPr>
                 <w:p>
                   <w:pPr>
@@ -13526,7 +13526,7 @@
                       <w:rFonts w:ascii="Inter" w:hAnsi="Inter"/>
                       <w:b w:val="0"/>
                       <w:i w:val="0"/>
-                      <w:color w:val="1F2937"/>
+                      <w:color w:val="1B2433"/>
                       <w:sz w:val="18"/>
                     </w:rPr>
                     <w:t>CD235a (glycophorine A)</w:t>
@@ -13551,7 +13551,7 @@
                       <w:rFonts w:ascii="Inter" w:hAnsi="Inter"/>
                       <w:b w:val="0"/>
                       <w:i w:val="0"/>
-                      <w:color w:val="1F2937"/>
+                      <w:color w:val="1B2433"/>
                       <w:sz w:val="18"/>
                     </w:rPr>
                     <w:t>Plaquettaire</w:t>
@@ -13571,7 +13571,7 @@
                       <w:rFonts w:ascii="Inter" w:hAnsi="Inter"/>
                       <w:b w:val="0"/>
                       <w:i w:val="0"/>
-                      <w:color w:val="1F2937"/>
+                      <w:color w:val="1B2433"/>
                       <w:sz w:val="18"/>
                     </w:rPr>
                     <w:t>CD41a, CD61</w:t>
@@ -13586,7 +13586,7 @@
               <w:tc>
                 <w:tcPr>
                   <w:tcW w:type="dxa" w:w="3600"/>
-                  <w:shd w:val="clear" w:color="auto" w:fill="FCFBF7"/>
+                  <w:shd w:val="clear" w:color="auto" w:fill="F5F6F9"/>
                 </w:tcPr>
                 <w:p>
                   <w:pPr>
@@ -13597,7 +13597,7 @@
                       <w:rFonts w:ascii="Inter" w:hAnsi="Inter"/>
                       <w:b w:val="0"/>
                       <w:i w:val="0"/>
-                      <w:color w:val="1F2937"/>
+                      <w:color w:val="1B2433"/>
                       <w:sz w:val="18"/>
                     </w:rPr>
                     <w:t>Monocytaire</w:t>
@@ -13607,7 +13607,7 @@
               <w:tc>
                 <w:tcPr>
                   <w:tcW w:type="dxa" w:w="3600"/>
-                  <w:shd w:val="clear" w:color="auto" w:fill="FCFBF7"/>
+                  <w:shd w:val="clear" w:color="auto" w:fill="F5F6F9"/>
                 </w:tcPr>
                 <w:p>
                   <w:pPr>
@@ -13618,7 +13618,7 @@
                       <w:rFonts w:ascii="Inter" w:hAnsi="Inter"/>
                       <w:b w:val="0"/>
                       <w:i w:val="0"/>
-                      <w:color w:val="1F2937"/>
+                      <w:color w:val="1B2433"/>
                       <w:sz w:val="18"/>
                     </w:rPr>
                     <w:t>CD14</w:t>
@@ -13642,7 +13642,7 @@
         <w:tc>
           <w:tcPr>
             <w:tcW w:type="dxa" w:w="2663"/>
-            <w:shd w:val="clear" w:color="auto" w:fill="FAF7F2"/>
+            <w:shd w:val="clear" w:color="auto" w:fill="EEF1F5"/>
             <w:vAlign w:val="center"/>
           </w:tcPr>
           <w:p>
@@ -13664,7 +13664,7 @@
                 <w:rFonts w:ascii="Inter" w:hAnsi="Inter"/>
                 <w:b/>
                 <w:i w:val="0"/>
-                <w:color w:val="1F2937"/>
+                <w:color w:val="1B2433"/>
                 <w:sz w:val="20"/>
               </w:rPr>
               <w:t xml:space="preserve"> Cytogénétique et biologie moléculaire</w:t>
@@ -13696,7 +13696,7 @@
                 <w:rFonts w:ascii="Inter" w:hAnsi="Inter"/>
                 <w:b w:val="0"/>
                 <w:i w:val="0"/>
-                <w:color w:val="1F2937"/>
+                <w:color w:val="1B2433"/>
                 <w:sz w:val="20"/>
               </w:rPr>
               <w:t xml:space="preserve"> et </w:t>
@@ -13716,7 +13716,7 @@
                 <w:rFonts w:ascii="Inter" w:hAnsi="Inter"/>
                 <w:b w:val="0"/>
                 <w:i w:val="0"/>
-                <w:color w:val="1F2937"/>
+                <w:color w:val="1B2433"/>
                 <w:sz w:val="20"/>
               </w:rPr>
               <w:t xml:space="preserve"> : translocations et délétions (ex : </w:t>
@@ -13736,7 +13736,7 @@
                 <w:rFonts w:ascii="Inter" w:hAnsi="Inter"/>
                 <w:b w:val="0"/>
                 <w:i w:val="0"/>
-                <w:color w:val="1F2937"/>
+                <w:color w:val="1B2433"/>
                 <w:sz w:val="20"/>
               </w:rPr>
               <w:t xml:space="preserve"> = chromosome </w:t>
@@ -13756,7 +13756,7 @@
                 <w:rFonts w:ascii="Inter" w:hAnsi="Inter"/>
                 <w:b w:val="0"/>
                 <w:i w:val="0"/>
-                <w:color w:val="1F2937"/>
+                <w:color w:val="1B2433"/>
                 <w:sz w:val="20"/>
               </w:rPr>
               <w:t>)</w:t>
@@ -13772,7 +13772,7 @@
                 <w:rFonts w:ascii="Inter" w:hAnsi="Inter"/>
                 <w:b w:val="0"/>
                 <w:i w:val="0"/>
-                <w:color w:val="1F2937"/>
+                <w:color w:val="1B2433"/>
                 <w:sz w:val="20"/>
               </w:rPr>
               <w:t>Biologie moléculaire : mutations (</w:t>
@@ -13792,7 +13792,7 @@
                 <w:rFonts w:ascii="Inter" w:hAnsi="Inter"/>
                 <w:b w:val="0"/>
                 <w:i w:val="0"/>
-                <w:color w:val="1F2937"/>
+                <w:color w:val="1B2433"/>
                 <w:sz w:val="20"/>
               </w:rPr>
               <w:t>) et transcrits de fusion (</w:t>
@@ -13812,7 +13812,7 @@
                 <w:rFonts w:ascii="Inter" w:hAnsi="Inter"/>
                 <w:b w:val="0"/>
                 <w:i w:val="0"/>
-                <w:color w:val="1F2937"/>
+                <w:color w:val="1B2433"/>
                 <w:sz w:val="20"/>
               </w:rPr>
               <w:t>)</w:t>
@@ -13858,7 +13858,7 @@
                 <w:rFonts w:ascii="Inter" w:hAnsi="Inter"/>
                 <w:b w:val="0"/>
                 <w:i w:val="0"/>
-                <w:color w:val="1F2937"/>
+                <w:color w:val="1B2433"/>
                 <w:sz w:val="20"/>
               </w:rPr>
               <w:t xml:space="preserve">Myélogramme = examen </w:t>
@@ -13878,7 +13878,7 @@
                 <w:rFonts w:ascii="Inter" w:hAnsi="Inter"/>
                 <w:b w:val="0"/>
                 <w:i w:val="0"/>
-                <w:color w:val="1F2937"/>
+                <w:color w:val="1B2433"/>
                 <w:sz w:val="20"/>
               </w:rPr>
               <w:t xml:space="preserve"> ; BOM = examen </w:t>
@@ -13898,7 +13898,7 @@
                 <w:rFonts w:ascii="Inter" w:hAnsi="Inter"/>
                 <w:b w:val="0"/>
                 <w:i w:val="0"/>
-                <w:color w:val="1F2937"/>
+                <w:color w:val="1B2433"/>
                 <w:sz w:val="20"/>
               </w:rPr>
               <w:t>. Seule la BOM met en évidence l'architecture médullaire.</w:t>
@@ -13917,12 +13917,12 @@
         <w:tblW w:type="auto" w:w="0"/>
         <w:jc w:val="center"/>
         <w:tblBorders>
-          <w:top w:val="single" w:sz="4" w:space="0" w:color="9CA3AF"/>
-          <w:left w:val="single" w:sz="4" w:space="0" w:color="9CA3AF"/>
-          <w:bottom w:val="single" w:sz="4" w:space="0" w:color="9CA3AF"/>
-          <w:right w:val="single" w:sz="4" w:space="0" w:color="9CA3AF"/>
-          <w:insideH w:val="single" w:sz="4" w:space="0" w:color="9CA3AF"/>
-          <w:insideV w:val="single" w:sz="4" w:space="0" w:color="9CA3AF"/>
+          <w:top w:val="single" w:sz="4" w:space="0" w:color="94A0B0"/>
+          <w:left w:val="single" w:sz="4" w:space="0" w:color="94A0B0"/>
+          <w:bottom w:val="single" w:sz="4" w:space="0" w:color="94A0B0"/>
+          <w:right w:val="single" w:sz="4" w:space="0" w:color="94A0B0"/>
+          <w:insideH w:val="single" w:sz="4" w:space="0" w:color="94A0B0"/>
+          <w:insideV w:val="single" w:sz="4" w:space="0" w:color="94A0B0"/>
         </w:tblBorders>
         <w:tblLayout w:type="fixed"/>
         <w:tblLook w:firstColumn="1" w:firstRow="1" w:lastColumn="0" w:lastRow="0" w:noHBand="0" w:noVBand="1" w:val="04A0"/>
@@ -13941,12 +13941,12 @@
             <w:tcW w:type="dxa" w:w="9865"/>
             <w:gridSpan w:val="2"/>
             <w:tcBorders>
-              <w:top w:val="single" w:sz="4" w:space="0" w:color="E11D48"/>
-              <w:left w:val="single" w:sz="4" w:space="0" w:color="E11D48"/>
-              <w:bottom w:val="single" w:sz="4" w:space="0" w:color="E11D48"/>
-              <w:right w:val="single" w:sz="4" w:space="0" w:color="E11D48"/>
+              <w:top w:val="single" w:sz="4" w:space="0" w:color="0F1E33"/>
+              <w:left w:val="single" w:sz="4" w:space="0" w:color="0F1E33"/>
+              <w:bottom w:val="single" w:sz="4" w:space="0" w:color="0F1E33"/>
+              <w:right w:val="single" w:sz="4" w:space="0" w:color="0F1E33"/>
             </w:tcBorders>
-            <w:shd w:val="clear" w:color="auto" w:fill="E11D48"/>
+            <w:shd w:val="clear" w:color="auto" w:fill="0F1E33"/>
             <w:vAlign w:val="center"/>
           </w:tcPr>
           <w:p>
@@ -13982,7 +13982,7 @@
         <w:tc>
           <w:tcPr>
             <w:tcW w:type="dxa" w:w="2663"/>
-            <w:shd w:val="clear" w:color="auto" w:fill="E11D48"/>
+            <w:shd w:val="clear" w:color="auto" w:fill="0F1E33"/>
             <w:vAlign w:val="center"/>
           </w:tcPr>
           <w:p>
@@ -14004,7 +14004,7 @@
         <w:tc>
           <w:tcPr>
             <w:tcW w:type="dxa" w:w="7201"/>
-            <w:shd w:val="clear" w:color="auto" w:fill="FCE7EC"/>
+            <w:shd w:val="clear" w:color="auto" w:fill="E7ECF3"/>
             <w:vAlign w:val="center"/>
           </w:tcPr>
           <w:p>
@@ -14015,7 +14015,7 @@
               <w:rPr>
                 <w:rFonts w:ascii="Playfair Display" w:hAnsi="Playfair Display"/>
                 <w:b/>
-                <w:color w:val="9F1239"/>
+                <w:color w:val="0F1E33"/>
                 <w:sz w:val="26"/>
               </w:rPr>
               <w:t>B.  Principales hémopathies</w:t>
@@ -14030,7 +14030,7 @@
         <w:tc>
           <w:tcPr>
             <w:tcW w:type="dxa" w:w="2663"/>
-            <w:shd w:val="clear" w:color="auto" w:fill="FAF7F2"/>
+            <w:shd w:val="clear" w:color="auto" w:fill="EEF1F5"/>
             <w:vAlign w:val="center"/>
           </w:tcPr>
           <w:p>
@@ -14042,7 +14042,7 @@
                 <w:rFonts w:ascii="Inter" w:hAnsi="Inter"/>
                 <w:b/>
                 <w:i w:val="0"/>
-                <w:color w:val="1F2937"/>
+                <w:color w:val="1B2433"/>
                 <w:sz w:val="20"/>
               </w:rPr>
               <w:t>Mécanisme général</w:t>
@@ -14064,7 +14064,7 @@
                 <w:rFonts w:ascii="Inter" w:hAnsi="Inter"/>
                 <w:b w:val="0"/>
                 <w:i w:val="0"/>
-                <w:color w:val="1F2937"/>
+                <w:color w:val="1B2433"/>
                 <w:sz w:val="20"/>
               </w:rPr>
               <w:t xml:space="preserve">Anomalies génomiques </w:t>
@@ -14084,7 +14084,7 @@
                 <w:rFonts w:ascii="Inter" w:hAnsi="Inter"/>
                 <w:b w:val="0"/>
                 <w:i w:val="0"/>
-                <w:color w:val="1F2937"/>
+                <w:color w:val="1B2433"/>
                 <w:sz w:val="20"/>
               </w:rPr>
               <w:t xml:space="preserve"> (mutations, translocations) dans un progéniteur/précurseur → </w:t>
@@ -14104,7 +14104,7 @@
                 <w:rFonts w:ascii="Inter" w:hAnsi="Inter"/>
                 <w:b w:val="0"/>
                 <w:i w:val="0"/>
-                <w:color w:val="1F2937"/>
+                <w:color w:val="1B2433"/>
                 <w:sz w:val="20"/>
               </w:rPr>
               <w:t xml:space="preserve"> cellulaire</w:t>
@@ -14120,7 +14120,7 @@
                 <w:rFonts w:ascii="Inter" w:hAnsi="Inter"/>
                 <w:b w:val="0"/>
                 <w:i w:val="0"/>
-                <w:color w:val="1F2937"/>
+                <w:color w:val="1B2433"/>
                 <w:sz w:val="20"/>
               </w:rPr>
               <w:t>Le clone envahit moelle, sang, ganglions, rate et inhibe les fonctions normales</w:t>
@@ -14146,7 +14146,7 @@
                 <w:rFonts w:ascii="Inter" w:hAnsi="Inter"/>
                 <w:b w:val="0"/>
                 <w:i w:val="0"/>
-                <w:color w:val="1F2937"/>
+                <w:color w:val="1B2433"/>
                 <w:sz w:val="20"/>
               </w:rPr>
               <w:t xml:space="preserve"> Pas de métastases au sens strict → la classification </w:t>
@@ -14166,7 +14166,7 @@
                 <w:rFonts w:ascii="Inter" w:hAnsi="Inter"/>
                 <w:b w:val="0"/>
                 <w:i w:val="0"/>
-                <w:color w:val="1F2937"/>
+                <w:color w:val="1B2433"/>
                 <w:sz w:val="20"/>
               </w:rPr>
               <w:t xml:space="preserve"> en hématologie</w:t>
@@ -14181,7 +14181,7 @@
         <w:tc>
           <w:tcPr>
             <w:tcW w:type="dxa" w:w="2663"/>
-            <w:shd w:val="clear" w:color="auto" w:fill="FAF7F2"/>
+            <w:shd w:val="clear" w:color="auto" w:fill="EEF1F5"/>
             <w:vAlign w:val="center"/>
           </w:tcPr>
           <w:p>
@@ -14203,7 +14203,7 @@
                 <w:rFonts w:ascii="Inter" w:hAnsi="Inter"/>
                 <w:b/>
                 <w:i w:val="0"/>
-                <w:color w:val="1F2937"/>
+                <w:color w:val="1B2433"/>
                 <w:sz w:val="20"/>
               </w:rPr>
               <w:t xml:space="preserve"> Hémopathies malignes aiguës</w:t>
@@ -14235,7 +14235,7 @@
                 <w:rFonts w:ascii="Inter" w:hAnsi="Inter"/>
                 <w:b w:val="0"/>
                 <w:i w:val="0"/>
-                <w:color w:val="1F2937"/>
+                <w:color w:val="1B2433"/>
                 <w:sz w:val="20"/>
               </w:rPr>
               <w:t xml:space="preserve"> → accumulation de </w:t>
@@ -14255,7 +14255,7 @@
                 <w:rFonts w:ascii="Inter" w:hAnsi="Inter"/>
                 <w:b w:val="0"/>
                 <w:i w:val="0"/>
-                <w:color w:val="1F2937"/>
+                <w:color w:val="1B2433"/>
                 <w:sz w:val="20"/>
               </w:rPr>
               <w:t xml:space="preserve"> dans la moelle</w:t>
@@ -14281,7 +14281,7 @@
                 <w:rFonts w:ascii="Inter" w:hAnsi="Inter"/>
                 <w:b w:val="0"/>
                 <w:i w:val="0"/>
-                <w:color w:val="1F2937"/>
+                <w:color w:val="1B2433"/>
                 <w:sz w:val="20"/>
               </w:rPr>
               <w:t xml:space="preserve"> ou </w:t>
@@ -14301,7 +14301,7 @@
                 <w:rFonts w:ascii="Inter" w:hAnsi="Inter"/>
                 <w:b w:val="0"/>
                 <w:i w:val="0"/>
-                <w:color w:val="1F2937"/>
+                <w:color w:val="1B2433"/>
                 <w:sz w:val="20"/>
               </w:rPr>
               <w:t xml:space="preserve"> ; début souvent </w:t>
@@ -14326,7 +14326,7 @@
         <w:tc>
           <w:tcPr>
             <w:tcW w:type="dxa" w:w="2663"/>
-            <w:shd w:val="clear" w:color="auto" w:fill="FAF7F2"/>
+            <w:shd w:val="clear" w:color="auto" w:fill="EEF1F5"/>
             <w:vAlign w:val="center"/>
           </w:tcPr>
           <w:p>
@@ -14348,7 +14348,7 @@
                 <w:rFonts w:ascii="Inter" w:hAnsi="Inter"/>
                 <w:b/>
                 <w:i w:val="0"/>
-                <w:color w:val="1F2937"/>
+                <w:color w:val="1B2433"/>
                 <w:sz w:val="20"/>
               </w:rPr>
               <w:t xml:space="preserve"> Syndromes myéloprolifératifs</w:t>
@@ -14370,7 +14370,7 @@
                 <w:rFonts w:ascii="Inter" w:hAnsi="Inter"/>
                 <w:b w:val="0"/>
                 <w:i w:val="0"/>
-                <w:color w:val="1F2937"/>
+                <w:color w:val="1B2433"/>
                 <w:sz w:val="20"/>
               </w:rPr>
               <w:t xml:space="preserve">Capacité de différenciation </w:t>
@@ -14390,7 +14390,7 @@
                 <w:rFonts w:ascii="Inter" w:hAnsi="Inter"/>
                 <w:b w:val="0"/>
                 <w:i w:val="0"/>
-                <w:color w:val="1F2937"/>
+                <w:color w:val="1B2433"/>
                 <w:sz w:val="20"/>
               </w:rPr>
               <w:t xml:space="preserve"> → production dérégulée de cellules matures</w:t>
@@ -14416,7 +14416,7 @@
                 <w:rFonts w:ascii="Inter" w:hAnsi="Inter"/>
                 <w:b w:val="0"/>
                 <w:i w:val="0"/>
-                <w:color w:val="1F2937"/>
+                <w:color w:val="1B2433"/>
                 <w:sz w:val="20"/>
               </w:rPr>
               <w:t xml:space="preserve"> (maladie de Vaquez)</w:t>
@@ -14442,7 +14442,7 @@
                 <w:rFonts w:ascii="Inter" w:hAnsi="Inter"/>
                 <w:b w:val="0"/>
                 <w:i w:val="0"/>
-                <w:color w:val="1F2937"/>
+                <w:color w:val="1B2433"/>
                 <w:sz w:val="20"/>
               </w:rPr>
               <w:t xml:space="preserve"> (chromosome </w:t>
@@ -14462,7 +14462,7 @@
                 <w:rFonts w:ascii="Inter" w:hAnsi="Inter"/>
                 <w:b w:val="0"/>
                 <w:i w:val="0"/>
-                <w:color w:val="1F2937"/>
+                <w:color w:val="1B2433"/>
                 <w:sz w:val="20"/>
               </w:rPr>
               <w:t>, t(9;22), BCR::ABL1)</w:t>
@@ -14504,7 +14504,7 @@
                 <w:rFonts w:ascii="Inter" w:hAnsi="Inter"/>
                 <w:b w:val="0"/>
                 <w:i w:val="0"/>
-                <w:color w:val="1F2937"/>
+                <w:color w:val="1B2433"/>
                 <w:sz w:val="20"/>
               </w:rPr>
               <w:t xml:space="preserve"> (myélofibrose primitive)</w:t>
@@ -14519,7 +14519,7 @@
         <w:tc>
           <w:tcPr>
             <w:tcW w:type="dxa" w:w="2663"/>
-            <w:shd w:val="clear" w:color="auto" w:fill="FAF7F2"/>
+            <w:shd w:val="clear" w:color="auto" w:fill="EEF1F5"/>
             <w:vAlign w:val="center"/>
           </w:tcPr>
           <w:p>
@@ -14531,7 +14531,7 @@
                 <w:rFonts w:ascii="Inter" w:hAnsi="Inter"/>
                 <w:b/>
                 <w:i w:val="0"/>
-                <w:color w:val="1F2937"/>
+                <w:color w:val="1B2433"/>
                 <w:sz w:val="20"/>
               </w:rPr>
               <w:t>Syndromes lymphoprolifératifs</w:t>
@@ -14563,7 +14563,7 @@
                 <w:rFonts w:ascii="Inter" w:hAnsi="Inter"/>
                 <w:b w:val="0"/>
                 <w:i w:val="0"/>
-                <w:color w:val="1F2937"/>
+                <w:color w:val="1B2433"/>
                 <w:sz w:val="20"/>
               </w:rPr>
               <w:t xml:space="preserve"> : hyperlymphocytose B monoclonale</w:t>
@@ -14589,7 +14589,7 @@
                 <w:rFonts w:ascii="Inter" w:hAnsi="Inter"/>
                 <w:b w:val="0"/>
                 <w:i w:val="0"/>
-                <w:color w:val="1F2937"/>
+                <w:color w:val="1B2433"/>
                 <w:sz w:val="20"/>
               </w:rPr>
               <w:t xml:space="preserve"> (B ou T) : prolifération préférentiellement ganglionnaire</w:t>
@@ -14615,7 +14615,7 @@
                 <w:rFonts w:ascii="Inter" w:hAnsi="Inter"/>
                 <w:b w:val="0"/>
                 <w:i w:val="0"/>
-                <w:color w:val="1F2937"/>
+                <w:color w:val="1B2433"/>
                 <w:sz w:val="20"/>
               </w:rPr>
               <w:t xml:space="preserve"> : prolifération de </w:t>
@@ -14635,7 +14635,7 @@
                 <w:rFonts w:ascii="Inter" w:hAnsi="Inter"/>
                 <w:b w:val="0"/>
                 <w:i w:val="0"/>
-                <w:color w:val="1F2937"/>
+                <w:color w:val="1B2433"/>
                 <w:sz w:val="20"/>
               </w:rPr>
               <w:t xml:space="preserve"> tumoraux (ostéolyse, immunoglobuline monoclonale)</w:t>
@@ -14650,7 +14650,7 @@
         <w:tc>
           <w:tcPr>
             <w:tcW w:type="dxa" w:w="2663"/>
-            <w:shd w:val="clear" w:color="auto" w:fill="FAF7F2"/>
+            <w:shd w:val="clear" w:color="auto" w:fill="EEF1F5"/>
             <w:vAlign w:val="center"/>
           </w:tcPr>
           <w:p>
@@ -14672,7 +14672,7 @@
                 <w:rFonts w:ascii="Inter" w:hAnsi="Inter"/>
                 <w:b/>
                 <w:i w:val="0"/>
-                <w:color w:val="1F2937"/>
+                <w:color w:val="1B2433"/>
                 <w:sz w:val="20"/>
               </w:rPr>
               <w:t xml:space="preserve"> Déficit de production intramédullaire</w:t>
@@ -14704,7 +14704,7 @@
                 <w:rFonts w:ascii="Inter" w:hAnsi="Inter"/>
                 <w:b w:val="0"/>
                 <w:i w:val="0"/>
-                <w:color w:val="1F2937"/>
+                <w:color w:val="1B2433"/>
                 <w:sz w:val="20"/>
               </w:rPr>
               <w:t xml:space="preserve"> indispensables : présence de CSH, absence de dysfonctionnement des CSH, apports en fer/folates/B12, espace médullaire suffisant</w:t>
@@ -14720,7 +14720,7 @@
                 <w:rFonts w:ascii="Inter" w:hAnsi="Inter"/>
                 <w:b w:val="0"/>
                 <w:i w:val="0"/>
-                <w:color w:val="1F2937"/>
+                <w:color w:val="1B2433"/>
                 <w:sz w:val="20"/>
               </w:rPr>
               <w:t xml:space="preserve">Défaillances : </w:t>
@@ -14740,7 +14740,7 @@
                 <w:rFonts w:ascii="Inter" w:hAnsi="Inter"/>
                 <w:b w:val="0"/>
                 <w:i w:val="0"/>
-                <w:color w:val="1F2937"/>
+                <w:color w:val="1B2433"/>
                 <w:sz w:val="20"/>
               </w:rPr>
               <w:t xml:space="preserve"> (absence de CSH), </w:t>
@@ -14760,7 +14760,7 @@
                 <w:rFonts w:ascii="Inter" w:hAnsi="Inter"/>
                 <w:b w:val="0"/>
                 <w:i w:val="0"/>
-                <w:color w:val="1F2937"/>
+                <w:color w:val="1B2433"/>
                 <w:sz w:val="20"/>
               </w:rPr>
               <w:t xml:space="preserve"> (dysfonctionnement), </w:t>
@@ -14780,7 +14780,7 @@
                 <w:rFonts w:ascii="Inter" w:hAnsi="Inter"/>
                 <w:b w:val="0"/>
                 <w:i w:val="0"/>
-                <w:color w:val="1F2937"/>
+                <w:color w:val="1B2433"/>
                 <w:sz w:val="20"/>
               </w:rPr>
               <w:t xml:space="preserve">, </w:t>
@@ -14800,7 +14800,7 @@
                 <w:rFonts w:ascii="Inter" w:hAnsi="Inter"/>
                 <w:b w:val="0"/>
                 <w:i w:val="0"/>
-                <w:color w:val="1F2937"/>
+                <w:color w:val="1B2433"/>
                 <w:sz w:val="20"/>
               </w:rPr>
               <w:t xml:space="preserve"> (manque d'espace)</w:t>
@@ -14855,7 +14855,7 @@
               <w:rPr>
                 <w:rFonts w:ascii="Cormorant Garamond" w:hAnsi="Cormorant Garamond"/>
                 <w:i/>
-                <w:color w:val="9CA3AF"/>
+                <w:color w:val="94A0B0"/>
                 <w:sz w:val="18"/>
               </w:rPr>
               <w:t>Figure 4 — Schéma de l'hématopoïèse normale et localisation des principales hémopathies myéloïdes et lymphoïdes.</w:t>
@@ -14877,7 +14877,7 @@
     <w:p>
       <w:pPr>
         <w:keepNext/>
-        <w:shd w:val="clear" w:color="auto" w:fill="E11D48"/>
+        <w:shd w:val="clear" w:color="auto" w:fill="0F1E33"/>
         <w:spacing w:before="40" w:after="200"/>
       </w:pPr>
       <w:r>
@@ -14898,7 +14898,7 @@
         <w:rPr>
           <w:rFonts w:ascii="Cormorant Garamond" w:hAnsi="Cormorant Garamond"/>
           <w:b/>
-          <w:color w:val="E11D48"/>
+          <w:color w:val="0F1E33"/>
           <w:sz w:val="26"/>
         </w:rPr>
         <w:t>Chiffres-clés à connaître</w:t>
@@ -14909,12 +14909,12 @@
         <w:tblW w:type="auto" w:w="0"/>
         <w:jc w:val="center"/>
         <w:tblBorders>
-          <w:top w:val="single" w:sz="4" w:space="0" w:color="9CA3AF"/>
-          <w:left w:val="single" w:sz="4" w:space="0" w:color="9CA3AF"/>
-          <w:bottom w:val="single" w:sz="4" w:space="0" w:color="9CA3AF"/>
-          <w:right w:val="single" w:sz="4" w:space="0" w:color="9CA3AF"/>
-          <w:insideH w:val="single" w:sz="4" w:space="0" w:color="9CA3AF"/>
-          <w:insideV w:val="single" w:sz="4" w:space="0" w:color="9CA3AF"/>
+          <w:top w:val="single" w:sz="4" w:space="0" w:color="94A0B0"/>
+          <w:left w:val="single" w:sz="4" w:space="0" w:color="94A0B0"/>
+          <w:bottom w:val="single" w:sz="4" w:space="0" w:color="94A0B0"/>
+          <w:right w:val="single" w:sz="4" w:space="0" w:color="94A0B0"/>
+          <w:insideH w:val="single" w:sz="4" w:space="0" w:color="94A0B0"/>
+          <w:insideV w:val="single" w:sz="4" w:space="0" w:color="94A0B0"/>
         </w:tblBorders>
         <w:tblLayout w:type="autofit"/>
         <w:tblLook w:firstColumn="1" w:firstRow="1" w:lastColumn="0" w:lastRow="0" w:noHBand="0" w:noVBand="1" w:val="04A0"/>
@@ -14930,7 +14930,7 @@
         <w:tc>
           <w:tcPr>
             <w:tcW w:type="dxa" w:w="4933"/>
-            <w:shd w:val="clear" w:color="auto" w:fill="E11D48"/>
+            <w:shd w:val="clear" w:color="auto" w:fill="0F1E33"/>
           </w:tcPr>
           <w:p>
             <w:pPr>
@@ -14951,7 +14951,7 @@
         <w:tc>
           <w:tcPr>
             <w:tcW w:type="dxa" w:w="4933"/>
-            <w:shd w:val="clear" w:color="auto" w:fill="E11D48"/>
+            <w:shd w:val="clear" w:color="auto" w:fill="0F1E33"/>
           </w:tcPr>
           <w:p>
             <w:pPr>
@@ -14987,7 +14987,7 @@
                 <w:rFonts w:ascii="Inter" w:hAnsi="Inter"/>
                 <w:b w:val="0"/>
                 <w:i w:val="0"/>
-                <w:color w:val="1F2937"/>
+                <w:color w:val="1B2433"/>
                 <w:sz w:val="18"/>
               </w:rPr>
               <w:t>Production quotidienne d'érythrocytes</w:t>
@@ -15022,7 +15022,7 @@
         <w:tc>
           <w:tcPr>
             <w:tcW w:type="dxa" w:w="4933"/>
-            <w:shd w:val="clear" w:color="auto" w:fill="FAF7F2"/>
+            <w:shd w:val="clear" w:color="auto" w:fill="EEF1F5"/>
           </w:tcPr>
           <w:p>
             <w:pPr>
@@ -15033,7 +15033,7 @@
                 <w:rFonts w:ascii="Inter" w:hAnsi="Inter"/>
                 <w:b w:val="0"/>
                 <w:i w:val="0"/>
-                <w:color w:val="1F2937"/>
+                <w:color w:val="1B2433"/>
                 <w:sz w:val="18"/>
               </w:rPr>
               <w:t>Production quotidienne de plaquettes</w:t>
@@ -15043,7 +15043,7 @@
         <w:tc>
           <w:tcPr>
             <w:tcW w:type="dxa" w:w="4933"/>
-            <w:shd w:val="clear" w:color="auto" w:fill="FAF7F2"/>
+            <w:shd w:val="clear" w:color="auto" w:fill="EEF1F5"/>
           </w:tcPr>
           <w:p>
             <w:pPr>
@@ -15079,7 +15079,7 @@
                 <w:rFonts w:ascii="Inter" w:hAnsi="Inter"/>
                 <w:b w:val="0"/>
                 <w:i w:val="0"/>
-                <w:color w:val="1F2937"/>
+                <w:color w:val="1B2433"/>
                 <w:sz w:val="18"/>
               </w:rPr>
               <w:t>Production quotidienne de PNN</w:t>
@@ -15114,7 +15114,7 @@
         <w:tc>
           <w:tcPr>
             <w:tcW w:type="dxa" w:w="4933"/>
-            <w:shd w:val="clear" w:color="auto" w:fill="FAF7F2"/>
+            <w:shd w:val="clear" w:color="auto" w:fill="EEF1F5"/>
           </w:tcPr>
           <w:p>
             <w:pPr>
@@ -15125,7 +15125,7 @@
                 <w:rFonts w:ascii="Inter" w:hAnsi="Inter"/>
                 <w:b w:val="0"/>
                 <w:i w:val="0"/>
-                <w:color w:val="1F2937"/>
+                <w:color w:val="1B2433"/>
                 <w:sz w:val="18"/>
               </w:rPr>
               <w:t>Durée de vie de l'hématie</w:t>
@@ -15135,7 +15135,7 @@
         <w:tc>
           <w:tcPr>
             <w:tcW w:type="dxa" w:w="4933"/>
-            <w:shd w:val="clear" w:color="auto" w:fill="FAF7F2"/>
+            <w:shd w:val="clear" w:color="auto" w:fill="EEF1F5"/>
           </w:tcPr>
           <w:p>
             <w:pPr>
@@ -15171,7 +15171,7 @@
                 <w:rFonts w:ascii="Inter" w:hAnsi="Inter"/>
                 <w:b w:val="0"/>
                 <w:i w:val="0"/>
-                <w:color w:val="1F2937"/>
+                <w:color w:val="1B2433"/>
                 <w:sz w:val="18"/>
               </w:rPr>
               <w:t>Durée de vie sanguine du PNN</w:t>
@@ -15206,7 +15206,7 @@
         <w:tc>
           <w:tcPr>
             <w:tcW w:type="dxa" w:w="4933"/>
-            <w:shd w:val="clear" w:color="auto" w:fill="FAF7F2"/>
+            <w:shd w:val="clear" w:color="auto" w:fill="EEF1F5"/>
           </w:tcPr>
           <w:p>
             <w:pPr>
@@ -15217,7 +15217,7 @@
                 <w:rFonts w:ascii="Inter" w:hAnsi="Inter"/>
                 <w:b w:val="0"/>
                 <w:i w:val="0"/>
-                <w:color w:val="1F2937"/>
+                <w:color w:val="1B2433"/>
                 <w:sz w:val="18"/>
               </w:rPr>
               <w:t>Durée de l'érythropoïèse / granulopoïèse</w:t>
@@ -15227,7 +15227,7 @@
         <w:tc>
           <w:tcPr>
             <w:tcW w:type="dxa" w:w="4933"/>
-            <w:shd w:val="clear" w:color="auto" w:fill="FAF7F2"/>
+            <w:shd w:val="clear" w:color="auto" w:fill="EEF1F5"/>
           </w:tcPr>
           <w:p>
             <w:pPr>
@@ -15263,7 +15263,7 @@
                 <w:rFonts w:ascii="Inter" w:hAnsi="Inter"/>
                 <w:b w:val="0"/>
                 <w:i w:val="0"/>
-                <w:color w:val="1F2937"/>
+                <w:color w:val="1B2433"/>
                 <w:sz w:val="18"/>
               </w:rPr>
               <w:t>Réticulocytes (valeur normale)</w:t>
@@ -15298,7 +15298,7 @@
         <w:tc>
           <w:tcPr>
             <w:tcW w:type="dxa" w:w="4933"/>
-            <w:shd w:val="clear" w:color="auto" w:fill="FAF7F2"/>
+            <w:shd w:val="clear" w:color="auto" w:fill="EEF1F5"/>
           </w:tcPr>
           <w:p>
             <w:pPr>
@@ -15309,7 +15309,7 @@
                 <w:rFonts w:ascii="Inter" w:hAnsi="Inter"/>
                 <w:b w:val="0"/>
                 <w:i w:val="0"/>
-                <w:color w:val="1F2937"/>
+                <w:color w:val="1B2433"/>
                 <w:sz w:val="18"/>
               </w:rPr>
               <w:t>Cellules CD34+ dans la moelle</w:t>
@@ -15319,7 +15319,7 @@
         <w:tc>
           <w:tcPr>
             <w:tcW w:type="dxa" w:w="4933"/>
-            <w:shd w:val="clear" w:color="auto" w:fill="FAF7F2"/>
+            <w:shd w:val="clear" w:color="auto" w:fill="EEF1F5"/>
           </w:tcPr>
           <w:p>
             <w:pPr>
@@ -15355,7 +15355,7 @@
                 <w:rFonts w:ascii="Inter" w:hAnsi="Inter"/>
                 <w:b w:val="0"/>
                 <w:i w:val="0"/>
-                <w:color w:val="1F2937"/>
+                <w:color w:val="1B2433"/>
                 <w:sz w:val="18"/>
               </w:rPr>
               <w:t>Fer total de l'organisme</w:t>
@@ -15390,7 +15390,7 @@
         <w:tc>
           <w:tcPr>
             <w:tcW w:type="dxa" w:w="4933"/>
-            <w:shd w:val="clear" w:color="auto" w:fill="FAF7F2"/>
+            <w:shd w:val="clear" w:color="auto" w:fill="EEF1F5"/>
           </w:tcPr>
           <w:p>
             <w:pPr>
@@ -15401,7 +15401,7 @@
                 <w:rFonts w:ascii="Inter" w:hAnsi="Inter"/>
                 <w:b w:val="0"/>
                 <w:i w:val="0"/>
-                <w:color w:val="1F2937"/>
+                <w:color w:val="1B2433"/>
                 <w:sz w:val="18"/>
               </w:rPr>
               <w:t>Bilirubine libre (normale)</w:t>
@@ -15411,7 +15411,7 @@
         <w:tc>
           <w:tcPr>
             <w:tcW w:type="dxa" w:w="4933"/>
-            <w:shd w:val="clear" w:color="auto" w:fill="FAF7F2"/>
+            <w:shd w:val="clear" w:color="auto" w:fill="EEF1F5"/>
           </w:tcPr>
           <w:p>
             <w:pPr>
@@ -15447,7 +15447,7 @@
                 <w:rFonts w:ascii="Inter" w:hAnsi="Inter"/>
                 <w:b w:val="0"/>
                 <w:i w:val="0"/>
-                <w:color w:val="1F2937"/>
+                <w:color w:val="1B2433"/>
                 <w:sz w:val="18"/>
               </w:rPr>
               <w:t>HbA / HbA2 chez l'adulte</w:t>
@@ -15482,7 +15482,7 @@
         <w:tc>
           <w:tcPr>
             <w:tcW w:type="dxa" w:w="4933"/>
-            <w:shd w:val="clear" w:color="auto" w:fill="FAF7F2"/>
+            <w:shd w:val="clear" w:color="auto" w:fill="EEF1F5"/>
           </w:tcPr>
           <w:p>
             <w:pPr>
@@ -15493,7 +15493,7 @@
                 <w:rFonts w:ascii="Inter" w:hAnsi="Inter"/>
                 <w:b w:val="0"/>
                 <w:i w:val="0"/>
-                <w:color w:val="1F2937"/>
+                <w:color w:val="1B2433"/>
                 <w:sz w:val="18"/>
               </w:rPr>
               <w:t>Besoins en folates / vitamine B12</w:t>
@@ -15503,7 +15503,7 @@
         <w:tc>
           <w:tcPr>
             <w:tcW w:type="dxa" w:w="4933"/>
-            <w:shd w:val="clear" w:color="auto" w:fill="FAF7F2"/>
+            <w:shd w:val="clear" w:color="auto" w:fill="EEF1F5"/>
           </w:tcPr>
           <w:p>
             <w:pPr>
@@ -15536,7 +15536,7 @@
         <w:rPr>
           <w:rFonts w:ascii="Cormorant Garamond" w:hAnsi="Cormorant Garamond"/>
           <w:b/>
-          <w:color w:val="E11D48"/>
+          <w:color w:val="0F1E33"/>
           <w:sz w:val="26"/>
         </w:rPr>
         <w:t>Les trois compartiments de l'hématopoïèse</w:t>
@@ -15547,12 +15547,12 @@
         <w:tblW w:type="auto" w:w="0"/>
         <w:jc w:val="center"/>
         <w:tblBorders>
-          <w:top w:val="single" w:sz="4" w:space="0" w:color="9CA3AF"/>
-          <w:left w:val="single" w:sz="4" w:space="0" w:color="9CA3AF"/>
-          <w:bottom w:val="single" w:sz="4" w:space="0" w:color="9CA3AF"/>
-          <w:right w:val="single" w:sz="4" w:space="0" w:color="9CA3AF"/>
-          <w:insideH w:val="single" w:sz="4" w:space="0" w:color="9CA3AF"/>
-          <w:insideV w:val="single" w:sz="4" w:space="0" w:color="9CA3AF"/>
+          <w:top w:val="single" w:sz="4" w:space="0" w:color="94A0B0"/>
+          <w:left w:val="single" w:sz="4" w:space="0" w:color="94A0B0"/>
+          <w:bottom w:val="single" w:sz="4" w:space="0" w:color="94A0B0"/>
+          <w:right w:val="single" w:sz="4" w:space="0" w:color="94A0B0"/>
+          <w:insideH w:val="single" w:sz="4" w:space="0" w:color="94A0B0"/>
+          <w:insideV w:val="single" w:sz="4" w:space="0" w:color="94A0B0"/>
         </w:tblBorders>
         <w:tblLayout w:type="autofit"/>
         <w:tblLook w:firstColumn="1" w:firstRow="1" w:lastColumn="0" w:lastRow="0" w:noHBand="0" w:noVBand="1" w:val="04A0"/>
@@ -15569,7 +15569,7 @@
         <w:tc>
           <w:tcPr>
             <w:tcW w:type="dxa" w:w="3289"/>
-            <w:shd w:val="clear" w:color="auto" w:fill="E11D48"/>
+            <w:shd w:val="clear" w:color="auto" w:fill="0F1E33"/>
           </w:tcPr>
           <w:p>
             <w:pPr>
@@ -15590,7 +15590,7 @@
         <w:tc>
           <w:tcPr>
             <w:tcW w:type="dxa" w:w="3289"/>
-            <w:shd w:val="clear" w:color="auto" w:fill="E11D48"/>
+            <w:shd w:val="clear" w:color="auto" w:fill="0F1E33"/>
           </w:tcPr>
           <w:p>
             <w:pPr>
@@ -15611,7 +15611,7 @@
         <w:tc>
           <w:tcPr>
             <w:tcW w:type="dxa" w:w="3289"/>
-            <w:shd w:val="clear" w:color="auto" w:fill="E11D48"/>
+            <w:shd w:val="clear" w:color="auto" w:fill="0F1E33"/>
           </w:tcPr>
           <w:p>
             <w:pPr>
@@ -15667,7 +15667,7 @@
                 <w:rFonts w:ascii="Inter" w:hAnsi="Inter"/>
                 <w:b w:val="0"/>
                 <w:i w:val="0"/>
-                <w:color w:val="1F2937"/>
+                <w:color w:val="1B2433"/>
                 <w:sz w:val="18"/>
               </w:rPr>
               <w:t>Non identifiables (culture)</w:t>
@@ -15687,7 +15687,7 @@
                 <w:rFonts w:ascii="Inter" w:hAnsi="Inter"/>
                 <w:b w:val="0"/>
                 <w:i w:val="0"/>
-                <w:color w:val="1F2937"/>
+                <w:color w:val="1B2433"/>
                 <w:sz w:val="18"/>
               </w:rPr>
               <w:t>CSH, CFU-GEMM, BFU-E, CFU-GM</w:t>
@@ -15702,7 +15702,7 @@
         <w:tc>
           <w:tcPr>
             <w:tcW w:type="dxa" w:w="3289"/>
-            <w:shd w:val="clear" w:color="auto" w:fill="FAF7F2"/>
+            <w:shd w:val="clear" w:color="auto" w:fill="EEF1F5"/>
           </w:tcPr>
           <w:p>
             <w:pPr>
@@ -15723,7 +15723,7 @@
         <w:tc>
           <w:tcPr>
             <w:tcW w:type="dxa" w:w="3289"/>
-            <w:shd w:val="clear" w:color="auto" w:fill="FAF7F2"/>
+            <w:shd w:val="clear" w:color="auto" w:fill="EEF1F5"/>
           </w:tcPr>
           <w:p>
             <w:pPr>
@@ -15734,7 +15734,7 @@
                 <w:rFonts w:ascii="Inter" w:hAnsi="Inter"/>
                 <w:b w:val="0"/>
                 <w:i w:val="0"/>
-                <w:color w:val="1F2937"/>
+                <w:color w:val="1B2433"/>
                 <w:sz w:val="18"/>
               </w:rPr>
               <w:t>Morphologie (myélogramme)</w:t>
@@ -15744,7 +15744,7 @@
         <w:tc>
           <w:tcPr>
             <w:tcW w:type="dxa" w:w="3289"/>
-            <w:shd w:val="clear" w:color="auto" w:fill="FAF7F2"/>
+            <w:shd w:val="clear" w:color="auto" w:fill="EEF1F5"/>
           </w:tcPr>
           <w:p>
             <w:pPr>
@@ -15755,7 +15755,7 @@
                 <w:rFonts w:ascii="Inter" w:hAnsi="Inter"/>
                 <w:b w:val="0"/>
                 <w:i w:val="0"/>
-                <w:color w:val="1F2937"/>
+                <w:color w:val="1B2433"/>
                 <w:sz w:val="18"/>
               </w:rPr>
               <w:t>Proérythroblaste, myéloblaste</w:t>
@@ -15800,7 +15800,7 @@
                 <w:rFonts w:ascii="Inter" w:hAnsi="Inter"/>
                 <w:b w:val="0"/>
                 <w:i w:val="0"/>
-                <w:color w:val="1F2937"/>
+                <w:color w:val="1B2433"/>
                 <w:sz w:val="18"/>
               </w:rPr>
               <w:t>Frottis sanguin</w:t>
@@ -15820,7 +15820,7 @@
                 <w:rFonts w:ascii="Inter" w:hAnsi="Inter"/>
                 <w:b w:val="0"/>
                 <w:i w:val="0"/>
-                <w:color w:val="1F2937"/>
+                <w:color w:val="1B2433"/>
                 <w:sz w:val="18"/>
               </w:rPr>
               <w:t>Hématie, PNN, plaquette</w:t>
@@ -15842,7 +15842,7 @@
         <w:rPr>
           <w:rFonts w:ascii="Cormorant Garamond" w:hAnsi="Cormorant Garamond"/>
           <w:b/>
-          <w:color w:val="E11D48"/>
+          <w:color w:val="0F1E33"/>
           <w:sz w:val="26"/>
         </w:rPr>
         <w:t>Facteurs de croissance hématopoïétiques</w:t>
@@ -15853,12 +15853,12 @@
         <w:tblW w:type="auto" w:w="0"/>
         <w:jc w:val="center"/>
         <w:tblBorders>
-          <w:top w:val="single" w:sz="4" w:space="0" w:color="9CA3AF"/>
-          <w:left w:val="single" w:sz="4" w:space="0" w:color="9CA3AF"/>
-          <w:bottom w:val="single" w:sz="4" w:space="0" w:color="9CA3AF"/>
-          <w:right w:val="single" w:sz="4" w:space="0" w:color="9CA3AF"/>
-          <w:insideH w:val="single" w:sz="4" w:space="0" w:color="9CA3AF"/>
-          <w:insideV w:val="single" w:sz="4" w:space="0" w:color="9CA3AF"/>
+          <w:top w:val="single" w:sz="4" w:space="0" w:color="94A0B0"/>
+          <w:left w:val="single" w:sz="4" w:space="0" w:color="94A0B0"/>
+          <w:bottom w:val="single" w:sz="4" w:space="0" w:color="94A0B0"/>
+          <w:right w:val="single" w:sz="4" w:space="0" w:color="94A0B0"/>
+          <w:insideH w:val="single" w:sz="4" w:space="0" w:color="94A0B0"/>
+          <w:insideV w:val="single" w:sz="4" w:space="0" w:color="94A0B0"/>
         </w:tblBorders>
         <w:tblLayout w:type="autofit"/>
         <w:tblLook w:firstColumn="1" w:firstRow="1" w:lastColumn="0" w:lastRow="0" w:noHBand="0" w:noVBand="1" w:val="04A0"/>
@@ -15875,7 +15875,7 @@
         <w:tc>
           <w:tcPr>
             <w:tcW w:type="dxa" w:w="3289"/>
-            <w:shd w:val="clear" w:color="auto" w:fill="E11D48"/>
+            <w:shd w:val="clear" w:color="auto" w:fill="0F1E33"/>
           </w:tcPr>
           <w:p>
             <w:pPr>
@@ -15896,7 +15896,7 @@
         <w:tc>
           <w:tcPr>
             <w:tcW w:type="dxa" w:w="3289"/>
-            <w:shd w:val="clear" w:color="auto" w:fill="E11D48"/>
+            <w:shd w:val="clear" w:color="auto" w:fill="0F1E33"/>
           </w:tcPr>
           <w:p>
             <w:pPr>
@@ -15917,7 +15917,7 @@
         <w:tc>
           <w:tcPr>
             <w:tcW w:type="dxa" w:w="3289"/>
-            <w:shd w:val="clear" w:color="auto" w:fill="E11D48"/>
+            <w:shd w:val="clear" w:color="auto" w:fill="0F1E33"/>
           </w:tcPr>
           <w:p>
             <w:pPr>
@@ -15973,7 +15973,7 @@
                 <w:rFonts w:ascii="Inter" w:hAnsi="Inter"/>
                 <w:b w:val="0"/>
                 <w:i w:val="0"/>
-                <w:color w:val="1F2937"/>
+                <w:color w:val="1B2433"/>
                 <w:sz w:val="18"/>
               </w:rPr>
               <w:t>Érythroïde</w:t>
@@ -15993,7 +15993,7 @@
                 <w:rFonts w:ascii="Inter" w:hAnsi="Inter"/>
                 <w:b w:val="0"/>
                 <w:i w:val="0"/>
-                <w:color w:val="1F2937"/>
+                <w:color w:val="1B2433"/>
                 <w:sz w:val="18"/>
               </w:rPr>
               <w:t>Rein</w:t>
@@ -16008,7 +16008,7 @@
         <w:tc>
           <w:tcPr>
             <w:tcW w:type="dxa" w:w="3289"/>
-            <w:shd w:val="clear" w:color="auto" w:fill="FAF7F2"/>
+            <w:shd w:val="clear" w:color="auto" w:fill="EEF1F5"/>
           </w:tcPr>
           <w:p>
             <w:pPr>
@@ -16029,7 +16029,7 @@
         <w:tc>
           <w:tcPr>
             <w:tcW w:type="dxa" w:w="3289"/>
-            <w:shd w:val="clear" w:color="auto" w:fill="FAF7F2"/>
+            <w:shd w:val="clear" w:color="auto" w:fill="EEF1F5"/>
           </w:tcPr>
           <w:p>
             <w:pPr>
@@ -16040,7 +16040,7 @@
                 <w:rFonts w:ascii="Inter" w:hAnsi="Inter"/>
                 <w:b w:val="0"/>
                 <w:i w:val="0"/>
-                <w:color w:val="1F2937"/>
+                <w:color w:val="1B2433"/>
                 <w:sz w:val="18"/>
               </w:rPr>
               <w:t>Mégacaryocytaire</w:t>
@@ -16050,7 +16050,7 @@
         <w:tc>
           <w:tcPr>
             <w:tcW w:type="dxa" w:w="3289"/>
-            <w:shd w:val="clear" w:color="auto" w:fill="FAF7F2"/>
+            <w:shd w:val="clear" w:color="auto" w:fill="EEF1F5"/>
           </w:tcPr>
           <w:p>
             <w:pPr>
@@ -16061,7 +16061,7 @@
                 <w:rFonts w:ascii="Inter" w:hAnsi="Inter"/>
                 <w:b w:val="0"/>
                 <w:i w:val="0"/>
-                <w:color w:val="1F2937"/>
+                <w:color w:val="1B2433"/>
                 <w:sz w:val="18"/>
               </w:rPr>
               <w:t>Foie</w:t>
@@ -16106,7 +16106,7 @@
                 <w:rFonts w:ascii="Inter" w:hAnsi="Inter"/>
                 <w:b w:val="0"/>
                 <w:i w:val="0"/>
-                <w:color w:val="1F2937"/>
+                <w:color w:val="1B2433"/>
                 <w:sz w:val="18"/>
               </w:rPr>
               <w:t>Granuleuse</w:t>
@@ -16126,7 +16126,7 @@
                 <w:rFonts w:ascii="Inter" w:hAnsi="Inter"/>
                 <w:b w:val="0"/>
                 <w:i w:val="0"/>
-                <w:color w:val="1F2937"/>
+                <w:color w:val="1B2433"/>
                 <w:sz w:val="18"/>
               </w:rPr>
               <w:t>Cellules stromales</w:t>
@@ -16141,7 +16141,7 @@
         <w:tc>
           <w:tcPr>
             <w:tcW w:type="dxa" w:w="3289"/>
-            <w:shd w:val="clear" w:color="auto" w:fill="FAF7F2"/>
+            <w:shd w:val="clear" w:color="auto" w:fill="EEF1F5"/>
           </w:tcPr>
           <w:p>
             <w:pPr>
@@ -16162,7 +16162,7 @@
         <w:tc>
           <w:tcPr>
             <w:tcW w:type="dxa" w:w="3289"/>
-            <w:shd w:val="clear" w:color="auto" w:fill="FAF7F2"/>
+            <w:shd w:val="clear" w:color="auto" w:fill="EEF1F5"/>
           </w:tcPr>
           <w:p>
             <w:pPr>
@@ -16173,7 +16173,7 @@
                 <w:rFonts w:ascii="Inter" w:hAnsi="Inter"/>
                 <w:b w:val="0"/>
                 <w:i w:val="0"/>
-                <w:color w:val="1F2937"/>
+                <w:color w:val="1B2433"/>
                 <w:sz w:val="18"/>
               </w:rPr>
               <w:t>Granuleuse + monocytaire</w:t>
@@ -16183,7 +16183,7 @@
         <w:tc>
           <w:tcPr>
             <w:tcW w:type="dxa" w:w="3289"/>
-            <w:shd w:val="clear" w:color="auto" w:fill="FAF7F2"/>
+            <w:shd w:val="clear" w:color="auto" w:fill="EEF1F5"/>
           </w:tcPr>
           <w:p>
             <w:pPr>
@@ -16194,7 +16194,7 @@
                 <w:rFonts w:ascii="Inter" w:hAnsi="Inter"/>
                 <w:b w:val="0"/>
                 <w:i w:val="0"/>
-                <w:color w:val="1F2937"/>
+                <w:color w:val="1B2433"/>
                 <w:sz w:val="18"/>
               </w:rPr>
               <w:t>Cellules stromales</w:t>
@@ -16239,7 +16239,7 @@
                 <w:rFonts w:ascii="Inter" w:hAnsi="Inter"/>
                 <w:b w:val="0"/>
                 <w:i w:val="0"/>
-                <w:color w:val="1F2937"/>
+                <w:color w:val="1B2433"/>
                 <w:sz w:val="18"/>
               </w:rPr>
               <w:t>Monocytaire</w:t>
@@ -16259,7 +16259,7 @@
                 <w:rFonts w:ascii="Inter" w:hAnsi="Inter"/>
                 <w:b w:val="0"/>
                 <w:i w:val="0"/>
-                <w:color w:val="1F2937"/>
+                <w:color w:val="1B2433"/>
                 <w:sz w:val="18"/>
               </w:rPr>
               <w:t>Cellules stromales</w:t>
@@ -16274,7 +16274,7 @@
         <w:tc>
           <w:tcPr>
             <w:tcW w:type="dxa" w:w="3289"/>
-            <w:shd w:val="clear" w:color="auto" w:fill="FAF7F2"/>
+            <w:shd w:val="clear" w:color="auto" w:fill="EEF1F5"/>
           </w:tcPr>
           <w:p>
             <w:pPr>
@@ -16295,7 +16295,7 @@
         <w:tc>
           <w:tcPr>
             <w:tcW w:type="dxa" w:w="3289"/>
-            <w:shd w:val="clear" w:color="auto" w:fill="FAF7F2"/>
+            <w:shd w:val="clear" w:color="auto" w:fill="EEF1F5"/>
           </w:tcPr>
           <w:p>
             <w:pPr>
@@ -16306,7 +16306,7 @@
                 <w:rFonts w:ascii="Inter" w:hAnsi="Inter"/>
                 <w:b w:val="0"/>
                 <w:i w:val="0"/>
-                <w:color w:val="1F2937"/>
+                <w:color w:val="1B2433"/>
                 <w:sz w:val="18"/>
               </w:rPr>
               <w:t>Éosinophile</w:t>
@@ -16316,7 +16316,7 @@
         <w:tc>
           <w:tcPr>
             <w:tcW w:type="dxa" w:w="3289"/>
-            <w:shd w:val="clear" w:color="auto" w:fill="FAF7F2"/>
+            <w:shd w:val="clear" w:color="auto" w:fill="EEF1F5"/>
           </w:tcPr>
           <w:p>
             <w:pPr>
@@ -16327,7 +16327,7 @@
                 <w:rFonts w:ascii="Inter" w:hAnsi="Inter"/>
                 <w:b w:val="0"/>
                 <w:i w:val="0"/>
-                <w:color w:val="1F2937"/>
+                <w:color w:val="1B2433"/>
                 <w:sz w:val="18"/>
               </w:rPr>
               <w:t>Lymphocytes T</w:t>
@@ -16349,7 +16349,7 @@
         <w:rPr>
           <w:rFonts w:ascii="Cormorant Garamond" w:hAnsi="Cormorant Garamond"/>
           <w:b/>
-          <w:color w:val="E11D48"/>
+          <w:color w:val="0F1E33"/>
           <w:sz w:val="26"/>
         </w:rPr>
         <w:t>Myélogramme normal de l'adulte</w:t>
@@ -16360,12 +16360,12 @@
         <w:tblW w:type="auto" w:w="0"/>
         <w:jc w:val="center"/>
         <w:tblBorders>
-          <w:top w:val="single" w:sz="4" w:space="0" w:color="9CA3AF"/>
-          <w:left w:val="single" w:sz="4" w:space="0" w:color="9CA3AF"/>
-          <w:bottom w:val="single" w:sz="4" w:space="0" w:color="9CA3AF"/>
-          <w:right w:val="single" w:sz="4" w:space="0" w:color="9CA3AF"/>
-          <w:insideH w:val="single" w:sz="4" w:space="0" w:color="9CA3AF"/>
-          <w:insideV w:val="single" w:sz="4" w:space="0" w:color="9CA3AF"/>
+          <w:top w:val="single" w:sz="4" w:space="0" w:color="94A0B0"/>
+          <w:left w:val="single" w:sz="4" w:space="0" w:color="94A0B0"/>
+          <w:bottom w:val="single" w:sz="4" w:space="0" w:color="94A0B0"/>
+          <w:right w:val="single" w:sz="4" w:space="0" w:color="94A0B0"/>
+          <w:insideH w:val="single" w:sz="4" w:space="0" w:color="94A0B0"/>
+          <w:insideV w:val="single" w:sz="4" w:space="0" w:color="94A0B0"/>
         </w:tblBorders>
         <w:tblLayout w:type="autofit"/>
         <w:tblLook w:firstColumn="1" w:firstRow="1" w:lastColumn="0" w:lastRow="0" w:noHBand="0" w:noVBand="1" w:val="04A0"/>
@@ -16381,7 +16381,7 @@
         <w:tc>
           <w:tcPr>
             <w:tcW w:type="dxa" w:w="4933"/>
-            <w:shd w:val="clear" w:color="auto" w:fill="E11D48"/>
+            <w:shd w:val="clear" w:color="auto" w:fill="0F1E33"/>
           </w:tcPr>
           <w:p>
             <w:pPr>
@@ -16402,7 +16402,7 @@
         <w:tc>
           <w:tcPr>
             <w:tcW w:type="dxa" w:w="4933"/>
-            <w:shd w:val="clear" w:color="auto" w:fill="E11D48"/>
+            <w:shd w:val="clear" w:color="auto" w:fill="0F1E33"/>
           </w:tcPr>
           <w:p>
             <w:pPr>
@@ -16438,7 +16438,7 @@
                 <w:rFonts w:ascii="Inter" w:hAnsi="Inter"/>
                 <w:b w:val="0"/>
                 <w:i w:val="0"/>
-                <w:color w:val="1F2937"/>
+                <w:color w:val="1B2433"/>
                 <w:sz w:val="18"/>
               </w:rPr>
               <w:t>Cellules indifférenciées (hémoblastes)</w:t>
@@ -16458,7 +16458,7 @@
                 <w:rFonts w:ascii="Inter" w:hAnsi="Inter"/>
                 <w:b w:val="0"/>
                 <w:i w:val="0"/>
-                <w:color w:val="1F2937"/>
+                <w:color w:val="1B2433"/>
                 <w:sz w:val="18"/>
               </w:rPr>
               <w:t>1-2 %</w:t>
@@ -16473,7 +16473,7 @@
         <w:tc>
           <w:tcPr>
             <w:tcW w:type="dxa" w:w="4933"/>
-            <w:shd w:val="clear" w:color="auto" w:fill="FAF7F2"/>
+            <w:shd w:val="clear" w:color="auto" w:fill="EEF1F5"/>
           </w:tcPr>
           <w:p>
             <w:pPr>
@@ -16484,7 +16484,7 @@
                 <w:rFonts w:ascii="Inter" w:hAnsi="Inter"/>
                 <w:b w:val="0"/>
                 <w:i w:val="0"/>
-                <w:color w:val="1F2937"/>
+                <w:color w:val="1B2433"/>
                 <w:sz w:val="18"/>
               </w:rPr>
               <w:t>Lignée granuleuse neutrophile (totale)</w:t>
@@ -16494,7 +16494,7 @@
         <w:tc>
           <w:tcPr>
             <w:tcW w:type="dxa" w:w="4933"/>
-            <w:shd w:val="clear" w:color="auto" w:fill="FAF7F2"/>
+            <w:shd w:val="clear" w:color="auto" w:fill="EEF1F5"/>
           </w:tcPr>
           <w:p>
             <w:pPr>
@@ -16505,7 +16505,7 @@
                 <w:rFonts w:ascii="Inter" w:hAnsi="Inter"/>
                 <w:b w:val="0"/>
                 <w:i w:val="0"/>
-                <w:color w:val="1F2937"/>
+                <w:color w:val="1B2433"/>
                 <w:sz w:val="18"/>
               </w:rPr>
               <w:t>≈ 50-60 %</w:t>
@@ -16530,7 +16530,7 @@
                 <w:rFonts w:ascii="Inter" w:hAnsi="Inter"/>
                 <w:b w:val="0"/>
                 <w:i w:val="0"/>
-                <w:color w:val="1F2937"/>
+                <w:color w:val="1B2433"/>
                 <w:sz w:val="18"/>
               </w:rPr>
               <w:t>Lignée éosinophile</w:t>
@@ -16550,7 +16550,7 @@
                 <w:rFonts w:ascii="Inter" w:hAnsi="Inter"/>
                 <w:b w:val="0"/>
                 <w:i w:val="0"/>
-                <w:color w:val="1F2937"/>
+                <w:color w:val="1B2433"/>
                 <w:sz w:val="18"/>
               </w:rPr>
               <w:t>1-4 %</w:t>
@@ -16565,7 +16565,7 @@
         <w:tc>
           <w:tcPr>
             <w:tcW w:type="dxa" w:w="4933"/>
-            <w:shd w:val="clear" w:color="auto" w:fill="FAF7F2"/>
+            <w:shd w:val="clear" w:color="auto" w:fill="EEF1F5"/>
           </w:tcPr>
           <w:p>
             <w:pPr>
@@ -16576,7 +16576,7 @@
                 <w:rFonts w:ascii="Inter" w:hAnsi="Inter"/>
                 <w:b w:val="0"/>
                 <w:i w:val="0"/>
-                <w:color w:val="1F2937"/>
+                <w:color w:val="1B2433"/>
                 <w:sz w:val="18"/>
               </w:rPr>
               <w:t>Lignée basophile</w:t>
@@ -16586,7 +16586,7 @@
         <w:tc>
           <w:tcPr>
             <w:tcW w:type="dxa" w:w="4933"/>
-            <w:shd w:val="clear" w:color="auto" w:fill="FAF7F2"/>
+            <w:shd w:val="clear" w:color="auto" w:fill="EEF1F5"/>
           </w:tcPr>
           <w:p>
             <w:pPr>
@@ -16597,7 +16597,7 @@
                 <w:rFonts w:ascii="Inter" w:hAnsi="Inter"/>
                 <w:b w:val="0"/>
                 <w:i w:val="0"/>
-                <w:color w:val="1F2937"/>
+                <w:color w:val="1B2433"/>
                 <w:sz w:val="18"/>
               </w:rPr>
               <w:t>0,5-1 %</w:t>
@@ -16622,7 +16622,7 @@
                 <w:rFonts w:ascii="Inter" w:hAnsi="Inter"/>
                 <w:b w:val="0"/>
                 <w:i w:val="0"/>
-                <w:color w:val="1F2937"/>
+                <w:color w:val="1B2433"/>
                 <w:sz w:val="18"/>
               </w:rPr>
               <w:t>Lignée érythroblastique (totale)</w:t>
@@ -16642,7 +16642,7 @@
                 <w:rFonts w:ascii="Inter" w:hAnsi="Inter"/>
                 <w:b w:val="0"/>
                 <w:i w:val="0"/>
-                <w:color w:val="1F2937"/>
+                <w:color w:val="1B2433"/>
                 <w:sz w:val="18"/>
               </w:rPr>
               <w:t>≈ 15-30 %</w:t>
@@ -16657,7 +16657,7 @@
         <w:tc>
           <w:tcPr>
             <w:tcW w:type="dxa" w:w="4933"/>
-            <w:shd w:val="clear" w:color="auto" w:fill="FAF7F2"/>
+            <w:shd w:val="clear" w:color="auto" w:fill="EEF1F5"/>
           </w:tcPr>
           <w:p>
             <w:pPr>
@@ -16668,7 +16668,7 @@
                 <w:rFonts w:ascii="Inter" w:hAnsi="Inter"/>
                 <w:b w:val="0"/>
                 <w:i w:val="0"/>
-                <w:color w:val="1F2937"/>
+                <w:color w:val="1B2433"/>
                 <w:sz w:val="18"/>
               </w:rPr>
               <w:t>Lymphocytes</w:t>
@@ -16678,7 +16678,7 @@
         <w:tc>
           <w:tcPr>
             <w:tcW w:type="dxa" w:w="4933"/>
-            <w:shd w:val="clear" w:color="auto" w:fill="FAF7F2"/>
+            <w:shd w:val="clear" w:color="auto" w:fill="EEF1F5"/>
           </w:tcPr>
           <w:p>
             <w:pPr>
@@ -16689,7 +16689,7 @@
                 <w:rFonts w:ascii="Inter" w:hAnsi="Inter"/>
                 <w:b w:val="0"/>
                 <w:i w:val="0"/>
-                <w:color w:val="1F2937"/>
+                <w:color w:val="1B2433"/>
                 <w:sz w:val="18"/>
               </w:rPr>
               <w:t>5-15 %</w:t>
@@ -16714,7 +16714,7 @@
                 <w:rFonts w:ascii="Inter" w:hAnsi="Inter"/>
                 <w:b w:val="0"/>
                 <w:i w:val="0"/>
-                <w:color w:val="1F2937"/>
+                <w:color w:val="1B2433"/>
                 <w:sz w:val="18"/>
               </w:rPr>
               <w:t>Plasmocytes</w:t>
@@ -16734,7 +16734,7 @@
                 <w:rFonts w:ascii="Inter" w:hAnsi="Inter"/>
                 <w:b w:val="0"/>
                 <w:i w:val="0"/>
-                <w:color w:val="1F2937"/>
+                <w:color w:val="1B2433"/>
                 <w:sz w:val="18"/>
               </w:rPr>
               <w:t>1-3 %</w:t>
@@ -16754,7 +16754,7 @@
           <w:rFonts w:ascii="Inter" w:hAnsi="Inter"/>
           <w:b w:val="0"/>
           <w:i/>
-          <w:color w:val="1F2937"/>
+          <w:color w:val="1B2433"/>
           <w:sz w:val="20"/>
         </w:rPr>
         <w:t>Rapport érythroblastes / granuleux normal : 1/3 à 1/4.</w:t>
@@ -16768,7 +16768,7 @@
         <w:rPr>
           <w:rFonts w:ascii="Cormorant Garamond" w:hAnsi="Cormorant Garamond"/>
           <w:b/>
-          <w:color w:val="E11D48"/>
+          <w:color w:val="0F1E33"/>
           <w:sz w:val="26"/>
         </w:rPr>
         <w:t>Carences et anémies</w:t>
@@ -16779,12 +16779,12 @@
         <w:tblW w:type="auto" w:w="0"/>
         <w:jc w:val="center"/>
         <w:tblBorders>
-          <w:top w:val="single" w:sz="4" w:space="0" w:color="9CA3AF"/>
-          <w:left w:val="single" w:sz="4" w:space="0" w:color="9CA3AF"/>
-          <w:bottom w:val="single" w:sz="4" w:space="0" w:color="9CA3AF"/>
-          <w:right w:val="single" w:sz="4" w:space="0" w:color="9CA3AF"/>
-          <w:insideH w:val="single" w:sz="4" w:space="0" w:color="9CA3AF"/>
-          <w:insideV w:val="single" w:sz="4" w:space="0" w:color="9CA3AF"/>
+          <w:top w:val="single" w:sz="4" w:space="0" w:color="94A0B0"/>
+          <w:left w:val="single" w:sz="4" w:space="0" w:color="94A0B0"/>
+          <w:bottom w:val="single" w:sz="4" w:space="0" w:color="94A0B0"/>
+          <w:right w:val="single" w:sz="4" w:space="0" w:color="94A0B0"/>
+          <w:insideH w:val="single" w:sz="4" w:space="0" w:color="94A0B0"/>
+          <w:insideV w:val="single" w:sz="4" w:space="0" w:color="94A0B0"/>
         </w:tblBorders>
         <w:tblLayout w:type="autofit"/>
         <w:tblLook w:firstColumn="1" w:firstRow="1" w:lastColumn="0" w:lastRow="0" w:noHBand="0" w:noVBand="1" w:val="04A0"/>
@@ -16801,7 +16801,7 @@
         <w:tc>
           <w:tcPr>
             <w:tcW w:type="dxa" w:w="3289"/>
-            <w:shd w:val="clear" w:color="auto" w:fill="E11D48"/>
+            <w:shd w:val="clear" w:color="auto" w:fill="0F1E33"/>
           </w:tcPr>
           <w:p>
             <w:pPr>
@@ -16822,7 +16822,7 @@
         <w:tc>
           <w:tcPr>
             <w:tcW w:type="dxa" w:w="3289"/>
-            <w:shd w:val="clear" w:color="auto" w:fill="E11D48"/>
+            <w:shd w:val="clear" w:color="auto" w:fill="0F1E33"/>
           </w:tcPr>
           <w:p>
             <w:pPr>
@@ -16843,7 +16843,7 @@
         <w:tc>
           <w:tcPr>
             <w:tcW w:type="dxa" w:w="3289"/>
-            <w:shd w:val="clear" w:color="auto" w:fill="E11D48"/>
+            <w:shd w:val="clear" w:color="auto" w:fill="0F1E33"/>
           </w:tcPr>
           <w:p>
             <w:pPr>
@@ -16899,7 +16899,7 @@
                 <w:rFonts w:ascii="Inter" w:hAnsi="Inter"/>
                 <w:b w:val="0"/>
                 <w:i w:val="0"/>
-                <w:color w:val="1F2937"/>
+                <w:color w:val="1B2433"/>
                 <w:sz w:val="18"/>
               </w:rPr>
               <w:t>Microcytaire</w:t>
@@ -16919,7 +16919,7 @@
                 <w:rFonts w:ascii="Inter" w:hAnsi="Inter"/>
                 <w:b w:val="0"/>
                 <w:i w:val="0"/>
-                <w:color w:val="1F2937"/>
+                <w:color w:val="1B2433"/>
                 <w:sz w:val="18"/>
               </w:rPr>
               <w:t>Sans autre cytopénie</w:t>
@@ -16934,7 +16934,7 @@
         <w:tc>
           <w:tcPr>
             <w:tcW w:type="dxa" w:w="3289"/>
-            <w:shd w:val="clear" w:color="auto" w:fill="FAF7F2"/>
+            <w:shd w:val="clear" w:color="auto" w:fill="EEF1F5"/>
           </w:tcPr>
           <w:p>
             <w:pPr>
@@ -16955,7 +16955,7 @@
         <w:tc>
           <w:tcPr>
             <w:tcW w:type="dxa" w:w="3289"/>
-            <w:shd w:val="clear" w:color="auto" w:fill="FAF7F2"/>
+            <w:shd w:val="clear" w:color="auto" w:fill="EEF1F5"/>
           </w:tcPr>
           <w:p>
             <w:pPr>
@@ -16966,7 +16966,7 @@
                 <w:rFonts w:ascii="Inter" w:hAnsi="Inter"/>
                 <w:b w:val="0"/>
                 <w:i w:val="0"/>
-                <w:color w:val="1F2937"/>
+                <w:color w:val="1B2433"/>
                 <w:sz w:val="18"/>
               </w:rPr>
               <w:t>Macrocytaire</w:t>
@@ -16976,7 +16976,7 @@
         <w:tc>
           <w:tcPr>
             <w:tcW w:type="dxa" w:w="3289"/>
-            <w:shd w:val="clear" w:color="auto" w:fill="FAF7F2"/>
+            <w:shd w:val="clear" w:color="auto" w:fill="EEF1F5"/>
           </w:tcPr>
           <w:p>
             <w:pPr>
@@ -16987,7 +16987,7 @@
                 <w:rFonts w:ascii="Inter" w:hAnsi="Inter"/>
                 <w:b w:val="0"/>
                 <w:i w:val="0"/>
-                <w:color w:val="1F2937"/>
+                <w:color w:val="1B2433"/>
                 <w:sz w:val="18"/>
               </w:rPr>
               <w:t>± thrombopénie / leucopénie</w:t>
@@ -17032,7 +17032,7 @@
                 <w:rFonts w:ascii="Inter" w:hAnsi="Inter"/>
                 <w:b w:val="0"/>
                 <w:i w:val="0"/>
-                <w:color w:val="1F2937"/>
+                <w:color w:val="1B2433"/>
                 <w:sz w:val="18"/>
               </w:rPr>
               <w:t>Macrocytaire</w:t>
@@ -17052,7 +17052,7 @@
                 <w:rFonts w:ascii="Inter" w:hAnsi="Inter"/>
                 <w:b w:val="0"/>
                 <w:i w:val="0"/>
-                <w:color w:val="1F2937"/>
+                <w:color w:val="1B2433"/>
                 <w:sz w:val="18"/>
               </w:rPr>
               <w:t>+ signes neurologiques</w:t>
@@ -17074,7 +17074,7 @@
         <w:rPr>
           <w:rFonts w:ascii="Cormorant Garamond" w:hAnsi="Cormorant Garamond"/>
           <w:b/>
-          <w:color w:val="E11D48"/>
+          <w:color w:val="0F1E33"/>
           <w:sz w:val="26"/>
         </w:rPr>
         <w:t>Myélogramme vs biopsie ostéomédullaire</w:t>
@@ -17085,12 +17085,12 @@
         <w:tblW w:type="auto" w:w="0"/>
         <w:jc w:val="center"/>
         <w:tblBorders>
-          <w:top w:val="single" w:sz="4" w:space="0" w:color="9CA3AF"/>
-          <w:left w:val="single" w:sz="4" w:space="0" w:color="9CA3AF"/>
-          <w:bottom w:val="single" w:sz="4" w:space="0" w:color="9CA3AF"/>
-          <w:right w:val="single" w:sz="4" w:space="0" w:color="9CA3AF"/>
-          <w:insideH w:val="single" w:sz="4" w:space="0" w:color="9CA3AF"/>
-          <w:insideV w:val="single" w:sz="4" w:space="0" w:color="9CA3AF"/>
+          <w:top w:val="single" w:sz="4" w:space="0" w:color="94A0B0"/>
+          <w:left w:val="single" w:sz="4" w:space="0" w:color="94A0B0"/>
+          <w:bottom w:val="single" w:sz="4" w:space="0" w:color="94A0B0"/>
+          <w:right w:val="single" w:sz="4" w:space="0" w:color="94A0B0"/>
+          <w:insideH w:val="single" w:sz="4" w:space="0" w:color="94A0B0"/>
+          <w:insideV w:val="single" w:sz="4" w:space="0" w:color="94A0B0"/>
         </w:tblBorders>
         <w:tblLayout w:type="autofit"/>
         <w:tblLook w:firstColumn="1" w:firstRow="1" w:lastColumn="0" w:lastRow="0" w:noHBand="0" w:noVBand="1" w:val="04A0"/>
@@ -17107,7 +17107,7 @@
         <w:tc>
           <w:tcPr>
             <w:tcW w:type="dxa" w:w="3289"/>
-            <w:shd w:val="clear" w:color="auto" w:fill="E11D48"/>
+            <w:shd w:val="clear" w:color="auto" w:fill="0F1E33"/>
           </w:tcPr>
           <w:p>
             <w:pPr>
@@ -17128,7 +17128,7 @@
         <w:tc>
           <w:tcPr>
             <w:tcW w:type="dxa" w:w="3289"/>
-            <w:shd w:val="clear" w:color="auto" w:fill="E11D48"/>
+            <w:shd w:val="clear" w:color="auto" w:fill="0F1E33"/>
           </w:tcPr>
           <w:p>
             <w:pPr>
@@ -17149,7 +17149,7 @@
         <w:tc>
           <w:tcPr>
             <w:tcW w:type="dxa" w:w="3289"/>
-            <w:shd w:val="clear" w:color="auto" w:fill="E11D48"/>
+            <w:shd w:val="clear" w:color="auto" w:fill="0F1E33"/>
           </w:tcPr>
           <w:p>
             <w:pPr>
@@ -17185,7 +17185,7 @@
                 <w:rFonts w:ascii="Inter" w:hAnsi="Inter"/>
                 <w:b w:val="0"/>
                 <w:i w:val="0"/>
-                <w:color w:val="1F2937"/>
+                <w:color w:val="1B2433"/>
                 <w:sz w:val="18"/>
               </w:rPr>
               <w:t>Nature</w:t>
@@ -17205,7 +17205,7 @@
                 <w:rFonts w:ascii="Inter" w:hAnsi="Inter"/>
                 <w:b w:val="0"/>
                 <w:i w:val="0"/>
-                <w:color w:val="1F2937"/>
+                <w:color w:val="1B2433"/>
                 <w:sz w:val="18"/>
               </w:rPr>
               <w:t>Cytologique</w:t>
@@ -17225,7 +17225,7 @@
                 <w:rFonts w:ascii="Inter" w:hAnsi="Inter"/>
                 <w:b w:val="0"/>
                 <w:i w:val="0"/>
-                <w:color w:val="1F2937"/>
+                <w:color w:val="1B2433"/>
                 <w:sz w:val="18"/>
               </w:rPr>
               <w:t>Histologique</w:t>
@@ -17240,7 +17240,7 @@
         <w:tc>
           <w:tcPr>
             <w:tcW w:type="dxa" w:w="3289"/>
-            <w:shd w:val="clear" w:color="auto" w:fill="FAF7F2"/>
+            <w:shd w:val="clear" w:color="auto" w:fill="EEF1F5"/>
           </w:tcPr>
           <w:p>
             <w:pPr>
@@ -17251,7 +17251,7 @@
                 <w:rFonts w:ascii="Inter" w:hAnsi="Inter"/>
                 <w:b w:val="0"/>
                 <w:i w:val="0"/>
-                <w:color w:val="1F2937"/>
+                <w:color w:val="1B2433"/>
                 <w:sz w:val="18"/>
               </w:rPr>
               <w:t>Apport</w:t>
@@ -17261,7 +17261,7 @@
         <w:tc>
           <w:tcPr>
             <w:tcW w:type="dxa" w:w="3289"/>
-            <w:shd w:val="clear" w:color="auto" w:fill="FAF7F2"/>
+            <w:shd w:val="clear" w:color="auto" w:fill="EEF1F5"/>
           </w:tcPr>
           <w:p>
             <w:pPr>
@@ -17272,7 +17272,7 @@
                 <w:rFonts w:ascii="Inter" w:hAnsi="Inter"/>
                 <w:b w:val="0"/>
                 <w:i w:val="0"/>
-                <w:color w:val="1F2937"/>
+                <w:color w:val="1B2433"/>
                 <w:sz w:val="18"/>
               </w:rPr>
               <w:t>Qualitatif (morphologie)</w:t>
@@ -17282,7 +17282,7 @@
         <w:tc>
           <w:tcPr>
             <w:tcW w:type="dxa" w:w="3289"/>
-            <w:shd w:val="clear" w:color="auto" w:fill="FAF7F2"/>
+            <w:shd w:val="clear" w:color="auto" w:fill="EEF1F5"/>
           </w:tcPr>
           <w:p>
             <w:pPr>
@@ -17293,7 +17293,7 @@
                 <w:rFonts w:ascii="Inter" w:hAnsi="Inter"/>
                 <w:b w:val="0"/>
                 <w:i w:val="0"/>
-                <w:color w:val="1F2937"/>
+                <w:color w:val="1B2433"/>
                 <w:sz w:val="18"/>
               </w:rPr>
               <w:t>Quantitatif (richesse, architecture)</w:t>
@@ -17318,7 +17318,7 @@
                 <w:rFonts w:ascii="Inter" w:hAnsi="Inter"/>
                 <w:b w:val="0"/>
                 <w:i w:val="0"/>
-                <w:color w:val="1F2937"/>
+                <w:color w:val="1B2433"/>
                 <w:sz w:val="18"/>
               </w:rPr>
               <w:t>Architecture médullaire</w:t>
@@ -17338,7 +17338,7 @@
                 <w:rFonts w:ascii="Inter" w:hAnsi="Inter"/>
                 <w:b w:val="0"/>
                 <w:i w:val="0"/>
-                <w:color w:val="1F2937"/>
+                <w:color w:val="1B2433"/>
                 <w:sz w:val="18"/>
               </w:rPr>
               <w:t>Non</w:t>
@@ -17368,7 +17368,7 @@
                 <w:rFonts w:ascii="Inter" w:hAnsi="Inter"/>
                 <w:b w:val="0"/>
                 <w:i w:val="0"/>
-                <w:color w:val="1F2937"/>
+                <w:color w:val="1B2433"/>
                 <w:sz w:val="18"/>
               </w:rPr>
               <w:t xml:space="preserve"> (myélofibrose…)</w:t>
@@ -17383,7 +17383,7 @@
         <w:tc>
           <w:tcPr>
             <w:tcW w:type="dxa" w:w="3289"/>
-            <w:shd w:val="clear" w:color="auto" w:fill="FAF7F2"/>
+            <w:shd w:val="clear" w:color="auto" w:fill="EEF1F5"/>
           </w:tcPr>
           <w:p>
             <w:pPr>
@@ -17394,7 +17394,7 @@
                 <w:rFonts w:ascii="Inter" w:hAnsi="Inter"/>
                 <w:b w:val="0"/>
                 <w:i w:val="0"/>
-                <w:color w:val="1F2937"/>
+                <w:color w:val="1B2433"/>
                 <w:sz w:val="18"/>
               </w:rPr>
               <w:t>Délai</w:t>
@@ -17404,7 +17404,7 @@
         <w:tc>
           <w:tcPr>
             <w:tcW w:type="dxa" w:w="3289"/>
-            <w:shd w:val="clear" w:color="auto" w:fill="FAF7F2"/>
+            <w:shd w:val="clear" w:color="auto" w:fill="EEF1F5"/>
           </w:tcPr>
           <w:p>
             <w:pPr>
@@ -17415,7 +17415,7 @@
                 <w:rFonts w:ascii="Inter" w:hAnsi="Inter"/>
                 <w:b w:val="0"/>
                 <w:i w:val="0"/>
-                <w:color w:val="1F2937"/>
+                <w:color w:val="1B2433"/>
                 <w:sz w:val="18"/>
               </w:rPr>
               <w:t>Dans la journée</w:t>
@@ -17425,7 +17425,7 @@
         <w:tc>
           <w:tcPr>
             <w:tcW w:type="dxa" w:w="3289"/>
-            <w:shd w:val="clear" w:color="auto" w:fill="FAF7F2"/>
+            <w:shd w:val="clear" w:color="auto" w:fill="EEF1F5"/>
           </w:tcPr>
           <w:p>
             <w:pPr>
@@ -17436,7 +17436,7 @@
                 <w:rFonts w:ascii="Inter" w:hAnsi="Inter"/>
                 <w:b w:val="0"/>
                 <w:i w:val="0"/>
-                <w:color w:val="1F2937"/>
+                <w:color w:val="1B2433"/>
                 <w:sz w:val="18"/>
               </w:rPr>
               <w:t>2-3 jours</w:t>
@@ -17478,7 +17478,7 @@
         <w:rPr>
           <w:rFonts w:ascii="Playfair Display" w:hAnsi="Playfair Display"/>
           <w:b/>
-          <w:color w:val="1F2937"/>
+          <w:color w:val="1B2433"/>
           <w:sz w:val="52"/>
         </w:rPr>
         <w:t>Fiche éclair</w:t>
@@ -17493,7 +17493,7 @@
         <w:rPr>
           <w:rFonts w:ascii="Cormorant Garamond" w:hAnsi="Cormorant Garamond"/>
           <w:i/>
-          <w:color w:val="E11D48"/>
+          <w:color w:val="0F1E33"/>
           <w:sz w:val="26"/>
         </w:rPr>
         <w:t>Hématopoïèse</w:t>
@@ -17515,7 +17515,7 @@
           <w:rFonts w:ascii="Inter" w:hAnsi="Inter"/>
           <w:b w:val="0"/>
           <w:i w:val="0"/>
-          <w:color w:val="1F2937"/>
+          <w:color w:val="1B2433"/>
           <w:sz w:val="20"/>
         </w:rPr>
         <w:t xml:space="preserve"> : embryon (sac vitellin) → foie/rate → moelle osseuse, site exclusif après la naissance (os plats + vertèbres).</w:t>
@@ -17537,7 +17537,7 @@
           <w:rFonts w:ascii="Inter" w:hAnsi="Inter"/>
           <w:b w:val="0"/>
           <w:i w:val="0"/>
-          <w:color w:val="1F2937"/>
+          <w:color w:val="1B2433"/>
           <w:sz w:val="20"/>
         </w:rPr>
         <w:t xml:space="preserve"> : auto-renouvellement + différenciation ; quiescentes ; marqueur </w:t>
@@ -17557,7 +17557,7 @@
           <w:rFonts w:ascii="Inter" w:hAnsi="Inter"/>
           <w:b w:val="0"/>
           <w:i w:val="0"/>
-          <w:color w:val="1F2937"/>
+          <w:color w:val="1B2433"/>
           <w:sz w:val="20"/>
         </w:rPr>
         <w:t xml:space="preserve"> ; cascade en 3 compartiments (progéniteurs → précurseurs → cellules matures).</w:t>
@@ -17579,7 +17579,7 @@
           <w:rFonts w:ascii="Inter" w:hAnsi="Inter"/>
           <w:b w:val="0"/>
           <w:i w:val="0"/>
-          <w:color w:val="1F2937"/>
+          <w:color w:val="1B2433"/>
           <w:sz w:val="20"/>
         </w:rPr>
         <w:t xml:space="preserve"> : facteurs de croissance — </w:t>
@@ -17599,7 +17599,7 @@
           <w:rFonts w:ascii="Inter" w:hAnsi="Inter"/>
           <w:b w:val="0"/>
           <w:i w:val="0"/>
-          <w:color w:val="1F2937"/>
+          <w:color w:val="1B2433"/>
           <w:sz w:val="20"/>
         </w:rPr>
         <w:t xml:space="preserve"> (rein, érythroïde), </w:t>
@@ -17619,7 +17619,7 @@
           <w:rFonts w:ascii="Inter" w:hAnsi="Inter"/>
           <w:b w:val="0"/>
           <w:i w:val="0"/>
-          <w:color w:val="1F2937"/>
+          <w:color w:val="1B2433"/>
           <w:sz w:val="20"/>
         </w:rPr>
         <w:t xml:space="preserve"> (foie, plaquettes), G/GM/M-CSF, IL-5 ; microenvironnement (niches, hypoxie, îlot érythroblastique).</w:t>
@@ -17641,7 +17641,7 @@
           <w:rFonts w:ascii="Inter" w:hAnsi="Inter"/>
           <w:b w:val="0"/>
           <w:i w:val="0"/>
-          <w:color w:val="1F2937"/>
+          <w:color w:val="1B2433"/>
           <w:sz w:val="20"/>
         </w:rPr>
         <w:t xml:space="preserve"> : érythropoïèse 7 j (BFU-E → … → réticulocyte → hématie 120 j) ; hémoglobine = globine + hème + fer ; hémolyse → bilirubine libre, haptoglobine.</w:t>
@@ -17663,7 +17663,7 @@
           <w:rFonts w:ascii="Inter" w:hAnsi="Inter"/>
           <w:b w:val="0"/>
           <w:i w:val="0"/>
-          <w:color w:val="1F2937"/>
+          <w:color w:val="1B2433"/>
           <w:sz w:val="20"/>
         </w:rPr>
         <w:t xml:space="preserve"> : fer (hepcidine, transferrine, ferritine), folates et B12 (facteur intrinsèque, iléon) — synthèse de l'ADN.</w:t>
@@ -17685,7 +17685,7 @@
           <w:rFonts w:ascii="Inter" w:hAnsi="Inter"/>
           <w:b w:val="0"/>
           <w:i w:val="0"/>
-          <w:color w:val="1F2937"/>
+          <w:color w:val="1B2433"/>
           <w:sz w:val="20"/>
         </w:rPr>
         <w:t xml:space="preserve"> : granulopoïèse 10 j (PNN), monocytes/macrophages, lymphopoïèse B (moelle) et T (thymus), plaquettes (mégacaryocytes).</w:t>
@@ -17707,7 +17707,7 @@
           <w:rFonts w:ascii="Inter" w:hAnsi="Inter"/>
           <w:b w:val="0"/>
           <w:i w:val="0"/>
-          <w:color w:val="1F2937"/>
+          <w:color w:val="1B2433"/>
           <w:sz w:val="20"/>
         </w:rPr>
         <w:t xml:space="preserve"> : NFS, myélogramme (cytologie), BOM (histologie), immunophénotypage (CD), cytogénétique.</w:t>
@@ -17729,7 +17729,7 @@
           <w:rFonts w:ascii="Inter" w:hAnsi="Inter"/>
           <w:b w:val="0"/>
           <w:i w:val="0"/>
-          <w:color w:val="1F2937"/>
+          <w:color w:val="1B2433"/>
           <w:sz w:val="20"/>
         </w:rPr>
         <w:t xml:space="preserve"> : leucémies aiguës (blastes), syndromes myélo- et lymphoprolifératifs ; déficit médullaire (aplasie, SMD, carences, envahissement).</w:t>
@@ -17746,7 +17746,7 @@
         <w:rPr>
           <w:rFonts w:ascii="Cormorant Garamond" w:hAnsi="Cormorant Garamond"/>
           <w:b/>
-          <w:color w:val="E11D48"/>
+          <w:color w:val="0F1E33"/>
           <w:sz w:val="26"/>
         </w:rPr>
         <w:t>À retenir absolument</w:t>
@@ -17762,7 +17762,7 @@
           <w:rFonts w:ascii="Inter" w:hAnsi="Inter"/>
           <w:b w:val="0"/>
           <w:i w:val="0"/>
-          <w:color w:val="1F2937"/>
+          <w:color w:val="1B2433"/>
           <w:sz w:val="21"/>
         </w:rPr>
         <w:t xml:space="preserve">Chez l'adulte, la </w:t>
@@ -17782,7 +17782,7 @@
           <w:rFonts w:ascii="Inter" w:hAnsi="Inter"/>
           <w:b w:val="0"/>
           <w:i w:val="0"/>
-          <w:color w:val="1F2937"/>
+          <w:color w:val="1B2433"/>
           <w:sz w:val="21"/>
         </w:rPr>
         <w:t xml:space="preserve"> (os plats, vertèbres) est le site </w:t>
@@ -17802,7 +17802,7 @@
           <w:rFonts w:ascii="Inter" w:hAnsi="Inter"/>
           <w:b w:val="0"/>
           <w:i w:val="0"/>
-          <w:color w:val="1F2937"/>
+          <w:color w:val="1B2433"/>
           <w:sz w:val="21"/>
         </w:rPr>
         <w:t xml:space="preserve"> de l'hématopoïèse.</w:t>
@@ -17818,7 +17818,7 @@
           <w:rFonts w:ascii="Inter" w:hAnsi="Inter"/>
           <w:b w:val="0"/>
           <w:i w:val="0"/>
-          <w:color w:val="1F2937"/>
+          <w:color w:val="1B2433"/>
           <w:sz w:val="21"/>
         </w:rPr>
         <w:t xml:space="preserve">Les </w:t>
@@ -17838,7 +17838,7 @@
           <w:rFonts w:ascii="Inter" w:hAnsi="Inter"/>
           <w:b w:val="0"/>
           <w:i w:val="0"/>
-          <w:color w:val="1F2937"/>
+          <w:color w:val="1B2433"/>
           <w:sz w:val="21"/>
         </w:rPr>
         <w:t xml:space="preserve"> assurent l'</w:t>
@@ -17858,7 +17858,7 @@
           <w:rFonts w:ascii="Inter" w:hAnsi="Inter"/>
           <w:b w:val="0"/>
           <w:i w:val="0"/>
-          <w:color w:val="1F2937"/>
+          <w:color w:val="1B2433"/>
           <w:sz w:val="21"/>
         </w:rPr>
         <w:t xml:space="preserve"> et la production de cellules différenciées ; elles sont </w:t>
@@ -17878,7 +17878,7 @@
           <w:rFonts w:ascii="Inter" w:hAnsi="Inter"/>
           <w:b w:val="0"/>
           <w:i w:val="0"/>
-          <w:color w:val="1F2937"/>
+          <w:color w:val="1B2433"/>
           <w:sz w:val="21"/>
         </w:rPr>
         <w:t xml:space="preserve"> et expriment le </w:t>
@@ -17898,7 +17898,7 @@
           <w:rFonts w:ascii="Inter" w:hAnsi="Inter"/>
           <w:b w:val="0"/>
           <w:i w:val="0"/>
-          <w:color w:val="1F2937"/>
+          <w:color w:val="1B2433"/>
           <w:sz w:val="21"/>
         </w:rPr>
         <w:t>.</w:t>
@@ -17914,7 +17914,7 @@
           <w:rFonts w:ascii="Inter" w:hAnsi="Inter"/>
           <w:b w:val="0"/>
           <w:i w:val="0"/>
-          <w:color w:val="1F2937"/>
+          <w:color w:val="1B2433"/>
           <w:sz w:val="21"/>
         </w:rPr>
         <w:t xml:space="preserve">La cascade comprend </w:t>
@@ -17934,7 +17934,7 @@
           <w:rFonts w:ascii="Inter" w:hAnsi="Inter"/>
           <w:b w:val="0"/>
           <w:i w:val="0"/>
-          <w:color w:val="1F2937"/>
+          <w:color w:val="1B2433"/>
           <w:sz w:val="21"/>
         </w:rPr>
         <w:t xml:space="preserve"> : progéniteurs → précurseurs (« …blaste ») → cellules matures.</w:t>
@@ -17950,7 +17950,7 @@
           <w:rFonts w:ascii="Inter" w:hAnsi="Inter"/>
           <w:b w:val="0"/>
           <w:i w:val="0"/>
-          <w:color w:val="1F2937"/>
+          <w:color w:val="1B2433"/>
           <w:sz w:val="21"/>
         </w:rPr>
         <w:t>L'</w:t>
@@ -17970,7 +17970,7 @@
           <w:rFonts w:ascii="Inter" w:hAnsi="Inter"/>
           <w:b w:val="0"/>
           <w:i w:val="0"/>
-          <w:color w:val="1F2937"/>
+          <w:color w:val="1B2433"/>
           <w:sz w:val="21"/>
         </w:rPr>
         <w:t xml:space="preserve"> (rein) régule l'érythropoïèse, la </w:t>
@@ -17990,7 +17990,7 @@
           <w:rFonts w:ascii="Inter" w:hAnsi="Inter"/>
           <w:b w:val="0"/>
           <w:i w:val="0"/>
-          <w:color w:val="1F2937"/>
+          <w:color w:val="1B2433"/>
           <w:sz w:val="21"/>
         </w:rPr>
         <w:t xml:space="preserve"> (foie) la lignée plaquettaire : régulations hormonales.</w:t>
@@ -18006,7 +18006,7 @@
           <w:rFonts w:ascii="Inter" w:hAnsi="Inter"/>
           <w:b w:val="0"/>
           <w:i w:val="0"/>
-          <w:color w:val="1F2937"/>
+          <w:color w:val="1B2433"/>
           <w:sz w:val="21"/>
         </w:rPr>
         <w:t>L'</w:t>
@@ -18026,7 +18026,7 @@
           <w:rFonts w:ascii="Inter" w:hAnsi="Inter"/>
           <w:b w:val="0"/>
           <w:i w:val="0"/>
-          <w:color w:val="1F2937"/>
+          <w:color w:val="1B2433"/>
           <w:sz w:val="21"/>
         </w:rPr>
         <w:t xml:space="preserve"> dure 7 jours ; le </w:t>
@@ -18046,7 +18046,7 @@
           <w:rFonts w:ascii="Inter" w:hAnsi="Inter"/>
           <w:b w:val="0"/>
           <w:i w:val="0"/>
-          <w:color w:val="1F2937"/>
+          <w:color w:val="1B2433"/>
           <w:sz w:val="21"/>
         </w:rPr>
         <w:t xml:space="preserve"> reflète la production médullaire et le caractère régénératif d'une anémie.</w:t>
@@ -18062,7 +18062,7 @@
           <w:rFonts w:ascii="Inter" w:hAnsi="Inter"/>
           <w:b w:val="0"/>
           <w:i w:val="0"/>
-          <w:color w:val="1F2937"/>
+          <w:color w:val="1B2433"/>
           <w:sz w:val="21"/>
         </w:rPr>
         <w:t xml:space="preserve">La </w:t>
@@ -18082,7 +18082,7 @@
           <w:rFonts w:ascii="Inter" w:hAnsi="Inter"/>
           <w:b w:val="0"/>
           <w:i w:val="0"/>
-          <w:color w:val="1F2937"/>
+          <w:color w:val="1B2433"/>
           <w:sz w:val="21"/>
         </w:rPr>
         <w:t xml:space="preserve"> est absorbée dans l'</w:t>
@@ -18102,7 +18102,7 @@
           <w:rFonts w:ascii="Inter" w:hAnsi="Inter"/>
           <w:b w:val="0"/>
           <w:i w:val="0"/>
-          <w:color w:val="1F2937"/>
+          <w:color w:val="1B2433"/>
           <w:sz w:val="21"/>
         </w:rPr>
         <w:t xml:space="preserve"> grâce au </w:t>
@@ -18122,7 +18122,7 @@
           <w:rFonts w:ascii="Inter" w:hAnsi="Inter"/>
           <w:b w:val="0"/>
           <w:i w:val="0"/>
-          <w:color w:val="1F2937"/>
+          <w:color w:val="1B2433"/>
           <w:sz w:val="21"/>
         </w:rPr>
         <w:t xml:space="preserve"> ; B9 et B12 sont indispensables à la synthèse de l'ADN.</w:t>
@@ -18138,7 +18138,7 @@
           <w:rFonts w:ascii="Inter" w:hAnsi="Inter"/>
           <w:b w:val="0"/>
           <w:i w:val="0"/>
-          <w:color w:val="1F2937"/>
+          <w:color w:val="1B2433"/>
           <w:sz w:val="21"/>
         </w:rPr>
         <w:t xml:space="preserve">Le </w:t>
@@ -18158,7 +18158,7 @@
           <w:rFonts w:ascii="Inter" w:hAnsi="Inter"/>
           <w:b w:val="0"/>
           <w:i w:val="0"/>
-          <w:color w:val="1F2937"/>
+          <w:color w:val="1B2433"/>
           <w:sz w:val="21"/>
         </w:rPr>
         <w:t xml:space="preserve"> est régulé par l'</w:t>
@@ -18178,7 +18178,7 @@
           <w:rFonts w:ascii="Inter" w:hAnsi="Inter"/>
           <w:b w:val="0"/>
           <w:i w:val="0"/>
-          <w:color w:val="1F2937"/>
+          <w:color w:val="1B2433"/>
           <w:sz w:val="21"/>
         </w:rPr>
         <w:t xml:space="preserve"> (foie) ; carence martiale → anémie </w:t>
@@ -18198,7 +18198,7 @@
           <w:rFonts w:ascii="Inter" w:hAnsi="Inter"/>
           <w:b w:val="0"/>
           <w:i w:val="0"/>
-          <w:color w:val="1F2937"/>
+          <w:color w:val="1B2433"/>
           <w:sz w:val="21"/>
         </w:rPr>
         <w:t xml:space="preserve">, carence B9/B12 → anémie </w:t>
@@ -18218,7 +18218,7 @@
           <w:rFonts w:ascii="Inter" w:hAnsi="Inter"/>
           <w:b w:val="0"/>
           <w:i w:val="0"/>
-          <w:color w:val="1F2937"/>
+          <w:color w:val="1B2433"/>
           <w:sz w:val="21"/>
         </w:rPr>
         <w:t>.</w:t>
@@ -18234,7 +18234,7 @@
           <w:rFonts w:ascii="Inter" w:hAnsi="Inter"/>
           <w:b w:val="0"/>
           <w:i w:val="0"/>
-          <w:color w:val="1F2937"/>
+          <w:color w:val="1B2433"/>
           <w:sz w:val="21"/>
         </w:rPr>
         <w:t xml:space="preserve">Les hémopathies malignes naissent d'un </w:t>
@@ -18254,7 +18254,7 @@
           <w:rFonts w:ascii="Inter" w:hAnsi="Inter"/>
           <w:b w:val="0"/>
           <w:i w:val="0"/>
-          <w:color w:val="1F2937"/>
+          <w:color w:val="1B2433"/>
           <w:sz w:val="21"/>
         </w:rPr>
         <w:t xml:space="preserve"> : différenciation perdue → </w:t>
@@ -18274,7 +18274,7 @@
           <w:rFonts w:ascii="Inter" w:hAnsi="Inter"/>
           <w:b w:val="0"/>
           <w:i w:val="0"/>
-          <w:color w:val="1F2937"/>
+          <w:color w:val="1B2433"/>
           <w:sz w:val="21"/>
         </w:rPr>
         <w:t xml:space="preserve">, conservée → </w:t>
@@ -18294,7 +18294,7 @@
           <w:rFonts w:ascii="Inter" w:hAnsi="Inter"/>
           <w:b w:val="0"/>
           <w:i w:val="0"/>
-          <w:color w:val="1F2937"/>
+          <w:color w:val="1B2433"/>
           <w:sz w:val="21"/>
         </w:rPr>
         <w:t>.</w:t>
@@ -18347,7 +18347,7 @@
       <w:r>
         <w:rPr>
           <w:rFonts w:ascii="Inter" w:hAnsi="Inter"/>
-          <w:color w:val="9CA3AF"/>
+          <w:color w:val="94A0B0"/>
           <w:spacing w:val="36"/>
           <w:sz w:val="17"/>
         </w:rPr>
@@ -18380,7 +18380,7 @@
     <w:r>
       <w:rPr>
         <w:rFonts w:ascii="Inter" w:hAnsi="Inter"/>
-        <w:color w:val="9CA3AF"/>
+        <w:color w:val="94A0B0"/>
         <w:spacing w:val="24"/>
         <w:sz w:val="16"/>
       </w:rPr>
@@ -18391,7 +18391,7 @@
       <w:rPr>
         <w:rFonts w:ascii="Inter" w:hAnsi="Inter"/>
         <w:b/>
-        <w:color w:val="E11D48"/>
+        <w:color w:val="0F1E33"/>
         <w:sz w:val="17"/>
       </w:rPr>
       <w:fldChar w:fldCharType="begin"/>
@@ -18402,7 +18402,7 @@
       <w:rPr>
         <w:rFonts w:ascii="Inter" w:hAnsi="Inter"/>
         <w:b/>
-        <w:color w:val="E11D48"/>
+        <w:color w:val="0F1E33"/>
         <w:sz w:val="17"/>
       </w:rPr>
       <w:t xml:space="preserve">  /  </w:t>
@@ -18411,7 +18411,7 @@
       <w:rPr>
         <w:rFonts w:ascii="Inter" w:hAnsi="Inter"/>
         <w:b/>
-        <w:color w:val="E11D48"/>
+        <w:color w:val="0F1E33"/>
         <w:sz w:val="17"/>
       </w:rPr>
       <w:fldChar w:fldCharType="begin"/>
@@ -18428,7 +18428,7 @@
     <w:pPr>
       <w:pStyle w:val="Header"/>
       <w:pBdr>
-        <w:bottom w:val="single" w:sz="6" w:space="4" w:color="E11D48"/>
+        <w:bottom w:val="single" w:sz="6" w:space="4" w:color="0F1E33"/>
       </w:pBdr>
     </w:pPr>
     <w:r/>
@@ -18436,7 +18436,7 @@
       <w:rPr>
         <w:rFonts w:ascii="Inter" w:hAnsi="Inter"/>
         <w:i/>
-        <w:color w:val="9CA3AF"/>
+        <w:color w:val="94A0B0"/>
         <w:sz w:val="16"/>
       </w:rPr>
       <w:t>Hématopoïèse</w:t>
@@ -18813,7 +18813,7 @@
     </w:pPr>
     <w:rPr>
       <w:rFonts w:ascii="Inter" w:hAnsi="Inter"/>
-      <w:color w:val="1F2937"/>
+      <w:color w:val="1B2433"/>
       <w:sz w:val="21"/>
     </w:rPr>
   </w:style>

--- a/examples/Hematologie_Hematopoiese_2025-2026.docx
+++ b/examples/Hematologie_Hematopoiese_2025-2026.docx
@@ -44,7 +44,7 @@
             <w:r>
               <w:drawing>
                 <wp:inline xmlns:a="http://schemas.openxmlformats.org/drawingml/2006/main" xmlns:pic="http://schemas.openxmlformats.org/drawingml/2006/picture">
-                  <wp:extent cx="1872000" cy="936000"/>
+                  <wp:extent cx="1872000" cy="1188997"/>
                   <wp:docPr id="1" name="Picture 1"/>
                   <wp:cNvGraphicFramePr>
                     <a:graphicFrameLocks noChangeAspect="1"/>
@@ -65,7 +65,7 @@
                         <pic:spPr>
                           <a:xfrm>
                             <a:off x="0" y="0"/>
-                            <a:ext cx="1872000" cy="936000"/>
+                            <a:ext cx="1872000" cy="1188997"/>
                           </a:xfrm>
                           <a:prstGeom prst="rect"/>
                         </pic:spPr>
@@ -18308,7 +18308,7 @@
       <w:r>
         <w:drawing>
           <wp:inline xmlns:a="http://schemas.openxmlformats.org/drawingml/2006/main" xmlns:pic="http://schemas.openxmlformats.org/drawingml/2006/picture">
-            <wp:extent cx="792000" cy="396000"/>
+            <wp:extent cx="792000" cy="503037"/>
             <wp:docPr id="6" name="Picture 6"/>
             <wp:cNvGraphicFramePr>
               <a:graphicFrameLocks noChangeAspect="1"/>
@@ -18329,7 +18329,7 @@
                   <pic:spPr>
                     <a:xfrm>
                       <a:off x="0" y="0"/>
-                      <a:ext cx="792000" cy="396000"/>
+                      <a:ext cx="792000" cy="503037"/>
                     </a:xfrm>
                     <a:prstGeom prst="rect"/>
                   </pic:spPr>

--- a/examples/Hematologie_Hematopoiese_2025-2026.docx
+++ b/examples/Hematologie_Hematopoiese_2025-2026.docx
@@ -23,28 +23,29 @@
       </w:tblGrid>
       <w:tr>
         <w:trPr>
-          <w:trHeight w:val="14173" w:hRule="atLeast"/>
+          <w:trHeight w:val="14287" w:hRule="atLeast"/>
         </w:trPr>
         <w:tc>
           <w:tcPr>
-            <w:tcW w:type="dxa" w:w="1361"/>
+            <w:tcW w:type="dxa" w:w="737"/>
             <w:shd w:val="clear" w:color="auto" w:fill="1C2E49"/>
           </w:tcPr>
           <w:p/>
         </w:tc>
         <w:tc>
           <w:tcPr>
-            <w:tcW w:type="dxa" w:w="8504"/>
-            <w:vAlign w:val="center"/>
+            <w:tcW w:type="dxa" w:w="9128"/>
+            <w:vAlign w:val="top"/>
           </w:tcPr>
           <w:p>
             <w:pPr>
-              <w:jc w:val="center"/>
+              <w:spacing w:after="160"/>
+              <w:jc w:val="right"/>
             </w:pPr>
             <w:r>
               <w:drawing>
                 <wp:inline xmlns:a="http://schemas.openxmlformats.org/drawingml/2006/main" xmlns:pic="http://schemas.openxmlformats.org/drawingml/2006/picture">
-                  <wp:extent cx="1872000" cy="1188997"/>
+                  <wp:extent cx="1512000" cy="960344"/>
                   <wp:docPr id="1" name="Picture 1"/>
                   <wp:cNvGraphicFramePr>
                     <a:graphicFrameLocks noChangeAspect="1"/>
@@ -65,7 +66,7 @@
                         <pic:spPr>
                           <a:xfrm>
                             <a:off x="0" y="0"/>
-                            <a:ext cx="1872000" cy="1188997"/>
+                            <a:ext cx="1512000" cy="960344"/>
                           </a:xfrm>
                           <a:prstGeom prst="rect"/>
                         </pic:spPr>
@@ -77,142 +78,248 @@
             </w:r>
           </w:p>
           <w:p>
-            <w:r>
-              <w:rPr>
-                <w:sz w:val="28"/>
-              </w:rPr>
-            </w:r>
-          </w:p>
-          <w:p>
-            <w:r>
-              <w:rPr>
-                <w:sz w:val="28"/>
-              </w:rPr>
-            </w:r>
-          </w:p>
-          <w:p>
             <w:pPr>
-              <w:jc w:val="center"/>
+              <w:spacing w:before="200"/>
             </w:pPr>
             <w:r>
               <w:rPr>
                 <w:rFonts w:ascii="Inter" w:hAnsi="Inter"/>
                 <w:b/>
                 <w:color w:val="B5934A"/>
-                <w:spacing w:val="80"/>
-                <w:sz w:val="26"/>
+                <w:spacing w:val="60"/>
+                <w:sz w:val="24"/>
               </w:rPr>
               <w:t>HÉMATOLOGIE</w:t>
             </w:r>
           </w:p>
           <w:p>
             <w:pPr>
-              <w:jc w:val="center"/>
+              <w:spacing w:before="160"/>
             </w:pPr>
             <w:r>
               <w:rPr>
-                <w:rFonts w:ascii="Cormorant Garamond" w:hAnsi="Cormorant Garamond"/>
-                <w:color w:val="B5934A"/>
-                <w:sz w:val="24"/>
-              </w:rPr>
-              <w:t>— · —</w:t>
+                <w:rFonts w:ascii="Playfair Display" w:hAnsi="Playfair Display"/>
+                <w:b/>
+                <w:color w:val="1C2E49"/>
+                <w:sz w:val="66"/>
+              </w:rPr>
+              <w:t>Hématopoïèse</w:t>
             </w:r>
           </w:p>
           <w:p>
             <w:pPr>
-              <w:jc w:val="center"/>
-            </w:pPr>
-            <w:r>
-              <w:rPr>
-                <w:rFonts w:ascii="Playfair Display" w:hAnsi="Playfair Display"/>
-                <w:b/>
-                <w:color w:val="1F2A38"/>
-                <w:sz w:val="68"/>
-              </w:rPr>
-              <w:t>Hématopoïèse</w:t>
-            </w:r>
-          </w:p>
-          <w:p>
-            <w:pPr>
-              <w:jc w:val="center"/>
-            </w:pPr>
-            <w:r>
-              <w:rPr>
-                <w:rFonts w:ascii="Cormorant Garamond" w:hAnsi="Cormorant Garamond"/>
-                <w:color w:val="B5934A"/>
-                <w:sz w:val="24"/>
-              </w:rPr>
-              <w:t>— · —</w:t>
-            </w:r>
-          </w:p>
-          <w:p>
-            <w:pPr>
-              <w:jc w:val="center"/>
+              <w:spacing w:before="120"/>
             </w:pPr>
             <w:r>
               <w:rPr>
                 <w:rFonts w:ascii="Cormorant Garamond" w:hAnsi="Cormorant Garamond"/>
                 <w:i/>
-                <w:color w:val="1F2A38"/>
-                <w:sz w:val="32"/>
+                <w:color w:val="8E99A8"/>
+                <w:sz w:val="30"/>
               </w:rPr>
               <w:t>Année 2025-2026</w:t>
             </w:r>
           </w:p>
           <w:p>
-            <w:r>
-              <w:rPr>
-                <w:sz w:val="28"/>
-              </w:rPr>
-            </w:r>
-          </w:p>
-          <w:p>
-            <w:r>
-              <w:rPr>
-                <w:sz w:val="28"/>
-              </w:rPr>
-            </w:r>
-          </w:p>
-          <w:p>
             <w:pPr>
-              <w:jc w:val="center"/>
+              <w:pBdr>
+                <w:bottom w:val="single" w:sz="4" w:space="4" w:color="1C2E49"/>
+              </w:pBdr>
+              <w:spacing w:before="600" w:after="120"/>
             </w:pPr>
             <w:r>
               <w:rPr>
+                <w:rFonts w:ascii="Inter" w:hAnsi="Inter"/>
+                <w:b/>
+                <w:color w:val="1C2E49"/>
+                <w:spacing w:val="50"/>
+                <w:sz w:val="19"/>
+              </w:rPr>
+              <w:t>PLAN DU COURS</w:t>
+            </w:r>
+          </w:p>
+          <w:p>
+            <w:pPr>
+              <w:spacing w:before="100" w:after="100"/>
+            </w:pPr>
+            <w:r>
+              <w:rPr>
+                <w:rFonts w:ascii="Playfair Display" w:hAnsi="Playfair Display"/>
+                <w:b/>
+                <w:color w:val="B5934A"/>
+                <w:sz w:val="26"/>
+              </w:rPr>
+              <w:t xml:space="preserve">I    </w:t>
+            </w:r>
+            <w:r>
+              <w:rPr>
                 <w:rFonts w:ascii="Cormorant Garamond" w:hAnsi="Cormorant Garamond"/>
-                <w:i/>
+                <w:b/>
+                <w:color w:val="1F2A38"/>
+                <w:sz w:val="25"/>
+              </w:rPr>
+              <w:t>Organisation du tissu hématopoïétique</w:t>
+            </w:r>
+          </w:p>
+          <w:p>
+            <w:pPr>
+              <w:spacing w:before="100" w:after="100"/>
+            </w:pPr>
+            <w:r>
+              <w:rPr>
+                <w:rFonts w:ascii="Playfair Display" w:hAnsi="Playfair Display"/>
+                <w:b/>
+                <w:color w:val="B5934A"/>
+                <w:sz w:val="26"/>
+              </w:rPr>
+              <w:t xml:space="preserve">II    </w:t>
+            </w:r>
+            <w:r>
+              <w:rPr>
+                <w:rFonts w:ascii="Cormorant Garamond" w:hAnsi="Cormorant Garamond"/>
+                <w:b/>
+                <w:color w:val="1F2A38"/>
+                <w:sz w:val="25"/>
+              </w:rPr>
+              <w:t>Cellules souches et cascade hématopoïétique</w:t>
+            </w:r>
+          </w:p>
+          <w:p>
+            <w:pPr>
+              <w:spacing w:before="100" w:after="100"/>
+            </w:pPr>
+            <w:r>
+              <w:rPr>
+                <w:rFonts w:ascii="Playfair Display" w:hAnsi="Playfair Display"/>
+                <w:b/>
+                <w:color w:val="B5934A"/>
+                <w:sz w:val="26"/>
+              </w:rPr>
+              <w:t xml:space="preserve">III    </w:t>
+            </w:r>
+            <w:r>
+              <w:rPr>
+                <w:rFonts w:ascii="Cormorant Garamond" w:hAnsi="Cormorant Garamond"/>
+                <w:b/>
+                <w:color w:val="1F2A38"/>
+                <w:sz w:val="25"/>
+              </w:rPr>
+              <w:t>Régulation de l'hématopoïèse</w:t>
+            </w:r>
+          </w:p>
+          <w:p>
+            <w:pPr>
+              <w:spacing w:before="100" w:after="100"/>
+            </w:pPr>
+            <w:r>
+              <w:rPr>
+                <w:rFonts w:ascii="Playfair Display" w:hAnsi="Playfair Display"/>
+                <w:b/>
+                <w:color w:val="B5934A"/>
+                <w:sz w:val="26"/>
+              </w:rPr>
+              <w:t xml:space="preserve">IV    </w:t>
+            </w:r>
+            <w:r>
+              <w:rPr>
+                <w:rFonts w:ascii="Cormorant Garamond" w:hAnsi="Cormorant Garamond"/>
+                <w:b/>
+                <w:color w:val="1F2A38"/>
+                <w:sz w:val="25"/>
+              </w:rPr>
+              <w:t>Lignée érythrocytaire et hémoglobine</w:t>
+            </w:r>
+          </w:p>
+          <w:p>
+            <w:pPr>
+              <w:spacing w:before="100" w:after="100"/>
+            </w:pPr>
+            <w:r>
+              <w:rPr>
+                <w:rFonts w:ascii="Playfair Display" w:hAnsi="Playfair Display"/>
+                <w:b/>
+                <w:color w:val="B5934A"/>
+                <w:sz w:val="26"/>
+              </w:rPr>
+              <w:t xml:space="preserve">V    </w:t>
+            </w:r>
+            <w:r>
+              <w:rPr>
+                <w:rFonts w:ascii="Cormorant Garamond" w:hAnsi="Cormorant Garamond"/>
+                <w:b/>
+                <w:color w:val="1F2A38"/>
+                <w:sz w:val="25"/>
+              </w:rPr>
+              <w:t>Facteurs nutritionnels de l'érythropoïèse</w:t>
+            </w:r>
+          </w:p>
+          <w:p>
+            <w:pPr>
+              <w:spacing w:before="100" w:after="100"/>
+            </w:pPr>
+            <w:r>
+              <w:rPr>
+                <w:rFonts w:ascii="Playfair Display" w:hAnsi="Playfair Display"/>
+                <w:b/>
+                <w:color w:val="B5934A"/>
+                <w:sz w:val="26"/>
+              </w:rPr>
+              <w:t xml:space="preserve">VI    </w:t>
+            </w:r>
+            <w:r>
+              <w:rPr>
+                <w:rFonts w:ascii="Cormorant Garamond" w:hAnsi="Cormorant Garamond"/>
+                <w:b/>
+                <w:color w:val="1F2A38"/>
+                <w:sz w:val="25"/>
+              </w:rPr>
+              <w:t>Leucocytes et plaquettes</w:t>
+            </w:r>
+          </w:p>
+          <w:p>
+            <w:pPr>
+              <w:spacing w:before="100" w:after="100"/>
+            </w:pPr>
+            <w:r>
+              <w:rPr>
+                <w:rFonts w:ascii="Playfair Display" w:hAnsi="Playfair Display"/>
+                <w:b/>
+                <w:color w:val="B5934A"/>
+                <w:sz w:val="26"/>
+              </w:rPr>
+              <w:t xml:space="preserve">VII    </w:t>
+            </w:r>
+            <w:r>
+              <w:rPr>
+                <w:rFonts w:ascii="Cormorant Garamond" w:hAnsi="Cormorant Garamond"/>
+                <w:b/>
+                <w:color w:val="1F2A38"/>
+                <w:sz w:val="25"/>
+              </w:rPr>
+              <w:t>Exploration hématologique et principales hémopathies</w:t>
+            </w:r>
+          </w:p>
+          <w:p>
+            <w:pPr>
+              <w:pBdr>
+                <w:bottom w:val="single" w:sz="4" w:space="4" w:color="1C2E49"/>
+              </w:pBdr>
+              <w:spacing w:before="520" w:after="120"/>
+            </w:pPr>
+            <w:r>
+              <w:rPr>
+                <w:rFonts w:ascii="Inter" w:hAnsi="Inter"/>
+                <w:b/>
                 <w:color w:val="1C2E49"/>
-                <w:sz w:val="24"/>
-              </w:rPr>
-              <w:t>Hématologie</w:t>
-            </w:r>
-          </w:p>
-          <w:p>
-            <w:r>
-              <w:rPr>
-                <w:sz w:val="28"/>
-              </w:rPr>
+                <w:spacing w:val="50"/>
+                <w:sz w:val="19"/>
+              </w:rPr>
+              <w:t>LÉGENDE</w:t>
             </w:r>
           </w:p>
           <w:p>
             <w:pPr>
-              <w:jc w:val="center"/>
-            </w:pPr>
-            <w:r>
-              <w:rPr>
-                <w:rFonts w:ascii="Inter" w:hAnsi="Inter"/>
-                <w:b/>
-                <w:color w:val="B5934A"/>
-                <w:spacing w:val="44"/>
-                <w:sz w:val="18"/>
-              </w:rPr>
-              <w:t>LÉGENDE</w:t>
-            </w:r>
-          </w:p>
-          <w:p>
-            <w:pPr>
-              <w:spacing w:after="40"/>
-              <w:jc w:val="center"/>
+              <w:spacing w:before="60"/>
             </w:pPr>
             <w:r>
               <w:rPr>
@@ -220,21 +327,20 @@
                 <w:color w:val="B5934A"/>
                 <w:sz w:val="22"/>
               </w:rPr>
-              <w:t xml:space="preserve">★  </w:t>
-            </w:r>
-            <w:r>
-              <w:rPr>
-                <w:rFonts w:ascii="Inter" w:hAnsi="Inter"/>
-                <w:color w:val="1F2A38"/>
-                <w:sz w:val="18"/>
+              <w:t xml:space="preserve">★   </w:t>
+            </w:r>
+            <w:r>
+              <w:rPr>
+                <w:rFonts w:ascii="Inter" w:hAnsi="Inter"/>
+                <w:color w:val="1F2A38"/>
+                <w:sz w:val="19"/>
               </w:rPr>
               <w:t>Déjà tombé aux ECN</w:t>
             </w:r>
           </w:p>
           <w:p>
             <w:pPr>
-              <w:spacing w:after="40"/>
-              <w:jc w:val="center"/>
+              <w:spacing w:before="60"/>
             </w:pPr>
             <w:r>
               <w:rPr>
@@ -242,21 +348,20 @@
                 <w:color w:val="1C2E49"/>
                 <w:sz w:val="22"/>
               </w:rPr>
-              <w:t xml:space="preserve">◆  </w:t>
-            </w:r>
-            <w:r>
-              <w:rPr>
-                <w:rFonts w:ascii="Inter" w:hAnsi="Inter"/>
-                <w:color w:val="1F2A38"/>
-                <w:sz w:val="18"/>
+              <w:t xml:space="preserve">◆   </w:t>
+            </w:r>
+            <w:r>
+              <w:rPr>
+                <w:rFonts w:ascii="Inter" w:hAnsi="Inter"/>
+                <w:color w:val="1F2A38"/>
+                <w:sz w:val="19"/>
               </w:rPr>
               <w:t>Notion à haut rendement</w:t>
             </w:r>
           </w:p>
           <w:p>
             <w:pPr>
-              <w:spacing w:after="40"/>
-              <w:jc w:val="center"/>
+              <w:spacing w:before="60"/>
             </w:pPr>
             <w:r>
               <w:rPr>
@@ -264,13 +369,13 @@
                 <w:color w:val="8C2F39"/>
                 <w:sz w:val="22"/>
               </w:rPr>
-              <w:t xml:space="preserve">⚠  </w:t>
-            </w:r>
-            <w:r>
-              <w:rPr>
-                <w:rFonts w:ascii="Inter" w:hAnsi="Inter"/>
-                <w:color w:val="1F2A38"/>
-                <w:sz w:val="18"/>
+              <w:t xml:space="preserve">⚠   </w:t>
+            </w:r>
+            <w:r>
+              <w:rPr>
+                <w:rFonts w:ascii="Inter" w:hAnsi="Inter"/>
+                <w:color w:val="1F2A38"/>
+                <w:sz w:val="19"/>
               </w:rPr>
               <w:t>Piège classique</w:t>
             </w:r>
@@ -278,768 +383,6 @@
         </w:tc>
       </w:tr>
     </w:tbl>
-    <w:p>
-      <w:r>
-        <w:br w:type="page"/>
-      </w:r>
-    </w:p>
-    <w:p>
-      <w:pPr>
-        <w:pBdr>
-          <w:top w:val="single" w:sz="12" w:space="6" w:color="1C2E49"/>
-          <w:bottom w:val="single" w:sz="12" w:space="6" w:color="1C2E49"/>
-        </w:pBdr>
-        <w:spacing w:before="80"/>
-        <w:jc w:val="center"/>
-      </w:pPr>
-      <w:r>
-        <w:rPr>
-          <w:rFonts w:ascii="Playfair Display" w:hAnsi="Playfair Display"/>
-          <w:b/>
-          <w:color w:val="1F2A38"/>
-          <w:sz w:val="46"/>
-        </w:rPr>
-        <w:t>Plan du cours</w:t>
-      </w:r>
-    </w:p>
-    <w:p>
-      <w:pPr>
-        <w:spacing w:after="240"/>
-        <w:jc w:val="center"/>
-      </w:pPr>
-      <w:r>
-        <w:rPr>
-          <w:rFonts w:ascii="Cormorant Garamond" w:hAnsi="Cormorant Garamond"/>
-          <w:i/>
-          <w:color w:val="B5934A"/>
-          <w:sz w:val="24"/>
-        </w:rPr>
-        <w:t>Hématologie  ·  Hématopoïèse</w:t>
-      </w:r>
-    </w:p>
-    <w:p>
-      <w:pPr>
-        <w:spacing w:before="160"/>
-      </w:pPr>
-      <w:r>
-        <w:rPr>
-          <w:rFonts w:ascii="Playfair Display" w:hAnsi="Playfair Display"/>
-          <w:b/>
-          <w:color w:val="1C2E49"/>
-          <w:sz w:val="28"/>
-        </w:rPr>
-        <w:t xml:space="preserve">I.  </w:t>
-      </w:r>
-      <w:r>
-        <w:rPr>
-          <w:rFonts w:ascii="Cormorant Garamond" w:hAnsi="Cormorant Garamond"/>
-          <w:b/>
-          <w:color w:val="1F2A38"/>
-          <w:sz w:val="27"/>
-        </w:rPr>
-        <w:t>Organisation du tissu hématopoïétique</w:t>
-      </w:r>
-    </w:p>
-    <w:p>
-      <w:pPr>
-        <w:ind w:left="454"/>
-      </w:pPr>
-      <w:r>
-        <w:rPr>
-          <w:rFonts w:ascii="Cormorant Garamond" w:hAnsi="Cormorant Garamond"/>
-          <w:i/>
-          <w:color w:val="8E99A8"/>
-          <w:sz w:val="21"/>
-        </w:rPr>
-        <w:t>Sites de l'hématopoïèse, moelle osseuse et organes lymphoïdes.</w:t>
-      </w:r>
-    </w:p>
-    <w:p>
-      <w:pPr>
-        <w:ind w:left="567"/>
-      </w:pPr>
-      <w:r>
-        <w:rPr>
-          <w:b/>
-          <w:color w:val="B5934A"/>
-          <w:sz w:val="21"/>
-        </w:rPr>
-        <w:t xml:space="preserve">A.  </w:t>
-      </w:r>
-      <w:r>
-        <w:rPr>
-          <w:b/>
-          <w:sz w:val="21"/>
-        </w:rPr>
-        <w:t>Moelle osseuse hématopoïétique</w:t>
-      </w:r>
-      <w:r>
-        <w:rPr>
-          <w:rFonts w:ascii="Cormorant Garamond" w:hAnsi="Cormorant Garamond"/>
-          <w:i/>
-          <w:color w:val="8E99A8"/>
-          <w:sz w:val="20"/>
-        </w:rPr>
-        <w:t xml:space="preserve"> — Localisation et microenvironnement.</w:t>
-      </w:r>
-    </w:p>
-    <w:p>
-      <w:pPr>
-        <w:ind w:left="567"/>
-      </w:pPr>
-      <w:r>
-        <w:rPr>
-          <w:b/>
-          <w:color w:val="B5934A"/>
-          <w:sz w:val="21"/>
-        </w:rPr>
-        <w:t xml:space="preserve">B.  </w:t>
-      </w:r>
-      <w:r>
-        <w:rPr>
-          <w:b/>
-          <w:sz w:val="21"/>
-        </w:rPr>
-        <w:t>Organes lymphoïdes</w:t>
-      </w:r>
-      <w:r>
-        <w:rPr>
-          <w:rFonts w:ascii="Cormorant Garamond" w:hAnsi="Cormorant Garamond"/>
-          <w:i/>
-          <w:color w:val="8E99A8"/>
-          <w:sz w:val="20"/>
-        </w:rPr>
-        <w:t xml:space="preserve"> — Organes centraux et périphériques.</w:t>
-      </w:r>
-    </w:p>
-    <w:p>
-      <w:pPr>
-        <w:spacing w:before="160"/>
-      </w:pPr>
-      <w:r>
-        <w:rPr>
-          <w:rFonts w:ascii="Playfair Display" w:hAnsi="Playfair Display"/>
-          <w:b/>
-          <w:color w:val="1C2E49"/>
-          <w:sz w:val="28"/>
-        </w:rPr>
-        <w:t xml:space="preserve">II.  </w:t>
-      </w:r>
-      <w:r>
-        <w:rPr>
-          <w:rFonts w:ascii="Cormorant Garamond" w:hAnsi="Cormorant Garamond"/>
-          <w:b/>
-          <w:color w:val="1F2A38"/>
-          <w:sz w:val="27"/>
-        </w:rPr>
-        <w:t>Cellules souches et cascade hématopoïétique</w:t>
-      </w:r>
-    </w:p>
-    <w:p>
-      <w:pPr>
-        <w:ind w:left="454"/>
-      </w:pPr>
-      <w:r>
-        <w:rPr>
-          <w:rFonts w:ascii="Cormorant Garamond" w:hAnsi="Cormorant Garamond"/>
-          <w:i/>
-          <w:color w:val="8E99A8"/>
-          <w:sz w:val="21"/>
-        </w:rPr>
-        <w:t>Cellules souches et compartiments de différenciation.</w:t>
-      </w:r>
-    </w:p>
-    <w:p>
-      <w:pPr>
-        <w:ind w:left="567"/>
-      </w:pPr>
-      <w:r>
-        <w:rPr>
-          <w:b/>
-          <w:color w:val="B5934A"/>
-          <w:sz w:val="21"/>
-        </w:rPr>
-        <w:t xml:space="preserve">A.  </w:t>
-      </w:r>
-      <w:r>
-        <w:rPr>
-          <w:b/>
-          <w:sz w:val="21"/>
-        </w:rPr>
-        <w:t>Cellules souches hématopoïétiques</w:t>
-      </w:r>
-      <w:r>
-        <w:rPr>
-          <w:rFonts w:ascii="Cormorant Garamond" w:hAnsi="Cormorant Garamond"/>
-          <w:i/>
-          <w:color w:val="8E99A8"/>
-          <w:sz w:val="20"/>
-        </w:rPr>
-        <w:t xml:space="preserve"> — Définition, propriétés, marqueurs.</w:t>
-      </w:r>
-    </w:p>
-    <w:p>
-      <w:pPr>
-        <w:ind w:left="567"/>
-      </w:pPr>
-      <w:r>
-        <w:rPr>
-          <w:b/>
-          <w:color w:val="B5934A"/>
-          <w:sz w:val="21"/>
-        </w:rPr>
-        <w:t xml:space="preserve">B.  </w:t>
-      </w:r>
-      <w:r>
-        <w:rPr>
-          <w:b/>
-          <w:sz w:val="21"/>
-        </w:rPr>
-        <w:t>Les trois compartiments de la cascade</w:t>
-      </w:r>
-      <w:r>
-        <w:rPr>
-          <w:rFonts w:ascii="Cormorant Garamond" w:hAnsi="Cormorant Garamond"/>
-          <w:i/>
-          <w:color w:val="8E99A8"/>
-          <w:sz w:val="20"/>
-        </w:rPr>
-        <w:t xml:space="preserve"> — Progéniteurs, précurseurs, cellules matures.</w:t>
-      </w:r>
-    </w:p>
-    <w:p>
-      <w:pPr>
-        <w:spacing w:before="160"/>
-      </w:pPr>
-      <w:r>
-        <w:rPr>
-          <w:rFonts w:ascii="Playfair Display" w:hAnsi="Playfair Display"/>
-          <w:b/>
-          <w:color w:val="1C2E49"/>
-          <w:sz w:val="28"/>
-        </w:rPr>
-        <w:t xml:space="preserve">III.  </w:t>
-      </w:r>
-      <w:r>
-        <w:rPr>
-          <w:rFonts w:ascii="Cormorant Garamond" w:hAnsi="Cormorant Garamond"/>
-          <w:b/>
-          <w:color w:val="1F2A38"/>
-          <w:sz w:val="27"/>
-        </w:rPr>
-        <w:t>Régulation de l'hématopoïèse</w:t>
-      </w:r>
-    </w:p>
-    <w:p>
-      <w:pPr>
-        <w:ind w:left="454"/>
-      </w:pPr>
-      <w:r>
-        <w:rPr>
-          <w:rFonts w:ascii="Cormorant Garamond" w:hAnsi="Cormorant Garamond"/>
-          <w:i/>
-          <w:color w:val="8E99A8"/>
-          <w:sz w:val="21"/>
-        </w:rPr>
-        <w:t>Facteurs de croissance et microenvironnement.</w:t>
-      </w:r>
-    </w:p>
-    <w:p>
-      <w:pPr>
-        <w:ind w:left="567"/>
-      </w:pPr>
-      <w:r>
-        <w:rPr>
-          <w:b/>
-          <w:color w:val="B5934A"/>
-          <w:sz w:val="21"/>
-        </w:rPr>
-        <w:t xml:space="preserve">A.  </w:t>
-      </w:r>
-      <w:r>
-        <w:rPr>
-          <w:b/>
-          <w:sz w:val="21"/>
-        </w:rPr>
-        <w:t>Facteurs de croissance hématopoïétiques</w:t>
-      </w:r>
-      <w:r>
-        <w:rPr>
-          <w:rFonts w:ascii="Cormorant Garamond" w:hAnsi="Cormorant Garamond"/>
-          <w:i/>
-          <w:color w:val="8E99A8"/>
-          <w:sz w:val="20"/>
-        </w:rPr>
-        <w:t xml:space="preserve"> — Facteurs de différenciation et facteurs amont.</w:t>
-      </w:r>
-    </w:p>
-    <w:p>
-      <w:pPr>
-        <w:ind w:left="567"/>
-      </w:pPr>
-      <w:r>
-        <w:rPr>
-          <w:b/>
-          <w:color w:val="B5934A"/>
-          <w:sz w:val="21"/>
-        </w:rPr>
-        <w:t xml:space="preserve">B.  </w:t>
-      </w:r>
-      <w:r>
-        <w:rPr>
-          <w:b/>
-          <w:sz w:val="21"/>
-        </w:rPr>
-        <w:t>Microenvironnement et régulation cellulaire</w:t>
-      </w:r>
-      <w:r>
-        <w:rPr>
-          <w:rFonts w:ascii="Cormorant Garamond" w:hAnsi="Cormorant Garamond"/>
-          <w:i/>
-          <w:color w:val="8E99A8"/>
-          <w:sz w:val="20"/>
-        </w:rPr>
-        <w:t xml:space="preserve"> — Hypoxie et îlot érythroblastique.</w:t>
-      </w:r>
-    </w:p>
-    <w:p>
-      <w:pPr>
-        <w:spacing w:before="160"/>
-      </w:pPr>
-      <w:r>
-        <w:rPr>
-          <w:rFonts w:ascii="Playfair Display" w:hAnsi="Playfair Display"/>
-          <w:b/>
-          <w:color w:val="1C2E49"/>
-          <w:sz w:val="28"/>
-        </w:rPr>
-        <w:t xml:space="preserve">IV.  </w:t>
-      </w:r>
-      <w:r>
-        <w:rPr>
-          <w:rFonts w:ascii="Cormorant Garamond" w:hAnsi="Cormorant Garamond"/>
-          <w:b/>
-          <w:color w:val="1F2A38"/>
-          <w:sz w:val="27"/>
-        </w:rPr>
-        <w:t>Lignée érythrocytaire et hémoglobine</w:t>
-      </w:r>
-    </w:p>
-    <w:p>
-      <w:pPr>
-        <w:ind w:left="454"/>
-      </w:pPr>
-      <w:r>
-        <w:rPr>
-          <w:rFonts w:ascii="Cormorant Garamond" w:hAnsi="Cormorant Garamond"/>
-          <w:i/>
-          <w:color w:val="8E99A8"/>
-          <w:sz w:val="21"/>
-        </w:rPr>
-        <w:t>Érythropoïèse, structure de l'hématie et hémolyse.</w:t>
-      </w:r>
-    </w:p>
-    <w:p>
-      <w:pPr>
-        <w:ind w:left="567"/>
-      </w:pPr>
-      <w:r>
-        <w:rPr>
-          <w:b/>
-          <w:color w:val="B5934A"/>
-          <w:sz w:val="21"/>
-        </w:rPr>
-        <w:t xml:space="preserve">A.  </w:t>
-      </w:r>
-      <w:r>
-        <w:rPr>
-          <w:b/>
-          <w:sz w:val="21"/>
-        </w:rPr>
-        <w:t>Érythropoïèse</w:t>
-      </w:r>
-      <w:r>
-        <w:rPr>
-          <w:rFonts w:ascii="Cormorant Garamond" w:hAnsi="Cormorant Garamond"/>
-          <w:i/>
-          <w:color w:val="8E99A8"/>
-          <w:sz w:val="20"/>
-        </w:rPr>
-        <w:t xml:space="preserve"> — Cascade et réticulocyte.</w:t>
-      </w:r>
-    </w:p>
-    <w:p>
-      <w:pPr>
-        <w:ind w:left="567"/>
-      </w:pPr>
-      <w:r>
-        <w:rPr>
-          <w:b/>
-          <w:color w:val="B5934A"/>
-          <w:sz w:val="21"/>
-        </w:rPr>
-        <w:t xml:space="preserve">B.  </w:t>
-      </w:r>
-      <w:r>
-        <w:rPr>
-          <w:b/>
-          <w:sz w:val="21"/>
-        </w:rPr>
-        <w:t>Structure de l'hématie et hémoglobine</w:t>
-      </w:r>
-      <w:r>
-        <w:rPr>
-          <w:rFonts w:ascii="Cormorant Garamond" w:hAnsi="Cormorant Garamond"/>
-          <w:i/>
-          <w:color w:val="8E99A8"/>
-          <w:sz w:val="20"/>
-        </w:rPr>
-        <w:t xml:space="preserve"> — Membrane, cytosquelette, hémoglobine.</w:t>
-      </w:r>
-    </w:p>
-    <w:p>
-      <w:pPr>
-        <w:ind w:left="567"/>
-      </w:pPr>
-      <w:r>
-        <w:rPr>
-          <w:b/>
-          <w:color w:val="B5934A"/>
-          <w:sz w:val="21"/>
-        </w:rPr>
-        <w:t xml:space="preserve">C.  </w:t>
-      </w:r>
-      <w:r>
-        <w:rPr>
-          <w:b/>
-          <w:sz w:val="21"/>
-        </w:rPr>
-        <w:t>Métabolisme et hémolyse de l'hématie</w:t>
-      </w:r>
-      <w:r>
-        <w:rPr>
-          <w:rFonts w:ascii="Cormorant Garamond" w:hAnsi="Cormorant Garamond"/>
-          <w:i/>
-          <w:color w:val="8E99A8"/>
-          <w:sz w:val="20"/>
-        </w:rPr>
-        <w:t xml:space="preserve"> — Glycolyse, durée de vie, hémolyse.</w:t>
-      </w:r>
-    </w:p>
-    <w:p>
-      <w:pPr>
-        <w:spacing w:before="160"/>
-      </w:pPr>
-      <w:r>
-        <w:rPr>
-          <w:rFonts w:ascii="Playfair Display" w:hAnsi="Playfair Display"/>
-          <w:b/>
-          <w:color w:val="1C2E49"/>
-          <w:sz w:val="28"/>
-        </w:rPr>
-        <w:t xml:space="preserve">V.  </w:t>
-      </w:r>
-      <w:r>
-        <w:rPr>
-          <w:rFonts w:ascii="Cormorant Garamond" w:hAnsi="Cormorant Garamond"/>
-          <w:b/>
-          <w:color w:val="1F2A38"/>
-          <w:sz w:val="27"/>
-        </w:rPr>
-        <w:t>Facteurs nutritionnels de l'érythropoïèse</w:t>
-      </w:r>
-    </w:p>
-    <w:p>
-      <w:pPr>
-        <w:ind w:left="454"/>
-      </w:pPr>
-      <w:r>
-        <w:rPr>
-          <w:rFonts w:ascii="Cormorant Garamond" w:hAnsi="Cormorant Garamond"/>
-          <w:i/>
-          <w:color w:val="8E99A8"/>
-          <w:sz w:val="21"/>
-        </w:rPr>
-        <w:t>Métabolisme du fer, des folates et de la vitamine B12.</w:t>
-      </w:r>
-    </w:p>
-    <w:p>
-      <w:pPr>
-        <w:ind w:left="567"/>
-      </w:pPr>
-      <w:r>
-        <w:rPr>
-          <w:b/>
-          <w:color w:val="B5934A"/>
-          <w:sz w:val="21"/>
-        </w:rPr>
-        <w:t xml:space="preserve">A.  </w:t>
-      </w:r>
-      <w:r>
-        <w:rPr>
-          <w:b/>
-          <w:sz w:val="21"/>
-        </w:rPr>
-        <w:t>Métabolisme du fer</w:t>
-      </w:r>
-      <w:r>
-        <w:rPr>
-          <w:rFonts w:ascii="Cormorant Garamond" w:hAnsi="Cormorant Garamond"/>
-          <w:i/>
-          <w:color w:val="8E99A8"/>
-          <w:sz w:val="20"/>
-        </w:rPr>
-        <w:t xml:space="preserve"> — Répartition, absorption, transport.</w:t>
-      </w:r>
-    </w:p>
-    <w:p>
-      <w:pPr>
-        <w:ind w:left="567"/>
-      </w:pPr>
-      <w:r>
-        <w:rPr>
-          <w:b/>
-          <w:color w:val="B5934A"/>
-          <w:sz w:val="21"/>
-        </w:rPr>
-        <w:t xml:space="preserve">B.  </w:t>
-      </w:r>
-      <w:r>
-        <w:rPr>
-          <w:b/>
-          <w:sz w:val="21"/>
-        </w:rPr>
-        <w:t>Folates (B9) et vitamine B12</w:t>
-      </w:r>
-      <w:r>
-        <w:rPr>
-          <w:rFonts w:ascii="Cormorant Garamond" w:hAnsi="Cormorant Garamond"/>
-          <w:i/>
-          <w:color w:val="8E99A8"/>
-          <w:sz w:val="20"/>
-        </w:rPr>
-        <w:t xml:space="preserve"> — Apports, absorption, rôle.</w:t>
-      </w:r>
-    </w:p>
-    <w:p>
-      <w:pPr>
-        <w:spacing w:before="160"/>
-      </w:pPr>
-      <w:r>
-        <w:rPr>
-          <w:rFonts w:ascii="Playfair Display" w:hAnsi="Playfair Display"/>
-          <w:b/>
-          <w:color w:val="1C2E49"/>
-          <w:sz w:val="28"/>
-        </w:rPr>
-        <w:t xml:space="preserve">VI.  </w:t>
-      </w:r>
-      <w:r>
-        <w:rPr>
-          <w:rFonts w:ascii="Cormorant Garamond" w:hAnsi="Cormorant Garamond"/>
-          <w:b/>
-          <w:color w:val="1F2A38"/>
-          <w:sz w:val="27"/>
-        </w:rPr>
-        <w:t>Leucocytes et plaquettes</w:t>
-      </w:r>
-    </w:p>
-    <w:p>
-      <w:pPr>
-        <w:ind w:left="454"/>
-      </w:pPr>
-      <w:r>
-        <w:rPr>
-          <w:rFonts w:ascii="Cormorant Garamond" w:hAnsi="Cormorant Garamond"/>
-          <w:i/>
-          <w:color w:val="8E99A8"/>
-          <w:sz w:val="21"/>
-        </w:rPr>
-        <w:t>Granulopoïèse, monocytes, lymphocytes et plaquettes.</w:t>
-      </w:r>
-    </w:p>
-    <w:p>
-      <w:pPr>
-        <w:ind w:left="567"/>
-      </w:pPr>
-      <w:r>
-        <w:rPr>
-          <w:b/>
-          <w:color w:val="B5934A"/>
-          <w:sz w:val="21"/>
-        </w:rPr>
-        <w:t xml:space="preserve">A.  </w:t>
-      </w:r>
-      <w:r>
-        <w:rPr>
-          <w:b/>
-          <w:sz w:val="21"/>
-        </w:rPr>
-        <w:t>Polynucléaires (granulocytes)</w:t>
-      </w:r>
-      <w:r>
-        <w:rPr>
-          <w:rFonts w:ascii="Cormorant Garamond" w:hAnsi="Cormorant Garamond"/>
-          <w:i/>
-          <w:color w:val="8E99A8"/>
-          <w:sz w:val="20"/>
-        </w:rPr>
-        <w:t xml:space="preserve"> — Neutrophiles, éosinophiles, basophiles.</w:t>
-      </w:r>
-    </w:p>
-    <w:p>
-      <w:pPr>
-        <w:ind w:left="567"/>
-      </w:pPr>
-      <w:r>
-        <w:rPr>
-          <w:b/>
-          <w:color w:val="B5934A"/>
-          <w:sz w:val="21"/>
-        </w:rPr>
-        <w:t xml:space="preserve">B.  </w:t>
-      </w:r>
-      <w:r>
-        <w:rPr>
-          <w:b/>
-          <w:sz w:val="21"/>
-        </w:rPr>
-        <w:t>Monocytes et lymphocytes</w:t>
-      </w:r>
-      <w:r>
-        <w:rPr>
-          <w:rFonts w:ascii="Cormorant Garamond" w:hAnsi="Cormorant Garamond"/>
-          <w:i/>
-          <w:color w:val="8E99A8"/>
-          <w:sz w:val="20"/>
-        </w:rPr>
-        <w:t xml:space="preserve"> — Lymphopoïèse B et T, cellules NK.</w:t>
-      </w:r>
-    </w:p>
-    <w:p>
-      <w:pPr>
-        <w:ind w:left="567"/>
-      </w:pPr>
-      <w:r>
-        <w:rPr>
-          <w:b/>
-          <w:color w:val="B5934A"/>
-          <w:sz w:val="21"/>
-        </w:rPr>
-        <w:t xml:space="preserve">C.  </w:t>
-      </w:r>
-      <w:r>
-        <w:rPr>
-          <w:b/>
-          <w:sz w:val="21"/>
-        </w:rPr>
-        <w:t>Plaquettes sanguines</w:t>
-      </w:r>
-      <w:r>
-        <w:rPr>
-          <w:rFonts w:ascii="Cormorant Garamond" w:hAnsi="Cormorant Garamond"/>
-          <w:i/>
-          <w:color w:val="8E99A8"/>
-          <w:sz w:val="20"/>
-        </w:rPr>
-        <w:t xml:space="preserve"> — Origine mégacaryocytaire.</w:t>
-      </w:r>
-    </w:p>
-    <w:p>
-      <w:pPr>
-        <w:spacing w:before="160"/>
-      </w:pPr>
-      <w:r>
-        <w:rPr>
-          <w:rFonts w:ascii="Playfair Display" w:hAnsi="Playfair Display"/>
-          <w:b/>
-          <w:color w:val="1C2E49"/>
-          <w:sz w:val="28"/>
-        </w:rPr>
-        <w:t xml:space="preserve">VII.  </w:t>
-      </w:r>
-      <w:r>
-        <w:rPr>
-          <w:rFonts w:ascii="Cormorant Garamond" w:hAnsi="Cormorant Garamond"/>
-          <w:b/>
-          <w:color w:val="1F2A38"/>
-          <w:sz w:val="27"/>
-        </w:rPr>
-        <w:t>Exploration hématologique et principales hémopathies</w:t>
-      </w:r>
-    </w:p>
-    <w:p>
-      <w:pPr>
-        <w:ind w:left="454"/>
-      </w:pPr>
-      <w:r>
-        <w:rPr>
-          <w:rFonts w:ascii="Cormorant Garamond" w:hAnsi="Cormorant Garamond"/>
-          <w:i/>
-          <w:color w:val="8E99A8"/>
-          <w:sz w:val="21"/>
-        </w:rPr>
-        <w:t>Examens d'exploration et grandes hémopathies.</w:t>
-      </w:r>
-    </w:p>
-    <w:p>
-      <w:pPr>
-        <w:ind w:left="567"/>
-      </w:pPr>
-      <w:r>
-        <w:rPr>
-          <w:b/>
-          <w:color w:val="B5934A"/>
-          <w:sz w:val="21"/>
-        </w:rPr>
-        <w:t xml:space="preserve">A.  </w:t>
-      </w:r>
-      <w:r>
-        <w:rPr>
-          <w:b/>
-          <w:sz w:val="21"/>
-        </w:rPr>
-        <w:t>Exploration du sang et de la moelle</w:t>
-      </w:r>
-      <w:r>
-        <w:rPr>
-          <w:rFonts w:ascii="Cormorant Garamond" w:hAnsi="Cormorant Garamond"/>
-          <w:i/>
-          <w:color w:val="8E99A8"/>
-          <w:sz w:val="20"/>
-        </w:rPr>
-        <w:t xml:space="preserve"> — NFS, myélogramme, BOM, immunophénotypage.</w:t>
-      </w:r>
-    </w:p>
-    <w:p>
-      <w:pPr>
-        <w:ind w:left="567"/>
-      </w:pPr>
-      <w:r>
-        <w:rPr>
-          <w:b/>
-          <w:color w:val="B5934A"/>
-          <w:sz w:val="21"/>
-        </w:rPr>
-        <w:t xml:space="preserve">B.  </w:t>
-      </w:r>
-      <w:r>
-        <w:rPr>
-          <w:b/>
-          <w:sz w:val="21"/>
-        </w:rPr>
-        <w:t>Principales hémopathies</w:t>
-      </w:r>
-      <w:r>
-        <w:rPr>
-          <w:rFonts w:ascii="Cormorant Garamond" w:hAnsi="Cormorant Garamond"/>
-          <w:i/>
-          <w:color w:val="8E99A8"/>
-          <w:sz w:val="20"/>
-        </w:rPr>
-        <w:t xml:space="preserve"> — Hémopathies malignes et insuffisance médullaire.</w:t>
-      </w:r>
-    </w:p>
     <w:p>
       <w:r>
         <w:br w:type="page"/>
@@ -18440,6 +17783,32 @@
         <w:sz w:val="16"/>
       </w:rPr>
       <w:t>Hématopoïèse</w:t>
+    </w:r>
+    <w:r>
+      <w:pict>
+        <v:shapetype id="_x0000_t75" coordsize="21600,21600" o:spt="75" o:preferrelative="t" path="m@4@5l@4@11@9@11@9@5xe" filled="f" stroked="f">
+          <v:stroke joinstyle="miter"/>
+          <v:formulas>
+            <v:f eqn="if lineDrawn pixelLineWidth 0"/>
+            <v:f eqn="sum @0 1 0"/>
+            <v:f eqn="sum 0 0 @1"/>
+            <v:f eqn="prod @2 1 2"/>
+            <v:f eqn="prod @3 21600 pixelWidth"/>
+            <v:f eqn="prod @3 21600 pixelHeight"/>
+            <v:f eqn="sum @0 0 1"/>
+            <v:f eqn="prod @6 1 2"/>
+            <v:f eqn="prod @7 21600 pixelWidth"/>
+            <v:f eqn="sum @8 21600 0"/>
+            <v:f eqn="prod @7 21600 pixelHeight"/>
+            <v:f eqn="sum @10 21600 0"/>
+          </v:formulas>
+          <v:path o:extrusionok="f" gradientshapeok="t" o:connecttype="rect"/>
+          <o:lock v:ext="edit" aspectratio="t"/>
+        </v:shapetype>
+        <v:shape id="MajorEcnWatermark" o:spid="_x0000_s2051" type="#_x0000_t75" o:allowincell="f" style="position:absolute;margin-left:0;margin-top:0;width:442.2pt;height:280.9pt;z-index:251659264;mso-position-horizontal:center;mso-position-horizontal-relative:page;mso-position-vertical:center;mso-position-vertical-relative:page">
+          <v:imagedata r:id="rId1" o:title="Major ECN"/>
+        </v:shape>
+      </w:pict>
     </w:r>
   </w:p>
 </w:hdr>
